--- a/Bases de Datos II/Kit docente/Clase 3/Guion Docente Clase 3 - Procedimientos almacenados.docx
+++ b/Bases de Datos II/Kit docente/Clase 3/Guion Docente Clase 3 - Procedimientos almacenados.docx
@@ -282,110 +282,6 @@
     </w:p>
     <w:p>
       <w:pPr>
-        <w:pStyle w:val="ListBullet"/>
-      </w:pPr>
-      <w:r>
-        <w:rPr>
-          <w:b w:val="0"/>
-          <w:color w:val="4A4A49"/>
-          <w:sz w:val="22"/>
-        </w:rPr>
-        <w:t>Un procedimiento almacenado es logica de negocio guardada DENTRO de la base, y se llama con CALL. No es una consulta con nombre: recibe parametros tipados y ejecuta varias sentencias como una sola unidad logica, de modo que la regla vive UNA vez y toda la app la respeta.</w:t>
-      </w:r>
-    </w:p>
-    <w:p>
-      <w:pPr>
-        <w:pStyle w:val="ListBullet"/>
-      </w:pPr>
-      <w:r>
-        <w:rPr>
-          <w:b w:val="0"/>
-          <w:color w:val="4A4A49"/>
-          <w:sz w:val="22"/>
-        </w:rPr>
-        <w:t>El molde de PL/pgSQL es fijo: CREATE PROCEDURE nombre(params) LANGUAGE plpgsql AS $proc$ ... $proc$;. Dentro van DECLARE (variables), BEGIN y END. Los delimitadores $proc$ (dollar-quoting) existen porque el cuerpo lleva punto y coma y el motor necesita saber donde termina. Nada de IS en vez de AS, ni VARCHAR2, ni NUMBER, ni RAISE_APPLICATION_ERROR, ni la barra / final: eso es Oracle y aqui no compila.</w:t>
-      </w:r>
-    </w:p>
-    <w:p>
-      <w:pPr>
-        <w:pStyle w:val="ListBullet"/>
-      </w:pPr>
-      <w:r>
-        <w:rPr>
-          <w:b w:val="0"/>
-          <w:color w:val="4A4A49"/>
-          <w:sz w:val="22"/>
-        </w:rPr>
-        <w:t>Parametros: IN es el defecto y no se escribe; OUT e INOUT existen pero hoy no se usan para reportar errores. Los tipos son los de PostgreSQL: INT, NUMERIC, TEXT, TIMESTAMP, BOOLEAN.</w:t>
-      </w:r>
-    </w:p>
-    <w:p>
-      <w:pPr>
-        <w:pStyle w:val="ListBullet"/>
-      </w:pPr>
-      <w:r>
-        <w:rPr>
-          <w:b w:val="0"/>
-          <w:color w:val="4A4A49"/>
-          <w:sz w:val="22"/>
-        </w:rPr>
-        <w:t>La validacion no devuelve un mensaje: aborta con RAISE EXCEPTION 'ERROR: ... %', variable;. El % se sustituye en orden por las variables que siguen a la coma. Al abortar, todo lo que el procedimiento hubiera hecho se deshace, asi que es imposible que quede una cita a medias. Con un mensaje en un parametro OUT el INSERT seguiria corriendo: la regla no se cumpliria.</w:t>
-      </w:r>
-    </w:p>
-    <w:p>
-      <w:pPr>
-        <w:pStyle w:val="ListBullet"/>
-      </w:pPr>
-      <w:r>
-        <w:rPr>
-          <w:b w:val="0"/>
-          <w:color w:val="4A4A49"/>
-          <w:sz w:val="22"/>
-        </w:rPr>
-        <w:t>Un procedimiento sin prueba no esta terminado: la bateria son bloques DO que capturan el error. Cada caso va en su propio bloque DO $$ BEGIN ... EXCEPTION WHEN OTHERS THEN ... SQLERRM ... END $$;, y el resultado se escribe en una tabla resultado_prueba (caso, esperado, obtenido, paso). Un caso OK y tres casos error, mas el COUNT(*) que demuestra que la tabla cita paso de 10 a 11 filas.</w:t>
-      </w:r>
-    </w:p>
-    <w:p>
-      <w:pPr>
-        <w:pStyle w:val="ListBullet"/>
-      </w:pPr>
-      <w:r>
-        <w:rPr>
-          <w:b w:val="0"/>
-          <w:color w:val="4A4A49"/>
-          <w:sz w:val="22"/>
-        </w:rPr>
-        <w:t>Procedimiento y funcion se diferencian hoy, no en la Clase 4: CALL sp_x(...) frente a SELECT fn_x(...). El procedimiento se ejecuta como una accion y puede manejar transacciones; la funcion retorna un valor y se invoca dentro de una expresion SQL. En PostgreSQL una funcion no puede hacer COMMIT ni ROLLBACK, y eso es lo que decide cual de los dos se usa.</w:t>
-      </w:r>
-    </w:p>
-    <w:p>
-      <w:pPr>
-        <w:pStyle w:val="ListBullet"/>
-      </w:pPr>
-      <w:r>
-        <w:rPr>
-          <w:b w:val="0"/>
-          <w:color w:val="4A4A49"/>
-          <w:sz w:val="22"/>
-        </w:rPr>
-        <w:t>El contrato del proc es lo que consume la futura app: firma, precondiciones, postcondiciones y errores. Son 6 bloques: la firma exacta con tipos, un ejemplo de CALL, las precondiciones, las postcondiciones, la tabla de errores con su mensaje literal, y la decision de diseno que explica por que se aborta en vez de devolver un codigo.</w:t>
-      </w:r>
-    </w:p>
-    <w:p>
-      <w:pPr>
-        <w:pStyle w:val="ListBullet"/>
-      </w:pPr>
-      <w:r>
-        <w:rPr>
-          <w:b w:val="0"/>
-          <w:color w:val="4A4A49"/>
-          <w:sz w:val="22"/>
-        </w:rPr>
-        <w:t>Error de docente que no domina el tema: escribir el proc sin validar nada (solo el INSERT) y llamarlo 'logica de negocio' — un proc sin reglas de validacion es solo una consulta con nombre. El segundo error es dictar el molde de Oracle porque es el que uno recuerda: en ExamLab ese codigo no compila, y el estudiante pierde los 35 puntos de la pregunta 1 por sintaxis, no por no entender el tema.</w:t>
-      </w:r>
-    </w:p>
-    <w:p>
-      <w:pPr>
         <w:spacing w:before="200" w:after="60"/>
       </w:pPr>
       <w:r>
@@ -394,20 +290,7 @@
           <w:color w:val="1A1C1D"/>
           <w:sz w:val="32"/>
         </w:rPr>
-        <w:t>Desarrollo del tema (para dictar sin consultar otra fuente)</w:t>
-      </w:r>
-    </w:p>
-    <w:p>
-      <w:pPr>
-        <w:spacing w:before="200" w:after="60"/>
-      </w:pPr>
-      <w:r>
-        <w:rPr>
-          <w:b/>
-          <w:color w:val="1A1C1D"/>
-          <w:sz w:val="32"/>
-        </w:rPr>
-        <w:t>Que es un procedimiento almacenado, y las dos palabras que importan - diapositiva 4</w:t>
+        <w:t>Apoyo por diapositiva</w:t>
       </w:r>
     </w:p>
     <w:p>
@@ -417,442 +300,628 @@
           <w:color w:val="4A4A49"/>
           <w:sz w:val="22"/>
         </w:rPr>
-        <w:t>Un procedimiento almacenado es un bloque de codigo con nombre propio que vive dentro de la base de datos, y las dos palabras que hay que desempacar son guardado e invocado, porque son las que lo separan de un archivo sql en el computador de alguien. Guardado significa que el fuente queda en el catalogo del motor y se puede recuperar sin depender de que su autor siga en el proyecto: en PostgreSQL, SELECT prosrc FROM pg_proc WHERE proname = 'sp_agendar_cita' devuelve el cuerpo, y SELECT pg_get_functiondef('sp_agendar_cita'::regproc) devuelve la definicion completa lista para volver a ejecutar. Ese detalle vale decirlo porque resuelve la primera pregunta practica del taller: si el estudiante cierra la pestana, el procedimiento no se perdio, esta en el motor. Invocado significa que hay una sola linea que dispara varias sentencias: CALL sp_agendar_cita(1, 2, TIMESTAMP '2026-09-15 10:00:00'). En lugar de enviar cuatro sentencias y esperar cuatro respuestas por la red, la aplicacion envia una y recibe un resultado. Y hay algo mas importante que el ahorro: la regla queda escrita UNA vez y ninguna pantalla puede saltarsela. La Clase 1 dejo el esquema y la Clase 2 la matriz de roles; esta clase es donde la base de datos deja de ser un almacen pasivo y empieza a contener comportamiento.</w:t>
+        <w:t xml:space="preserve">Todo lo que hay que decir </w:t>
       </w:r>
-    </w:p>
-    <w:p>
+      <w:r>
+        <w:rPr>
+          <w:b/>
+          <w:color w:val="4A4A49"/>
+          <w:sz w:val="22"/>
+        </w:rPr>
+        <w:t>esta proyectado</w:t>
+      </w:r>
       <w:r>
         <w:rPr>
           <w:b w:val="0"/>
           <w:color w:val="4A4A49"/>
           <w:sz w:val="22"/>
         </w:rPr>
-        <w:t>Conviene senalar de entrada una diferencia con Oracle que importa hoy, porque cambia como se depura. En Oracle el procedimiento se compila al crearlo y, si algo esta mal, el objeto queda creado pero invalido. En PostgreSQL no existe ese estado intermedio: el CREATE PROCEDURE valida la SINTAXIS del cuerpo y, si esta bien escrito, el objeto queda creado y valido, pero las tablas y columnas que el cuerpo menciona NO se verifican hasta la primera ejecucion. La consecuencia practica es concreta y hay que anticiparla: un procedimiento que escribe INSERT INTO citas en lugar de cita se crea sin una sola queja y falla la primera vez que se lo llama. Por eso la regla del dia es que crear el procedimiento no es evidencia de nada; la evidencia es el CALL corriendo.</w:t>
+        <w:t>. Esta seccion dice que subrayar en cada lamina, no repite su contenido.</w:t>
       </w:r>
     </w:p>
     <w:p>
-      <w:pPr>
-        <w:spacing w:before="200" w:after="60"/>
-      </w:pPr>
       <w:r>
         <w:rPr>
           <w:b/>
-          <w:color w:val="1A1C1D"/>
-          <w:sz w:val="32"/>
+          <w:color w:val="4A4A49"/>
+          <w:sz w:val="22"/>
         </w:rPr>
-        <w:t>El molde de PL/pgSQL, y por que el cuerpo va entre signos de dolar - diapositiva 6</w:t>
+        <w:t>[Slide 4] Que es un procedimiento almacenado, y las dos palabras que importan (1/2)</w:t>
       </w:r>
-    </w:p>
-    <w:p>
       <w:r>
         <w:rPr>
           <w:b w:val="0"/>
           <w:color w:val="4A4A49"/>
           <w:sz w:val="22"/>
         </w:rPr>
-        <w:t>El molde es fijo y conviene dictarlo entero antes de escribir una sola validacion, porque es donde se pierden los puntos sin haber entendido nada mal. Se escribe CREATE OR REPLACE PROCEDURE sp_agendar_cita(p_id_mascota INT, p_id_veterinario INT, p_fecha_hora TIMESTAMP) LANGUAGE plpgsql AS $proc$ DECLARE ... BEGIN ... END; $proc$; y cada pieza tiene su razon. LANGUAGE plpgsql hace falta porque PostgreSQL admite varios lenguajes procedimentales y no adivina cual se esta usando. AS introduce el cuerpo, y aqui esta la trampa de sintaxis mas comun para quien viene de Oracle: alla se escribe IS, aqui IS no existe en este lugar. Los delimitadores $proc$ son lo que se llama dollar-quoting y existen por una razon mecanica: el cuerpo es, para el motor, una cadena de texto, y esa cadena contiene punto y coma y comillas simples; si se delimitara con comillas habria que duplicar cada comilla interna. Con $proc$ el motor sabe que todo lo que hay hasta el siguiente $proc$ es el cuerpo. La etiqueta entre los dolares es arbitraria: $$ funciona igual, y se usa una etiqueta con nombre cuando hay bloques anidados. El punto y coma final despues del ultimo $proc$ si es obligatorio, y en cambio la barra sola en una linea, que en Oracle cierra el bloque, aqui es un error de sintaxis.</w:t>
+        <w:t xml:space="preserve"> — 6 vinetas.</w:t>
       </w:r>
     </w:p>
     <w:p>
+      <w:pPr>
+        <w:pStyle w:val="ListBullet2"/>
+      </w:pPr>
       <w:r>
         <w:rPr>
           <w:b w:val="0"/>
           <w:color w:val="4A4A49"/>
           <w:sz w:val="22"/>
         </w:rPr>
-        <w:t>Los nombres de los tipos son la otra mitad de la lista: INT, NUMERIC, TEXT, VARCHAR(n), TIMESTAMP, BOOLEAN, DATE. VARCHAR2 y NUMBER no existen en PostgreSQL. Y hay un detalle del PI que vale mas que la sintaxis: el procedimiento recibe TRES parametros y no cuatro, porque id_cita es SERIAL, es decir el motor genera el valor. Pasarle el identificador desde afuera obliga a la aplicacion a saber cual sigue, que es exactamente el problema que la columna SERIAL resuelve. Un estudiante que agregue p_id_cita no comete un error de sintaxis, comete un error de diseno, y la rubrica lo mira.</w:t>
+        <w:t>Conviene senalar de entrada una diferencia con Oracle que importa hoy, porque cambia como se depura.</w:t>
       </w:r>
     </w:p>
     <w:p>
-      <w:pPr>
-        <w:spacing w:before="200" w:after="60"/>
-      </w:pPr>
       <w:r>
         <w:rPr>
           <w:b/>
-          <w:color w:val="1A1C1D"/>
-          <w:sz w:val="32"/>
+          <w:color w:val="4A4A49"/>
+          <w:sz w:val="22"/>
         </w:rPr>
-        <w:t>Los modos de parametro, y por que hoy no se usa OUT - diapositiva 6</w:t>
+        <w:t>[Slide 5] Que es un procedimiento almacenado, y las dos palabras que importan (2/2)</w:t>
       </w:r>
-    </w:p>
-    <w:p>
       <w:r>
         <w:rPr>
           <w:b w:val="0"/>
           <w:color w:val="4A4A49"/>
           <w:sz w:val="22"/>
         </w:rPr>
-        <w:t>Los parametros tienen modo, y el modo es la direccion en la que viaja el dato. IN es el modo por omision y no se escribe: p_id_mascota INT ya es IN. Dentro del cuerpo un parametro IN se comporta como una variable local, asi que se le puede asignar, aunque hacerlo confunde a quien lee y no cambia nada afuera. OUT devuelve un valor a quien llama, e INOUT entra con valor y sale modificado. Hay una particularidad de PostgreSQL que conviene decir porque el estudiante que busque en internet va a tropezar con ella: en un procedimiento, un parametro OUT tambien hay que pasarlo en la llamada, de modo que la sintaxis termina siendo CALL sp_x(1, 2, NULL) con un NULL de relleno; es incomodo, y es una de las razones por las que hoy no se usan.</w:t>
+        <w:t xml:space="preserve"> — 6 vinetas.</w:t>
       </w:r>
     </w:p>
     <w:p>
+      <w:r>
+        <w:rPr>
+          <w:b/>
+          <w:color w:val="4A4A49"/>
+          <w:sz w:val="22"/>
+        </w:rPr>
+        <w:t>[Slide 6] El molde de PL/pgSQL, y por que el cuerpo va entre signos de dolar (1/2)</w:t>
+      </w:r>
       <w:r>
         <w:rPr>
           <w:b w:val="0"/>
           <w:color w:val="4A4A49"/>
           <w:sz w:val="22"/>
         </w:rPr>
-        <w:t>La otra razon es de diseno y es la que hay que defender en clase, porque es la decision que la solucion docente califica. Devolver el error en un parametro OUT significa que el procedimiento hizo su trabajo, dejo la fila insertada y ademas puso un texto en una variable que la aplicacion PUEDE mirar. Si no la mira —y nadie mira lo que no falla— la regla de negocio no se cumplio. Abortar con RAISE EXCEPTION invierte la carga: la aplicacion no puede ignorar el error porque el motor le devolvio un fallo, y ademas nada quedo escrito. El encabezado, en todo caso, es un contrato: nombre, orden y tipos. Vale decirlo con crudeza porque impacta la Clase 12, cuando la aplicacion consuma estos procedimientos: si alguien intercambia el orden de dos parametros del mismo tipo, el procedimiento se crea igual, la aplicacion sigue llamandolo sin error y agenda la cita para la mascota equivocada. La proteccion practica, convencion recomendada y no regla dura, es llamar con notacion nombrada, CALL sp_agendar_cita(p_id_mascota =&gt; 1, p_id_veterinario =&gt; 2, p_fecha_hora =&gt; TIMESTAMP '2026-09-15 10:00:00'), porque asi el orden deja de importar y la llamada se lee sola seis meses despues.</w:t>
+        <w:t xml:space="preserve"> — 8 vinetas.</w:t>
       </w:r>
     </w:p>
     <w:p>
-      <w:pPr>
-        <w:spacing w:before="200" w:after="60"/>
-      </w:pPr>
       <w:r>
         <w:rPr>
           <w:b/>
-          <w:color w:val="1A1C1D"/>
-          <w:sz w:val="32"/>
+          <w:color w:val="4A4A49"/>
+          <w:sz w:val="22"/>
         </w:rPr>
-        <w:t>RAISE EXCEPTION: la validacion que aborta y deshace - diapositiva 6</w:t>
+        <w:t>[Slide 7] El molde de PL/pgSQL, y por que el cuerpo va entre signos de dolar (2/2)</w:t>
       </w:r>
-    </w:p>
-    <w:p>
       <w:r>
         <w:rPr>
           <w:b w:val="0"/>
           <w:color w:val="4A4A49"/>
           <w:sz w:val="22"/>
         </w:rPr>
-        <w:t>Esta es la parte que convierte una consulta con nombre en logica de negocio, y es el mecanismo que la pregunta 1 del taller califica con treinta y cinco puntos. La forma es RAISE EXCEPTION 'ERROR: la mascota % no existe', p_id_mascota; y hay cuatro cosas que decir sobre esa linea. Primera, el signo de porcentaje es el marcador de sustitucion de PL/pgSQL: se reemplaza, en orden, por las expresiones que siguen a la coma, y si hay mas marcadores que expresiones el motor lanza un error de formato. Para imprimir un porcentaje literal se escribe dos veces. Segunda, el mensaje es parte de la interfaz publica del procedimiento: es lo que la aplicacion va a mostrar y lo que la bateria de pruebas va a verificar, asi que se escribe pensando en la recepcionista de Huellitas y no en el programador. Tercera, y es lo decisivo: RAISE EXCEPTION aborta. No sale del procedimiento con un aviso, lanza un error que propaga hasta quien llamo, y todo lo que el procedimiento hubiera escrito antes se deshace. Es imposible que quede una cita a medias, y no porque el codigo lo cuide, sino porque el motor lo garantiza. Cuarta, cada excepcion lleva un codigo SQLSTATE; el de un RAISE EXCEPTION sin mas indicaciones es P0001, y se puede fijar uno propio con USING ERRCODE, lo cual permite que la aplicacion distinga un error de negocio de un fallo de la base sin leer el texto del mensaje. Eso ultimo se menciona y no se desarrolla: hoy basta con el texto.</w:t>
+        <w:t xml:space="preserve"> — 8 vinetas.</w:t>
       </w:r>
     </w:p>
     <w:p>
+      <w:r>
+        <w:rPr>
+          <w:b/>
+          <w:color w:val="4A4A49"/>
+          <w:sz w:val="22"/>
+        </w:rPr>
+        <w:t>[Slide 8] Los modos de parametro, y por que hoy no se usa OUT (1/2)</w:t>
+      </w:r>
       <w:r>
         <w:rPr>
           <w:b w:val="0"/>
           <w:color w:val="4A4A49"/>
           <w:sz w:val="22"/>
         </w:rPr>
-        <w:t>Falta la mecanica de la primera validacion, que es donde el grupo se atora. Se escribe SELECT activa INTO v_activa FROM mascota WHERE id_mascota = p_id_mascota; y despues IF NOT FOUND THEN. Hay que explicar por que funciona, porque no es evidente: en PL/pgSQL, un SELECT INTO deja una variable especial llamada FOUND en verdadero si devolvio al menos una fila y en falso si no devolvio ninguna, y NOT FOUND es simplemente su negacion. Y hay que decir tambien lo que NO pasa, porque es lo contrario de Oracle: si el SELECT INTO no encuentra nada, PL/pgSQL no lanza NO_DATA_FOUND, deja la variable en nulo y sigue adelante. Quien espere la excepcion de Oracle escribe un procedimiento que, ante una mascota inexistente, compara nulo contra 'S', obtiene nulo, entra por el ELSE y termina insertando la cita. Ese es el error silencioso mas caro del dia y la razon por la que IF NOT FOUND va primero. Si el SELECT devuelve varias filas, en cambio, PL/pgSQL se queda con la primera sin avisar, salvo que se escriba STRICT, que entonces si lanza excepcion en los dos casos. Con clave primaria en el WHERE eso no puede ocurrir, y por eso hoy no se usa STRICT.</w:t>
+        <w:t xml:space="preserve"> — 8 vinetas.</w:t>
       </w:r>
     </w:p>
     <w:p>
-      <w:pPr>
-        <w:spacing w:before="200" w:after="60"/>
-      </w:pPr>
       <w:r>
         <w:rPr>
           <w:b/>
-          <w:color w:val="1A1C1D"/>
-          <w:sz w:val="32"/>
+          <w:color w:val="4A4A49"/>
+          <w:sz w:val="22"/>
         </w:rPr>
-        <w:t>Donde debe vivir la logica de negocio: la respuesta honesta - diapositiva 5</w:t>
+        <w:t>[Slide 9] Los modos de parametro, y por que hoy no se usa OUT (2/2)</w:t>
       </w:r>
-    </w:p>
-    <w:p>
       <w:r>
         <w:rPr>
           <w:b w:val="0"/>
           <w:color w:val="4A4A49"/>
           <w:sz w:val="22"/>
         </w:rPr>
-        <w:t>La pregunta de fondo es donde debe vivir la logica de negocio, y merece respuesta honesta y no dogmatica, porque hay equipos serios en las dos orillas. A favor de la base de datos hay tres argumentos duros. Primero, la regla se cumple aunque alguien entre por fuera de la aplicacion: un guion de migracion, una herramienta de administracion, una segunda aplicacion escrita el proximo semestre. Segundo, se ahorran viajes de red cuando la operacion implica varias sentencias encadenadas. Tercero, y aqui se amarra con la Clase 2, permite un modelo de permisos mas fino: se puede hacer GRANT EXECUTE ON PROCEDURE sp_agendar_cita TO recepcion y a la vez no otorgar INSERT sobre cita, con lo cual la recepcionista agenda citas pero no inserta filas arbitrarias ni corrige estados a mano. Eso es minimo privilegio hecho codigo, y conviene senalar el matiz: en PostgreSQL el cuerpo se ejecuta con los privilegios de quien llama, salvo que el procedimiento se declare SECURITY DEFINER, que es lo que lo hace ejecutarse con los del propietario. Sin esa clausula, dar EXECUTE no alcanza. Se nombra hoy y se usa en la Clase 12.</w:t>
+        <w:t xml:space="preserve"> — 7 vinetas.</w:t>
       </w:r>
     </w:p>
     <w:p>
+      <w:r>
+        <w:rPr>
+          <w:b/>
+          <w:color w:val="4A4A49"/>
+          <w:sz w:val="22"/>
+        </w:rPr>
+        <w:t>[Slide 10] RAISE EXCEPTION: la validacion que aborta y deshace (1/3)</w:t>
+      </w:r>
       <w:r>
         <w:rPr>
           <w:b w:val="0"/>
           <w:color w:val="4A4A49"/>
           <w:sz w:val="22"/>
         </w:rPr>
-        <w:t>En contra hay argumentos igual de legitimos: el codigo del procedimiento no se versiona con la naturalidad del codigo de aplicacion, porque si nadie guarda el archivo sql en un repositorio la unica copia esta dentro del motor; probarlo automaticamente es mas incomodo, y por eso la bateria de hoy se escribe a mano; y ata el sistema al motor, ya que llevar estos procedimientos a Oracle o a MySQL implica reescribirlos, no traducirlos. El criterio de oficio, no ley, es este: en la base van los invariantes que no pueden violarse nunca, como que el stock no quede negativo o que una mascota inactiva no agende, y las operaciones de varias sentencias que deben ocurrir juntas; en la aplicacion van la orquestacion, la interfaz y las reglas volatiles. Senal de alerta util: si una regla cambio mas de una vez en el semestre, probablemente no debia estar fija dentro de un procedimiento.</w:t>
+        <w:t xml:space="preserve"> — 7 vinetas.</w:t>
       </w:r>
     </w:p>
     <w:p>
-      <w:pPr>
-        <w:spacing w:before="200" w:after="60"/>
-      </w:pPr>
       <w:r>
         <w:rPr>
           <w:b/>
-          <w:color w:val="1A1C1D"/>
-          <w:sz w:val="32"/>
+          <w:color w:val="4A4A49"/>
+          <w:sz w:val="22"/>
         </w:rPr>
-        <w:t>La inyeccion de SQL, explicada y no solo mencionada - diapositiva 5</w:t>
+        <w:t>[Slide 11] RAISE EXCEPTION: la validacion que aborta y deshace (2/3)</w:t>
       </w:r>
-    </w:p>
-    <w:p>
       <w:r>
         <w:rPr>
           <w:b w:val="0"/>
           <w:color w:val="4A4A49"/>
           <w:sz w:val="22"/>
         </w:rPr>
-        <w:t>La inyeccion de SQL merece parrafo propio porque es el argumento de seguridad mas concreto de la clase y casi siempre se menciona sin explicarlo. Ocurre cuando la aplicacion arma la consulta pegando texto que escribio el usuario, y ese texto termina interpretado por el motor como codigo y no como dato. En VetCare seria una pantalla de busqueda que construye SELECT * FROM mascota WHERE nombre = seguido de lo que el usuario digito entre comillas. Si escribe Luna todo va bien; si escribe Luna' OR '1'='1 la condicion se vuelve siempre verdadera y la pantalla devuelve el listado completo de mascotas de la clinica; si escribe '; DELETE FROM cita; -- el motor recibe dos sentencias y la segunda borra la agenda. Un procedimiento con parametros cierra ese agujero por un motivo tecnico preciso: el valor viaja como parametro, es decir el motor ya analizo y planifico la sentencia antes de conocer el contenido, asi que ese contenido no vuelve a pasar por el analizador sintactico y no puede convertirse en instrucciones. Aqui hace falta el matiz que distingue una clase buena de una recitada: el procedimiento no es inmune por ser procedimiento. Si dentro del cuerpo alguien escribe EXECUTE 'SELECT ... WHERE nombre = ' || p_nombre, el agujero se reabre igual, ahora escondido un nivel mas abajo y por lo tanto mas dificil de auditar. En PL/pgSQL la forma correcta de armar una sentencia dinamica es EXECUTE 'SELECT ... WHERE nombre = $1' USING p_nombre, o construir el texto con format y los marcadores %L para valores y %I para identificadores, que escapan lo que reciben. Regla dura para el proyecto: ningun dato de usuario se concatena dentro de una sentencia, ni en la aplicacion ni dentro del procedimiento. Ese principio se retoma en la Clase 12.</w:t>
+        <w:t xml:space="preserve"> — 7 vinetas.</w:t>
       </w:r>
     </w:p>
     <w:p>
-      <w:pPr>
-        <w:spacing w:before="200" w:after="60"/>
-      </w:pPr>
       <w:r>
         <w:rPr>
           <w:b/>
-          <w:color w:val="1A1C1D"/>
-          <w:sz w:val="32"/>
+          <w:color w:val="4A4A49"/>
+          <w:sz w:val="22"/>
         </w:rPr>
-        <w:t>La bateria de pruebas: por que un bloque DO por caso - diapositiva 7</w:t>
+        <w:t>[Slide 12] RAISE EXCEPTION: la validacion que aborta y deshace (3/3)</w:t>
       </w:r>
-    </w:p>
-    <w:p>
       <w:r>
         <w:rPr>
           <w:b w:val="0"/>
           <w:color w:val="4A4A49"/>
           <w:sz w:val="22"/>
         </w:rPr>
-        <w:t>Un procedimiento sin prueba no esta terminado, y esta parte vale veinticinco de los cien puntos del taller, asi que hay que dictarla como tema y no como recomendacion. El punto de partida es un problema practico: si el estudiante escribe los cuatro CALL uno tras otro y ejecuta todo de un tiro, el primero que falla aborta la ejecucion y los siguientes no corren. Aparecen tres casos sin probar y una captura que no demuestra nada. La solucion es el bloque anonimo: DO $$ BEGIN ... EXCEPTION WHEN OTHERS THEN ... END $$; es un bloque de PL/pgSQL que se ejecuta una vez y no se guarda en ningun catalogo. Su clausula EXCEPTION atrapa el error, lo convierte en una fila de resultado y deja que el siguiente bloque corra. Un bloque por caso, cuatro bloques, cuatro filas.</w:t>
+        <w:t xml:space="preserve"> — 5 vinetas.</w:t>
       </w:r>
     </w:p>
     <w:p>
+      <w:r>
+        <w:rPr>
+          <w:b/>
+          <w:color w:val="4A4A49"/>
+          <w:sz w:val="22"/>
+        </w:rPr>
+        <w:t>[Slide 13] Donde debe vivir la logica de negocio: la respuesta honesta (1/2)</w:t>
+      </w:r>
       <w:r>
         <w:rPr>
           <w:b w:val="0"/>
           <w:color w:val="4A4A49"/>
           <w:sz w:val="22"/>
         </w:rPr>
-        <w:t>Los resultados van a una tabla, no a la pantalla, y eso tambien tiene razon: una captura de cuatro mensajes sueltos no se puede comparar contra nada, mientras que un SELECT sobre resultado_prueba(id_prueba, caso, esperado, obtenido, paso) es una sola imagen que muestra los cuatro casos con su veredicto. Los cuatro casos del PI son el positivo, con una mascota activa y una franja libre, y los tres negativos: mascota inactiva —Rocky, identificador 3, y Kiara, identificador 8, estan inactivas en los datos sembrados—, mascota inexistente con el identificador 99, y franja ocupada, para la que sirve la cita que el veterinario 1 ya tiene el 2026-09-01 a las 08:00. Y hay que cerrar con la prueba que nadie piensa: un SELECT COUNT(*) FROM cita que demuestre que la tabla paso de diez filas a once y no a catorce. Ese conteo es lo que evidencia que los tres errores no dejaron basura, es decir que RAISE EXCEPTION hizo lo que se dijo que hacia. Una bateria sin ese conteo prueba que el procedimiento se queja, no que no escribe.</w:t>
+        <w:t xml:space="preserve"> — 7 vinetas.</w:t>
       </w:r>
     </w:p>
     <w:p>
+      <w:r>
+        <w:rPr>
+          <w:b/>
+          <w:color w:val="4A4A49"/>
+          <w:sz w:val="22"/>
+        </w:rPr>
+        <w:t>[Slide 14] Donde debe vivir la logica de negocio: la respuesta honesta (2/2)</w:t>
+      </w:r>
       <w:r>
         <w:rPr>
           <w:b w:val="0"/>
           <w:color w:val="4A4A49"/>
           <w:sz w:val="22"/>
         </w:rPr>
-        <w:t>Hay un detalle de mecanica que conviene conocer porque explica por que esto funciona: un bloque de PL/pgSQL con clausula EXCEPTION abre internamente un punto de retorno, un savepoint, de modo que al capturar el error se deshace solo lo que ese bloque hizo. Tiene dos consecuencias. Una, que la captura tiene un costo y por eso no se envuelve todo el codigo en manejadores por si acaso. Dos, y es la que importa hoy, que el procedimiento del taller NO lleva COMMIT: si lo llevara, llamarlo desde dentro de un bloque con EXCEPTION fallaria, porque PostgreSQL no permite confirmar la transaccion mientras hay un savepoint activo. Es un buen momento para sembrar la Clase 8: quien confirma la transaccion es quien orquesta la operacion completa, no cada pieza por su cuenta.</w:t>
+        <w:t xml:space="preserve"> — 8 vinetas.</w:t>
       </w:r>
     </w:p>
     <w:p>
-      <w:pPr>
-        <w:spacing w:before="200" w:after="60"/>
-      </w:pPr>
       <w:r>
         <w:rPr>
           <w:b/>
-          <w:color w:val="1A1C1D"/>
-          <w:sz w:val="32"/>
+          <w:color w:val="4A4A49"/>
+          <w:sz w:val="22"/>
         </w:rPr>
-        <w:t>Que significa la columna paso, y la trampa del WHEN OTHERS - diapositiva 8</w:t>
+        <w:t>[Slide 15] La inyeccion de SQL, explicada y no solo mencionada (1/2)</w:t>
       </w:r>
-    </w:p>
-    <w:p>
       <w:r>
         <w:rPr>
           <w:b w:val="0"/>
           <w:color w:val="4A4A49"/>
           <w:sz w:val="22"/>
         </w:rPr>
-        <w:t>Aqui esta el matiz que separa una bateria que prueba algo de una que se prueba a si misma, y conviene dictarlo despacio porque la solucion docente lo califica. Capturar WHEN OTHERS y escribir paso = TRUE porque hubo excepcion es insuficiente: una excepcion tambien la lanza un nombre de columna mal escrito, un tipo que no convierte o una tabla que no existe. Con ese criterio, un procedimiento roto pasaria las tres pruebas negativas. Lo que hay que verificar es el TEXTO de la excepcion, y para eso PL/pgSQL expone la variable SQLERRM con el mensaje y SQLSTATE con el codigo. La forma es paso = SQLERRM ILIKE '%inactiva%', que es una comparacion insensible a mayusculas: se afirma que fallo Y que fallo por lo que se esperaba.</w:t>
+        <w:t xml:space="preserve"> — 7 vinetas.</w:t>
       </w:r>
     </w:p>
     <w:p>
+      <w:r>
+        <w:rPr>
+          <w:b/>
+          <w:color w:val="4A4A49"/>
+          <w:sz w:val="22"/>
+        </w:rPr>
+        <w:t>[Slide 16] La inyeccion de SQL, explicada y no solo mencionada (2/2)</w:t>
+      </w:r>
       <w:r>
         <w:rPr>
           <w:b w:val="0"/>
           <w:color w:val="4A4A49"/>
           <w:sz w:val="22"/>
         </w:rPr>
-        <w:t>La segunda mitad es que la columna paso admite dos lecturas legitimas y hay que elegir una. Si paso significa el resultado coincidio con lo esperado, las cuatro filas quedan en verdadero cuando todo esta bien, porque en un caso negativo lo esperado es la excepcion. Si paso significa la operacion se completo, los tres casos negativos quedan en falso incluso con el procedimiento perfecto. Las dos son defendibles; lo que no es defendible es no decir cual, porque entonces la columna no significa nada y el docente no puede calificar la captura. La regla del curso es explicita: se usa la misma lectura para las cuatro filas y se declara en una linea junto a la tabla. Conviene decir en voz alta la consecuencia, porque es la que evita reclamos: no se descuenta por elegir una u otra, se descuenta por las cuatro filas en verdadero sin haber verificado el texto.</w:t>
+        <w:t xml:space="preserve"> — 7 vinetas.</w:t>
       </w:r>
     </w:p>
     <w:p>
-      <w:pPr>
-        <w:spacing w:before="200" w:after="60"/>
-      </w:pPr>
       <w:r>
         <w:rPr>
           <w:b/>
-          <w:color w:val="1A1C1D"/>
-          <w:sz w:val="32"/>
+          <w:color w:val="4A4A49"/>
+          <w:sz w:val="22"/>
         </w:rPr>
-        <w:t>El contrato del procedimiento: los 6 bloques que consume la app - diapositiva 9</w:t>
+        <w:t>[Slide 17] La bateria de pruebas: por que un bloque DO por caso (1/3)</w:t>
       </w:r>
-    </w:p>
-    <w:p>
       <w:r>
         <w:rPr>
           <w:b w:val="0"/>
           <w:color w:val="4A4A49"/>
           <w:sz w:val="22"/>
         </w:rPr>
-        <w:t>El ultimo entregable son quince puntos y no es codigo: es el contrato, y hay que explicar para quien se escribe, porque si no el estudiante lo redacta como un resumen del codigo. Se escribe para quien va a LLAMAR al procedimiento sin abrirlo, y en este curso esa persona existe con nombre: es el mismo estudiante en la Clase 12, o su companero de Programacion II, construyendo la aplicacion de Huellitas. Un contrato sirve si permite escribir la llamada y manejar los errores sin leer el cuerpo. Son seis bloques y cada uno responde una pregunta.</w:t>
+        <w:t xml:space="preserve"> — 8 vinetas.</w:t>
       </w:r>
     </w:p>
     <w:p>
+      <w:r>
+        <w:rPr>
+          <w:b/>
+          <w:color w:val="4A4A49"/>
+          <w:sz w:val="22"/>
+        </w:rPr>
+        <w:t>[Slide 18] La bateria de pruebas: por que un bloque DO por caso (2/3)</w:t>
+      </w:r>
       <w:r>
         <w:rPr>
           <w:b w:val="0"/>
           <w:color w:val="4A4A49"/>
           <w:sz w:val="22"/>
         </w:rPr>
-        <w:t>La firma exacta, con los tipos y en el orden real, responde como se declara. El ejemplo de llamada, con valores concretos que funcionan, responde como se invoca; y conviene exigirlo porque es lo que convierte el contrato en algo copiable. Las precondiciones responden que tiene que ser verdad antes: la mascota existe y esta activa, la franja del veterinario esta libre. Las postcondiciones responden que queda despues, y aqui la frase importante es la del caso malo: si falla, no queda NADA. Sin ella, quien llama no sabe si tiene que limpiar algo. La tabla de errores lleva el mensaje LITERAL, no una parafrasis, porque quien llama va a comparar contra ese texto —y porque es el mismo texto que la bateria de pruebas verifica, de modo que los dos entregables tienen que coincidir palabra por palabra. Y el sexto bloque es la decision de diseno: por que se aborta en vez de devolver un codigo. Ese bloque es el que distingue documentar de pensar, y es el que la solucion docente lee primero.</w:t>
+        <w:t xml:space="preserve"> — 6 vinetas.</w:t>
       </w:r>
     </w:p>
     <w:p>
-      <w:pPr>
-        <w:spacing w:before="200" w:after="60"/>
-      </w:pPr>
       <w:r>
         <w:rPr>
           <w:b/>
-          <w:color w:val="1A1C1D"/>
-          <w:sz w:val="32"/>
+          <w:color w:val="4A4A49"/>
+          <w:sz w:val="22"/>
         </w:rPr>
-        <w:t>Procedimiento y funcion: la diferencia se dice hoy, no en la Clase 4 - diapositiva 10</w:t>
+        <w:t>[Slide 19] La bateria de pruebas: por que un bloque DO por caso (3/3)</w:t>
       </w:r>
-    </w:p>
-    <w:p>
       <w:r>
         <w:rPr>
           <w:b w:val="0"/>
           <w:color w:val="4A4A49"/>
           <w:sz w:val="22"/>
         </w:rPr>
-        <w:t>Conviene cerrar la teoria con esta distincion, y decirla HOY, porque el estudiante la va a necesitar en el taller de hoy y no la semana entrante. Un procedimiento se invoca para que HAGA algo y se llama con CALL sp_x(...); una funcion se invoca para que DEVUELVA un valor y se llama dentro de una expresion, SELECT fn_x(...). No son dos sabores del mismo objeto: en PostgreSQL una funcion no puede hacer COMMIT ni ROLLBACK y un procedimiento si, y esa es la razon tecnica por la que el objeto de hoy es un procedimiento. Otra diferencia que se nota en el taller: llamar a un procedimiento con SELECT sp_agendar_cita(...) devuelve un error explicito de PostgreSQL, que dice que sp_agendar_cita es un procedimiento y sugiere usar CALL. Vale mostrarlo a proposito, porque es un mensaje que el estudiante va a encontrar y conviene que lo reconozca en vez de asustarse. La funcion llega en la Clase 4 con fn_precio_consulta, y ahi la comparacion ya estara hecha.</w:t>
+        <w:t xml:space="preserve"> — 6 vinetas.</w:t>
       </w:r>
     </w:p>
     <w:p>
-      <w:pPr>
-        <w:spacing w:before="200" w:after="60"/>
-      </w:pPr>
       <w:r>
         <w:rPr>
           <w:b/>
-          <w:color w:val="1A1C1D"/>
-          <w:sz w:val="32"/>
+          <w:color w:val="4A4A49"/>
+          <w:sz w:val="22"/>
         </w:rPr>
-        <w:t>Depurar sin depurador: los cuatro movimientos, en PostgreSQL - diapositiva 11</w:t>
+        <w:t>[Slide 20] Que significa la columna paso, y la trampa del WHEN OTHERS (1/2)</w:t>
       </w:r>
-    </w:p>
-    <w:p>
       <w:r>
         <w:rPr>
           <w:b w:val="0"/>
           <w:color w:val="4A4A49"/>
           <w:sz w:val="22"/>
         </w:rPr>
-        <w:t>Depurar sin depurador es una habilidad concreta y se ensena en cuatro movimientos. Primero, entender que error se esta leyendo, porque hay dos momentos distintos: el error de creacion, que es de sintaxis y lo devuelve el CREATE PROCEDURE senalando linea y posicion, y el error de ejecucion, que es el que aparece con el CALL y es donde salen los nombres de tabla o columna equivocados. A diferencia de Oracle no hay que consultar ninguna vista de errores ni verificar si el objeto quedo invalido: si el CREATE no protesto, el objeto esta creado; lo que no significa que funcione. Segundo, dejar trazas con RAISE NOTICE 'llegue al paso 2, v_activa = %', v_activa; que imprime en la salida de mensajes sin abortar nada, y es el equivalente directo de lo que en Oracle se hace con la salida de servidor. Conviene mencionar que RAISE tiene niveles —NOTICE, WARNING, EXCEPTION— y que solo el ultimo aborta. Tercero, aislar: tomar el SELECT activa INTO v_activa FROM mascota WHERE id_mascota = 3 y ejecutarlo suelto con el valor que fallo, para saber si el problema esta en la consulta o en la logica que la rodea. Cuarto, probar con casos deliberados, y aqui el numero es exigible porque es el entregable: un caso correcto y tres de error, cada uno en su bloque, escritos en resultado_prueba. Un procedimiento con solo la captura del caso feliz no demuestra manejo de errores, y el Parcial 1 lo pregunta de frente.</w:t>
+        <w:t xml:space="preserve"> — 5 vinetas.</w:t>
       </w:r>
     </w:p>
     <w:p>
       <w:pPr>
-        <w:spacing w:before="200" w:after="60"/>
+        <w:pStyle w:val="ListBullet2"/>
       </w:pPr>
-      <w:r>
-        <w:rPr>
-          <w:b/>
-          <w:color w:val="1A1C1D"/>
-          <w:sz w:val="32"/>
-        </w:rPr>
-        <w:t>El motor de hoy es PostgreSQL, y eso decide que se puede demostrar - diapositiva 12</w:t>
-      </w:r>
-    </w:p>
-    <w:p>
       <w:r>
         <w:rPr>
           <w:b w:val="0"/>
           <w:color w:val="4A4A49"/>
           <w:sz w:val="22"/>
         </w:rPr>
-        <w:t>Este punto hay que decirlo con precision porque una version anterior de esta guia decia lo contrario y costaria puntos repetirla. El taller se resuelve y se califica en ExamLab, que ejecuta PostgreSQL dentro del navegador, y por lo tanto todo el codigo de hoy es PL/pgSQL. Ahi funcionan CREATE PROCEDURE, el dollar-quoting, RAISE EXCEPTION, los bloques DO, SQLERRM y SQLSTATE, y la tabla resultado_prueba: la evidencia del taller es la salida del motor y no una promesa. Oracle Live SQL sigue en el kit, pero cambia de papel y hay que decirlo sin ambiguedad: sirve como CONTRASTE de sintaxis para quien se vaya a encontrar Oracle en el trabajo, no como sitio donde se hace el taller. Vale un minuto de clase senalar las cuatro diferencias que mas cuestan —IS en lugar de AS, VARCHAR2 y NUMBER en lugar de TEXT e INT, RAISE_APPLICATION_ERROR en lugar de RAISE EXCEPTION, y la barra final que aqui es un error— y no vale mas, porque cada minuto invertido en sintaxis del otro motor es un minuto que el estudiante no dedica a lo que se le va a evaluar. La regla operativa del curso se mantiene: la fuente de verdad es el archivo sql en la carpeta del proyecto, nunca la pestana del navegador, y el estudiante va bien si reconstruye procedimiento, pruebas y datos pegando su propio guion.</w:t>
+        <w:t>Conviene decir en voz alta la consecuencia, porque es la que evita reclamos: no se descuenta por elegir una u otra, se descuenta por las cuatro filas en verdadero sin haber verificado el texto.</w:t>
       </w:r>
     </w:p>
     <w:p>
-      <w:pPr>
-        <w:spacing w:before="200" w:after="60"/>
-      </w:pPr>
       <w:r>
         <w:rPr>
           <w:b/>
-          <w:color w:val="1A1C1D"/>
-          <w:sz w:val="32"/>
+          <w:color w:val="4A4A49"/>
+          <w:sz w:val="22"/>
         </w:rPr>
-        <w:t>El segundo procedimiento: sp_registrar_consulta y el EXISTS - diapositiva 16</w:t>
+        <w:t>[Slide 21] Que significa la columna paso, y la trampa del WHEN OTHERS (2/2)</w:t>
       </w:r>
-    </w:p>
-    <w:p>
       <w:r>
         <w:rPr>
           <w:b w:val="0"/>
           <w:color w:val="4A4A49"/>
           <w:sz w:val="22"/>
         </w:rPr>
-        <w:t>El taller pide un segundo procedimiento y no es relleno: es donde se practica una decision distinta. sp_registrar_consulta escribe en consulta, y la Clase 1 dejo esa tabla con id_cita NOT NULL UNIQUE, porque una consulta pertenece a una cita y una cita tiene a lo sumo una consulta. Eso significa que registrar dos veces la consulta de la misma cita ya esta impedido por el motor: el segundo INSERT choca contra la restriccion de unicidad y falla. La pregunta interesante es entonces para que escribir la validacion, si el motor ya defiende el dato. La respuesta tiene dos partes y las dos valen. La primera es el mensaje: la restriccion produce un error tecnico que menciona el nombre del indice, y un IF EXISTS (SELECT 1 FROM consulta WHERE id_cita = p_id_cita) THEN RAISE EXCEPTION 'ERROR: la cita % ya tiene consulta registrada', p_id_cita; produce el mensaje que la recepcionista puede entender. La segunda es que el procedimiento puede validar lo que la restriccion no ve: que la cita exista, y que su estado no sea 'CANCELADA', porque no se documenta la atencion de una cita que se cancelo. Conviene decir tambien lo que NO hay que hacer: quitar la restriccion porque ya esta el procedimiento. La restriccion es la ultima linea de defensa y sigue actuando cuando alguien entra por fuera; el procedimiento mejora el mensaje, no reemplaza la garantia. Esa jerarquia —declarativo primero, procedimiento encima— es exactamente lo que la Clase 4 va a formalizar.</w:t>
+        <w:t xml:space="preserve"> — 5 vinetas.</w:t>
       </w:r>
     </w:p>
     <w:p>
-      <w:pPr>
-        <w:spacing w:before="200" w:after="60"/>
-      </w:pPr>
       <w:r>
         <w:rPr>
           <w:b/>
-          <w:color w:val="1A1C1D"/>
-          <w:sz w:val="32"/>
+          <w:color w:val="4A4A49"/>
+          <w:sz w:val="22"/>
         </w:rPr>
-        <w:t>Como amarra con las clases vecinas y con la rubrica del PI - diapositiva 19</w:t>
+        <w:t>[Slide 22] El contrato del procedimiento: los 6 bloques que consume la app (1/2)</w:t>
       </w:r>
-    </w:p>
-    <w:p>
       <w:r>
         <w:rPr>
           <w:b w:val="0"/>
           <w:color w:val="4A4A49"/>
           <w:sz w:val="22"/>
         </w:rPr>
-        <w:t>Lo de hoy no es una isla, y decirlo en voz alta le da sentido al entregable. La Clase 1 dejo el esquema, la baja logica con activa igual a 'S' o 'N' y la restriccion de unicidad sobre la franja del veterinario, que son justamente las tres cosas que las validaciones de hoy usan. La Clase 2 dejo los cuatro roles y hoy aparece el patron mas fino de todos: no dar INSERT sobre cita al rol recepcion, sino EXECUTE sobre sp_agendar_cita, de modo que el usuario solo pueda escribir a traves de la regla de negocio. La Clase 4 cuelga de este procedimiento la funcion y los dos triggers, y ahi se decide, para cada regla, si vive en un CHECK, en un trigger o en la aplicacion. La Clase 8 retoma el punto que hoy se siembra: quien confirma la transaccion. Y la Clase 12 consume estos procedimientos desde la aplicacion, que es cuando el contrato de la pregunta 5 deja de ser un documento y se vuelve la especificacion que alguien lee.</w:t>
+        <w:t xml:space="preserve"> — 6 vinetas.</w:t>
       </w:r>
     </w:p>
     <w:p>
-      <w:pPr>
-        <w:spacing w:before="200" w:after="60"/>
-      </w:pPr>
       <w:r>
         <w:rPr>
           <w:b/>
-          <w:color w:val="1A1C1D"/>
-          <w:sz w:val="32"/>
+          <w:color w:val="4A4A49"/>
+          <w:sz w:val="22"/>
         </w:rPr>
-        <w:t>Preguntas frecuentes del grupo - diapositiva 4</w:t>
+        <w:t>[Slide 23] El contrato del procedimiento: los 6 bloques que consume la app (2/2)</w:t>
       </w:r>
-    </w:p>
-    <w:p>
       <w:r>
         <w:rPr>
           <w:b w:val="0"/>
           <w:color w:val="4A4A49"/>
           <w:sz w:val="22"/>
         </w:rPr>
-        <w:t>«Ejecute el CREATE y no dio error, entonces esta bien»: no necesariamente, y es la pregunta mas importante del dia. PostgreSQL valida la sintaxis del cuerpo pero no resuelve los nombres de tabla y columna hasta la primera ejecucion, asi que el CALL es la unica evidencia. «Por que no resolver la regla con un CHECK y ahorrarse el procedimiento»: porque un CHECK solo puede mirar columnas de la misma fila que se esta insertando, y la regla del proyecto necesita consultar otra tabla, ya que activa vive en mascota y la fila que se inserta esta en cita. «Por que mi procedimiento inserta la cita de una mascota que no existe»: porque en PL/pgSQL un SELECT INTO sin resultado no lanza excepcion, deja la variable en nulo, y comparar nulo con 'S' da nulo, que no es verdadero pero tampoco entra por el IF; falta el IF NOT FOUND. «Un procedimiento es mas rapido»: ahorra viajes de red y analisis repetido, y cada viaje cuesta del orden de uno a cincuenta milisegundos segun la latencia, pero no arregla una consulta mal escrita; eso se ataca en las Clases 6 y 7, y en un motor que corre dentro del navegador la mejora de red no se puede medir, asi que se documenta como argumento y no como cronometraje. «Y si el procedimiento queda mal y la aplicacion ya lo llama»: CREATE OR REPLACE reemplaza el cuerpo conservando los privilegios otorgados, asi que no hay que repetir el GRANT EXECUTE mientras la firma no cambie; si cambia la firma hay que ajustar tambien a quien llama, y ahi conviene advertir algo de PostgreSQL: como admite sobrecarga, cambiar los tipos de los parametros no reemplaza el procedimiento anterior, crea uno nuevo al lado, y quedan dos. Se limpia con DROP PROCEDURE nombrando los tipos. «Puedo devolver el mensaje en lugar de abortar»: se puede, y es exactamente lo que el sexto bloque del contrato tiene que justificar; la respuesta corta es que un mensaje que nadie revisa deja la cita creada igual.</w:t>
+        <w:t xml:space="preserve"> — 6 vinetas.</w:t>
       </w:r>
     </w:p>
     <w:p>
-      <w:pPr>
-        <w:spacing w:before="200" w:after="60"/>
-      </w:pPr>
       <w:r>
         <w:rPr>
           <w:b/>
-          <w:color w:val="1A1C1D"/>
-          <w:sz w:val="32"/>
+          <w:color w:val="4A4A49"/>
+          <w:sz w:val="22"/>
         </w:rPr>
-        <w:t>Errores tipicos del docente que no domina el tema</w:t>
+        <w:t>[Slide 24] Procedimiento y funcion: la diferencia se dice hoy, no en la Clase 4</w:t>
       </w:r>
-    </w:p>
-    <w:p>
       <w:r>
         <w:rPr>
           <w:b w:val="0"/>
           <w:color w:val="4A4A49"/>
           <w:sz w:val="22"/>
         </w:rPr>
-        <w:t>El primero, y es el que mas cuesta, es dictar la clase en sintaxis de Oracle porque es la que uno recuerda. La calificacion ocurre en PostgreSQL: IS en lugar de AS, VARCHAR2, NUMBER, RAISE_APPLICATION_ERROR, la barra final y el parametro OUT con el mensaje no compilan en ExamLab. El estudiante que copie del tablero recibe un error de sintaxis que no tiene nada que ver con su razonamiento, se le van veinte minutos, y pierde los treinta y cinco puntos de la pregunta 1 por la escritura y no por el tema. El segundo es mostrar la sintaxis de CREATE PROCEDURE y ejecutar unicamente el caso que funciona. La consecuencia aguas abajo es doble y visible: el estudiante entrega la captura del caso feliz, nunca escribe un bloque DO, y llega a la Clase 4 sin saber donde mirar cuando su trigger no hace lo que espera, con lo cual pierde la sesion de automatizacion depurando a ciegas justo cuando el Parcial 1 evalua el manejo de errores. El tercero es dar por buena una bateria con las cuatro filas en verdadero sin mirar como se calculo la columna paso: si el estudiante capturo WHEN OTHERS y afirmo el exito sin verificar el texto con SQLERRM, su bateria aprobaria un procedimiento roto, y eso es precisamente lo que los veinticinco puntos de la pregunta 2 pretenden evaluar. El cuarto, pequeno pero delator, es crear el procedimiento con cuatro parametros pasandole el id_cita: compila, funciona en la demo, y contradice el esquema de la Clase 1, donde esa columna es SERIAL.</w:t>
+        <w:t xml:space="preserve"> — 5 vinetas.</w:t>
+      </w:r>
+    </w:p>
+    <w:p>
+      <w:pPr>
+        <w:pStyle w:val="ListBullet2"/>
+      </w:pPr>
+      <w:r>
+        <w:rPr>
+          <w:b w:val="0"/>
+          <w:color w:val="4A4A49"/>
+          <w:sz w:val="22"/>
+        </w:rPr>
+        <w:t>Conviene cerrar la teoria con esta distincion, y decirla HOY, porque el estudiante la va a necesitar en el taller de hoy y no la semana entrante.</w:t>
+      </w:r>
+    </w:p>
+    <w:p>
+      <w:r>
+        <w:rPr>
+          <w:b/>
+          <w:color w:val="4A4A49"/>
+          <w:sz w:val="22"/>
+        </w:rPr>
+        <w:t>[Slide 25] Depurar sin depurador: los cuatro movimientos, en PostgreSQL (1/2)</w:t>
+      </w:r>
+      <w:r>
+        <w:rPr>
+          <w:b w:val="0"/>
+          <w:color w:val="4A4A49"/>
+          <w:sz w:val="22"/>
+        </w:rPr>
+        <w:t xml:space="preserve"> — 5 vinetas.</w:t>
+      </w:r>
+    </w:p>
+    <w:p>
+      <w:pPr>
+        <w:pStyle w:val="ListBullet2"/>
+      </w:pPr>
+      <w:r>
+        <w:rPr>
+          <w:b w:val="0"/>
+          <w:color w:val="4A4A49"/>
+          <w:sz w:val="22"/>
+        </w:rPr>
+        <w:t>Conviene mencionar que RAISE tiene niveles —NOTICE, WARNING, EXCEPTION— y que solo el ultimo aborta.</w:t>
+      </w:r>
+    </w:p>
+    <w:p>
+      <w:r>
+        <w:rPr>
+          <w:b/>
+          <w:color w:val="4A4A49"/>
+          <w:sz w:val="22"/>
+        </w:rPr>
+        <w:t>[Slide 26] Depurar sin depurador: los cuatro movimientos, en PostgreSQL (2/2)</w:t>
+      </w:r>
+      <w:r>
+        <w:rPr>
+          <w:b w:val="0"/>
+          <w:color w:val="4A4A49"/>
+          <w:sz w:val="22"/>
+        </w:rPr>
+        <w:t xml:space="preserve"> — 3 vinetas.</w:t>
+      </w:r>
+    </w:p>
+    <w:p>
+      <w:r>
+        <w:rPr>
+          <w:b/>
+          <w:color w:val="4A4A49"/>
+          <w:sz w:val="22"/>
+        </w:rPr>
+        <w:t>[Slide 27] El motor de hoy es PostgreSQL, y eso decide que se puede demostrar (1/2)</w:t>
+      </w:r>
+      <w:r>
+        <w:rPr>
+          <w:b w:val="0"/>
+          <w:color w:val="4A4A49"/>
+          <w:sz w:val="22"/>
+        </w:rPr>
+        <w:t xml:space="preserve"> — 4 vinetas.</w:t>
+      </w:r>
+    </w:p>
+    <w:p>
+      <w:r>
+        <w:rPr>
+          <w:b/>
+          <w:color w:val="4A4A49"/>
+          <w:sz w:val="22"/>
+        </w:rPr>
+        <w:t>[Slide 28] El motor de hoy es PostgreSQL, y eso decide que se puede demostrar (2/2)</w:t>
+      </w:r>
+      <w:r>
+        <w:rPr>
+          <w:b w:val="0"/>
+          <w:color w:val="4A4A49"/>
+          <w:sz w:val="22"/>
+        </w:rPr>
+        <w:t xml:space="preserve"> — 3 vinetas.</w:t>
+      </w:r>
+    </w:p>
+    <w:p>
+      <w:r>
+        <w:rPr>
+          <w:b/>
+          <w:color w:val="4A4A49"/>
+          <w:sz w:val="22"/>
+        </w:rPr>
+        <w:t>[Slide 29] El segundo procedimiento: sp_registrar_consulta y el EXISTS (1/2)</w:t>
+      </w:r>
+      <w:r>
+        <w:rPr>
+          <w:b w:val="0"/>
+          <w:color w:val="4A4A49"/>
+          <w:sz w:val="22"/>
+        </w:rPr>
+        <w:t xml:space="preserve"> — 6 vinetas.</w:t>
+      </w:r>
+    </w:p>
+    <w:p>
+      <w:pPr>
+        <w:pStyle w:val="ListBullet2"/>
+      </w:pPr>
+      <w:r>
+        <w:rPr>
+          <w:b w:val="0"/>
+          <w:color w:val="4A4A49"/>
+          <w:sz w:val="22"/>
+        </w:rPr>
+        <w:t>Conviene decir tambien lo que NO hay que hacer: quitar la restriccion porque ya esta el procedimiento.</w:t>
+      </w:r>
+    </w:p>
+    <w:p>
+      <w:r>
+        <w:rPr>
+          <w:b/>
+          <w:color w:val="4A4A49"/>
+          <w:sz w:val="22"/>
+        </w:rPr>
+        <w:t>[Slide 30] El segundo procedimiento: sp_registrar_consulta y el EXISTS (2/2)</w:t>
+      </w:r>
+      <w:r>
+        <w:rPr>
+          <w:b w:val="0"/>
+          <w:color w:val="4A4A49"/>
+          <w:sz w:val="22"/>
+        </w:rPr>
+        <w:t xml:space="preserve"> — 4 vinetas.</w:t>
+      </w:r>
+    </w:p>
+    <w:p>
+      <w:r>
+        <w:rPr>
+          <w:b/>
+          <w:color w:val="4A4A49"/>
+          <w:sz w:val="22"/>
+        </w:rPr>
+        <w:t>[Slide 31] Como amarra con las clases vecinas y con la rubrica del PI</w:t>
+      </w:r>
+      <w:r>
+        <w:rPr>
+          <w:b w:val="0"/>
+          <w:color w:val="4A4A49"/>
+          <w:sz w:val="22"/>
+        </w:rPr>
+        <w:t xml:space="preserve"> — 6 vinetas.</w:t>
+      </w:r>
+    </w:p>
+    <w:p>
+      <w:r>
+        <w:rPr>
+          <w:b/>
+          <w:color w:val="4A4A49"/>
+          <w:sz w:val="22"/>
+        </w:rPr>
+        <w:t>[Slide 32] Preguntas frecuentes del grupo (1/2)</w:t>
+      </w:r>
+      <w:r>
+        <w:rPr>
+          <w:b w:val="0"/>
+          <w:color w:val="4A4A49"/>
+          <w:sz w:val="22"/>
+        </w:rPr>
+        <w:t xml:space="preserve"> — 7 vinetas.</w:t>
+      </w:r>
+    </w:p>
+    <w:p>
+      <w:r>
+        <w:rPr>
+          <w:b/>
+          <w:color w:val="4A4A49"/>
+          <w:sz w:val="22"/>
+        </w:rPr>
+        <w:t>[Slide 33] Preguntas frecuentes del grupo (2/2)</w:t>
+      </w:r>
+      <w:r>
+        <w:rPr>
+          <w:b w:val="0"/>
+          <w:color w:val="4A4A49"/>
+          <w:sz w:val="22"/>
+        </w:rPr>
+        <w:t xml:space="preserve"> — 6 vinetas.</w:t>
       </w:r>
     </w:p>
     <w:p>
@@ -972,7 +1041,384 @@
           <w:color w:val="4A4A49"/>
           <w:sz w:val="22"/>
         </w:rPr>
-        <w:t>Teoria Core (breve)</w:t>
+        <w:t>Que es un procedimiento almacenado, y las dos palabras que importan (1/2)</w:t>
+      </w:r>
+    </w:p>
+    <w:p>
+      <w:pPr>
+        <w:pStyle w:val="ListNumber"/>
+      </w:pPr>
+      <w:r>
+        <w:rPr>
+          <w:b w:val="0"/>
+          <w:color w:val="4A4A49"/>
+          <w:sz w:val="22"/>
+        </w:rPr>
+        <w:t>Que es un procedimiento almacenado, y las dos palabras que importan (2/2)</w:t>
+      </w:r>
+    </w:p>
+    <w:p>
+      <w:pPr>
+        <w:pStyle w:val="ListNumber"/>
+      </w:pPr>
+      <w:r>
+        <w:rPr>
+          <w:b w:val="0"/>
+          <w:color w:val="4A4A49"/>
+          <w:sz w:val="22"/>
+        </w:rPr>
+        <w:t>El molde de PL/pgSQL, y por que el cuerpo va entre signos de dolar (1/2)</w:t>
+      </w:r>
+    </w:p>
+    <w:p>
+      <w:pPr>
+        <w:pStyle w:val="ListNumber"/>
+      </w:pPr>
+      <w:r>
+        <w:rPr>
+          <w:b w:val="0"/>
+          <w:color w:val="4A4A49"/>
+          <w:sz w:val="22"/>
+        </w:rPr>
+        <w:t>El molde de PL/pgSQL, y por que el cuerpo va entre signos de dolar (2/2)</w:t>
+      </w:r>
+    </w:p>
+    <w:p>
+      <w:pPr>
+        <w:pStyle w:val="ListNumber"/>
+      </w:pPr>
+      <w:r>
+        <w:rPr>
+          <w:b w:val="0"/>
+          <w:color w:val="4A4A49"/>
+          <w:sz w:val="22"/>
+        </w:rPr>
+        <w:t>Los modos de parametro, y por que hoy no se usa OUT (1/2)</w:t>
+      </w:r>
+    </w:p>
+    <w:p>
+      <w:pPr>
+        <w:pStyle w:val="ListNumber"/>
+      </w:pPr>
+      <w:r>
+        <w:rPr>
+          <w:b w:val="0"/>
+          <w:color w:val="4A4A49"/>
+          <w:sz w:val="22"/>
+        </w:rPr>
+        <w:t>Los modos de parametro, y por que hoy no se usa OUT (2/2)</w:t>
+      </w:r>
+    </w:p>
+    <w:p>
+      <w:pPr>
+        <w:pStyle w:val="ListNumber"/>
+      </w:pPr>
+      <w:r>
+        <w:rPr>
+          <w:b w:val="0"/>
+          <w:color w:val="4A4A49"/>
+          <w:sz w:val="22"/>
+        </w:rPr>
+        <w:t>RAISE EXCEPTION: la validacion que aborta y deshace (1/3)</w:t>
+      </w:r>
+    </w:p>
+    <w:p>
+      <w:pPr>
+        <w:pStyle w:val="ListNumber"/>
+      </w:pPr>
+      <w:r>
+        <w:rPr>
+          <w:b w:val="0"/>
+          <w:color w:val="4A4A49"/>
+          <w:sz w:val="22"/>
+        </w:rPr>
+        <w:t>RAISE EXCEPTION: la validacion que aborta y deshace (2/3)</w:t>
+      </w:r>
+    </w:p>
+    <w:p>
+      <w:pPr>
+        <w:pStyle w:val="ListNumber"/>
+      </w:pPr>
+      <w:r>
+        <w:rPr>
+          <w:b w:val="0"/>
+          <w:color w:val="4A4A49"/>
+          <w:sz w:val="22"/>
+        </w:rPr>
+        <w:t>RAISE EXCEPTION: la validacion que aborta y deshace (3/3)</w:t>
+      </w:r>
+    </w:p>
+    <w:p>
+      <w:pPr>
+        <w:pStyle w:val="ListNumber"/>
+      </w:pPr>
+      <w:r>
+        <w:rPr>
+          <w:b w:val="0"/>
+          <w:color w:val="4A4A49"/>
+          <w:sz w:val="22"/>
+        </w:rPr>
+        <w:t>Donde debe vivir la logica de negocio: la respuesta honesta (1/2)</w:t>
+      </w:r>
+    </w:p>
+    <w:p>
+      <w:pPr>
+        <w:pStyle w:val="ListNumber"/>
+      </w:pPr>
+      <w:r>
+        <w:rPr>
+          <w:b w:val="0"/>
+          <w:color w:val="4A4A49"/>
+          <w:sz w:val="22"/>
+        </w:rPr>
+        <w:t>Donde debe vivir la logica de negocio: la respuesta honesta (2/2)</w:t>
+      </w:r>
+    </w:p>
+    <w:p>
+      <w:pPr>
+        <w:pStyle w:val="ListNumber"/>
+      </w:pPr>
+      <w:r>
+        <w:rPr>
+          <w:b w:val="0"/>
+          <w:color w:val="4A4A49"/>
+          <w:sz w:val="22"/>
+        </w:rPr>
+        <w:t>La inyeccion de SQL, explicada y no solo mencionada (1/2)</w:t>
+      </w:r>
+    </w:p>
+    <w:p>
+      <w:pPr>
+        <w:pStyle w:val="ListNumber"/>
+      </w:pPr>
+      <w:r>
+        <w:rPr>
+          <w:b w:val="0"/>
+          <w:color w:val="4A4A49"/>
+          <w:sz w:val="22"/>
+        </w:rPr>
+        <w:t>La inyeccion de SQL, explicada y no solo mencionada (2/2)</w:t>
+      </w:r>
+    </w:p>
+    <w:p>
+      <w:pPr>
+        <w:pStyle w:val="ListNumber"/>
+      </w:pPr>
+      <w:r>
+        <w:rPr>
+          <w:b w:val="0"/>
+          <w:color w:val="4A4A49"/>
+          <w:sz w:val="22"/>
+        </w:rPr>
+        <w:t>La bateria de pruebas: por que un bloque DO por caso (1/3)</w:t>
+      </w:r>
+    </w:p>
+    <w:p>
+      <w:pPr>
+        <w:pStyle w:val="ListNumber"/>
+      </w:pPr>
+      <w:r>
+        <w:rPr>
+          <w:b w:val="0"/>
+          <w:color w:val="4A4A49"/>
+          <w:sz w:val="22"/>
+        </w:rPr>
+        <w:t>La bateria de pruebas: por que un bloque DO por caso (2/3)</w:t>
+      </w:r>
+    </w:p>
+    <w:p>
+      <w:pPr>
+        <w:pStyle w:val="ListNumber"/>
+      </w:pPr>
+      <w:r>
+        <w:rPr>
+          <w:b w:val="0"/>
+          <w:color w:val="4A4A49"/>
+          <w:sz w:val="22"/>
+        </w:rPr>
+        <w:t>La bateria de pruebas: por que un bloque DO por caso (3/3)</w:t>
+      </w:r>
+    </w:p>
+    <w:p>
+      <w:pPr>
+        <w:pStyle w:val="ListNumber"/>
+      </w:pPr>
+      <w:r>
+        <w:rPr>
+          <w:b w:val="0"/>
+          <w:color w:val="4A4A49"/>
+          <w:sz w:val="22"/>
+        </w:rPr>
+        <w:t>Que significa la columna paso, y la trampa del WHEN OTHERS (1/2)</w:t>
+      </w:r>
+    </w:p>
+    <w:p>
+      <w:pPr>
+        <w:pStyle w:val="ListNumber"/>
+      </w:pPr>
+      <w:r>
+        <w:rPr>
+          <w:b w:val="0"/>
+          <w:color w:val="4A4A49"/>
+          <w:sz w:val="22"/>
+        </w:rPr>
+        <w:t>Que significa la columna paso, y la trampa del WHEN OTHERS (2/2)</w:t>
+      </w:r>
+    </w:p>
+    <w:p>
+      <w:pPr>
+        <w:pStyle w:val="ListNumber"/>
+      </w:pPr>
+      <w:r>
+        <w:rPr>
+          <w:b w:val="0"/>
+          <w:color w:val="4A4A49"/>
+          <w:sz w:val="22"/>
+        </w:rPr>
+        <w:t>El contrato del procedimiento: los 6 bloques que consume la app (1/2)</w:t>
+      </w:r>
+    </w:p>
+    <w:p>
+      <w:pPr>
+        <w:pStyle w:val="ListNumber"/>
+      </w:pPr>
+      <w:r>
+        <w:rPr>
+          <w:b w:val="0"/>
+          <w:color w:val="4A4A49"/>
+          <w:sz w:val="22"/>
+        </w:rPr>
+        <w:t>El contrato del procedimiento: los 6 bloques que consume la app (2/2)</w:t>
+      </w:r>
+    </w:p>
+    <w:p>
+      <w:pPr>
+        <w:pStyle w:val="ListNumber"/>
+      </w:pPr>
+      <w:r>
+        <w:rPr>
+          <w:b w:val="0"/>
+          <w:color w:val="4A4A49"/>
+          <w:sz w:val="22"/>
+        </w:rPr>
+        <w:t>Procedimiento y funcion: la diferencia se dice hoy, no en la Clase 4</w:t>
+      </w:r>
+    </w:p>
+    <w:p>
+      <w:pPr>
+        <w:pStyle w:val="ListNumber"/>
+      </w:pPr>
+      <w:r>
+        <w:rPr>
+          <w:b w:val="0"/>
+          <w:color w:val="4A4A49"/>
+          <w:sz w:val="22"/>
+        </w:rPr>
+        <w:t>Depurar sin depurador: los cuatro movimientos, en PostgreSQL (1/2)</w:t>
+      </w:r>
+    </w:p>
+    <w:p>
+      <w:pPr>
+        <w:pStyle w:val="ListNumber"/>
+      </w:pPr>
+      <w:r>
+        <w:rPr>
+          <w:b w:val="0"/>
+          <w:color w:val="4A4A49"/>
+          <w:sz w:val="22"/>
+        </w:rPr>
+        <w:t>Depurar sin depurador: los cuatro movimientos, en PostgreSQL (2/2)</w:t>
+      </w:r>
+    </w:p>
+    <w:p>
+      <w:pPr>
+        <w:pStyle w:val="ListNumber"/>
+      </w:pPr>
+      <w:r>
+        <w:rPr>
+          <w:b w:val="0"/>
+          <w:color w:val="4A4A49"/>
+          <w:sz w:val="22"/>
+        </w:rPr>
+        <w:t>El motor de hoy es PostgreSQL, y eso decide que se puede demostrar (1/2)</w:t>
+      </w:r>
+    </w:p>
+    <w:p>
+      <w:pPr>
+        <w:pStyle w:val="ListNumber"/>
+      </w:pPr>
+      <w:r>
+        <w:rPr>
+          <w:b w:val="0"/>
+          <w:color w:val="4A4A49"/>
+          <w:sz w:val="22"/>
+        </w:rPr>
+        <w:t>El motor de hoy es PostgreSQL, y eso decide que se puede demostrar (2/2)</w:t>
+      </w:r>
+    </w:p>
+    <w:p>
+      <w:pPr>
+        <w:pStyle w:val="ListNumber"/>
+      </w:pPr>
+      <w:r>
+        <w:rPr>
+          <w:b w:val="0"/>
+          <w:color w:val="4A4A49"/>
+          <w:sz w:val="22"/>
+        </w:rPr>
+        <w:t>El segundo procedimiento: sp_registrar_consulta y el EXISTS (1/2)</w:t>
+      </w:r>
+    </w:p>
+    <w:p>
+      <w:pPr>
+        <w:pStyle w:val="ListNumber"/>
+      </w:pPr>
+      <w:r>
+        <w:rPr>
+          <w:b w:val="0"/>
+          <w:color w:val="4A4A49"/>
+          <w:sz w:val="22"/>
+        </w:rPr>
+        <w:t>El segundo procedimiento: sp_registrar_consulta y el EXISTS (2/2)</w:t>
+      </w:r>
+    </w:p>
+    <w:p>
+      <w:pPr>
+        <w:pStyle w:val="ListNumber"/>
+      </w:pPr>
+      <w:r>
+        <w:rPr>
+          <w:b w:val="0"/>
+          <w:color w:val="4A4A49"/>
+          <w:sz w:val="22"/>
+        </w:rPr>
+        <w:t>Como amarra con las clases vecinas y con la rubrica del PI</w:t>
+      </w:r>
+    </w:p>
+    <w:p>
+      <w:pPr>
+        <w:pStyle w:val="ListNumber"/>
+      </w:pPr>
+      <w:r>
+        <w:rPr>
+          <w:b w:val="0"/>
+          <w:color w:val="4A4A49"/>
+          <w:sz w:val="22"/>
+        </w:rPr>
+        <w:t>Preguntas frecuentes del grupo (1/2)</w:t>
+      </w:r>
+    </w:p>
+    <w:p>
+      <w:pPr>
+        <w:pStyle w:val="ListNumber"/>
+      </w:pPr>
+      <w:r>
+        <w:rPr>
+          <w:b w:val="0"/>
+          <w:color w:val="4A4A49"/>
+          <w:sz w:val="22"/>
+        </w:rPr>
+        <w:t>Preguntas frecuentes del grupo (2/2)</w:t>
       </w:r>
     </w:p>
     <w:p>
@@ -1292,7 +1738,7 @@
           <w:color w:val="1A1C1D"/>
           <w:sz w:val="32"/>
         </w:rPr>
-        <w:t>10-35 · Teoria Core (breve) · desde [Slide 4]</w:t>
+        <w:t>10-35 · Teoria Core (breve) · desde</w:t>
       </w:r>
     </w:p>
     <w:p>
@@ -1320,7 +1766,7 @@
           <w:color w:val="4A4A49"/>
           <w:sz w:val="22"/>
         </w:rPr>
-        <w:t>Proyecte estas diapositivas, en este orden, ~3 min cada una. Son la teoria</w:t>
+        <w:t>Proyecte estas diapositivas, en este orden, ~25 min cada una. Son la teoria</w:t>
       </w:r>
     </w:p>
     <w:p>
@@ -1357,97 +1803,6 @@
           <w:sz w:val="22"/>
         </w:rPr>
         <w:t>proyecta en todas ellas.</w:t>
-      </w:r>
-    </w:p>
-    <w:p>
-      <w:pPr>
-        <w:pStyle w:val="ListNumber"/>
-      </w:pPr>
-      <w:r>
-        <w:rPr>
-          <w:b/>
-          <w:color w:val="4A4A49"/>
-          <w:sz w:val="22"/>
-        </w:rPr>
-        <w:t>[Slide 4] Teoria Core (breve)</w:t>
-      </w:r>
-    </w:p>
-    <w:p>
-      <w:pPr>
-        <w:pStyle w:val="ListNumber"/>
-      </w:pPr>
-      <w:r>
-        <w:rPr>
-          <w:b/>
-          <w:color w:val="4A4A49"/>
-          <w:sz w:val="22"/>
-        </w:rPr>
-        <w:t>[Slide 5] Por que un procedimiento y no SQL en cada pantalla</w:t>
-      </w:r>
-    </w:p>
-    <w:p>
-      <w:pPr>
-        <w:pStyle w:val="ListNumber"/>
-      </w:pPr>
-      <w:r>
-        <w:rPr>
-          <w:b/>
-          <w:color w:val="4A4A49"/>
-          <w:sz w:val="22"/>
-        </w:rPr>
-        <w:t>[Slide 6] El molde de PL/pgSQL y la validacion que aborta</w:t>
-      </w:r>
-    </w:p>
-    <w:p>
-      <w:pPr>
-        <w:pStyle w:val="ListNumber"/>
-      </w:pPr>
-      <w:r>
-        <w:rPr>
-          <w:b/>
-          <w:color w:val="4A4A49"/>
-          <w:sz w:val="22"/>
-        </w:rPr>
-        <w:t>[Slide 7] La bateria de pruebas: un bloque DO por caso</w:t>
-      </w:r>
-    </w:p>
-    <w:p>
-      <w:pPr>
-        <w:pStyle w:val="ListNumber"/>
-      </w:pPr>
-      <w:r>
-        <w:rPr>
-          <w:b/>
-          <w:color w:val="4A4A49"/>
-          <w:sz w:val="22"/>
-        </w:rPr>
-        <w:t>[Slide 8] La columna paso y la trampa de WHEN OTHERS</w:t>
-      </w:r>
-    </w:p>
-    <w:p>
-      <w:pPr>
-        <w:pStyle w:val="ListNumber"/>
-      </w:pPr>
-      <w:r>
-        <w:rPr>
-          <w:b/>
-          <w:color w:val="4A4A49"/>
-          <w:sz w:val="22"/>
-        </w:rPr>
-        <w:t>[Slide 9] El contrato del procedimiento: los 6 bloques que consume la app</w:t>
-      </w:r>
-    </w:p>
-    <w:p>
-      <w:pPr>
-        <w:pStyle w:val="ListNumber"/>
-      </w:pPr>
-      <w:r>
-        <w:rPr>
-          <w:b/>
-          <w:color w:val="4A4A49"/>
-          <w:sz w:val="22"/>
-        </w:rPr>
-        <w:t>[Slide 10] PROCEDURE o FUNCTION: cual se puede usar dentro de un SELECT</w:t>
       </w:r>
     </w:p>
     <w:p>
@@ -1604,7 +1959,7 @@
           <w:color w:val="1A1C1D"/>
           <w:sz w:val="32"/>
         </w:rPr>
-        <w:t>35-55 · Demo paso a paso · [Slide 11]</w:t>
+        <w:t>35-55 · Demo paso a paso · [Slide 40]</w:t>
       </w:r>
     </w:p>
     <w:p>
@@ -1718,7 +2073,7 @@
           <w:color w:val="1A1C1D"/>
           <w:sz w:val="32"/>
         </w:rPr>
-        <w:t>55-105 · Taller guiado = tarea del PI · [Slide 16]</w:t>
+        <w:t>55-105 · Taller guiado = tarea del PI · [Slide 45]</w:t>
       </w:r>
     </w:p>
     <w:p>
@@ -1897,7 +2252,7 @@
           <w:color w:val="1A1C1D"/>
           <w:sz w:val="32"/>
         </w:rPr>
-        <w:t>105-115 · Criterios de exito + quiz corto · [Slide 18]</w:t>
+        <w:t>105-115 · Criterios de exito + quiz corto · [Slide 47]</w:t>
       </w:r>
     </w:p>
     <w:p>
@@ -1907,7 +2262,7 @@
           <w:color w:val="4A4A49"/>
           <w:sz w:val="22"/>
         </w:rPr>
-        <w:t>Repasar checklist del dia con [Slide 18] «Criterios de exito / entregable».</w:t>
+        <w:t>Repasar checklist del dia con [Slide 47] «Criterios de exito / entregable».</w:t>
       </w:r>
     </w:p>
     <w:p>
@@ -1996,7 +2351,7 @@
           <w:color w:val="1A1C1D"/>
           <w:sz w:val="32"/>
         </w:rPr>
-        <w:t>115-120 · Cierre · [Slide 20]</w:t>
+        <w:t>115-120 · Cierre · [Slide 49]</w:t>
       </w:r>
     </w:p>
     <w:p>
@@ -2024,7 +2379,7 @@
           <w:color w:val="4A4A49"/>
           <w:sz w:val="22"/>
         </w:rPr>
-        <w:t>Proyectar [Slide 20] slide de cierre. Dudas finales.</w:t>
+        <w:t>Proyectar [Slide 49] slide de cierre. Dudas finales.</w:t>
       </w:r>
     </w:p>
     <w:p>

--- a/Bases de Datos II/Kit docente/Clase 3/Guion Docente Clase 3 - Procedimientos almacenados.docx
+++ b/Bases de Datos II/Kit docente/Clase 3/Guion Docente Clase 3 - Procedimientos almacenados.docx
@@ -334,7 +334,7 @@
           <w:color w:val="4A4A49"/>
           <w:sz w:val="22"/>
         </w:rPr>
-        <w:t xml:space="preserve"> — 6 vinetas.</w:t>
+        <w:t xml:space="preserve"> — 5 vinetas.</w:t>
       </w:r>
     </w:p>
     <w:p>
@@ -347,7 +347,46 @@
           <w:color w:val="4A4A49"/>
           <w:sz w:val="22"/>
         </w:rPr>
+        <w:t>En lugar de enviar cuatro sentencias y esperar cuatro respuestas por la red, la aplicacion envia una y recibe un resultado.</w:t>
+      </w:r>
+    </w:p>
+    <w:p>
+      <w:pPr>
+        <w:pStyle w:val="ListBullet2"/>
+      </w:pPr>
+      <w:r>
+        <w:rPr>
+          <w:b w:val="0"/>
+          <w:color w:val="4A4A49"/>
+          <w:sz w:val="22"/>
+        </w:rPr>
         <w:t>Conviene senalar de entrada una diferencia con Oracle que importa hoy, porque cambia como se depura.</w:t>
+      </w:r>
+    </w:p>
+    <w:p>
+      <w:pPr>
+        <w:pStyle w:val="ListBullet2"/>
+      </w:pPr>
+      <w:r>
+        <w:rPr>
+          <w:b w:val="0"/>
+          <w:color w:val="4A4A49"/>
+          <w:sz w:val="22"/>
+        </w:rPr>
+        <w:t>En Oracle el procedimiento se compila al crearlo y, si algo esta mal, el objeto queda creado pero invalido.</w:t>
+      </w:r>
+    </w:p>
+    <w:p>
+      <w:pPr>
+        <w:pStyle w:val="ListBullet2"/>
+      </w:pPr>
+      <w:r>
+        <w:rPr>
+          <w:b w:val="0"/>
+          <w:color w:val="4A4A49"/>
+          <w:sz w:val="22"/>
+        </w:rPr>
+        <w:t>Por eso la regla del dia es que crear el procedimiento no es evidencia de nada; la evidencia es el CALL corriendo.</w:t>
       </w:r>
     </w:p>
     <w:p>
@@ -365,7 +404,7 @@
           <w:color w:val="4A4A49"/>
           <w:sz w:val="22"/>
         </w:rPr>
-        <w:t xml:space="preserve"> — 6 vinetas.</w:t>
+        <w:t xml:space="preserve"> — 4 vinetas.</w:t>
       </w:r>
     </w:p>
     <w:p>
@@ -375,7 +414,7 @@
           <w:color w:val="4A4A49"/>
           <w:sz w:val="22"/>
         </w:rPr>
-        <w:t>[Slide 6] El molde de PL/pgSQL, y por que el cuerpo va entre signos de dolar (1/2)</w:t>
+        <w:t>[Slide 6] Que es un procedimiento almacenado, y las dos... — sintaxis</w:t>
       </w:r>
       <w:r>
         <w:rPr>
@@ -383,7 +422,7 @@
           <w:color w:val="4A4A49"/>
           <w:sz w:val="22"/>
         </w:rPr>
-        <w:t xml:space="preserve"> — 8 vinetas.</w:t>
+        <w:t xml:space="preserve"> — 1 vinetas.</w:t>
       </w:r>
     </w:p>
     <w:p>
@@ -393,7 +432,7 @@
           <w:color w:val="4A4A49"/>
           <w:sz w:val="22"/>
         </w:rPr>
-        <w:t>[Slide 7] El molde de PL/pgSQL, y por que el cuerpo va entre signos de dolar (2/2)</w:t>
+        <w:t>[Slide 7] El molde de PL/pgSQL, y por que el cuerpo va entre signos de dolar (1/2)</w:t>
       </w:r>
       <w:r>
         <w:rPr>
@@ -401,7 +440,46 @@
           <w:color w:val="4A4A49"/>
           <w:sz w:val="22"/>
         </w:rPr>
-        <w:t xml:space="preserve"> — 8 vinetas.</w:t>
+        <w:t xml:space="preserve"> — 6 vinetas.</w:t>
+      </w:r>
+    </w:p>
+    <w:p>
+      <w:pPr>
+        <w:pStyle w:val="ListBullet2"/>
+      </w:pPr>
+      <w:r>
+        <w:rPr>
+          <w:b w:val="0"/>
+          <w:color w:val="4A4A49"/>
+          <w:sz w:val="22"/>
+        </w:rPr>
+        <w:t>END; $proc$; y cada pieza tiene su razon.</w:t>
+      </w:r>
+    </w:p>
+    <w:p>
+      <w:pPr>
+        <w:pStyle w:val="ListBullet2"/>
+      </w:pPr>
+      <w:r>
+        <w:rPr>
+          <w:b w:val="0"/>
+          <w:color w:val="4A4A49"/>
+          <w:sz w:val="22"/>
+        </w:rPr>
+        <w:t>LANGUAGE plpgsql hace falta porque PostgreSQL admite varios lenguajes procedimentales y no adivina cual se esta usando.</w:t>
+      </w:r>
+    </w:p>
+    <w:p>
+      <w:pPr>
+        <w:pStyle w:val="ListBullet2"/>
+      </w:pPr>
+      <w:r>
+        <w:rPr>
+          <w:b w:val="0"/>
+          <w:color w:val="4A4A49"/>
+          <w:sz w:val="22"/>
+        </w:rPr>
+        <w:t>Un estudiante que agregue p_id_cita no comete un error de sintaxis, comete un error de diseno, y la rubrica lo mira.</w:t>
       </w:r>
     </w:p>
     <w:p>
@@ -411,7 +489,7 @@
           <w:color w:val="4A4A49"/>
           <w:sz w:val="22"/>
         </w:rPr>
-        <w:t>[Slide 8] Los modos de parametro, y por que hoy no se usa OUT (1/2)</w:t>
+        <w:t>[Slide 8] El molde de PL/pgSQL, y por que el cuerpo va entre signos de dolar (2/2)</w:t>
       </w:r>
       <w:r>
         <w:rPr>
@@ -419,7 +497,7 @@
           <w:color w:val="4A4A49"/>
           <w:sz w:val="22"/>
         </w:rPr>
-        <w:t xml:space="preserve"> — 8 vinetas.</w:t>
+        <w:t xml:space="preserve"> — 6 vinetas.</w:t>
       </w:r>
     </w:p>
     <w:p>
@@ -429,7 +507,7 @@
           <w:color w:val="4A4A49"/>
           <w:sz w:val="22"/>
         </w:rPr>
-        <w:t>[Slide 9] Los modos de parametro, y por que hoy no se usa OUT (2/2)</w:t>
+        <w:t>[Slide 9] El molde de PL/pgSQL, y por que el cuerpo va... — sintaxis</w:t>
       </w:r>
       <w:r>
         <w:rPr>
@@ -437,7 +515,7 @@
           <w:color w:val="4A4A49"/>
           <w:sz w:val="22"/>
         </w:rPr>
-        <w:t xml:space="preserve"> — 7 vinetas.</w:t>
+        <w:t xml:space="preserve"> — 2 vinetas.</w:t>
       </w:r>
     </w:p>
     <w:p>
@@ -447,7 +525,7 @@
           <w:color w:val="4A4A49"/>
           <w:sz w:val="22"/>
         </w:rPr>
-        <w:t>[Slide 10] RAISE EXCEPTION: la validacion que aborta y deshace (1/3)</w:t>
+        <w:t>[Slide 10] Los modos de parametro, y por que hoy no se usa OUT (1/2)</w:t>
       </w:r>
       <w:r>
         <w:rPr>
@@ -455,7 +533,59 @@
           <w:color w:val="4A4A49"/>
           <w:sz w:val="22"/>
         </w:rPr>
-        <w:t xml:space="preserve"> — 7 vinetas.</w:t>
+        <w:t xml:space="preserve"> — 6 vinetas.</w:t>
+      </w:r>
+    </w:p>
+    <w:p>
+      <w:pPr>
+        <w:pStyle w:val="ListBullet2"/>
+      </w:pPr>
+      <w:r>
+        <w:rPr>
+          <w:b w:val="0"/>
+          <w:color w:val="4A4A49"/>
+          <w:sz w:val="22"/>
+        </w:rPr>
+        <w:t>Dentro del cuerpo un parametro IN se comporta como una variable local, asi que se le puede asignar, aunque hacerlo confunde a quien lee y no cambia nada afuera.</w:t>
+      </w:r>
+    </w:p>
+    <w:p>
+      <w:pPr>
+        <w:pStyle w:val="ListBullet2"/>
+      </w:pPr>
+      <w:r>
+        <w:rPr>
+          <w:b w:val="0"/>
+          <w:color w:val="4A4A49"/>
+          <w:sz w:val="22"/>
+        </w:rPr>
+        <w:t>OUT devuelve un valor a quien llama, e INOUT entra con valor y sale modificado.</w:t>
+      </w:r>
+    </w:p>
+    <w:p>
+      <w:pPr>
+        <w:pStyle w:val="ListBullet2"/>
+      </w:pPr>
+      <w:r>
+        <w:rPr>
+          <w:b w:val="0"/>
+          <w:color w:val="4A4A49"/>
+          <w:sz w:val="22"/>
+        </w:rPr>
+        <w:t>La otra razon es de diseno y es la que hay que defender en clase, porque es la decision que la solucion docente califica.</w:t>
+      </w:r>
+    </w:p>
+    <w:p>
+      <w:pPr>
+        <w:pStyle w:val="ListBullet2"/>
+      </w:pPr>
+      <w:r>
+        <w:rPr>
+          <w:b w:val="0"/>
+          <w:color w:val="4A4A49"/>
+          <w:sz w:val="22"/>
+        </w:rPr>
+        <w:t>Devolver el error en un parametro OUT significa que el procedimiento hizo su trabajo, dejo la fila insertada y ademas puso un texto en una variable que la aplicacion PUEDE mirar.</w:t>
       </w:r>
     </w:p>
     <w:p>
@@ -465,7 +595,7 @@
           <w:color w:val="4A4A49"/>
           <w:sz w:val="22"/>
         </w:rPr>
-        <w:t>[Slide 11] RAISE EXCEPTION: la validacion que aborta y deshace (2/3)</w:t>
+        <w:t>[Slide 11] Los modos de parametro, y por que hoy no se usa OUT (2/2)</w:t>
       </w:r>
       <w:r>
         <w:rPr>
@@ -473,7 +603,7 @@
           <w:color w:val="4A4A49"/>
           <w:sz w:val="22"/>
         </w:rPr>
-        <w:t xml:space="preserve"> — 7 vinetas.</w:t>
+        <w:t xml:space="preserve"> — 4 vinetas.</w:t>
       </w:r>
     </w:p>
     <w:p>
@@ -483,7 +613,7 @@
           <w:color w:val="4A4A49"/>
           <w:sz w:val="22"/>
         </w:rPr>
-        <w:t>[Slide 12] RAISE EXCEPTION: la validacion que aborta y deshace (3/3)</w:t>
+        <w:t>[Slide 12] Los modos de parametro, y por que hoy no se... — sintaxis</w:t>
       </w:r>
       <w:r>
         <w:rPr>
@@ -491,7 +621,7 @@
           <w:color w:val="4A4A49"/>
           <w:sz w:val="22"/>
         </w:rPr>
-        <w:t xml:space="preserve"> — 5 vinetas.</w:t>
+        <w:t xml:space="preserve"> — 2 vinetas.</w:t>
       </w:r>
     </w:p>
     <w:p>
@@ -501,7 +631,7 @@
           <w:color w:val="4A4A49"/>
           <w:sz w:val="22"/>
         </w:rPr>
-        <w:t>[Slide 13] Donde debe vivir la logica de negocio: la respuesta honesta (1/2)</w:t>
+        <w:t>[Slide 13] RAISE EXCEPTION: la validacion que aborta y deshace (1/3)</w:t>
       </w:r>
       <w:r>
         <w:rPr>
@@ -509,7 +639,59 @@
           <w:color w:val="4A4A49"/>
           <w:sz w:val="22"/>
         </w:rPr>
-        <w:t xml:space="preserve"> — 7 vinetas.</w:t>
+        <w:t xml:space="preserve"> — 5 vinetas.</w:t>
+      </w:r>
+    </w:p>
+    <w:p>
+      <w:pPr>
+        <w:pStyle w:val="ListBullet2"/>
+      </w:pPr>
+      <w:r>
+        <w:rPr>
+          <w:b w:val="0"/>
+          <w:color w:val="4A4A49"/>
+          <w:sz w:val="22"/>
+        </w:rPr>
+        <w:t>No sale del procedimiento con un aviso, lanza un error que propaga hasta quien llamo, y todo lo que el procedimiento hubiera escrito antes se deshace.</w:t>
+      </w:r>
+    </w:p>
+    <w:p>
+      <w:pPr>
+        <w:pStyle w:val="ListBullet2"/>
+      </w:pPr>
+      <w:r>
+        <w:rPr>
+          <w:b w:val="0"/>
+          <w:color w:val="4A4A49"/>
+          <w:sz w:val="22"/>
+        </w:rPr>
+        <w:t>Eso ultimo se menciona y no se desarrolla: hoy basta con el texto.</w:t>
+      </w:r>
+    </w:p>
+    <w:p>
+      <w:pPr>
+        <w:pStyle w:val="ListBullet2"/>
+      </w:pPr>
+      <w:r>
+        <w:rPr>
+          <w:b w:val="0"/>
+          <w:color w:val="4A4A49"/>
+          <w:sz w:val="22"/>
+        </w:rPr>
+        <w:t>Quien espere la excepcion de Oracle escribe un procedimiento que, ante una mascota inexistente, compara nulo contra 'S', obtiene nulo, entra por el ELSE y termina insertando la cita.</w:t>
+      </w:r>
+    </w:p>
+    <w:p>
+      <w:pPr>
+        <w:pStyle w:val="ListBullet2"/>
+      </w:pPr>
+      <w:r>
+        <w:rPr>
+          <w:b w:val="0"/>
+          <w:color w:val="4A4A49"/>
+          <w:sz w:val="22"/>
+        </w:rPr>
+        <w:t>Si el SELECT devuelve varias filas, en cambio, PL/pgSQL se queda con la primera sin avisar, salvo que se escriba STRICT, que entonces si lanza excepcion en los dos casos.</w:t>
       </w:r>
     </w:p>
     <w:p>
@@ -519,7 +701,7 @@
           <w:color w:val="4A4A49"/>
           <w:sz w:val="22"/>
         </w:rPr>
-        <w:t>[Slide 14] Donde debe vivir la logica de negocio: la respuesta honesta (2/2)</w:t>
+        <w:t>[Slide 14] RAISE EXCEPTION: la validacion que aborta y deshace (2/3)</w:t>
       </w:r>
       <w:r>
         <w:rPr>
@@ -527,7 +709,7 @@
           <w:color w:val="4A4A49"/>
           <w:sz w:val="22"/>
         </w:rPr>
-        <w:t xml:space="preserve"> — 8 vinetas.</w:t>
+        <w:t xml:space="preserve"> — 6 vinetas.</w:t>
       </w:r>
     </w:p>
     <w:p>
@@ -537,7 +719,7 @@
           <w:color w:val="4A4A49"/>
           <w:sz w:val="22"/>
         </w:rPr>
-        <w:t>[Slide 15] La inyeccion de SQL, explicada y no solo mencionada (1/2)</w:t>
+        <w:t>[Slide 15] RAISE EXCEPTION: la validacion que aborta y deshace (3/3)</w:t>
       </w:r>
       <w:r>
         <w:rPr>
@@ -545,7 +727,7 @@
           <w:color w:val="4A4A49"/>
           <w:sz w:val="22"/>
         </w:rPr>
-        <w:t xml:space="preserve"> — 7 vinetas.</w:t>
+        <w:t xml:space="preserve"> — 4 vinetas.</w:t>
       </w:r>
     </w:p>
     <w:p>
@@ -555,7 +737,7 @@
           <w:color w:val="4A4A49"/>
           <w:sz w:val="22"/>
         </w:rPr>
-        <w:t>[Slide 16] La inyeccion de SQL, explicada y no solo mencionada (2/2)</w:t>
+        <w:t>[Slide 16] RAISE EXCEPTION: la validacion que aborta y... — sintaxis</w:t>
       </w:r>
       <w:r>
         <w:rPr>
@@ -563,7 +745,7 @@
           <w:color w:val="4A4A49"/>
           <w:sz w:val="22"/>
         </w:rPr>
-        <w:t xml:space="preserve"> — 7 vinetas.</w:t>
+        <w:t xml:space="preserve"> — 3 vinetas.</w:t>
       </w:r>
     </w:p>
     <w:p>
@@ -573,7 +755,7 @@
           <w:color w:val="4A4A49"/>
           <w:sz w:val="22"/>
         </w:rPr>
-        <w:t>[Slide 17] La bateria de pruebas: por que un bloque DO por caso (1/3)</w:t>
+        <w:t>[Slide 17] Donde debe vivir la logica de negocio: la respuesta honesta (1/2)</w:t>
       </w:r>
       <w:r>
         <w:rPr>
@@ -581,7 +763,59 @@
           <w:color w:val="4A4A49"/>
           <w:sz w:val="22"/>
         </w:rPr>
-        <w:t xml:space="preserve"> — 8 vinetas.</w:t>
+        <w:t xml:space="preserve"> — 6 vinetas.</w:t>
+      </w:r>
+    </w:p>
+    <w:p>
+      <w:pPr>
+        <w:pStyle w:val="ListBullet2"/>
+      </w:pPr>
+      <w:r>
+        <w:rPr>
+          <w:b w:val="0"/>
+          <w:color w:val="4A4A49"/>
+          <w:sz w:val="22"/>
+        </w:rPr>
+        <w:t>A favor de la base de datos hay tres argumentos duros.</w:t>
+      </w:r>
+    </w:p>
+    <w:p>
+      <w:pPr>
+        <w:pStyle w:val="ListBullet2"/>
+      </w:pPr>
+      <w:r>
+        <w:rPr>
+          <w:b w:val="0"/>
+          <w:color w:val="4A4A49"/>
+          <w:sz w:val="22"/>
+        </w:rPr>
+        <w:t>Segundo, se ahorran viajes de red cuando la operacion implica varias sentencias encadenadas.</w:t>
+      </w:r>
+    </w:p>
+    <w:p>
+      <w:pPr>
+        <w:pStyle w:val="ListBullet2"/>
+      </w:pPr>
+      <w:r>
+        <w:rPr>
+          <w:b w:val="0"/>
+          <w:color w:val="4A4A49"/>
+          <w:sz w:val="22"/>
+        </w:rPr>
+        <w:t>Eso es minimo privilegio hecho codigo, y conviene senalar el matiz: en PostgreSQL el cuerpo se ejecuta con los privilegios de quien llama, salvo que el procedimiento se declare SECURITY DEFINER, que es lo que lo hace ejecutarse con los del propietario.</w:t>
+      </w:r>
+    </w:p>
+    <w:p>
+      <w:pPr>
+        <w:pStyle w:val="ListBullet2"/>
+      </w:pPr>
+      <w:r>
+        <w:rPr>
+          <w:b w:val="0"/>
+          <w:color w:val="4A4A49"/>
+          <w:sz w:val="22"/>
+        </w:rPr>
+        <w:t>Sin esa clausula, dar EXECUTE no alcanza.</w:t>
       </w:r>
     </w:p>
     <w:p>
@@ -591,7 +825,7 @@
           <w:color w:val="4A4A49"/>
           <w:sz w:val="22"/>
         </w:rPr>
-        <w:t>[Slide 18] La bateria de pruebas: por que un bloque DO por caso (2/3)</w:t>
+        <w:t>[Slide 18] Donde debe vivir la logica de negocio: la respuesta honesta (2/2)</w:t>
       </w:r>
       <w:r>
         <w:rPr>
@@ -599,7 +833,7 @@
           <w:color w:val="4A4A49"/>
           <w:sz w:val="22"/>
         </w:rPr>
-        <w:t xml:space="preserve"> — 6 vinetas.</w:t>
+        <w:t xml:space="preserve"> — 5 vinetas.</w:t>
       </w:r>
     </w:p>
     <w:p>
@@ -609,7 +843,7 @@
           <w:color w:val="4A4A49"/>
           <w:sz w:val="22"/>
         </w:rPr>
-        <w:t>[Slide 19] La bateria de pruebas: por que un bloque DO por caso (3/3)</w:t>
+        <w:t>[Slide 19] La inyeccion de SQL, explicada y no solo mencionada (1/2)</w:t>
       </w:r>
       <w:r>
         <w:rPr>
@@ -617,7 +851,72 @@
           <w:color w:val="4A4A49"/>
           <w:sz w:val="22"/>
         </w:rPr>
-        <w:t xml:space="preserve"> — 6 vinetas.</w:t>
+        <w:t xml:space="preserve"> — 4 vinetas.</w:t>
+      </w:r>
+    </w:p>
+    <w:p>
+      <w:pPr>
+        <w:pStyle w:val="ListBullet2"/>
+      </w:pPr>
+      <w:r>
+        <w:rPr>
+          <w:b w:val="0"/>
+          <w:color w:val="4A4A49"/>
+          <w:sz w:val="22"/>
+        </w:rPr>
+        <w:t>Ocurre cuando la aplicacion arma la consulta pegando texto que escribio el usuario, y ese texto termina interpretado por el motor como codigo y no como dato.</w:t>
+      </w:r>
+    </w:p>
+    <w:p>
+      <w:pPr>
+        <w:pStyle w:val="ListBullet2"/>
+      </w:pPr>
+      <w:r>
+        <w:rPr>
+          <w:b w:val="0"/>
+          <w:color w:val="4A4A49"/>
+          <w:sz w:val="22"/>
+        </w:rPr>
+        <w:t>En VetCare seria una pantalla de busqueda que construye SELECT * FROM mascota WHERE nombre = seguido de lo que el usuario digito entre comillas.</w:t>
+      </w:r>
+    </w:p>
+    <w:p>
+      <w:pPr>
+        <w:pStyle w:val="ListBullet2"/>
+      </w:pPr>
+      <w:r>
+        <w:rPr>
+          <w:b w:val="0"/>
+          <w:color w:val="4A4A49"/>
+          <w:sz w:val="22"/>
+        </w:rPr>
+        <w:t>DELETE FROM cita; -- el motor recibe dos sentencias y la segunda borra la agenda.</w:t>
+      </w:r>
+    </w:p>
+    <w:p>
+      <w:pPr>
+        <w:pStyle w:val="ListBullet2"/>
+      </w:pPr>
+      <w:r>
+        <w:rPr>
+          <w:b w:val="0"/>
+          <w:color w:val="4A4A49"/>
+          <w:sz w:val="22"/>
+        </w:rPr>
+        <w:t>Si dentro del cuerpo alguien escribe EXECUTE 'SELECT...</w:t>
+      </w:r>
+    </w:p>
+    <w:p>
+      <w:pPr>
+        <w:pStyle w:val="ListBullet2"/>
+      </w:pPr>
+      <w:r>
+        <w:rPr>
+          <w:b w:val="0"/>
+          <w:color w:val="4A4A49"/>
+          <w:sz w:val="22"/>
+        </w:rPr>
+        <w:t>WHERE nombre = ' || p_nombre, el agujero se reabre igual, ahora escondido un nivel mas abajo y por lo tanto mas dificil de auditar.</w:t>
       </w:r>
     </w:p>
     <w:p>
@@ -627,7 +926,7 @@
           <w:color w:val="4A4A49"/>
           <w:sz w:val="22"/>
         </w:rPr>
-        <w:t>[Slide 20] Que significa la columna paso, y la trampa del WHEN OTHERS (1/2)</w:t>
+        <w:t>[Slide 20] La inyeccion de SQL, explicada y no solo mencionada (2/2)</w:t>
       </w:r>
       <w:r>
         <w:rPr>
@@ -639,16 +938,112 @@
       </w:r>
     </w:p>
     <w:p>
-      <w:pPr>
-        <w:pStyle w:val="ListBullet2"/>
-      </w:pPr>
+      <w:r>
+        <w:rPr>
+          <w:b/>
+          <w:color w:val="4A4A49"/>
+          <w:sz w:val="22"/>
+        </w:rPr>
+        <w:t>[Slide 21] La bateria de pruebas: por que un bloque DO por caso (1/3)</w:t>
+      </w:r>
       <w:r>
         <w:rPr>
           <w:b w:val="0"/>
           <w:color w:val="4A4A49"/>
           <w:sz w:val="22"/>
         </w:rPr>
-        <w:t>Conviene decir en voz alta la consecuencia, porque es la que evita reclamos: no se descuenta por elegir una u otra, se descuenta por las cuatro filas en verdadero sin haber verificado el texto.</w:t>
+        <w:t xml:space="preserve"> — 5 vinetas.</w:t>
+      </w:r>
+    </w:p>
+    <w:p>
+      <w:pPr>
+        <w:pStyle w:val="ListBullet2"/>
+      </w:pPr>
+      <w:r>
+        <w:rPr>
+          <w:b w:val="0"/>
+          <w:color w:val="4A4A49"/>
+          <w:sz w:val="22"/>
+        </w:rPr>
+        <w:t>Aparecen tres casos sin probar y una captura que no demuestra nada.</w:t>
+      </w:r>
+    </w:p>
+    <w:p>
+      <w:pPr>
+        <w:pStyle w:val="ListBullet2"/>
+      </w:pPr>
+      <w:r>
+        <w:rPr>
+          <w:b w:val="0"/>
+          <w:color w:val="4A4A49"/>
+          <w:sz w:val="22"/>
+        </w:rPr>
+        <w:t>EXCEPTION WHEN OTHERS THEN...</w:t>
+      </w:r>
+    </w:p>
+    <w:p>
+      <w:pPr>
+        <w:pStyle w:val="ListBullet2"/>
+      </w:pPr>
+      <w:r>
+        <w:rPr>
+          <w:b w:val="0"/>
+          <w:color w:val="4A4A49"/>
+          <w:sz w:val="22"/>
+        </w:rPr>
+        <w:t>Su clausula EXCEPTION atrapa el error, lo convierte en una fila de resultado y deja que el siguiente bloque corra.</w:t>
+      </w:r>
+    </w:p>
+    <w:p>
+      <w:pPr>
+        <w:pStyle w:val="ListBullet2"/>
+      </w:pPr>
+      <w:r>
+        <w:rPr>
+          <w:b w:val="0"/>
+          <w:color w:val="4A4A49"/>
+          <w:sz w:val="22"/>
+        </w:rPr>
+        <w:t>Un bloque por caso, cuatro bloques, cuatro filas.</w:t>
+      </w:r>
+    </w:p>
+    <w:p>
+      <w:pPr>
+        <w:pStyle w:val="ListBullet2"/>
+      </w:pPr>
+      <w:r>
+        <w:rPr>
+          <w:b w:val="0"/>
+          <w:color w:val="4A4A49"/>
+          <w:sz w:val="22"/>
+        </w:rPr>
+        <w:t>Una bateria sin ese conteo prueba que el procedimiento se queja, no que no escribe.</w:t>
+      </w:r>
+    </w:p>
+    <w:p>
+      <w:pPr>
+        <w:pStyle w:val="ListBullet2"/>
+      </w:pPr>
+      <w:r>
+        <w:rPr>
+          <w:b w:val="0"/>
+          <w:color w:val="4A4A49"/>
+          <w:sz w:val="22"/>
+        </w:rPr>
+        <w:t>Tiene dos consecuencias.</w:t>
+      </w:r>
+    </w:p>
+    <w:p>
+      <w:pPr>
+        <w:pStyle w:val="ListBullet2"/>
+      </w:pPr>
+      <w:r>
+        <w:rPr>
+          <w:b w:val="0"/>
+          <w:color w:val="4A4A49"/>
+          <w:sz w:val="22"/>
+        </w:rPr>
+        <w:t>Dos, y es la que importa hoy, que el procedimiento del taller NO lleva COMMIT: si lo llevara, llamarlo desde dentro de un bloque con EXCEPTION fallaria, porque PostgreSQL no permite confirmar la transaccion mientras hay un savepoint activo.</w:t>
       </w:r>
     </w:p>
     <w:p>
@@ -658,7 +1053,7 @@
           <w:color w:val="4A4A49"/>
           <w:sz w:val="22"/>
         </w:rPr>
-        <w:t>[Slide 21] Que significa la columna paso, y la trampa del WHEN OTHERS (2/2)</w:t>
+        <w:t>[Slide 22] La bateria de pruebas: por que un bloque DO por caso (2/3)</w:t>
       </w:r>
       <w:r>
         <w:rPr>
@@ -666,7 +1061,7 @@
           <w:color w:val="4A4A49"/>
           <w:sz w:val="22"/>
         </w:rPr>
-        <w:t xml:space="preserve"> — 5 vinetas.</w:t>
+        <w:t xml:space="preserve"> — 4 vinetas.</w:t>
       </w:r>
     </w:p>
     <w:p>
@@ -676,7 +1071,7 @@
           <w:color w:val="4A4A49"/>
           <w:sz w:val="22"/>
         </w:rPr>
-        <w:t>[Slide 22] El contrato del procedimiento: los 6 bloques que consume la app (1/2)</w:t>
+        <w:t>[Slide 23] La bateria de pruebas: por que un bloque DO por caso (3/3)</w:t>
       </w:r>
       <w:r>
         <w:rPr>
@@ -684,7 +1079,7 @@
           <w:color w:val="4A4A49"/>
           <w:sz w:val="22"/>
         </w:rPr>
-        <w:t xml:space="preserve"> — 6 vinetas.</w:t>
+        <w:t xml:space="preserve"> — 4 vinetas.</w:t>
       </w:r>
     </w:p>
     <w:p>
@@ -694,7 +1089,7 @@
           <w:color w:val="4A4A49"/>
           <w:sz w:val="22"/>
         </w:rPr>
-        <w:t>[Slide 23] El contrato del procedimiento: los 6 bloques que consume la app (2/2)</w:t>
+        <w:t>[Slide 24] Que significa la columna paso, y la trampa del WHEN OTHERS (1/2)</w:t>
       </w:r>
       <w:r>
         <w:rPr>
@@ -702,7 +1097,59 @@
           <w:color w:val="4A4A49"/>
           <w:sz w:val="22"/>
         </w:rPr>
-        <w:t xml:space="preserve"> — 6 vinetas.</w:t>
+        <w:t xml:space="preserve"> — 4 vinetas.</w:t>
+      </w:r>
+    </w:p>
+    <w:p>
+      <w:pPr>
+        <w:pStyle w:val="ListBullet2"/>
+      </w:pPr>
+      <w:r>
+        <w:rPr>
+          <w:b w:val="0"/>
+          <w:color w:val="4A4A49"/>
+          <w:sz w:val="22"/>
+        </w:rPr>
+        <w:t>Aqui esta el matiz que separa una bateria que prueba algo de una que se prueba a si misma, y conviene dictarlo despacio porque la solucion docente lo califica.</w:t>
+      </w:r>
+    </w:p>
+    <w:p>
+      <w:pPr>
+        <w:pStyle w:val="ListBullet2"/>
+      </w:pPr>
+      <w:r>
+        <w:rPr>
+          <w:b w:val="0"/>
+          <w:color w:val="4A4A49"/>
+          <w:sz w:val="22"/>
+        </w:rPr>
+        <w:t>Lo que hay que verificar es el TEXTO de la excepcion, y para eso PL/pgSQL expone la variable SQLERRM con el mensaje y SQLSTATE con el codigo.</w:t>
+      </w:r>
+    </w:p>
+    <w:p>
+      <w:pPr>
+        <w:pStyle w:val="ListBullet2"/>
+      </w:pPr>
+      <w:r>
+        <w:rPr>
+          <w:b w:val="0"/>
+          <w:color w:val="4A4A49"/>
+          <w:sz w:val="22"/>
+        </w:rPr>
+        <w:t>Si paso significa la operacion se completo, los tres casos negativos quedan en falso incluso con el procedimiento perfecto.</w:t>
+      </w:r>
+    </w:p>
+    <w:p>
+      <w:pPr>
+        <w:pStyle w:val="ListBullet2"/>
+      </w:pPr>
+      <w:r>
+        <w:rPr>
+          <w:b w:val="0"/>
+          <w:color w:val="4A4A49"/>
+          <w:sz w:val="22"/>
+        </w:rPr>
+        <w:t>Conviene decir en voz alta la consecuencia, porque es la que evita reclamos: no se descuenta por elegir una u otra, se descuenta por las cuatro filas en verdadero sin haber verificado el texto.</w:t>
       </w:r>
     </w:p>
     <w:p>
@@ -712,7 +1159,7 @@
           <w:color w:val="4A4A49"/>
           <w:sz w:val="22"/>
         </w:rPr>
-        <w:t>[Slide 24] Procedimiento y funcion: la diferencia se dice hoy, no en la Clase 4</w:t>
+        <w:t>[Slide 25] Que significa la columna paso, y la trampa del WHEN OTHERS (2/2)</w:t>
       </w:r>
       <w:r>
         <w:rPr>
@@ -720,20 +1167,51 @@
           <w:color w:val="4A4A49"/>
           <w:sz w:val="22"/>
         </w:rPr>
-        <w:t xml:space="preserve"> — 5 vinetas.</w:t>
+        <w:t xml:space="preserve"> — 3 vinetas.</w:t>
       </w:r>
     </w:p>
     <w:p>
-      <w:pPr>
-        <w:pStyle w:val="ListBullet2"/>
-      </w:pPr>
+      <w:r>
+        <w:rPr>
+          <w:b/>
+          <w:color w:val="4A4A49"/>
+          <w:sz w:val="22"/>
+        </w:rPr>
+        <w:t>[Slide 26] El contrato del procedimiento: los 6 bloques que consume la app (1/2)</w:t>
+      </w:r>
       <w:r>
         <w:rPr>
           <w:b w:val="0"/>
           <w:color w:val="4A4A49"/>
           <w:sz w:val="22"/>
         </w:rPr>
-        <w:t>Conviene cerrar la teoria con esta distincion, y decirla HOY, porque el estudiante la va a necesitar en el taller de hoy y no la semana entrante.</w:t>
+        <w:t xml:space="preserve"> — 6 vinetas.</w:t>
+      </w:r>
+    </w:p>
+    <w:p>
+      <w:pPr>
+        <w:pStyle w:val="ListBullet2"/>
+      </w:pPr>
+      <w:r>
+        <w:rPr>
+          <w:b w:val="0"/>
+          <w:color w:val="4A4A49"/>
+          <w:sz w:val="22"/>
+        </w:rPr>
+        <w:t>Un contrato sirve si permite escribir la llamada y manejar los errores sin leer el cuerpo.</w:t>
+      </w:r>
+    </w:p>
+    <w:p>
+      <w:pPr>
+        <w:pStyle w:val="ListBullet2"/>
+      </w:pPr>
+      <w:r>
+        <w:rPr>
+          <w:b w:val="0"/>
+          <w:color w:val="4A4A49"/>
+          <w:sz w:val="22"/>
+        </w:rPr>
+        <w:t>Sin ella, quien llama no sabe si tiene que limpiar algo.</w:t>
       </w:r>
     </w:p>
     <w:p>
@@ -743,7 +1221,7 @@
           <w:color w:val="4A4A49"/>
           <w:sz w:val="22"/>
         </w:rPr>
-        <w:t>[Slide 25] Depurar sin depurador: los cuatro movimientos, en PostgreSQL (1/2)</w:t>
+        <w:t>[Slide 27] El contrato del procedimiento: los 6 bloques que consume la app (2/2)</w:t>
       </w:r>
       <w:r>
         <w:rPr>
@@ -751,20 +1229,38 @@
           <w:color w:val="4A4A49"/>
           <w:sz w:val="22"/>
         </w:rPr>
-        <w:t xml:space="preserve"> — 5 vinetas.</w:t>
+        <w:t xml:space="preserve"> — 4 vinetas.</w:t>
       </w:r>
     </w:p>
     <w:p>
-      <w:pPr>
-        <w:pStyle w:val="ListBullet2"/>
-      </w:pPr>
+      <w:r>
+        <w:rPr>
+          <w:b/>
+          <w:color w:val="4A4A49"/>
+          <w:sz w:val="22"/>
+        </w:rPr>
+        <w:t>[Slide 28] Procedimiento y funcion: la diferencia se dice hoy, no en la Clase 4 (1/2)</w:t>
+      </w:r>
       <w:r>
         <w:rPr>
           <w:b w:val="0"/>
           <w:color w:val="4A4A49"/>
           <w:sz w:val="22"/>
         </w:rPr>
-        <w:t>Conviene mencionar que RAISE tiene niveles —NOTICE, WARNING, EXCEPTION— y que solo el ultimo aborta.</w:t>
+        <w:t xml:space="preserve"> — 3 vinetas.</w:t>
+      </w:r>
+    </w:p>
+    <w:p>
+      <w:pPr>
+        <w:pStyle w:val="ListBullet2"/>
+      </w:pPr>
+      <w:r>
+        <w:rPr>
+          <w:b w:val="0"/>
+          <w:color w:val="4A4A49"/>
+          <w:sz w:val="22"/>
+        </w:rPr>
+        <w:t>Conviene cerrar la teoria con esta distincion, y decirla HOY, porque el estudiante la va a necesitar en el taller de hoy y no la semana entrante.</w:t>
       </w:r>
     </w:p>
     <w:p>
@@ -774,7 +1270,7 @@
           <w:color w:val="4A4A49"/>
           <w:sz w:val="22"/>
         </w:rPr>
-        <w:t>[Slide 26] Depurar sin depurador: los cuatro movimientos, en PostgreSQL (2/2)</w:t>
+        <w:t>[Slide 29] Procedimiento y funcion: la diferencia se dice hoy, no en la Clase 4 (2/2)</w:t>
       </w:r>
       <w:r>
         <w:rPr>
@@ -782,7 +1278,7 @@
           <w:color w:val="4A4A49"/>
           <w:sz w:val="22"/>
         </w:rPr>
-        <w:t xml:space="preserve"> — 3 vinetas.</w:t>
+        <w:t xml:space="preserve"> — 2 vinetas.</w:t>
       </w:r>
     </w:p>
     <w:p>
@@ -792,7 +1288,7 @@
           <w:color w:val="4A4A49"/>
           <w:sz w:val="22"/>
         </w:rPr>
-        <w:t>[Slide 27] El motor de hoy es PostgreSQL, y eso decide que se puede demostrar (1/2)</w:t>
+        <w:t>[Slide 30] Depurar sin depurador: los cuatro movimientos, en PostgreSQL (1/2)</w:t>
       </w:r>
       <w:r>
         <w:rPr>
@@ -800,7 +1296,20 @@
           <w:color w:val="4A4A49"/>
           <w:sz w:val="22"/>
         </w:rPr>
-        <w:t xml:space="preserve"> — 4 vinetas.</w:t>
+        <w:t xml:space="preserve"> — 5 vinetas.</w:t>
+      </w:r>
+    </w:p>
+    <w:p>
+      <w:pPr>
+        <w:pStyle w:val="ListBullet2"/>
+      </w:pPr>
+      <w:r>
+        <w:rPr>
+          <w:b w:val="0"/>
+          <w:color w:val="4A4A49"/>
+          <w:sz w:val="22"/>
+        </w:rPr>
+        <w:t>Conviene mencionar que RAISE tiene niveles —NOTICE, WARNING, EXCEPTION— y que solo el ultimo aborta.</w:t>
       </w:r>
     </w:p>
     <w:p>
@@ -810,7 +1319,7 @@
           <w:color w:val="4A4A49"/>
           <w:sz w:val="22"/>
         </w:rPr>
-        <w:t>[Slide 28] El motor de hoy es PostgreSQL, y eso decide que se puede demostrar (2/2)</w:t>
+        <w:t>[Slide 31] Depurar sin depurador: los cuatro movimientos, en PostgreSQL (2/2)</w:t>
       </w:r>
       <w:r>
         <w:rPr>
@@ -828,7 +1337,7 @@
           <w:color w:val="4A4A49"/>
           <w:sz w:val="22"/>
         </w:rPr>
-        <w:t>[Slide 29] El segundo procedimiento: sp_registrar_consulta y el EXISTS (1/2)</w:t>
+        <w:t>[Slide 32] El motor de hoy es PostgreSQL, y eso decide que se puede demostrar (1/2)</w:t>
       </w:r>
       <w:r>
         <w:rPr>
@@ -836,7 +1345,7 @@
           <w:color w:val="4A4A49"/>
           <w:sz w:val="22"/>
         </w:rPr>
-        <w:t xml:space="preserve"> — 6 vinetas.</w:t>
+        <w:t xml:space="preserve"> — 4 vinetas.</w:t>
       </w:r>
     </w:p>
     <w:p>
@@ -849,7 +1358,7 @@
           <w:color w:val="4A4A49"/>
           <w:sz w:val="22"/>
         </w:rPr>
-        <w:t>Conviene decir tambien lo que NO hay que hacer: quitar la restriccion porque ya esta el procedimiento.</w:t>
+        <w:t>Ahi funcionan CREATE PROCEDURE, el dollar-quoting, RAISE EXCEPTION, los bloques DO, SQLERRM y SQLSTATE, y la tabla resultado_prueba: la evidencia del taller es la salida del motor y no una promesa.</w:t>
       </w:r>
     </w:p>
     <w:p>
@@ -859,7 +1368,7 @@
           <w:color w:val="4A4A49"/>
           <w:sz w:val="22"/>
         </w:rPr>
-        <w:t>[Slide 30] El segundo procedimiento: sp_registrar_consulta y el EXISTS (2/2)</w:t>
+        <w:t>[Slide 33] El motor de hoy es PostgreSQL, y eso decide que se puede demostrar (2/2)</w:t>
       </w:r>
       <w:r>
         <w:rPr>
@@ -867,7 +1376,7 @@
           <w:color w:val="4A4A49"/>
           <w:sz w:val="22"/>
         </w:rPr>
-        <w:t xml:space="preserve"> — 4 vinetas.</w:t>
+        <w:t xml:space="preserve"> — 2 vinetas.</w:t>
       </w:r>
     </w:p>
     <w:p>
@@ -877,7 +1386,7 @@
           <w:color w:val="4A4A49"/>
           <w:sz w:val="22"/>
         </w:rPr>
-        <w:t>[Slide 31] Como amarra con las clases vecinas y con la rubrica del PI</w:t>
+        <w:t>[Slide 34] El segundo procedimiento: sp_registrar_consulta y el EXISTS (1/2)</w:t>
       </w:r>
       <w:r>
         <w:rPr>
@@ -885,7 +1394,59 @@
           <w:color w:val="4A4A49"/>
           <w:sz w:val="22"/>
         </w:rPr>
-        <w:t xml:space="preserve"> — 6 vinetas.</w:t>
+        <w:t xml:space="preserve"> — 4 vinetas.</w:t>
+      </w:r>
+    </w:p>
+    <w:p>
+      <w:pPr>
+        <w:pStyle w:val="ListBullet2"/>
+      </w:pPr>
+      <w:r>
+        <w:rPr>
+          <w:b w:val="0"/>
+          <w:color w:val="4A4A49"/>
+          <w:sz w:val="22"/>
+        </w:rPr>
+        <w:t>Eso significa que registrar dos veces la consulta de la misma cita ya esta impedido por el motor: el segundo INSERT choca contra la restriccion de unicidad y falla.</w:t>
+      </w:r>
+    </w:p>
+    <w:p>
+      <w:pPr>
+        <w:pStyle w:val="ListBullet2"/>
+      </w:pPr>
+      <w:r>
+        <w:rPr>
+          <w:b w:val="0"/>
+          <w:color w:val="4A4A49"/>
+          <w:sz w:val="22"/>
+        </w:rPr>
+        <w:t>La respuesta tiene dos partes y las dos valen.</w:t>
+      </w:r>
+    </w:p>
+    <w:p>
+      <w:pPr>
+        <w:pStyle w:val="ListBullet2"/>
+      </w:pPr>
+      <w:r>
+        <w:rPr>
+          <w:b w:val="0"/>
+          <w:color w:val="4A4A49"/>
+          <w:sz w:val="22"/>
+        </w:rPr>
+        <w:t>Conviene decir tambien lo que NO hay que hacer: quitar la restriccion porque ya esta el procedimiento.</w:t>
+      </w:r>
+    </w:p>
+    <w:p>
+      <w:pPr>
+        <w:pStyle w:val="ListBullet2"/>
+      </w:pPr>
+      <w:r>
+        <w:rPr>
+          <w:b w:val="0"/>
+          <w:color w:val="4A4A49"/>
+          <w:sz w:val="22"/>
+        </w:rPr>
+        <w:t>Esa jerarquia —declarativo primero, procedimiento encima— es exactamente lo que la Clase 4 va a formalizar.</w:t>
       </w:r>
     </w:p>
     <w:p>
@@ -895,7 +1456,7 @@
           <w:color w:val="4A4A49"/>
           <w:sz w:val="22"/>
         </w:rPr>
-        <w:t>[Slide 32] Preguntas frecuentes del grupo (1/2)</w:t>
+        <w:t>[Slide 35] El segundo procedimiento: sp_registrar_consulta y el EXISTS (2/2)</w:t>
       </w:r>
       <w:r>
         <w:rPr>
@@ -903,7 +1464,7 @@
           <w:color w:val="4A4A49"/>
           <w:sz w:val="22"/>
         </w:rPr>
-        <w:t xml:space="preserve"> — 7 vinetas.</w:t>
+        <w:t xml:space="preserve"> — 2 vinetas.</w:t>
       </w:r>
     </w:p>
     <w:p>
@@ -913,7 +1474,7 @@
           <w:color w:val="4A4A49"/>
           <w:sz w:val="22"/>
         </w:rPr>
-        <w:t>[Slide 33] Preguntas frecuentes del grupo (2/2)</w:t>
+        <w:t>[Slide 36] El segundo procedimiento:... — sintaxis</w:t>
       </w:r>
       <w:r>
         <w:rPr>
@@ -921,7 +1482,110 @@
           <w:color w:val="4A4A49"/>
           <w:sz w:val="22"/>
         </w:rPr>
-        <w:t xml:space="preserve"> — 6 vinetas.</w:t>
+        <w:t xml:space="preserve"> — 3 vinetas.</w:t>
+      </w:r>
+    </w:p>
+    <w:p>
+      <w:r>
+        <w:rPr>
+          <w:b/>
+          <w:color w:val="4A4A49"/>
+          <w:sz w:val="22"/>
+        </w:rPr>
+        <w:t>[Slide 37] Como amarra con las clases vecinas y con la rubrica del PI (1/2)</w:t>
+      </w:r>
+      <w:r>
+        <w:rPr>
+          <w:b w:val="0"/>
+          <w:color w:val="4A4A49"/>
+          <w:sz w:val="22"/>
+        </w:rPr>
+        <w:t xml:space="preserve"> — 3 vinetas.</w:t>
+      </w:r>
+    </w:p>
+    <w:p>
+      <w:r>
+        <w:rPr>
+          <w:b/>
+          <w:color w:val="4A4A49"/>
+          <w:sz w:val="22"/>
+        </w:rPr>
+        <w:t>[Slide 38] Como amarra con las clases vecinas y con la rubrica del PI (2/2)</w:t>
+      </w:r>
+      <w:r>
+        <w:rPr>
+          <w:b w:val="0"/>
+          <w:color w:val="4A4A49"/>
+          <w:sz w:val="22"/>
+        </w:rPr>
+        <w:t xml:space="preserve"> — 3 vinetas.</w:t>
+      </w:r>
+    </w:p>
+    <w:p>
+      <w:r>
+        <w:rPr>
+          <w:b/>
+          <w:color w:val="4A4A49"/>
+          <w:sz w:val="22"/>
+        </w:rPr>
+        <w:t>[Slide 39] Preguntas frecuentes del grupo (1/3)</w:t>
+      </w:r>
+      <w:r>
+        <w:rPr>
+          <w:b w:val="0"/>
+          <w:color w:val="4A4A49"/>
+          <w:sz w:val="22"/>
+        </w:rPr>
+        <w:t xml:space="preserve"> — 5 vinetas.</w:t>
+      </w:r>
+    </w:p>
+    <w:p>
+      <w:pPr>
+        <w:pStyle w:val="ListBullet2"/>
+      </w:pPr>
+      <w:r>
+        <w:rPr>
+          <w:b w:val="0"/>
+          <w:color w:val="4A4A49"/>
+          <w:sz w:val="22"/>
+        </w:rPr>
+        <w:t>Se limpia con DROP PROCEDURE nombrando los tipos.</w:t>
+      </w:r>
+    </w:p>
+    <w:p>
+      <w:r>
+        <w:rPr>
+          <w:b/>
+          <w:color w:val="4A4A49"/>
+          <w:sz w:val="22"/>
+        </w:rPr>
+        <w:t>[Slide 40] Preguntas frecuentes del grupo (2/3)</w:t>
+      </w:r>
+      <w:r>
+        <w:rPr>
+          <w:b w:val="0"/>
+          <w:color w:val="4A4A49"/>
+          <w:sz w:val="22"/>
+        </w:rPr>
+        <w:t xml:space="preserve"> — 5 vinetas.</w:t>
+      </w:r>
+    </w:p>
+    <w:p>
+      <w:r>
+        <w:rPr>
+          <w:b/>
+          <w:color w:val="4A4A49"/>
+          <w:sz w:val="22"/>
+        </w:rPr>
+        <w:t>[Slide 41] Preguntas frecuentes del grupo (3/3)</w:t>
+      </w:r>
+      <w:r>
+        <w:rPr>
+          <w:b w:val="0"/>
+          <w:color w:val="4A4A49"/>
+          <w:sz w:val="22"/>
+        </w:rPr>
+        <w:t xml:space="preserve"> — 2 vinetas.</w:t>
       </w:r>
     </w:p>
     <w:p>
@@ -1067,7 +1731,7 @@
           <w:color w:val="4A4A49"/>
           <w:sz w:val="22"/>
         </w:rPr>
-        <w:t>El molde de PL/pgSQL, y por que el cuerpo va entre signos de dolar (1/2)</w:t>
+        <w:t>Que es un procedimiento almacenado, y las dos... — sintaxis</w:t>
       </w:r>
     </w:p>
     <w:p>
@@ -1080,7 +1744,7 @@
           <w:color w:val="4A4A49"/>
           <w:sz w:val="22"/>
         </w:rPr>
-        <w:t>El molde de PL/pgSQL, y por que el cuerpo va entre signos de dolar (2/2)</w:t>
+        <w:t>El molde de PL/pgSQL, y por que el cuerpo va entre signos de dolar (1/2)</w:t>
       </w:r>
     </w:p>
     <w:p>
@@ -1093,7 +1757,7 @@
           <w:color w:val="4A4A49"/>
           <w:sz w:val="22"/>
         </w:rPr>
-        <w:t>Los modos de parametro, y por que hoy no se usa OUT (1/2)</w:t>
+        <w:t>El molde de PL/pgSQL, y por que el cuerpo va entre signos de dolar (2/2)</w:t>
       </w:r>
     </w:p>
     <w:p>
@@ -1106,7 +1770,7 @@
           <w:color w:val="4A4A49"/>
           <w:sz w:val="22"/>
         </w:rPr>
-        <w:t>Los modos de parametro, y por que hoy no se usa OUT (2/2)</w:t>
+        <w:t>El molde de PL/pgSQL, y por que el cuerpo va... — sintaxis</w:t>
       </w:r>
     </w:p>
     <w:p>
@@ -1119,7 +1783,7 @@
           <w:color w:val="4A4A49"/>
           <w:sz w:val="22"/>
         </w:rPr>
-        <w:t>RAISE EXCEPTION: la validacion que aborta y deshace (1/3)</w:t>
+        <w:t>Los modos de parametro, y por que hoy no se usa OUT (1/2)</w:t>
       </w:r>
     </w:p>
     <w:p>
@@ -1132,7 +1796,7 @@
           <w:color w:val="4A4A49"/>
           <w:sz w:val="22"/>
         </w:rPr>
-        <w:t>RAISE EXCEPTION: la validacion que aborta y deshace (2/3)</w:t>
+        <w:t>Los modos de parametro, y por que hoy no se usa OUT (2/2)</w:t>
       </w:r>
     </w:p>
     <w:p>
@@ -1145,7 +1809,7 @@
           <w:color w:val="4A4A49"/>
           <w:sz w:val="22"/>
         </w:rPr>
-        <w:t>RAISE EXCEPTION: la validacion que aborta y deshace (3/3)</w:t>
+        <w:t>Los modos de parametro, y por que hoy no se... — sintaxis</w:t>
       </w:r>
     </w:p>
     <w:p>
@@ -1158,7 +1822,7 @@
           <w:color w:val="4A4A49"/>
           <w:sz w:val="22"/>
         </w:rPr>
-        <w:t>Donde debe vivir la logica de negocio: la respuesta honesta (1/2)</w:t>
+        <w:t>RAISE EXCEPTION: la validacion que aborta y deshace (1/3)</w:t>
       </w:r>
     </w:p>
     <w:p>
@@ -1171,7 +1835,7 @@
           <w:color w:val="4A4A49"/>
           <w:sz w:val="22"/>
         </w:rPr>
-        <w:t>Donde debe vivir la logica de negocio: la respuesta honesta (2/2)</w:t>
+        <w:t>RAISE EXCEPTION: la validacion que aborta y deshace (2/3)</w:t>
       </w:r>
     </w:p>
     <w:p>
@@ -1184,7 +1848,7 @@
           <w:color w:val="4A4A49"/>
           <w:sz w:val="22"/>
         </w:rPr>
-        <w:t>La inyeccion de SQL, explicada y no solo mencionada (1/2)</w:t>
+        <w:t>RAISE EXCEPTION: la validacion que aborta y deshace (3/3)</w:t>
       </w:r>
     </w:p>
     <w:p>
@@ -1197,7 +1861,7 @@
           <w:color w:val="4A4A49"/>
           <w:sz w:val="22"/>
         </w:rPr>
-        <w:t>La inyeccion de SQL, explicada y no solo mencionada (2/2)</w:t>
+        <w:t>RAISE EXCEPTION: la validacion que aborta y... — sintaxis</w:t>
       </w:r>
     </w:p>
     <w:p>
@@ -1210,7 +1874,7 @@
           <w:color w:val="4A4A49"/>
           <w:sz w:val="22"/>
         </w:rPr>
-        <w:t>La bateria de pruebas: por que un bloque DO por caso (1/3)</w:t>
+        <w:t>Donde debe vivir la logica de negocio: la respuesta honesta (1/2)</w:t>
       </w:r>
     </w:p>
     <w:p>
@@ -1223,7 +1887,7 @@
           <w:color w:val="4A4A49"/>
           <w:sz w:val="22"/>
         </w:rPr>
-        <w:t>La bateria de pruebas: por que un bloque DO por caso (2/3)</w:t>
+        <w:t>Donde debe vivir la logica de negocio: la respuesta honesta (2/2)</w:t>
       </w:r>
     </w:p>
     <w:p>
@@ -1236,7 +1900,7 @@
           <w:color w:val="4A4A49"/>
           <w:sz w:val="22"/>
         </w:rPr>
-        <w:t>La bateria de pruebas: por que un bloque DO por caso (3/3)</w:t>
+        <w:t>La inyeccion de SQL, explicada y no solo mencionada (1/2)</w:t>
       </w:r>
     </w:p>
     <w:p>
@@ -1249,7 +1913,7 @@
           <w:color w:val="4A4A49"/>
           <w:sz w:val="22"/>
         </w:rPr>
-        <w:t>Que significa la columna paso, y la trampa del WHEN OTHERS (1/2)</w:t>
+        <w:t>La inyeccion de SQL, explicada y no solo mencionada (2/2)</w:t>
       </w:r>
     </w:p>
     <w:p>
@@ -1262,7 +1926,7 @@
           <w:color w:val="4A4A49"/>
           <w:sz w:val="22"/>
         </w:rPr>
-        <w:t>Que significa la columna paso, y la trampa del WHEN OTHERS (2/2)</w:t>
+        <w:t>La bateria de pruebas: por que un bloque DO por caso (1/3)</w:t>
       </w:r>
     </w:p>
     <w:p>
@@ -1275,7 +1939,7 @@
           <w:color w:val="4A4A49"/>
           <w:sz w:val="22"/>
         </w:rPr>
-        <w:t>El contrato del procedimiento: los 6 bloques que consume la app (1/2)</w:t>
+        <w:t>La bateria de pruebas: por que un bloque DO por caso (2/3)</w:t>
       </w:r>
     </w:p>
     <w:p>
@@ -1288,7 +1952,7 @@
           <w:color w:val="4A4A49"/>
           <w:sz w:val="22"/>
         </w:rPr>
-        <w:t>El contrato del procedimiento: los 6 bloques que consume la app (2/2)</w:t>
+        <w:t>La bateria de pruebas: por que un bloque DO por caso (3/3)</w:t>
       </w:r>
     </w:p>
     <w:p>
@@ -1301,7 +1965,7 @@
           <w:color w:val="4A4A49"/>
           <w:sz w:val="22"/>
         </w:rPr>
-        <w:t>Procedimiento y funcion: la diferencia se dice hoy, no en la Clase 4</w:t>
+        <w:t>Que significa la columna paso, y la trampa del WHEN OTHERS (1/2)</w:t>
       </w:r>
     </w:p>
     <w:p>
@@ -1314,7 +1978,7 @@
           <w:color w:val="4A4A49"/>
           <w:sz w:val="22"/>
         </w:rPr>
-        <w:t>Depurar sin depurador: los cuatro movimientos, en PostgreSQL (1/2)</w:t>
+        <w:t>Que significa la columna paso, y la trampa del WHEN OTHERS (2/2)</w:t>
       </w:r>
     </w:p>
     <w:p>
@@ -1327,7 +1991,7 @@
           <w:color w:val="4A4A49"/>
           <w:sz w:val="22"/>
         </w:rPr>
-        <w:t>Depurar sin depurador: los cuatro movimientos, en PostgreSQL (2/2)</w:t>
+        <w:t>El contrato del procedimiento: los 6 bloques que consume la app (1/2)</w:t>
       </w:r>
     </w:p>
     <w:p>
@@ -1340,7 +2004,7 @@
           <w:color w:val="4A4A49"/>
           <w:sz w:val="22"/>
         </w:rPr>
-        <w:t>El motor de hoy es PostgreSQL, y eso decide que se puede demostrar (1/2)</w:t>
+        <w:t>El contrato del procedimiento: los 6 bloques que consume la app (2/2)</w:t>
       </w:r>
     </w:p>
     <w:p>
@@ -1353,7 +2017,7 @@
           <w:color w:val="4A4A49"/>
           <w:sz w:val="22"/>
         </w:rPr>
-        <w:t>El motor de hoy es PostgreSQL, y eso decide que se puede demostrar (2/2)</w:t>
+        <w:t>Procedimiento y funcion: la diferencia se dice hoy, no en la Clase 4 (1/2)</w:t>
       </w:r>
     </w:p>
     <w:p>
@@ -1366,7 +2030,7 @@
           <w:color w:val="4A4A49"/>
           <w:sz w:val="22"/>
         </w:rPr>
-        <w:t>El segundo procedimiento: sp_registrar_consulta y el EXISTS (1/2)</w:t>
+        <w:t>Procedimiento y funcion: la diferencia se dice hoy, no en la Clase 4 (2/2)</w:t>
       </w:r>
     </w:p>
     <w:p>
@@ -1379,7 +2043,7 @@
           <w:color w:val="4A4A49"/>
           <w:sz w:val="22"/>
         </w:rPr>
-        <w:t>El segundo procedimiento: sp_registrar_consulta y el EXISTS (2/2)</w:t>
+        <w:t>Depurar sin depurador: los cuatro movimientos, en PostgreSQL (1/2)</w:t>
       </w:r>
     </w:p>
     <w:p>
@@ -1392,7 +2056,7 @@
           <w:color w:val="4A4A49"/>
           <w:sz w:val="22"/>
         </w:rPr>
-        <w:t>Como amarra con las clases vecinas y con la rubrica del PI</w:t>
+        <w:t>Depurar sin depurador: los cuatro movimientos, en PostgreSQL (2/2)</w:t>
       </w:r>
     </w:p>
     <w:p>
@@ -1405,7 +2069,7 @@
           <w:color w:val="4A4A49"/>
           <w:sz w:val="22"/>
         </w:rPr>
-        <w:t>Preguntas frecuentes del grupo (1/2)</w:t>
+        <w:t>El motor de hoy es PostgreSQL, y eso decide que se puede demostrar (1/2)</w:t>
       </w:r>
     </w:p>
     <w:p>
@@ -1418,7 +2082,111 @@
           <w:color w:val="4A4A49"/>
           <w:sz w:val="22"/>
         </w:rPr>
-        <w:t>Preguntas frecuentes del grupo (2/2)</w:t>
+        <w:t>El motor de hoy es PostgreSQL, y eso decide que se puede demostrar (2/2)</w:t>
+      </w:r>
+    </w:p>
+    <w:p>
+      <w:pPr>
+        <w:pStyle w:val="ListNumber"/>
+      </w:pPr>
+      <w:r>
+        <w:rPr>
+          <w:b w:val="0"/>
+          <w:color w:val="4A4A49"/>
+          <w:sz w:val="22"/>
+        </w:rPr>
+        <w:t>El segundo procedimiento: sp_registrar_consulta y el EXISTS (1/2)</w:t>
+      </w:r>
+    </w:p>
+    <w:p>
+      <w:pPr>
+        <w:pStyle w:val="ListNumber"/>
+      </w:pPr>
+      <w:r>
+        <w:rPr>
+          <w:b w:val="0"/>
+          <w:color w:val="4A4A49"/>
+          <w:sz w:val="22"/>
+        </w:rPr>
+        <w:t>El segundo procedimiento: sp_registrar_consulta y el EXISTS (2/2)</w:t>
+      </w:r>
+    </w:p>
+    <w:p>
+      <w:pPr>
+        <w:pStyle w:val="ListNumber"/>
+      </w:pPr>
+      <w:r>
+        <w:rPr>
+          <w:b w:val="0"/>
+          <w:color w:val="4A4A49"/>
+          <w:sz w:val="22"/>
+        </w:rPr>
+        <w:t>El segundo procedimiento:... — sintaxis</w:t>
+      </w:r>
+    </w:p>
+    <w:p>
+      <w:pPr>
+        <w:pStyle w:val="ListNumber"/>
+      </w:pPr>
+      <w:r>
+        <w:rPr>
+          <w:b w:val="0"/>
+          <w:color w:val="4A4A49"/>
+          <w:sz w:val="22"/>
+        </w:rPr>
+        <w:t>Como amarra con las clases vecinas y con la rubrica del PI (1/2)</w:t>
+      </w:r>
+    </w:p>
+    <w:p>
+      <w:pPr>
+        <w:pStyle w:val="ListNumber"/>
+      </w:pPr>
+      <w:r>
+        <w:rPr>
+          <w:b w:val="0"/>
+          <w:color w:val="4A4A49"/>
+          <w:sz w:val="22"/>
+        </w:rPr>
+        <w:t>Como amarra con las clases vecinas y con la rubrica del PI (2/2)</w:t>
+      </w:r>
+    </w:p>
+    <w:p>
+      <w:pPr>
+        <w:pStyle w:val="ListNumber"/>
+      </w:pPr>
+      <w:r>
+        <w:rPr>
+          <w:b w:val="0"/>
+          <w:color w:val="4A4A49"/>
+          <w:sz w:val="22"/>
+        </w:rPr>
+        <w:t>Preguntas frecuentes del grupo (1/3)</w:t>
+      </w:r>
+    </w:p>
+    <w:p>
+      <w:pPr>
+        <w:pStyle w:val="ListNumber"/>
+      </w:pPr>
+      <w:r>
+        <w:rPr>
+          <w:b w:val="0"/>
+          <w:color w:val="4A4A49"/>
+          <w:sz w:val="22"/>
+        </w:rPr>
+        <w:t>Preguntas frecuentes del grupo (2/3)</w:t>
+      </w:r>
+    </w:p>
+    <w:p>
+      <w:pPr>
+        <w:pStyle w:val="ListNumber"/>
+      </w:pPr>
+      <w:r>
+        <w:rPr>
+          <w:b w:val="0"/>
+          <w:color w:val="4A4A49"/>
+          <w:sz w:val="22"/>
+        </w:rPr>
+        <w:t>Preguntas frecuentes del grupo (3/3)</w:t>
       </w:r>
     </w:p>
     <w:p>
@@ -1959,7 +2727,7 @@
           <w:color w:val="1A1C1D"/>
           <w:sz w:val="32"/>
         </w:rPr>
-        <w:t>35-55 · Demo paso a paso · [Slide 40]</w:t>
+        <w:t>35-55 · Demo paso a paso · [Slide 48]</w:t>
       </w:r>
     </w:p>
     <w:p>
@@ -2073,7 +2841,7 @@
           <w:color w:val="1A1C1D"/>
           <w:sz w:val="32"/>
         </w:rPr>
-        <w:t>55-105 · Taller guiado = tarea del PI · [Slide 45]</w:t>
+        <w:t>55-105 · Taller guiado = tarea del PI · [Slide 53]</w:t>
       </w:r>
     </w:p>
     <w:p>
@@ -2252,7 +3020,7 @@
           <w:color w:val="1A1C1D"/>
           <w:sz w:val="32"/>
         </w:rPr>
-        <w:t>105-115 · Criterios de exito + quiz corto · [Slide 47]</w:t>
+        <w:t>105-115 · Criterios de exito + quiz corto · [Slide 55]</w:t>
       </w:r>
     </w:p>
     <w:p>
@@ -2262,7 +3030,7 @@
           <w:color w:val="4A4A49"/>
           <w:sz w:val="22"/>
         </w:rPr>
-        <w:t>Repasar checklist del dia con [Slide 47] «Criterios de exito / entregable».</w:t>
+        <w:t>Repasar checklist del dia con [Slide 55] «Criterios de exito / entregable».</w:t>
       </w:r>
     </w:p>
     <w:p>
@@ -2351,7 +3119,7 @@
           <w:color w:val="1A1C1D"/>
           <w:sz w:val="32"/>
         </w:rPr>
-        <w:t>115-120 · Cierre · [Slide 49]</w:t>
+        <w:t>115-120 · Cierre · [Slide 57]</w:t>
       </w:r>
     </w:p>
     <w:p>
@@ -2379,7 +3147,7 @@
           <w:color w:val="4A4A49"/>
           <w:sz w:val="22"/>
         </w:rPr>
-        <w:t>Proyectar [Slide 49] slide de cierre. Dudas finales.</w:t>
+        <w:t>Proyectar [Slide 57] slide de cierre. Dudas finales.</w:t>
       </w:r>
     </w:p>
     <w:p>

--- a/Bases de Datos II/Kit docente/Clase 3/Guion Docente Clase 3 - Procedimientos almacenados.docx
+++ b/Bases de Datos II/Kit docente/Clase 3/Guion Docente Clase 3 - Procedimientos almacenados.docx
@@ -1595,6 +1595,78 @@
           <w:color w:val="4A4A49"/>
           <w:sz w:val="22"/>
         </w:rPr>
+        <w:t>[Slide 42] El molde de un procedimiento en PL/pgSQL</w:t>
+      </w:r>
+      <w:r>
+        <w:rPr>
+          <w:b w:val="0"/>
+          <w:color w:val="4A4A49"/>
+          <w:sz w:val="22"/>
+        </w:rPr>
+        <w:t xml:space="preserve"> — 18 vinetas.</w:t>
+      </w:r>
+    </w:p>
+    <w:p>
+      <w:r>
+        <w:rPr>
+          <w:b/>
+          <w:color w:val="4A4A49"/>
+          <w:sz w:val="22"/>
+        </w:rPr>
+        <w:t>[Slide 43] RAISE EXCEPTION: la validacion que aborta y deshace</w:t>
+      </w:r>
+      <w:r>
+        <w:rPr>
+          <w:b w:val="0"/>
+          <w:color w:val="4A4A49"/>
+          <w:sz w:val="22"/>
+        </w:rPr>
+        <w:t xml:space="preserve"> — 9 vinetas.</w:t>
+      </w:r>
+    </w:p>
+    <w:p>
+      <w:r>
+        <w:rPr>
+          <w:b/>
+          <w:color w:val="4A4A49"/>
+          <w:sz w:val="22"/>
+        </w:rPr>
+        <w:t>[Slide 44] La bateria de pruebas: un bloque DO por caso</w:t>
+      </w:r>
+      <w:r>
+        <w:rPr>
+          <w:b w:val="0"/>
+          <w:color w:val="4A4A49"/>
+          <w:sz w:val="22"/>
+        </w:rPr>
+        <w:t xml:space="preserve"> — 12 vinetas.</w:t>
+      </w:r>
+    </w:p>
+    <w:p>
+      <w:r>
+        <w:rPr>
+          <w:b/>
+          <w:color w:val="4A4A49"/>
+          <w:sz w:val="22"/>
+        </w:rPr>
+        <w:t>[Slide 45] PROCEDURE o FUNCTION: la diferencia es donde se puede usar</w:t>
+      </w:r>
+      <w:r>
+        <w:rPr>
+          <w:b w:val="0"/>
+          <w:color w:val="4A4A49"/>
+          <w:sz w:val="22"/>
+        </w:rPr>
+        <w:t xml:space="preserve"> — 13 vinetas.</w:t>
+      </w:r>
+    </w:p>
+    <w:p>
+      <w:r>
+        <w:rPr>
+          <w:b/>
+          <w:color w:val="4A4A49"/>
+          <w:sz w:val="22"/>
+        </w:rPr>
         <w:t>Demo que usted debe poder repetir:</w:t>
       </w:r>
       <w:r>
@@ -2187,6 +2259,58 @@
           <w:sz w:val="22"/>
         </w:rPr>
         <w:t>Preguntas frecuentes del grupo (3/3)</w:t>
+      </w:r>
+    </w:p>
+    <w:p>
+      <w:pPr>
+        <w:pStyle w:val="ListNumber"/>
+      </w:pPr>
+      <w:r>
+        <w:rPr>
+          <w:b w:val="0"/>
+          <w:color w:val="4A4A49"/>
+          <w:sz w:val="22"/>
+        </w:rPr>
+        <w:t>El molde de un procedimiento en PL/pgSQL</w:t>
+      </w:r>
+    </w:p>
+    <w:p>
+      <w:pPr>
+        <w:pStyle w:val="ListNumber"/>
+      </w:pPr>
+      <w:r>
+        <w:rPr>
+          <w:b w:val="0"/>
+          <w:color w:val="4A4A49"/>
+          <w:sz w:val="22"/>
+        </w:rPr>
+        <w:t>RAISE EXCEPTION: la validacion que aborta y deshace</w:t>
+      </w:r>
+    </w:p>
+    <w:p>
+      <w:pPr>
+        <w:pStyle w:val="ListNumber"/>
+      </w:pPr>
+      <w:r>
+        <w:rPr>
+          <w:b w:val="0"/>
+          <w:color w:val="4A4A49"/>
+          <w:sz w:val="22"/>
+        </w:rPr>
+        <w:t>La bateria de pruebas: un bloque DO por caso</w:t>
+      </w:r>
+    </w:p>
+    <w:p>
+      <w:pPr>
+        <w:pStyle w:val="ListNumber"/>
+      </w:pPr>
+      <w:r>
+        <w:rPr>
+          <w:b w:val="0"/>
+          <w:color w:val="4A4A49"/>
+          <w:sz w:val="22"/>
+        </w:rPr>
+        <w:t>PROCEDURE o FUNCTION: la diferencia es donde se puede usar</w:t>
       </w:r>
     </w:p>
     <w:p>
@@ -2727,7 +2851,7 @@
           <w:color w:val="1A1C1D"/>
           <w:sz w:val="32"/>
         </w:rPr>
-        <w:t>35-55 · Demo paso a paso · [Slide 48]</w:t>
+        <w:t>35-55 · Demo paso a paso · [Slide 52]</w:t>
       </w:r>
     </w:p>
     <w:p>
@@ -2841,7 +2965,7 @@
           <w:color w:val="1A1C1D"/>
           <w:sz w:val="32"/>
         </w:rPr>
-        <w:t>55-105 · Taller guiado = tarea del PI · [Slide 53]</w:t>
+        <w:t>55-105 · Taller guiado = tarea del PI · [Slide 57]</w:t>
       </w:r>
     </w:p>
     <w:p>
@@ -3020,7 +3144,7 @@
           <w:color w:val="1A1C1D"/>
           <w:sz w:val="32"/>
         </w:rPr>
-        <w:t>105-115 · Criterios de exito + quiz corto · [Slide 55]</w:t>
+        <w:t>105-115 · Criterios de exito + quiz corto · [Slide 59]</w:t>
       </w:r>
     </w:p>
     <w:p>
@@ -3030,7 +3154,7 @@
           <w:color w:val="4A4A49"/>
           <w:sz w:val="22"/>
         </w:rPr>
-        <w:t>Repasar checklist del dia con [Slide 55] «Criterios de exito / entregable».</w:t>
+        <w:t>Repasar checklist del dia con [Slide 59] «Criterios de exito / entregable».</w:t>
       </w:r>
     </w:p>
     <w:p>
@@ -3119,7 +3243,7 @@
           <w:color w:val="1A1C1D"/>
           <w:sz w:val="32"/>
         </w:rPr>
-        <w:t>115-120 · Cierre · [Slide 57]</w:t>
+        <w:t>115-120 · Cierre · [Slide 61]</w:t>
       </w:r>
     </w:p>
     <w:p>
@@ -3147,7 +3271,7 @@
           <w:color w:val="4A4A49"/>
           <w:sz w:val="22"/>
         </w:rPr>
-        <w:t>Proyectar [Slide 57] slide de cierre. Dudas finales.</w:t>
+        <w:t>Proyectar [Slide 61] slide de cierre. Dudas finales.</w:t>
       </w:r>
     </w:p>
     <w:p>

--- a/Bases de Datos II/Kit docente/Clase 3/Guion Docente Clase 3 - Procedimientos almacenados.docx
+++ b/Bases de Datos II/Kit docente/Clase 3/Guion Docente Clase 3 - Procedimientos almacenados.docx
@@ -1751,7 +1751,7 @@
           <w:color w:val="4A4A49"/>
           <w:sz w:val="22"/>
         </w:rPr>
-        <w:t>Encuadre de hoy · Objetivo PI</w:t>
+        <w:t>Encuadre de hoy · Tema y objetivo</w:t>
       </w:r>
     </w:p>
     <w:p>
@@ -2402,110 +2402,6 @@
           <w:sz w:val="22"/>
         </w:rPr>
         <w:t>Demo del dia</w:t>
-      </w:r>
-    </w:p>
-    <w:p>
-      <w:pPr>
-        <w:pStyle w:val="ListNumber"/>
-      </w:pPr>
-      <w:r>
-        <w:rPr>
-          <w:b w:val="0"/>
-          <w:color w:val="4A4A49"/>
-          <w:sz w:val="22"/>
-        </w:rPr>
-        <w:t>Herramientas de hoy</w:t>
-      </w:r>
-    </w:p>
-    <w:p>
-      <w:pPr>
-        <w:pStyle w:val="ListNumber"/>
-      </w:pPr>
-      <w:r>
-        <w:rPr>
-          <w:b w:val="0"/>
-          <w:color w:val="4A4A49"/>
-          <w:sz w:val="22"/>
-        </w:rPr>
-        <w:t>Taller PI VetCare — contexto / por que importa</w:t>
-      </w:r>
-    </w:p>
-    <w:p>
-      <w:pPr>
-        <w:pStyle w:val="ListNumber"/>
-      </w:pPr>
-      <w:r>
-        <w:rPr>
-          <w:b w:val="0"/>
-          <w:color w:val="4A4A49"/>
-          <w:sz w:val="22"/>
-        </w:rPr>
-        <w:t>Taller PI VetCare — objetivo y criterios</w:t>
-      </w:r>
-    </w:p>
-    <w:p>
-      <w:pPr>
-        <w:pStyle w:val="ListNumber"/>
-      </w:pPr>
-      <w:r>
-        <w:rPr>
-          <w:b w:val="0"/>
-          <w:color w:val="4A4A49"/>
-          <w:sz w:val="22"/>
-        </w:rPr>
-        <w:t>Taller PI VetCare — escenario / datos de partida</w:t>
-      </w:r>
-    </w:p>
-    <w:p>
-      <w:pPr>
-        <w:pStyle w:val="ListNumber"/>
-      </w:pPr>
-      <w:r>
-        <w:rPr>
-          <w:b w:val="0"/>
-          <w:color w:val="4A4A49"/>
-          <w:sz w:val="22"/>
-        </w:rPr>
-        <w:t>Taller PI VetCare — pasos guiados</w:t>
-      </w:r>
-    </w:p>
-    <w:p>
-      <w:pPr>
-        <w:pStyle w:val="ListNumber"/>
-      </w:pPr>
-      <w:r>
-        <w:rPr>
-          <w:b w:val="0"/>
-          <w:color w:val="4A4A49"/>
-          <w:sz w:val="22"/>
-        </w:rPr>
-        <w:t>Taller PI VetCare — pistas (checklist vacio)</w:t>
-      </w:r>
-    </w:p>
-    <w:p>
-      <w:pPr>
-        <w:pStyle w:val="ListNumber"/>
-      </w:pPr>
-      <w:r>
-        <w:rPr>
-          <w:b w:val="0"/>
-          <w:color w:val="4A4A49"/>
-          <w:sz w:val="22"/>
-        </w:rPr>
-        <w:t>Criterios de exito / entregable</w:t>
-      </w:r>
-    </w:p>
-    <w:p>
-      <w:pPr>
-        <w:pStyle w:val="ListNumber"/>
-      </w:pPr>
-      <w:r>
-        <w:rPr>
-          <w:b w:val="0"/>
-          <w:color w:val="4A4A49"/>
-          <w:sz w:val="22"/>
-        </w:rPr>
-        <w:t>Para el PI esta semana</w:t>
       </w:r>
     </w:p>
     <w:p>
@@ -2587,7 +2483,7 @@
           <w:color w:val="4A4A49"/>
           <w:sz w:val="22"/>
         </w:rPr>
-        <w:t xml:space="preserve"> «Buenas. Hoy el hilo es VetCare DB. Avanzamos el PI en: &gt;=1 procedimiento de negocio (agendar cita / registrar consulta).</w:t>
+        <w:t xml:space="preserve"> «Buenas. Hoy el hilo es VetCare DB y el tema es: Procedimientos almacenados · VetCare.»</w:t>
       </w:r>
     </w:p>
     <w:p>
@@ -2597,17 +2493,7 @@
           <w:color w:val="4A4A49"/>
           <w:sz w:val="22"/>
         </w:rPr>
-        <w:t>La teoria sera corta; el peso esta en el taller del proyecto.»</w:t>
-      </w:r>
-    </w:p>
-    <w:p>
-      <w:r>
-        <w:rPr>
-          <w:b w:val="0"/>
-          <w:color w:val="4A4A49"/>
-          <w:sz w:val="22"/>
-        </w:rPr>
-        <w:t>Proyectar [Slide 2] «Encuadre de hoy · Objetivo PI» y [Slide 3] «Mapa del bloque de hoy».</w:t>
+        <w:t>Proyectar [Slide 2] «Encuadre de hoy · Tema y objetivo» y [Slide 3] «Mapa del bloque de hoy».</w:t>
       </w:r>
     </w:p>
     <w:p>
@@ -2648,7 +2534,7 @@
           <w:color w:val="4A4A49"/>
           <w:sz w:val="22"/>
         </w:rPr>
-        <w:t xml:space="preserve"> «Solo lo necesario para el entregable de hoy.»</w:t>
+        <w:t xml:space="preserve"> «Esto es lo que hay que saber del tema de hoy.»</w:t>
       </w:r>
     </w:p>
     <w:p>
@@ -2965,17 +2851,25 @@
           <w:color w:val="1A1C1D"/>
           <w:sz w:val="32"/>
         </w:rPr>
-        <w:t>55-105 · Taller guiado = tarea del PI · [Slide 57]</w:t>
+        <w:t>55-105 · Practica (opcional) · sin lamina</w:t>
       </w:r>
     </w:p>
     <w:p>
       <w:r>
         <w:rPr>
+          <w:b w:val="0"/>
+          <w:color w:val="4A4A49"/>
+          <w:sz w:val="22"/>
+        </w:rPr>
+        <w:t xml:space="preserve">La practica es </w:t>
+      </w:r>
+      <w:r>
+        <w:rPr>
           <w:b/>
           <w:color w:val="4A4A49"/>
           <w:sz w:val="22"/>
         </w:rPr>
-        <w:t>Decir:</w:t>
+        <w:t>opcional</w:t>
       </w:r>
       <w:r>
         <w:rPr>
@@ -2983,7 +2877,23 @@
           <w:color w:val="4A4A49"/>
           <w:sz w:val="22"/>
         </w:rPr>
-        <w:t xml:space="preserve"> «Abran su carpeta VetCare. Esto suma a la rubrica del PI. Al final suben el taller en ExamLab.»</w:t>
+        <w:t xml:space="preserve"> y </w:t>
+      </w:r>
+      <w:r>
+        <w:rPr>
+          <w:b/>
+          <w:color w:val="4A4A49"/>
+          <w:sz w:val="22"/>
+        </w:rPr>
+        <w:t>no se proyecta</w:t>
+      </w:r>
+      <w:r>
+        <w:rPr>
+          <w:b w:val="0"/>
+          <w:color w:val="4A4A49"/>
+          <w:sz w:val="22"/>
+        </w:rPr>
+        <w:t>: a veces se hace en clase, a veces no. La guia</w:t>
       </w:r>
     </w:p>
     <w:p>
@@ -2993,194 +2903,7 @@
           <w:color w:val="4A4A49"/>
           <w:sz w:val="22"/>
         </w:rPr>
-        <w:t>Usar bloque Taller ampliado (contexto-&gt;pistas). Solucion en Kit docente/Solucion Taller... (no proyectar completa).</w:t>
-      </w:r>
-    </w:p>
-    <w:p>
-      <w:r>
-        <w:rPr>
-          <w:b w:val="0"/>
-          <w:color w:val="4A4A49"/>
-          <w:sz w:val="22"/>
-        </w:rPr>
-        <w:t>Actividades:</w:t>
-      </w:r>
-    </w:p>
-    <w:p>
-      <w:pPr>
-        <w:pStyle w:val="ListNumber"/>
-      </w:pPr>
-      <w:r>
-        <w:rPr>
-          <w:b w:val="0"/>
-          <w:color w:val="4A4A49"/>
-          <w:sz w:val="22"/>
-        </w:rPr>
-        <w:t>Escribir sp_agendar_cita en PL/pgSQL y ejecutarlo en ExamLab (LANGUAGE plpgsql, dollar-quoting, sin sintaxis de Oracle).</w:t>
-      </w:r>
-    </w:p>
-    <w:p>
-      <w:pPr>
-        <w:pStyle w:val="ListNumber"/>
-      </w:pPr>
-      <w:r>
-        <w:rPr>
-          <w:b w:val="0"/>
-          <w:color w:val="4A4A49"/>
-          <w:sz w:val="22"/>
-        </w:rPr>
-        <w:t>Incluir las 3 validaciones de negocio del PI, cada una con su RAISE EXCEPTION y su mensaje literal.</w:t>
-      </w:r>
-    </w:p>
-    <w:p>
-      <w:pPr>
-        <w:pStyle w:val="ListNumber"/>
-      </w:pPr>
-      <w:r>
-        <w:rPr>
-          <w:b w:val="0"/>
-          <w:color w:val="4A4A49"/>
-          <w:sz w:val="22"/>
-        </w:rPr>
-        <w:t>Correr la bateria de pruebas con bloques DO: 1 caso OK + 3 casos error, escritos en resultado_prueba, mas el COUNT(*) de cita antes y despues.</w:t>
-      </w:r>
-    </w:p>
-    <w:p>
-      <w:pPr>
-        <w:pStyle w:val="ListNumber"/>
-      </w:pPr>
-      <w:r>
-        <w:rPr>
-          <w:b w:val="0"/>
-          <w:color w:val="4A4A49"/>
-          <w:sz w:val="22"/>
-        </w:rPr>
-        <w:t>Escribir sp_registrar_consulta, comprobando con EXISTS antes de chocar contra la restriccion UNIQUE.</w:t>
-      </w:r>
-    </w:p>
-    <w:p>
-      <w:pPr>
-        <w:pStyle w:val="ListNumber"/>
-      </w:pPr>
-      <w:r>
-        <w:rPr>
-          <w:b w:val="0"/>
-          <w:color w:val="4A4A49"/>
-          <w:sz w:val="22"/>
-        </w:rPr>
-        <w:t>Redactar el contrato del proc en sus 6 bloques (plantilla en este documento) y pegarlo en la pregunta 5.</w:t>
-      </w:r>
-    </w:p>
-    <w:p>
-      <w:r>
-        <w:rPr>
-          <w:b w:val="0"/>
-          <w:color w:val="4A4A49"/>
-          <w:sz w:val="22"/>
-        </w:rPr>
-        <w:t>Circular por estudiantes (o salas). Empujar evidencia, no perfectionismo.</w:t>
-      </w:r>
-    </w:p>
-    <w:p>
-      <w:r>
-        <w:rPr>
-          <w:b w:val="0"/>
-          <w:color w:val="4A4A49"/>
-          <w:sz w:val="22"/>
-        </w:rPr>
-        <w:t>Entregable: 2 procedimientos en PL/pgSQL corriendo en ExamLab + bateria de pruebas con su tabla resultado_prueba + contrato del proc (6 bloques)</w:t>
-      </w:r>
-    </w:p>
-    <w:p>
-      <w:pPr>
-        <w:shd w:val="clear" w:fill="FFF4EC"/>
-        <w:spacing w:before="80" w:after="40"/>
-      </w:pPr>
-      <w:r>
-        <w:rPr>
-          <w:b/>
-          <w:color w:val="C23E12"/>
-          <w:sz w:val="21"/>
-        </w:rPr>
-        <w:t>📸  Evidencia de avance de un estudiante (para su registro del corte)</w:t>
-      </w:r>
-    </w:p>
-    <w:p>
-      <w:pPr>
-        <w:shd w:val="clear" w:fill="F2F2F3"/>
-        <w:spacing w:after="20"/>
-      </w:pPr>
-      <w:r>
-        <w:rPr>
-          <w:b/>
-          <w:i/>
-          <w:color w:val="4A4A49"/>
-          <w:sz w:val="18"/>
-        </w:rPr>
-        <w:t>Esta imagen todavía no existe. Cómo producirla:</w:t>
-      </w:r>
-    </w:p>
-    <w:p>
-      <w:pPr>
-        <w:shd w:val="clear" w:fill="F2F2F3"/>
-        <w:ind w:left="216"/>
-      </w:pPr>
-      <w:r>
-        <w:rPr>
-          <w:i/>
-          <w:color w:val="4A4A49"/>
-          <w:sz w:val="18"/>
-        </w:rPr>
-        <w:t>1) Con permiso del estudiante, capture SU pantalla con el artefacto de hoy a medio construir.  2) Recorte datos personales (nombre, correo) antes de guardar.  3) Guardela como Kit docente/Clase 3/Capturas/cap02_taller.png.  4) Sirve de referencia del nivel esperado en el proximo semestre; no se proyecta.</w:t>
-      </w:r>
-    </w:p>
-    <w:p>
-      <w:pPr>
-        <w:spacing w:before="200" w:after="60"/>
-      </w:pPr>
-      <w:r>
-        <w:rPr>
-          <w:b/>
-          <w:color w:val="1A1C1D"/>
-          <w:sz w:val="32"/>
-        </w:rPr>
-        <w:t>105-115 · Criterios de exito + quiz corto · [Slide 59]</w:t>
-      </w:r>
-    </w:p>
-    <w:p>
-      <w:r>
-        <w:rPr>
-          <w:b w:val="0"/>
-          <w:color w:val="4A4A49"/>
-          <w:sz w:val="22"/>
-        </w:rPr>
-        <w:t>Repasar checklist del dia con [Slide 59] «Criterios de exito / entregable».</w:t>
-      </w:r>
-    </w:p>
-    <w:p>
-      <w:r>
-        <w:rPr>
-          <w:b w:val="0"/>
-          <w:color w:val="4A4A49"/>
-          <w:sz w:val="22"/>
-        </w:rPr>
-        <w:t xml:space="preserve">Pasar quiz 8–10 min </w:t>
-      </w:r>
-      <w:r>
-        <w:rPr>
-          <w:b/>
-          <w:color w:val="4A4A49"/>
-          <w:sz w:val="22"/>
-        </w:rPr>
-        <w:t>en ExamLab</w:t>
-      </w:r>
-      <w:r>
-        <w:rPr>
-          <w:b w:val="0"/>
-          <w:color w:val="4A4A49"/>
-          <w:sz w:val="22"/>
-        </w:rPr>
-        <w:t xml:space="preserve"> (preguntas de esta clase; ver Guia Docente - Parte Practica). Version impresa/proyectable de respaldo: </w:t>
+        <w:t xml:space="preserve">completa (contexto, escenario, pasos, pistas, plantilla y criterios) esta en </w:t>
       </w:r>
       <w:r>
         <w:rPr>
@@ -3189,7 +2912,7 @@
           <w:color w:val="111111"/>
           <w:sz w:val="21"/>
         </w:rPr>
-        <w:t>Quiz Clase 3 - VetCare.docx</w:t>
+        <w:t>Clases/Clase 3 - Procedimientos almacenados/Taller PI - Clase 3 - VetCare.docx</w:t>
       </w:r>
       <w:r>
         <w:rPr>
@@ -3197,7 +2920,214 @@
           <w:color w:val="4A4A49"/>
           <w:sz w:val="22"/>
         </w:rPr>
-        <w:t xml:space="preserve">. Clave para usted: </w:t>
+        <w:t>.</w:t>
+      </w:r>
+    </w:p>
+    <w:p>
+      <w:r>
+        <w:rPr>
+          <w:b w:val="0"/>
+          <w:color w:val="4A4A49"/>
+          <w:sz w:val="22"/>
+        </w:rPr>
+        <w:t>Si hoy se hace, el estudiante la abre desde la carpeta de la clase. Solucion en Kit docente/Solucion Taller... (no proyectar).</w:t>
+      </w:r>
+    </w:p>
+    <w:p>
+      <w:r>
+        <w:rPr>
+          <w:b w:val="0"/>
+          <w:color w:val="4A4A49"/>
+          <w:sz w:val="22"/>
+        </w:rPr>
+        <w:t>Si se hace, avanza el PI en: &gt;=1 procedimiento de negocio (agendar cita / registrar consulta)</w:t>
+      </w:r>
+    </w:p>
+    <w:p>
+      <w:r>
+        <w:rPr>
+          <w:b w:val="0"/>
+          <w:color w:val="4A4A49"/>
+          <w:sz w:val="22"/>
+        </w:rPr>
+        <w:t>Actividades:</w:t>
+      </w:r>
+    </w:p>
+    <w:p>
+      <w:pPr>
+        <w:pStyle w:val="ListNumber"/>
+      </w:pPr>
+      <w:r>
+        <w:rPr>
+          <w:b w:val="0"/>
+          <w:color w:val="4A4A49"/>
+          <w:sz w:val="22"/>
+        </w:rPr>
+        <w:t>Escribir sp_agendar_cita en PL/pgSQL y ejecutarlo en ExamLab (LANGUAGE plpgsql, dollar-quoting, sin sintaxis de Oracle).</w:t>
+      </w:r>
+    </w:p>
+    <w:p>
+      <w:pPr>
+        <w:pStyle w:val="ListNumber"/>
+      </w:pPr>
+      <w:r>
+        <w:rPr>
+          <w:b w:val="0"/>
+          <w:color w:val="4A4A49"/>
+          <w:sz w:val="22"/>
+        </w:rPr>
+        <w:t>Incluir las 3 validaciones de negocio del PI, cada una con su RAISE EXCEPTION y su mensaje literal.</w:t>
+      </w:r>
+    </w:p>
+    <w:p>
+      <w:pPr>
+        <w:pStyle w:val="ListNumber"/>
+      </w:pPr>
+      <w:r>
+        <w:rPr>
+          <w:b w:val="0"/>
+          <w:color w:val="4A4A49"/>
+          <w:sz w:val="22"/>
+        </w:rPr>
+        <w:t>Correr la bateria de pruebas con bloques DO: 1 caso OK + 3 casos error, escritos en resultado_prueba, mas el COUNT(*) de cita antes y despues.</w:t>
+      </w:r>
+    </w:p>
+    <w:p>
+      <w:pPr>
+        <w:pStyle w:val="ListNumber"/>
+      </w:pPr>
+      <w:r>
+        <w:rPr>
+          <w:b w:val="0"/>
+          <w:color w:val="4A4A49"/>
+          <w:sz w:val="22"/>
+        </w:rPr>
+        <w:t>Escribir sp_registrar_consulta, comprobando con EXISTS antes de chocar contra la restriccion UNIQUE.</w:t>
+      </w:r>
+    </w:p>
+    <w:p>
+      <w:pPr>
+        <w:pStyle w:val="ListNumber"/>
+      </w:pPr>
+      <w:r>
+        <w:rPr>
+          <w:b w:val="0"/>
+          <w:color w:val="4A4A49"/>
+          <w:sz w:val="22"/>
+        </w:rPr>
+        <w:t>Redactar el contrato del proc en sus 6 bloques (plantilla en este documento) y pegarlo en la pregunta 5.</w:t>
+      </w:r>
+    </w:p>
+    <w:p>
+      <w:r>
+        <w:rPr>
+          <w:b w:val="0"/>
+          <w:color w:val="4A4A49"/>
+          <w:sz w:val="22"/>
+        </w:rPr>
+        <w:t>Circular por estudiantes (o salas). Empujar evidencia, no perfectionismo.</w:t>
+      </w:r>
+    </w:p>
+    <w:p>
+      <w:r>
+        <w:rPr>
+          <w:b w:val="0"/>
+          <w:color w:val="4A4A49"/>
+          <w:sz w:val="22"/>
+        </w:rPr>
+        <w:t>Entregable: 2 procedimientos en PL/pgSQL corriendo en ExamLab + bateria de pruebas con su tabla resultado_prueba + contrato del proc (6 bloques)</w:t>
+      </w:r>
+    </w:p>
+    <w:p>
+      <w:pPr>
+        <w:shd w:val="clear" w:fill="FFF4EC"/>
+        <w:spacing w:before="80" w:after="40"/>
+      </w:pPr>
+      <w:r>
+        <w:rPr>
+          <w:b/>
+          <w:color w:val="C23E12"/>
+          <w:sz w:val="21"/>
+        </w:rPr>
+        <w:t>📸  Evidencia de avance de un estudiante (para su registro del corte)</w:t>
+      </w:r>
+    </w:p>
+    <w:p>
+      <w:pPr>
+        <w:shd w:val="clear" w:fill="F2F2F3"/>
+        <w:spacing w:after="20"/>
+      </w:pPr>
+      <w:r>
+        <w:rPr>
+          <w:b/>
+          <w:i/>
+          <w:color w:val="4A4A49"/>
+          <w:sz w:val="18"/>
+        </w:rPr>
+        <w:t>Esta imagen todavía no existe. Cómo producirla:</w:t>
+      </w:r>
+    </w:p>
+    <w:p>
+      <w:pPr>
+        <w:shd w:val="clear" w:fill="F2F2F3"/>
+        <w:ind w:left="216"/>
+      </w:pPr>
+      <w:r>
+        <w:rPr>
+          <w:i/>
+          <w:color w:val="4A4A49"/>
+          <w:sz w:val="18"/>
+        </w:rPr>
+        <w:t>1) Con permiso del estudiante, capture SU pantalla con el artefacto de hoy a medio construir.  2) Recorte datos personales (nombre, correo) antes de guardar.  3) Guardela como Kit docente/Clase 3/Capturas/cap02_taller.png.  4) Sirve de referencia del nivel esperado en el proximo semestre; no se proyecta.</w:t>
+      </w:r>
+    </w:p>
+    <w:p>
+      <w:pPr>
+        <w:spacing w:before="200" w:after="60"/>
+      </w:pPr>
+      <w:r>
+        <w:rPr>
+          <w:b/>
+          <w:color w:val="1A1C1D"/>
+          <w:sz w:val="32"/>
+        </w:rPr>
+        <w:t>105-115 · Repaso + quiz corto</w:t>
+      </w:r>
+    </w:p>
+    <w:p>
+      <w:r>
+        <w:rPr>
+          <w:b w:val="0"/>
+          <w:color w:val="4A4A49"/>
+          <w:sz w:val="22"/>
+        </w:rPr>
+        <w:t>Repasar los conceptos del dia volviendo a las laminas de teoria que mas costaron.</w:t>
+      </w:r>
+    </w:p>
+    <w:p>
+      <w:r>
+        <w:rPr>
+          <w:b w:val="0"/>
+          <w:color w:val="4A4A49"/>
+          <w:sz w:val="22"/>
+        </w:rPr>
+        <w:t xml:space="preserve">Pasar quiz 8–10 min </w:t>
+      </w:r>
+      <w:r>
+        <w:rPr>
+          <w:b/>
+          <w:color w:val="4A4A49"/>
+          <w:sz w:val="22"/>
+        </w:rPr>
+        <w:t>en ExamLab</w:t>
+      </w:r>
+      <w:r>
+        <w:rPr>
+          <w:b w:val="0"/>
+          <w:color w:val="4A4A49"/>
+          <w:sz w:val="22"/>
+        </w:rPr>
+        <w:t xml:space="preserve"> (preguntas de esta clase; ver Guia Docente - Parte Practica). Version impresa/proyectable de respaldo: </w:t>
       </w:r>
       <w:r>
         <w:rPr>
@@ -3206,6 +3136,23 @@
           <w:color w:val="111111"/>
           <w:sz w:val="21"/>
         </w:rPr>
+        <w:t>Quiz Clase 3 - VetCare.docx</w:t>
+      </w:r>
+      <w:r>
+        <w:rPr>
+          <w:b w:val="0"/>
+          <w:color w:val="4A4A49"/>
+          <w:sz w:val="22"/>
+        </w:rPr>
+        <w:t xml:space="preserve">. Clave para usted: </w:t>
+      </w:r>
+      <w:r>
+        <w:rPr>
+          <w:rFonts w:ascii="Consolas" w:hAnsi="Consolas"/>
+          <w:b w:val="0"/>
+          <w:color w:val="111111"/>
+          <w:sz w:val="21"/>
+        </w:rPr>
         <w:t>Quiz Clase 3 - CLAVE DOCENTE.docx</w:t>
       </w:r>
       <w:r>
@@ -3243,7 +3190,7 @@
           <w:color w:val="1A1C1D"/>
           <w:sz w:val="32"/>
         </w:rPr>
-        <w:t>115-120 · Cierre · [Slide 61]</w:t>
+        <w:t>115-120 · Cierre · [Slide 53]</w:t>
       </w:r>
     </w:p>
     <w:p>
@@ -3261,7 +3208,7 @@
           <w:color w:val="4A4A49"/>
           <w:sz w:val="22"/>
         </w:rPr>
-        <w:t xml:space="preserve"> «Queda avanzado: &gt;=1 procedimiento de negocio (agendar cita / registrar consulta). Suban el taller a ExamLab hoy domingo 23:59 si aplica. Enunciado PI en Clases/Proyecto Integrador.»</w:t>
+        <w:t xml:space="preserve"> «Queda visto: Procedimientos almacenados · VetCare. Si hicimos la practica, la guia y la entrega estan en la carpeta de la clase.»</w:t>
       </w:r>
     </w:p>
     <w:p>
@@ -3271,7 +3218,7 @@
           <w:color w:val="4A4A49"/>
           <w:sz w:val="22"/>
         </w:rPr>
-        <w:t>Proyectar [Slide 61] slide de cierre. Dudas finales.</w:t>
+        <w:t>Proyectar [Slide 53] slide de cierre. Dudas finales.</w:t>
       </w:r>
     </w:p>
     <w:p>

--- a/Bases de Datos II/Kit docente/Clase 3/Guion Docente Clase 3 - Procedimientos almacenados.docx
+++ b/Bases de Datos II/Kit docente/Clase 3/Guion Docente Clase 3 - Procedimientos almacenados.docx
@@ -2206,7 +2206,7 @@
           <w:color w:val="4A4A49"/>
           <w:sz w:val="22"/>
         </w:rPr>
-        <w:t>Como amarra con las clases vecinas y con la rubrica del PI (1/2)</w:t>
+        <w:t>Como amarra con las clases vecinas y con el PI (1/2)</w:t>
       </w:r>
     </w:p>
     <w:p>
@@ -2219,7 +2219,7 @@
           <w:color w:val="4A4A49"/>
           <w:sz w:val="22"/>
         </w:rPr>
-        <w:t>Como amarra con las clases vecinas y con la rubrica del PI (2/2)</w:t>
+        <w:t>Como amarra con las clases vecinas y con el PI (2/2)</w:t>
       </w:r>
     </w:p>
     <w:p>

--- a/Bases de Datos II/Kit docente/Clase 3/Guion Docente Clase 3 - Procedimientos almacenados.docx
+++ b/Bases de Datos II/Kit docente/Clase 3/Guion Docente Clase 3 - Procedimientos almacenados.docx
@@ -479,43 +479,33 @@
           <w:color w:val="4A4A49"/>
           <w:sz w:val="22"/>
         </w:rPr>
-        <w:t>Un estudiante que agregue p_id_cita no comete un error de sintaxis, comete un error de diseno, y la rubrica lo mira.</w:t>
+        <w:t>Un estudiante que agregue p_id_cita no comete un error de sintaxis, comete un error de diseno.</w:t>
       </w:r>
     </w:p>
     <w:p>
-      <w:r>
-        <w:rPr>
-          <w:b/>
-          <w:color w:val="4A4A49"/>
-          <w:sz w:val="22"/>
-        </w:rPr>
-        <w:t>[Slide 8] El molde de PL/pgSQL, y por que el cuerpo va entre signos de dolar (2/2)</w:t>
-      </w:r>
+      <w:pPr>
+        <w:pStyle w:val="ListBullet2"/>
+      </w:pPr>
       <w:r>
         <w:rPr>
           <w:b w:val="0"/>
           <w:color w:val="4A4A49"/>
           <w:sz w:val="22"/>
         </w:rPr>
-        <w:t xml:space="preserve"> — 6 vinetas.</w:t>
+        <w:t>Fuera de la lamina (habla de la practica): El molde es fijo y conviene dictarlo entero antes de escribir una sola validacion, porque es donde se pierden los puntos sin haber entendido nada mal.</w:t>
       </w:r>
     </w:p>
     <w:p>
-      <w:r>
-        <w:rPr>
-          <w:b/>
-          <w:color w:val="4A4A49"/>
-          <w:sz w:val="22"/>
-        </w:rPr>
-        <w:t>[Slide 9] El molde de PL/pgSQL, y por que el cuerpo va... — sintaxis</w:t>
-      </w:r>
+      <w:pPr>
+        <w:pStyle w:val="ListBullet2"/>
+      </w:pPr>
       <w:r>
         <w:rPr>
           <w:b w:val="0"/>
           <w:color w:val="4A4A49"/>
           <w:sz w:val="22"/>
         </w:rPr>
-        <w:t xml:space="preserve"> — 2 vinetas.</w:t>
+        <w:t>Fuera de la lamina (habla de la practica): Un estudiante que agregue p_id_cita no comete un error de sintaxis, comete un error de diseno, y la rubrica lo mira.</w:t>
       </w:r>
     </w:p>
     <w:p>
@@ -525,7 +515,7 @@
           <w:color w:val="4A4A49"/>
           <w:sz w:val="22"/>
         </w:rPr>
-        <w:t>[Slide 10] Los modos de parametro, y por que hoy no se usa OUT (1/2)</w:t>
+        <w:t>[Slide 8] El molde de PL/pgSQL, y por que el cuerpo va entre signos de dolar (2/2)</w:t>
       </w:r>
       <w:r>
         <w:rPr>
@@ -537,29 +527,39 @@
       </w:r>
     </w:p>
     <w:p>
-      <w:pPr>
-        <w:pStyle w:val="ListBullet2"/>
-      </w:pPr>
+      <w:r>
+        <w:rPr>
+          <w:b/>
+          <w:color w:val="4A4A49"/>
+          <w:sz w:val="22"/>
+        </w:rPr>
+        <w:t>[Slide 9] El molde de PL/pgSQL, y por que el cuerpo va... — sintaxis</w:t>
+      </w:r>
       <w:r>
         <w:rPr>
           <w:b w:val="0"/>
           <w:color w:val="4A4A49"/>
           <w:sz w:val="22"/>
         </w:rPr>
-        <w:t>Dentro del cuerpo un parametro IN se comporta como una variable local, asi que se le puede asignar, aunque hacerlo confunde a quien lee y no cambia nada afuera.</w:t>
+        <w:t xml:space="preserve"> — 2 vinetas.</w:t>
       </w:r>
     </w:p>
     <w:p>
-      <w:pPr>
-        <w:pStyle w:val="ListBullet2"/>
-      </w:pPr>
+      <w:r>
+        <w:rPr>
+          <w:b/>
+          <w:color w:val="4A4A49"/>
+          <w:sz w:val="22"/>
+        </w:rPr>
+        <w:t>[Slide 10] Los modos de parametro, y por que hoy no se usa OUT (1/2)</w:t>
+      </w:r>
       <w:r>
         <w:rPr>
           <w:b w:val="0"/>
           <w:color w:val="4A4A49"/>
           <w:sz w:val="22"/>
         </w:rPr>
-        <w:t>OUT devuelve un valor a quien llama, e INOUT entra con valor y sale modificado.</w:t>
+        <w:t xml:space="preserve"> — 6 vinetas.</w:t>
       </w:r>
     </w:p>
     <w:p>
@@ -572,7 +572,7 @@
           <w:color w:val="4A4A49"/>
           <w:sz w:val="22"/>
         </w:rPr>
-        <w:t>La otra razon es de diseno y es la que hay que defender en clase, porque es la decision que la solucion docente califica.</w:t>
+        <w:t>Dentro del cuerpo un parametro IN se comporta como una variable local, asi que se le puede asignar, aunque hacerlo confunde a quien lee y no cambia nada afuera.</w:t>
       </w:r>
     </w:p>
     <w:p>
@@ -585,100 +585,100 @@
           <w:color w:val="4A4A49"/>
           <w:sz w:val="22"/>
         </w:rPr>
-        <w:t>Devolver el error en un parametro OUT significa que el procedimiento hizo su trabajo, dejo la fila insertada y ademas puso un texto en una variable que la aplicacion PUEDE mirar.</w:t>
+        <w:t>OUT devuelve un valor a quien llama, e INOUT entra con valor y sale modificado.</w:t>
       </w:r>
     </w:p>
     <w:p>
-      <w:r>
-        <w:rPr>
-          <w:b/>
-          <w:color w:val="4A4A49"/>
-          <w:sz w:val="22"/>
-        </w:rPr>
-        <w:t>[Slide 11] Los modos de parametro, y por que hoy no se usa OUT (2/2)</w:t>
-      </w:r>
+      <w:pPr>
+        <w:pStyle w:val="ListBullet2"/>
+      </w:pPr>
       <w:r>
         <w:rPr>
           <w:b w:val="0"/>
           <w:color w:val="4A4A49"/>
           <w:sz w:val="22"/>
         </w:rPr>
-        <w:t xml:space="preserve"> — 4 vinetas.</w:t>
+        <w:t>La otra razon es de diseno y es la que hay que defender en clase.</w:t>
       </w:r>
     </w:p>
     <w:p>
-      <w:r>
-        <w:rPr>
-          <w:b/>
-          <w:color w:val="4A4A49"/>
-          <w:sz w:val="22"/>
-        </w:rPr>
-        <w:t>[Slide 12] Los modos de parametro, y por que hoy no se... — sintaxis</w:t>
-      </w:r>
+      <w:pPr>
+        <w:pStyle w:val="ListBullet2"/>
+      </w:pPr>
       <w:r>
         <w:rPr>
           <w:b w:val="0"/>
           <w:color w:val="4A4A49"/>
           <w:sz w:val="22"/>
         </w:rPr>
-        <w:t xml:space="preserve"> — 2 vinetas.</w:t>
+        <w:t>Devolver el error en un parametro OUT significa que el procedimiento hizo su trabajo, dejo la fila insertada y ademas puso un texto en una variable que la aplicacion PUEDE mirar.</w:t>
       </w:r>
     </w:p>
     <w:p>
-      <w:r>
-        <w:rPr>
-          <w:b/>
-          <w:color w:val="4A4A49"/>
-          <w:sz w:val="22"/>
-        </w:rPr>
-        <w:t>[Slide 13] RAISE EXCEPTION: la validacion que aborta y deshace (1/3)</w:t>
-      </w:r>
+      <w:pPr>
+        <w:pStyle w:val="ListBullet2"/>
+      </w:pPr>
       <w:r>
         <w:rPr>
           <w:b w:val="0"/>
           <w:color w:val="4A4A49"/>
           <w:sz w:val="22"/>
         </w:rPr>
-        <w:t xml:space="preserve"> — 5 vinetas.</w:t>
+        <w:t>Fuera de la lamina (habla de la practica): La otra razon es de diseno y es la que hay que defender en clase, porque es la decision que la solucion docente califica.</w:t>
       </w:r>
     </w:p>
     <w:p>
-      <w:pPr>
-        <w:pStyle w:val="ListBullet2"/>
-      </w:pPr>
+      <w:r>
+        <w:rPr>
+          <w:b/>
+          <w:color w:val="4A4A49"/>
+          <w:sz w:val="22"/>
+        </w:rPr>
+        <w:t>[Slide 11] Los modos de parametro, y por que hoy no se usa OUT (2/2)</w:t>
+      </w:r>
       <w:r>
         <w:rPr>
           <w:b w:val="0"/>
           <w:color w:val="4A4A49"/>
           <w:sz w:val="22"/>
         </w:rPr>
-        <w:t>No sale del procedimiento con un aviso, lanza un error que propaga hasta quien llamo, y todo lo que el procedimiento hubiera escrito antes se deshace.</w:t>
+        <w:t xml:space="preserve"> — 4 vinetas.</w:t>
       </w:r>
     </w:p>
     <w:p>
-      <w:pPr>
-        <w:pStyle w:val="ListBullet2"/>
-      </w:pPr>
+      <w:r>
+        <w:rPr>
+          <w:b/>
+          <w:color w:val="4A4A49"/>
+          <w:sz w:val="22"/>
+        </w:rPr>
+        <w:t>[Slide 12] Los modos de parametro, y por que hoy no se... — sintaxis</w:t>
+      </w:r>
       <w:r>
         <w:rPr>
           <w:b w:val="0"/>
           <w:color w:val="4A4A49"/>
           <w:sz w:val="22"/>
         </w:rPr>
-        <w:t>Eso ultimo se menciona y no se desarrolla: hoy basta con el texto.</w:t>
+        <w:t xml:space="preserve"> — 2 vinetas.</w:t>
       </w:r>
     </w:p>
     <w:p>
-      <w:pPr>
-        <w:pStyle w:val="ListBullet2"/>
-      </w:pPr>
+      <w:r>
+        <w:rPr>
+          <w:b/>
+          <w:color w:val="4A4A49"/>
+          <w:sz w:val="22"/>
+        </w:rPr>
+        <w:t>[Slide 13] RAISE EXCEPTION: la validacion que aborta y deshace (1/3)</w:t>
+      </w:r>
       <w:r>
         <w:rPr>
           <w:b w:val="0"/>
           <w:color w:val="4A4A49"/>
           <w:sz w:val="22"/>
         </w:rPr>
-        <w:t>Quien espere la excepcion de Oracle escribe un procedimiento que, ante una mascota inexistente, compara nulo contra 'S', obtiene nulo, entra por el ELSE y termina insertando la cita.</w:t>
+        <w:t xml:space="preserve"> — 5 vinetas.</w:t>
       </w:r>
     </w:p>
     <w:p>
@@ -691,167 +691,157 @@
           <w:color w:val="4A4A49"/>
           <w:sz w:val="22"/>
         </w:rPr>
-        <w:t>Si el SELECT devuelve varias filas, en cambio, PL/pgSQL se queda con la primera sin avisar, salvo que se escriba STRICT, que entonces si lanza excepcion en los dos casos.</w:t>
+        <w:t>No sale del procedimiento con un aviso, lanza un error que propaga hasta quien llamo, y todo lo que el procedimiento hubiera escrito antes se deshace.</w:t>
       </w:r>
     </w:p>
     <w:p>
-      <w:r>
-        <w:rPr>
-          <w:b/>
-          <w:color w:val="4A4A49"/>
-          <w:sz w:val="22"/>
-        </w:rPr>
-        <w:t>[Slide 14] RAISE EXCEPTION: la validacion que aborta y deshace (2/3)</w:t>
-      </w:r>
+      <w:pPr>
+        <w:pStyle w:val="ListBullet2"/>
+      </w:pPr>
       <w:r>
         <w:rPr>
           <w:b w:val="0"/>
           <w:color w:val="4A4A49"/>
           <w:sz w:val="22"/>
         </w:rPr>
-        <w:t xml:space="preserve"> — 6 vinetas.</w:t>
+        <w:t>Eso ultimo se menciona y no se desarrolla: hoy basta con el texto.</w:t>
       </w:r>
     </w:p>
     <w:p>
-      <w:r>
-        <w:rPr>
-          <w:b/>
-          <w:color w:val="4A4A49"/>
-          <w:sz w:val="22"/>
-        </w:rPr>
-        <w:t>[Slide 15] RAISE EXCEPTION: la validacion que aborta y deshace (3/3)</w:t>
-      </w:r>
+      <w:pPr>
+        <w:pStyle w:val="ListBullet2"/>
+      </w:pPr>
       <w:r>
         <w:rPr>
           <w:b w:val="0"/>
           <w:color w:val="4A4A49"/>
           <w:sz w:val="22"/>
         </w:rPr>
-        <w:t xml:space="preserve"> — 4 vinetas.</w:t>
+        <w:t>Quien espere la excepcion de Oracle escribe un procedimiento que, ante una mascota inexistente, compara nulo contra 'S', obtiene nulo, entra por el ELSE y termina insertando la cita.</w:t>
       </w:r>
     </w:p>
     <w:p>
-      <w:r>
-        <w:rPr>
-          <w:b/>
-          <w:color w:val="4A4A49"/>
-          <w:sz w:val="22"/>
-        </w:rPr>
-        <w:t>[Slide 16] RAISE EXCEPTION: la validacion que aborta y... — sintaxis</w:t>
-      </w:r>
+      <w:pPr>
+        <w:pStyle w:val="ListBullet2"/>
+      </w:pPr>
       <w:r>
         <w:rPr>
           <w:b w:val="0"/>
           <w:color w:val="4A4A49"/>
           <w:sz w:val="22"/>
         </w:rPr>
-        <w:t xml:space="preserve"> — 3 vinetas.</w:t>
+        <w:t>Si el SELECT devuelve varias filas, en cambio, PL/pgSQL se queda con la primera sin avisar, salvo que se escriba STRICT, que entonces si lanza excepcion en los dos casos.</w:t>
       </w:r>
     </w:p>
     <w:p>
-      <w:r>
-        <w:rPr>
-          <w:b/>
-          <w:color w:val="4A4A49"/>
-          <w:sz w:val="22"/>
-        </w:rPr>
-        <w:t>[Slide 17] Donde debe vivir la logica de negocio: la respuesta honesta (1/2)</w:t>
-      </w:r>
+      <w:pPr>
+        <w:pStyle w:val="ListBullet2"/>
+      </w:pPr>
       <w:r>
         <w:rPr>
           <w:b w:val="0"/>
           <w:color w:val="4A4A49"/>
           <w:sz w:val="22"/>
         </w:rPr>
-        <w:t xml:space="preserve"> — 6 vinetas.</w:t>
+        <w:t>Fuera de la lamina (habla de la practica): Esta es la parte que convierte una consulta con nombre en logica de negocio, y es el mecanismo que la pregunta 1 de la clase califica con treinta y cinco puntos.</w:t>
       </w:r>
     </w:p>
     <w:p>
-      <w:pPr>
-        <w:pStyle w:val="ListBullet2"/>
-      </w:pPr>
+      <w:r>
+        <w:rPr>
+          <w:b/>
+          <w:color w:val="4A4A49"/>
+          <w:sz w:val="22"/>
+        </w:rPr>
+        <w:t>[Slide 14] RAISE EXCEPTION: la validacion que aborta y deshace (2/3)</w:t>
+      </w:r>
       <w:r>
         <w:rPr>
           <w:b w:val="0"/>
           <w:color w:val="4A4A49"/>
           <w:sz w:val="22"/>
         </w:rPr>
-        <w:t>A favor de la base de datos hay tres argumentos duros.</w:t>
+        <w:t xml:space="preserve"> — 6 vinetas.</w:t>
       </w:r>
     </w:p>
     <w:p>
-      <w:pPr>
-        <w:pStyle w:val="ListBullet2"/>
-      </w:pPr>
+      <w:r>
+        <w:rPr>
+          <w:b/>
+          <w:color w:val="4A4A49"/>
+          <w:sz w:val="22"/>
+        </w:rPr>
+        <w:t>[Slide 15] RAISE EXCEPTION: la validacion que aborta y deshace (3/3)</w:t>
+      </w:r>
       <w:r>
         <w:rPr>
           <w:b w:val="0"/>
           <w:color w:val="4A4A49"/>
           <w:sz w:val="22"/>
         </w:rPr>
-        <w:t>Segundo, se ahorran viajes de red cuando la operacion implica varias sentencias encadenadas.</w:t>
+        <w:t xml:space="preserve"> — 4 vinetas.</w:t>
       </w:r>
     </w:p>
     <w:p>
-      <w:pPr>
-        <w:pStyle w:val="ListBullet2"/>
-      </w:pPr>
+      <w:r>
+        <w:rPr>
+          <w:b/>
+          <w:color w:val="4A4A49"/>
+          <w:sz w:val="22"/>
+        </w:rPr>
+        <w:t>[Slide 16] RAISE EXCEPTION: la validacion que aborta y... — sintaxis</w:t>
+      </w:r>
       <w:r>
         <w:rPr>
           <w:b w:val="0"/>
           <w:color w:val="4A4A49"/>
           <w:sz w:val="22"/>
         </w:rPr>
-        <w:t>Eso es minimo privilegio hecho codigo, y conviene senalar el matiz: en PostgreSQL el cuerpo se ejecuta con los privilegios de quien llama, salvo que el procedimiento se declare SECURITY DEFINER, que es lo que lo hace ejecutarse con los del propietario.</w:t>
+        <w:t xml:space="preserve"> — 3 vinetas.</w:t>
       </w:r>
     </w:p>
     <w:p>
-      <w:pPr>
-        <w:pStyle w:val="ListBullet2"/>
-      </w:pPr>
+      <w:r>
+        <w:rPr>
+          <w:b/>
+          <w:color w:val="4A4A49"/>
+          <w:sz w:val="22"/>
+        </w:rPr>
+        <w:t>[Slide 17] Donde debe vivir la logica de negocio: la respuesta honesta (1/2)</w:t>
+      </w:r>
       <w:r>
         <w:rPr>
           <w:b w:val="0"/>
           <w:color w:val="4A4A49"/>
           <w:sz w:val="22"/>
         </w:rPr>
-        <w:t>Sin esa clausula, dar EXECUTE no alcanza.</w:t>
+        <w:t xml:space="preserve"> — 6 vinetas.</w:t>
       </w:r>
     </w:p>
     <w:p>
-      <w:r>
-        <w:rPr>
-          <w:b/>
-          <w:color w:val="4A4A49"/>
-          <w:sz w:val="22"/>
-        </w:rPr>
-        <w:t>[Slide 18] Donde debe vivir la logica de negocio: la respuesta honesta (2/2)</w:t>
-      </w:r>
+      <w:pPr>
+        <w:pStyle w:val="ListBullet2"/>
+      </w:pPr>
       <w:r>
         <w:rPr>
           <w:b w:val="0"/>
           <w:color w:val="4A4A49"/>
           <w:sz w:val="22"/>
         </w:rPr>
-        <w:t xml:space="preserve"> — 5 vinetas.</w:t>
+        <w:t>A favor de la base de datos hay tres argumentos duros.</w:t>
       </w:r>
     </w:p>
     <w:p>
-      <w:r>
-        <w:rPr>
-          <w:b/>
-          <w:color w:val="4A4A49"/>
-          <w:sz w:val="22"/>
-        </w:rPr>
-        <w:t>[Slide 19] La inyeccion de SQL, explicada y no solo mencionada (1/2)</w:t>
-      </w:r>
+      <w:pPr>
+        <w:pStyle w:val="ListBullet2"/>
+      </w:pPr>
       <w:r>
         <w:rPr>
           <w:b w:val="0"/>
           <w:color w:val="4A4A49"/>
           <w:sz w:val="22"/>
         </w:rPr>
-        <w:t xml:space="preserve"> — 4 vinetas.</w:t>
+        <w:t>Segundo, se ahorran viajes de red cuando la operacion implica varias sentencias encadenadas.</w:t>
       </w:r>
     </w:p>
     <w:p>
@@ -864,7 +854,7 @@
           <w:color w:val="4A4A49"/>
           <w:sz w:val="22"/>
         </w:rPr>
-        <w:t>Ocurre cuando la aplicacion arma la consulta pegando texto que escribio el usuario, y ese texto termina interpretado por el motor como codigo y no como dato.</w:t>
+        <w:t>Eso es minimo privilegio hecho codigo, y conviene senalar el matiz: en PostgreSQL el cuerpo se ejecuta con los privilegios de quien llama, salvo que el procedimiento se declare SECURITY DEFINER, que es lo que lo hace ejecutarse con los del propietario.</w:t>
       </w:r>
     </w:p>
     <w:p>
@@ -877,33 +867,43 @@
           <w:color w:val="4A4A49"/>
           <w:sz w:val="22"/>
         </w:rPr>
-        <w:t>En VetCare seria una pantalla de busqueda que construye SELECT * FROM mascota WHERE nombre = seguido de lo que el usuario digito entre comillas.</w:t>
+        <w:t>Sin esa clausula, dar EXECUTE no alcanza.</w:t>
       </w:r>
     </w:p>
     <w:p>
-      <w:pPr>
-        <w:pStyle w:val="ListBullet2"/>
-      </w:pPr>
+      <w:r>
+        <w:rPr>
+          <w:b/>
+          <w:color w:val="4A4A49"/>
+          <w:sz w:val="22"/>
+        </w:rPr>
+        <w:t>[Slide 18] Donde debe vivir la logica de negocio: la respuesta honesta (2/2)</w:t>
+      </w:r>
       <w:r>
         <w:rPr>
           <w:b w:val="0"/>
           <w:color w:val="4A4A49"/>
           <w:sz w:val="22"/>
         </w:rPr>
-        <w:t>DELETE FROM cita; -- el motor recibe dos sentencias y la segunda borra la agenda.</w:t>
+        <w:t xml:space="preserve"> — 5 vinetas.</w:t>
       </w:r>
     </w:p>
     <w:p>
-      <w:pPr>
-        <w:pStyle w:val="ListBullet2"/>
-      </w:pPr>
+      <w:r>
+        <w:rPr>
+          <w:b/>
+          <w:color w:val="4A4A49"/>
+          <w:sz w:val="22"/>
+        </w:rPr>
+        <w:t>[Slide 19] La inyeccion de SQL, explicada y no solo mencionada (1/2)</w:t>
+      </w:r>
       <w:r>
         <w:rPr>
           <w:b w:val="0"/>
           <w:color w:val="4A4A49"/>
           <w:sz w:val="22"/>
         </w:rPr>
-        <w:t>Si dentro del cuerpo alguien escribe EXECUTE 'SELECT...</w:t>
+        <w:t xml:space="preserve"> — 4 vinetas.</w:t>
       </w:r>
     </w:p>
     <w:p>
@@ -916,43 +916,33 @@
           <w:color w:val="4A4A49"/>
           <w:sz w:val="22"/>
         </w:rPr>
-        <w:t>WHERE nombre = ' || p_nombre, el agujero se reabre igual, ahora escondido un nivel mas abajo y por lo tanto mas dificil de auditar.</w:t>
+        <w:t>Ocurre cuando la aplicacion arma la consulta pegando texto que escribio el usuario, y ese texto termina interpretado por el motor como codigo y no como dato.</w:t>
       </w:r>
     </w:p>
     <w:p>
-      <w:r>
-        <w:rPr>
-          <w:b/>
-          <w:color w:val="4A4A49"/>
-          <w:sz w:val="22"/>
-        </w:rPr>
-        <w:t>[Slide 20] La inyeccion de SQL, explicada y no solo mencionada (2/2)</w:t>
-      </w:r>
+      <w:pPr>
+        <w:pStyle w:val="ListBullet2"/>
+      </w:pPr>
       <w:r>
         <w:rPr>
           <w:b w:val="0"/>
           <w:color w:val="4A4A49"/>
           <w:sz w:val="22"/>
         </w:rPr>
-        <w:t xml:space="preserve"> — 5 vinetas.</w:t>
+        <w:t>En VetCare seria una pantalla de busqueda que construye SELECT * FROM mascota WHERE nombre = seguido de lo que el usuario digito entre comillas.</w:t>
       </w:r>
     </w:p>
     <w:p>
-      <w:r>
-        <w:rPr>
-          <w:b/>
-          <w:color w:val="4A4A49"/>
-          <w:sz w:val="22"/>
-        </w:rPr>
-        <w:t>[Slide 21] La bateria de pruebas: por que un bloque DO por caso (1/3)</w:t>
-      </w:r>
+      <w:pPr>
+        <w:pStyle w:val="ListBullet2"/>
+      </w:pPr>
       <w:r>
         <w:rPr>
           <w:b w:val="0"/>
           <w:color w:val="4A4A49"/>
           <w:sz w:val="22"/>
         </w:rPr>
-        <w:t xml:space="preserve"> — 5 vinetas.</w:t>
+        <w:t>DELETE FROM cita; -- el motor recibe dos sentencias y la segunda borra la agenda.</w:t>
       </w:r>
     </w:p>
     <w:p>
@@ -965,7 +955,7 @@
           <w:color w:val="4A4A49"/>
           <w:sz w:val="22"/>
         </w:rPr>
-        <w:t>Aparecen tres casos sin probar y una captura que no demuestra nada.</w:t>
+        <w:t>Si dentro del cuerpo alguien escribe EXECUTE 'SELECT...</w:t>
       </w:r>
     </w:p>
     <w:p>
@@ -978,33 +968,43 @@
           <w:color w:val="4A4A49"/>
           <w:sz w:val="22"/>
         </w:rPr>
-        <w:t>EXCEPTION WHEN OTHERS THEN...</w:t>
+        <w:t>WHERE nombre = ' || p_nombre, el agujero se reabre igual, ahora escondido un nivel mas abajo y por lo tanto mas dificil de auditar.</w:t>
       </w:r>
     </w:p>
     <w:p>
-      <w:pPr>
-        <w:pStyle w:val="ListBullet2"/>
-      </w:pPr>
+      <w:r>
+        <w:rPr>
+          <w:b/>
+          <w:color w:val="4A4A49"/>
+          <w:sz w:val="22"/>
+        </w:rPr>
+        <w:t>[Slide 20] La inyeccion de SQL, explicada y no solo mencionada (2/2)</w:t>
+      </w:r>
       <w:r>
         <w:rPr>
           <w:b w:val="0"/>
           <w:color w:val="4A4A49"/>
           <w:sz w:val="22"/>
         </w:rPr>
-        <w:t>Su clausula EXCEPTION atrapa el error, lo convierte en una fila de resultado y deja que el siguiente bloque corra.</w:t>
+        <w:t xml:space="preserve"> — 5 vinetas.</w:t>
       </w:r>
     </w:p>
     <w:p>
-      <w:pPr>
-        <w:pStyle w:val="ListBullet2"/>
-      </w:pPr>
+      <w:r>
+        <w:rPr>
+          <w:b/>
+          <w:color w:val="4A4A49"/>
+          <w:sz w:val="22"/>
+        </w:rPr>
+        <w:t>[Slide 21] La bateria de pruebas: por que un bloque DO por caso (1/3)</w:t>
+      </w:r>
       <w:r>
         <w:rPr>
           <w:b w:val="0"/>
           <w:color w:val="4A4A49"/>
           <w:sz w:val="22"/>
         </w:rPr>
-        <w:t>Un bloque por caso, cuatro bloques, cuatro filas.</w:t>
+        <w:t xml:space="preserve"> — 5 vinetas.</w:t>
       </w:r>
     </w:p>
     <w:p>
@@ -1017,7 +1017,7 @@
           <w:color w:val="4A4A49"/>
           <w:sz w:val="22"/>
         </w:rPr>
-        <w:t>Una bateria sin ese conteo prueba que el procedimiento se queja, no que no escribe.</w:t>
+        <w:t>Un procedimiento sin prueba no esta terminado.</w:t>
       </w:r>
     </w:p>
     <w:p>
@@ -1030,7 +1030,7 @@
           <w:color w:val="4A4A49"/>
           <w:sz w:val="22"/>
         </w:rPr>
-        <w:t>Tiene dos consecuencias.</w:t>
+        <w:t>Aparecen tres casos sin probar y una captura que no demuestra nada.</w:t>
       </w:r>
     </w:p>
     <w:p>
@@ -1043,61 +1043,46 @@
           <w:color w:val="4A4A49"/>
           <w:sz w:val="22"/>
         </w:rPr>
-        <w:t>Dos, y es la que importa hoy, que el procedimiento del taller NO lleva COMMIT: si lo llevara, llamarlo desde dentro de un bloque con EXCEPTION fallaria, porque PostgreSQL no permite confirmar la transaccion mientras hay un savepoint activo.</w:t>
+        <w:t>EXCEPTION WHEN OTHERS THEN...</w:t>
       </w:r>
     </w:p>
     <w:p>
-      <w:r>
-        <w:rPr>
-          <w:b/>
-          <w:color w:val="4A4A49"/>
-          <w:sz w:val="22"/>
-        </w:rPr>
-        <w:t>[Slide 22] La bateria de pruebas: por que un bloque DO por caso (2/3)</w:t>
-      </w:r>
+      <w:pPr>
+        <w:pStyle w:val="ListBullet2"/>
+      </w:pPr>
       <w:r>
         <w:rPr>
           <w:b w:val="0"/>
           <w:color w:val="4A4A49"/>
           <w:sz w:val="22"/>
         </w:rPr>
-        <w:t xml:space="preserve"> — 4 vinetas.</w:t>
+        <w:t>Su clausula EXCEPTION atrapa el error, lo convierte en una fila de resultado y deja que el siguiente bloque corra.</w:t>
       </w:r>
     </w:p>
     <w:p>
-      <w:r>
-        <w:rPr>
-          <w:b/>
-          <w:color w:val="4A4A49"/>
-          <w:sz w:val="22"/>
-        </w:rPr>
-        <w:t>[Slide 23] La bateria de pruebas: por que un bloque DO por caso (3/3)</w:t>
-      </w:r>
+      <w:pPr>
+        <w:pStyle w:val="ListBullet2"/>
+      </w:pPr>
       <w:r>
         <w:rPr>
           <w:b w:val="0"/>
           <w:color w:val="4A4A49"/>
           <w:sz w:val="22"/>
         </w:rPr>
-        <w:t xml:space="preserve"> — 4 vinetas.</w:t>
+        <w:t>Un bloque por caso, cuatro bloques, cuatro filas.</w:t>
       </w:r>
     </w:p>
     <w:p>
-      <w:r>
-        <w:rPr>
-          <w:b/>
-          <w:color w:val="4A4A49"/>
-          <w:sz w:val="22"/>
-        </w:rPr>
-        <w:t>[Slide 24] Que significa la columna paso, y la trampa del WHEN OTHERS (1/2)</w:t>
-      </w:r>
+      <w:pPr>
+        <w:pStyle w:val="ListBullet2"/>
+      </w:pPr>
       <w:r>
         <w:rPr>
           <w:b w:val="0"/>
           <w:color w:val="4A4A49"/>
           <w:sz w:val="22"/>
         </w:rPr>
-        <w:t xml:space="preserve"> — 4 vinetas.</w:t>
+        <w:t>Una bateria sin ese conteo prueba que el procedimiento se queja, no que no escribe.</w:t>
       </w:r>
     </w:p>
     <w:p>
@@ -1110,7 +1095,7 @@
           <w:color w:val="4A4A49"/>
           <w:sz w:val="22"/>
         </w:rPr>
-        <w:t>Aqui esta el matiz que separa una bateria que prueba algo de una que se prueba a si misma, y conviene dictarlo despacio porque la solucion docente lo califica.</w:t>
+        <w:t>Tiene dos consecuencias.</w:t>
       </w:r>
     </w:p>
     <w:p>
@@ -1123,7 +1108,7 @@
           <w:color w:val="4A4A49"/>
           <w:sz w:val="22"/>
         </w:rPr>
-        <w:t>Lo que hay que verificar es el TEXTO de la excepcion, y para eso PL/pgSQL expone la variable SQLERRM con el mensaje y SQLSTATE con el codigo.</w:t>
+        <w:t>Dos, y es la que importa hoy, que el procedimiento de la clase NO lleva COMMIT: si lo llevara, llamarlo desde dentro de un bloque con EXCEPTION fallaria, porque PostgreSQL no permite confirmar la transaccion mientras hay un savepoint activo.</w:t>
       </w:r>
     </w:p>
     <w:p>
@@ -1136,20 +1121,25 @@
           <w:color w:val="4A4A49"/>
           <w:sz w:val="22"/>
         </w:rPr>
-        <w:t>Si paso significa la operacion se completo, los tres casos negativos quedan en falso incluso con el procedimiento perfecto.</w:t>
+        <w:t>Fuera de la lamina (habla de la practica): Un procedimiento sin prueba no esta terminado, y esta parte vale veinticinco de los cien puntos de la clase, asi que hay que dictarla como tema y no como recomendacion.</w:t>
       </w:r>
     </w:p>
     <w:p>
-      <w:pPr>
-        <w:pStyle w:val="ListBullet2"/>
-      </w:pPr>
+      <w:r>
+        <w:rPr>
+          <w:b/>
+          <w:color w:val="4A4A49"/>
+          <w:sz w:val="22"/>
+        </w:rPr>
+        <w:t>[Slide 22] La bateria de pruebas: por que un bloque DO por caso (2/3)</w:t>
+      </w:r>
       <w:r>
         <w:rPr>
           <w:b w:val="0"/>
           <w:color w:val="4A4A49"/>
           <w:sz w:val="22"/>
         </w:rPr>
-        <w:t>Conviene decir en voz alta la consecuencia, porque es la que evita reclamos: no se descuenta por elegir una u otra, se descuenta por las cuatro filas en verdadero sin haber verificado el texto.</w:t>
+        <w:t xml:space="preserve"> — 4 vinetas.</w:t>
       </w:r>
     </w:p>
     <w:p>
@@ -1159,7 +1149,7 @@
           <w:color w:val="4A4A49"/>
           <w:sz w:val="22"/>
         </w:rPr>
-        <w:t>[Slide 25] Que significa la columna paso, y la trampa del WHEN OTHERS (2/2)</w:t>
+        <w:t>[Slide 23] La bateria de pruebas: por que un bloque DO por caso (3/3)</w:t>
       </w:r>
       <w:r>
         <w:rPr>
@@ -1177,7 +1167,7 @@
           <w:color w:val="4A4A49"/>
           <w:sz w:val="22"/>
         </w:rPr>
-        <w:t>[Slide 26] El contrato del procedimiento: los 6 bloques que consume la app (1/2)</w:t>
+        <w:t>[Slide 24] Que significa la columna paso, y la trampa del WHEN OTHERS (1/2)</w:t>
       </w:r>
       <w:r>
         <w:rPr>
@@ -1185,7 +1175,7 @@
           <w:color w:val="4A4A49"/>
           <w:sz w:val="22"/>
         </w:rPr>
-        <w:t xml:space="preserve"> — 6 vinetas.</w:t>
+        <w:t xml:space="preserve"> — 5 vinetas.</w:t>
       </w:r>
     </w:p>
     <w:p>
@@ -1198,7 +1188,7 @@
           <w:color w:val="4A4A49"/>
           <w:sz w:val="22"/>
         </w:rPr>
-        <w:t>Un contrato sirve si permite escribir la llamada y manejar los errores sin leer el cuerpo.</w:t>
+        <w:t>Aqui esta el matiz que separa una bateria que prueba algo de una que se prueba a si misma.</w:t>
       </w:r>
     </w:p>
     <w:p>
@@ -1211,43 +1201,33 @@
           <w:color w:val="4A4A49"/>
           <w:sz w:val="22"/>
         </w:rPr>
-        <w:t>Sin ella, quien llama no sabe si tiene que limpiar algo.</w:t>
+        <w:t>Lo que hay que verificar es el TEXTO de la excepcion, y para eso PL/pgSQL expone la variable SQLERRM con el mensaje y SQLSTATE con el codigo.</w:t>
       </w:r>
     </w:p>
     <w:p>
-      <w:r>
-        <w:rPr>
-          <w:b/>
-          <w:color w:val="4A4A49"/>
-          <w:sz w:val="22"/>
-        </w:rPr>
-        <w:t>[Slide 27] El contrato del procedimiento: los 6 bloques que consume la app (2/2)</w:t>
-      </w:r>
+      <w:pPr>
+        <w:pStyle w:val="ListBullet2"/>
+      </w:pPr>
       <w:r>
         <w:rPr>
           <w:b w:val="0"/>
           <w:color w:val="4A4A49"/>
           <w:sz w:val="22"/>
         </w:rPr>
-        <w:t xml:space="preserve"> — 4 vinetas.</w:t>
+        <w:t>Si paso significa la operacion se completo, los tres casos negativos quedan en falso incluso con el procedimiento perfecto.</w:t>
       </w:r>
     </w:p>
     <w:p>
-      <w:r>
-        <w:rPr>
-          <w:b/>
-          <w:color w:val="4A4A49"/>
-          <w:sz w:val="22"/>
-        </w:rPr>
-        <w:t>[Slide 28] Procedimiento y funcion: la diferencia se dice hoy, no en la Clase 4 (1/2)</w:t>
-      </w:r>
+      <w:pPr>
+        <w:pStyle w:val="ListBullet2"/>
+      </w:pPr>
       <w:r>
         <w:rPr>
           <w:b w:val="0"/>
           <w:color w:val="4A4A49"/>
           <w:sz w:val="22"/>
         </w:rPr>
-        <w:t xml:space="preserve"> — 3 vinetas.</w:t>
+        <w:t>Conviene decir en voz alta la consecuencia, porque es la que evita reclamos: no se descuenta por elegir una u otra, se descuenta por las cuatro filas en verdadero sin haber verificado el texto.</w:t>
       </w:r>
     </w:p>
     <w:p>
@@ -1260,25 +1240,20 @@
           <w:color w:val="4A4A49"/>
           <w:sz w:val="22"/>
         </w:rPr>
-        <w:t>Conviene cerrar la teoria con esta distincion, y decirla HOY, porque el estudiante la va a necesitar en el taller de hoy y no la semana entrante.</w:t>
+        <w:t>Fuera de la lamina (habla de la practica): Aqui esta el matiz que separa una bateria que prueba algo de una que se prueba a si misma, y conviene dictarlo despacio porque la solucion docente lo califica.</w:t>
       </w:r>
     </w:p>
     <w:p>
-      <w:r>
-        <w:rPr>
-          <w:b/>
-          <w:color w:val="4A4A49"/>
-          <w:sz w:val="22"/>
-        </w:rPr>
-        <w:t>[Slide 29] Procedimiento y funcion: la diferencia se dice hoy, no en la Clase 4 (2/2)</w:t>
-      </w:r>
+      <w:pPr>
+        <w:pStyle w:val="ListBullet2"/>
+      </w:pPr>
       <w:r>
         <w:rPr>
           <w:b w:val="0"/>
           <w:color w:val="4A4A49"/>
           <w:sz w:val="22"/>
         </w:rPr>
-        <w:t xml:space="preserve"> — 2 vinetas.</w:t>
+        <w:t>Fuera de la lamina (habla de la practica): Las dos son defendibles; lo que no es defendible es no decir cual, porque entonces la columna no significa nada y el docente no puede calificar la captura.</w:t>
       </w:r>
     </w:p>
     <w:p>
@@ -1288,7 +1263,7 @@
           <w:color w:val="4A4A49"/>
           <w:sz w:val="22"/>
         </w:rPr>
-        <w:t>[Slide 30] Depurar sin depurador: los cuatro movimientos, en PostgreSQL (1/2)</w:t>
+        <w:t>[Slide 25] Que significa la columna paso, y la trampa del WHEN OTHERS (2/2)</w:t>
       </w:r>
       <w:r>
         <w:rPr>
@@ -1296,56 +1271,51 @@
           <w:color w:val="4A4A49"/>
           <w:sz w:val="22"/>
         </w:rPr>
-        <w:t xml:space="preserve"> — 5 vinetas.</w:t>
+        <w:t xml:space="preserve"> — 4 vinetas.</w:t>
       </w:r>
     </w:p>
     <w:p>
-      <w:pPr>
-        <w:pStyle w:val="ListBullet2"/>
-      </w:pPr>
+      <w:r>
+        <w:rPr>
+          <w:b/>
+          <w:color w:val="4A4A49"/>
+          <w:sz w:val="22"/>
+        </w:rPr>
+        <w:t>[Slide 26] El contrato del procedimiento: los 6 bloques que consume la app (1/2)</w:t>
+      </w:r>
       <w:r>
         <w:rPr>
           <w:b w:val="0"/>
           <w:color w:val="4A4A49"/>
           <w:sz w:val="22"/>
         </w:rPr>
-        <w:t>Conviene mencionar que RAISE tiene niveles —NOTICE, WARNING, EXCEPTION— y que solo el ultimo aborta.</w:t>
+        <w:t xml:space="preserve"> — 5 vinetas.</w:t>
       </w:r>
     </w:p>
     <w:p>
-      <w:r>
-        <w:rPr>
-          <w:b/>
-          <w:color w:val="4A4A49"/>
-          <w:sz w:val="22"/>
-        </w:rPr>
-        <w:t>[Slide 31] Depurar sin depurador: los cuatro movimientos, en PostgreSQL (2/2)</w:t>
-      </w:r>
+      <w:pPr>
+        <w:pStyle w:val="ListBullet2"/>
+      </w:pPr>
       <w:r>
         <w:rPr>
           <w:b w:val="0"/>
           <w:color w:val="4A4A49"/>
           <w:sz w:val="22"/>
         </w:rPr>
-        <w:t xml:space="preserve"> — 3 vinetas.</w:t>
+        <w:t>Un contrato sirve si permite escribir la llamada y manejar los errores sin leer el cuerpo.</w:t>
       </w:r>
     </w:p>
     <w:p>
-      <w:r>
-        <w:rPr>
-          <w:b/>
-          <w:color w:val="4A4A49"/>
-          <w:sz w:val="22"/>
-        </w:rPr>
-        <w:t>[Slide 32] El motor de hoy es PostgreSQL, y eso decide que se puede demostrar (1/2)</w:t>
-      </w:r>
+      <w:pPr>
+        <w:pStyle w:val="ListBullet2"/>
+      </w:pPr>
       <w:r>
         <w:rPr>
           <w:b w:val="0"/>
           <w:color w:val="4A4A49"/>
           <w:sz w:val="22"/>
         </w:rPr>
-        <w:t xml:space="preserve"> — 4 vinetas.</w:t>
+        <w:t>Sin ella, quien llama no sabe si tiene que limpiar algo.</w:t>
       </w:r>
     </w:p>
     <w:p>
@@ -1358,7 +1328,7 @@
           <w:color w:val="4A4A49"/>
           <w:sz w:val="22"/>
         </w:rPr>
-        <w:t>Ahi funcionan CREATE PROCEDURE, el dollar-quoting, RAISE EXCEPTION, los bloques DO, SQLERRM y SQLSTATE, y la tabla resultado_prueba: la evidencia del taller es la salida del motor y no una promesa.</w:t>
+        <w:t>Fuera de la lamina (habla de la practica): La tabla de errores lleva el mensaje LITERAL, no una parafrasis, porque quien llama va a comparar contra ese texto —y porque es el mismo texto que la bateria de pruebas verifica, de modo que los dos entregables tienen que coincidir palabra por palabra.</w:t>
       </w:r>
     </w:p>
     <w:p>
@@ -1368,7 +1338,7 @@
           <w:color w:val="4A4A49"/>
           <w:sz w:val="22"/>
         </w:rPr>
-        <w:t>[Slide 33] El motor de hoy es PostgreSQL, y eso decide que se puede demostrar (2/2)</w:t>
+        <w:t>[Slide 27] El contrato del procedimiento: los 6 bloques que consume la app (2/2)</w:t>
       </w:r>
       <w:r>
         <w:rPr>
@@ -1376,7 +1346,7 @@
           <w:color w:val="4A4A49"/>
           <w:sz w:val="22"/>
         </w:rPr>
-        <w:t xml:space="preserve"> — 2 vinetas.</w:t>
+        <w:t xml:space="preserve"> — 5 vinetas.</w:t>
       </w:r>
     </w:p>
     <w:p>
@@ -1386,7 +1356,7 @@
           <w:color w:val="4A4A49"/>
           <w:sz w:val="22"/>
         </w:rPr>
-        <w:t>[Slide 34] El segundo procedimiento: sp_registrar_consulta y el EXISTS (1/2)</w:t>
+        <w:t>[Slide 28] Procedimiento y funcion: la diferencia se dice hoy, no en la Clase 4 (1/2)</w:t>
       </w:r>
       <w:r>
         <w:rPr>
@@ -1394,7 +1364,7 @@
           <w:color w:val="4A4A49"/>
           <w:sz w:val="22"/>
         </w:rPr>
-        <w:t xml:space="preserve"> — 4 vinetas.</w:t>
+        <w:t xml:space="preserve"> — 3 vinetas.</w:t>
       </w:r>
     </w:p>
     <w:p>
@@ -1407,7 +1377,7 @@
           <w:color w:val="4A4A49"/>
           <w:sz w:val="22"/>
         </w:rPr>
-        <w:t>Eso significa que registrar dos veces la consulta de la misma cita ya esta impedido por el motor: el segundo INSERT choca contra la restriccion de unicidad y falla.</w:t>
+        <w:t>Conviene cerrar la teoria con esta distincion, y decirla HOY.</w:t>
       </w:r>
     </w:p>
     <w:p>
@@ -1420,33 +1390,43 @@
           <w:color w:val="4A4A49"/>
           <w:sz w:val="22"/>
         </w:rPr>
-        <w:t>La respuesta tiene dos partes y las dos valen.</w:t>
+        <w:t>Fuera de la lamina (habla de la practica): Conviene cerrar la teoria con esta distincion, y decirla HOY, porque el estudiante la va a necesitar en el taller de hoy y no la semana entrante.</w:t>
       </w:r>
     </w:p>
     <w:p>
-      <w:pPr>
-        <w:pStyle w:val="ListBullet2"/>
-      </w:pPr>
+      <w:r>
+        <w:rPr>
+          <w:b/>
+          <w:color w:val="4A4A49"/>
+          <w:sz w:val="22"/>
+        </w:rPr>
+        <w:t>[Slide 29] Procedimiento y funcion: la diferencia se dice hoy, no en la Clase 4 (2/2)</w:t>
+      </w:r>
       <w:r>
         <w:rPr>
           <w:b w:val="0"/>
           <w:color w:val="4A4A49"/>
           <w:sz w:val="22"/>
         </w:rPr>
-        <w:t>Conviene decir tambien lo que NO hay que hacer: quitar la restriccion porque ya esta el procedimiento.</w:t>
+        <w:t xml:space="preserve"> — 5 vinetas.</w:t>
       </w:r>
     </w:p>
     <w:p>
-      <w:pPr>
-        <w:pStyle w:val="ListBullet2"/>
-      </w:pPr>
+      <w:r>
+        <w:rPr>
+          <w:b/>
+          <w:color w:val="4A4A49"/>
+          <w:sz w:val="22"/>
+        </w:rPr>
+        <w:t>[Slide 30] Procedimiento y funcion: la diferencia se... — sintaxis</w:t>
+      </w:r>
       <w:r>
         <w:rPr>
           <w:b w:val="0"/>
           <w:color w:val="4A4A49"/>
           <w:sz w:val="22"/>
         </w:rPr>
-        <w:t>Esa jerarquia —declarativo primero, procedimiento encima— es exactamente lo que la Clase 4 va a formalizar.</w:t>
+        <w:t xml:space="preserve"> — 3 vinetas.</w:t>
       </w:r>
     </w:p>
     <w:p>
@@ -1456,7 +1436,7 @@
           <w:color w:val="4A4A49"/>
           <w:sz w:val="22"/>
         </w:rPr>
-        <w:t>[Slide 35] El segundo procedimiento: sp_registrar_consulta y el EXISTS (2/2)</w:t>
+        <w:t>[Slide 31] Depurar sin depurador: los cuatro movimientos, en PostgreSQL (1/2)</w:t>
       </w:r>
       <w:r>
         <w:rPr>
@@ -1464,25 +1444,20 @@
           <w:color w:val="4A4A49"/>
           <w:sz w:val="22"/>
         </w:rPr>
-        <w:t xml:space="preserve"> — 2 vinetas.</w:t>
+        <w:t xml:space="preserve"> — 5 vinetas.</w:t>
       </w:r>
     </w:p>
     <w:p>
-      <w:r>
-        <w:rPr>
-          <w:b/>
-          <w:color w:val="4A4A49"/>
-          <w:sz w:val="22"/>
-        </w:rPr>
-        <w:t>[Slide 36] El segundo procedimiento:... — sintaxis</w:t>
-      </w:r>
+      <w:pPr>
+        <w:pStyle w:val="ListBullet2"/>
+      </w:pPr>
       <w:r>
         <w:rPr>
           <w:b w:val="0"/>
           <w:color w:val="4A4A49"/>
           <w:sz w:val="22"/>
         </w:rPr>
-        <w:t xml:space="preserve"> — 3 vinetas.</w:t>
+        <w:t>Conviene mencionar que RAISE tiene niveles —NOTICE, WARNING, EXCEPTION— y que solo el ultimo aborta.</w:t>
       </w:r>
     </w:p>
     <w:p>
@@ -1492,7 +1467,7 @@
           <w:color w:val="4A4A49"/>
           <w:sz w:val="22"/>
         </w:rPr>
-        <w:t>[Slide 37] Como amarra con las clases vecinas y con la rubrica del PI (1/2)</w:t>
+        <w:t>[Slide 32] Depurar sin depurador: los cuatro movimientos, en PostgreSQL (2/2)</w:t>
       </w:r>
       <w:r>
         <w:rPr>
@@ -1510,7 +1485,7 @@
           <w:color w:val="4A4A49"/>
           <w:sz w:val="22"/>
         </w:rPr>
-        <w:t>[Slide 38] Como amarra con las clases vecinas y con la rubrica del PI (2/2)</w:t>
+        <w:t>[Slide 33] El motor de hoy es PostgreSQL, y eso decide que se puede demostrar (1/2)</w:t>
       </w:r>
       <w:r>
         <w:rPr>
@@ -1519,6 +1494,213 @@
           <w:sz w:val="22"/>
         </w:rPr>
         <w:t xml:space="preserve"> — 3 vinetas.</w:t>
+      </w:r>
+    </w:p>
+    <w:p>
+      <w:pPr>
+        <w:pStyle w:val="ListBullet2"/>
+      </w:pPr>
+      <w:r>
+        <w:rPr>
+          <w:b w:val="0"/>
+          <w:color w:val="4A4A49"/>
+          <w:sz w:val="22"/>
+        </w:rPr>
+        <w:t>Ahi funcionan CREATE PROCEDURE, el dollar-quoting, RAISE EXCEPTION, los bloques DO, SQLERRM y SQLSTATE, y la tabla resultado_prueba: la evidencia de la clase es la salida del motor y no una promesa.</w:t>
+      </w:r>
+    </w:p>
+    <w:p>
+      <w:pPr>
+        <w:pStyle w:val="ListBullet2"/>
+      </w:pPr>
+      <w:r>
+        <w:rPr>
+          <w:b w:val="0"/>
+          <w:color w:val="4A4A49"/>
+          <w:sz w:val="22"/>
+        </w:rPr>
+        <w:t>Fuera de la lamina (habla de la practica): Este punto hay que decirlo con precision porque una version anterior de esta guia decia lo contrario y costaria puntos repetirla.</w:t>
+      </w:r>
+    </w:p>
+    <w:p>
+      <w:pPr>
+        <w:pStyle w:val="ListBullet2"/>
+      </w:pPr>
+      <w:r>
+        <w:rPr>
+          <w:b w:val="0"/>
+          <w:color w:val="4A4A49"/>
+          <w:sz w:val="22"/>
+        </w:rPr>
+        <w:t>Fuera de la lamina (habla de la practica): Oracle Live SQL sigue en el kit, pero cambia de papel y hay que decirlo sin ambiguedad: sirve como CONTRASTE de sintaxis para quien se vaya a encontrar Oracle en el trabajo, no como sitio donde se hace el taller.</w:t>
+      </w:r>
+    </w:p>
+    <w:p>
+      <w:r>
+        <w:rPr>
+          <w:b/>
+          <w:color w:val="4A4A49"/>
+          <w:sz w:val="22"/>
+        </w:rPr>
+        <w:t>[Slide 34] El motor de hoy es PostgreSQL, y eso decide que se puede demostrar (2/2)</w:t>
+      </w:r>
+      <w:r>
+        <w:rPr>
+          <w:b w:val="0"/>
+          <w:color w:val="4A4A49"/>
+          <w:sz w:val="22"/>
+        </w:rPr>
+        <w:t xml:space="preserve"> — 2 vinetas.</w:t>
+      </w:r>
+    </w:p>
+    <w:p>
+      <w:r>
+        <w:rPr>
+          <w:b/>
+          <w:color w:val="4A4A49"/>
+          <w:sz w:val="22"/>
+        </w:rPr>
+        <w:t>[Slide 35] El segundo procedimiento: sp_registrar_consulta y el EXISTS (1/2)</w:t>
+      </w:r>
+      <w:r>
+        <w:rPr>
+          <w:b w:val="0"/>
+          <w:color w:val="4A4A49"/>
+          <w:sz w:val="22"/>
+        </w:rPr>
+        <w:t xml:space="preserve"> — 4 vinetas.</w:t>
+      </w:r>
+    </w:p>
+    <w:p>
+      <w:pPr>
+        <w:pStyle w:val="ListBullet2"/>
+      </w:pPr>
+      <w:r>
+        <w:rPr>
+          <w:b w:val="0"/>
+          <w:color w:val="4A4A49"/>
+          <w:sz w:val="22"/>
+        </w:rPr>
+        <w:t>Eso significa que registrar dos veces la consulta de la misma cita ya esta impedido por el motor: el segundo INSERT choca contra la restriccion de unicidad y falla.</w:t>
+      </w:r>
+    </w:p>
+    <w:p>
+      <w:pPr>
+        <w:pStyle w:val="ListBullet2"/>
+      </w:pPr>
+      <w:r>
+        <w:rPr>
+          <w:b w:val="0"/>
+          <w:color w:val="4A4A49"/>
+          <w:sz w:val="22"/>
+        </w:rPr>
+        <w:t>La respuesta tiene dos partes y las dos valen.</w:t>
+      </w:r>
+    </w:p>
+    <w:p>
+      <w:pPr>
+        <w:pStyle w:val="ListBullet2"/>
+      </w:pPr>
+      <w:r>
+        <w:rPr>
+          <w:b w:val="0"/>
+          <w:color w:val="4A4A49"/>
+          <w:sz w:val="22"/>
+        </w:rPr>
+        <w:t>Conviene decir tambien lo que NO hay que hacer: quitar la restriccion porque ya esta el procedimiento.</w:t>
+      </w:r>
+    </w:p>
+    <w:p>
+      <w:pPr>
+        <w:pStyle w:val="ListBullet2"/>
+      </w:pPr>
+      <w:r>
+        <w:rPr>
+          <w:b w:val="0"/>
+          <w:color w:val="4A4A49"/>
+          <w:sz w:val="22"/>
+        </w:rPr>
+        <w:t>Esa jerarquia —declarativo primero, procedimiento encima— es exactamente lo que la Clase 4 va a formalizar.</w:t>
+      </w:r>
+    </w:p>
+    <w:p>
+      <w:r>
+        <w:rPr>
+          <w:b/>
+          <w:color w:val="4A4A49"/>
+          <w:sz w:val="22"/>
+        </w:rPr>
+        <w:t>[Slide 36] El segundo procedimiento: sp_registrar_consulta y el EXISTS (2/2)</w:t>
+      </w:r>
+      <w:r>
+        <w:rPr>
+          <w:b w:val="0"/>
+          <w:color w:val="4A4A49"/>
+          <w:sz w:val="22"/>
+        </w:rPr>
+        <w:t xml:space="preserve"> — 3 vinetas.</w:t>
+      </w:r>
+    </w:p>
+    <w:p>
+      <w:r>
+        <w:rPr>
+          <w:b/>
+          <w:color w:val="4A4A49"/>
+          <w:sz w:val="22"/>
+        </w:rPr>
+        <w:t>[Slide 37] El segundo procedimiento:... — sintaxis</w:t>
+      </w:r>
+      <w:r>
+        <w:rPr>
+          <w:b w:val="0"/>
+          <w:color w:val="4A4A49"/>
+          <w:sz w:val="22"/>
+        </w:rPr>
+        <w:t xml:space="preserve"> — 7 vinetas.</w:t>
+      </w:r>
+    </w:p>
+    <w:p>
+      <w:r>
+        <w:rPr>
+          <w:b/>
+          <w:color w:val="4A4A49"/>
+          <w:sz w:val="22"/>
+        </w:rPr>
+        <w:t>[Slide 38] Como amarra con las clases vecinas y con la rubrica del PI</w:t>
+      </w:r>
+      <w:r>
+        <w:rPr>
+          <w:b w:val="0"/>
+          <w:color w:val="4A4A49"/>
+          <w:sz w:val="22"/>
+        </w:rPr>
+        <w:t xml:space="preserve"> — 6 vinetas.</w:t>
+      </w:r>
+    </w:p>
+    <w:p>
+      <w:pPr>
+        <w:pStyle w:val="ListBullet2"/>
+      </w:pPr>
+      <w:r>
+        <w:rPr>
+          <w:b w:val="0"/>
+          <w:color w:val="4A4A49"/>
+          <w:sz w:val="22"/>
+        </w:rPr>
+        <w:t>Fuera de la lamina (habla de la practica): Lo de hoy no es una isla, y decirlo en voz alta le da sentido al entregable.</w:t>
+      </w:r>
+    </w:p>
+    <w:p>
+      <w:pPr>
+        <w:pStyle w:val="ListBullet2"/>
+      </w:pPr>
+      <w:r>
+        <w:rPr>
+          <w:b w:val="0"/>
+          <w:color w:val="4A4A49"/>
+          <w:sz w:val="22"/>
+        </w:rPr>
+        <w:t>Fuera de la lamina (habla de la practica): Y la Clase 12 consume estos procedimientos desde la aplicacion, que es cuando el contrato de la pregunta 5 deja de ser un documento y se vuelve la especificacion que alguien lee.</w:t>
       </w:r>
     </w:p>
     <w:p>
@@ -2115,7 +2297,7 @@
           <w:color w:val="4A4A49"/>
           <w:sz w:val="22"/>
         </w:rPr>
-        <w:t>Depurar sin depurador: los cuatro movimientos, en PostgreSQL (1/2)</w:t>
+        <w:t>Procedimiento y funcion: la diferencia se... — sintaxis</w:t>
       </w:r>
     </w:p>
     <w:p>
@@ -2128,7 +2310,7 @@
           <w:color w:val="4A4A49"/>
           <w:sz w:val="22"/>
         </w:rPr>
-        <w:t>Depurar sin depurador: los cuatro movimientos, en PostgreSQL (2/2)</w:t>
+        <w:t>Depurar sin depurador: los cuatro movimientos, en PostgreSQL (1/2)</w:t>
       </w:r>
     </w:p>
     <w:p>
@@ -2141,7 +2323,7 @@
           <w:color w:val="4A4A49"/>
           <w:sz w:val="22"/>
         </w:rPr>
-        <w:t>El motor de hoy es PostgreSQL, y eso decide que se puede demostrar (1/2)</w:t>
+        <w:t>Depurar sin depurador: los cuatro movimientos, en PostgreSQL (2/2)</w:t>
       </w:r>
     </w:p>
     <w:p>
@@ -2154,7 +2336,7 @@
           <w:color w:val="4A4A49"/>
           <w:sz w:val="22"/>
         </w:rPr>
-        <w:t>El motor de hoy es PostgreSQL, y eso decide que se puede demostrar (2/2)</w:t>
+        <w:t>El motor de hoy es PostgreSQL, y eso decide que se puede demostrar (1/2)</w:t>
       </w:r>
     </w:p>
     <w:p>
@@ -2167,7 +2349,7 @@
           <w:color w:val="4A4A49"/>
           <w:sz w:val="22"/>
         </w:rPr>
-        <w:t>El segundo procedimiento: sp_registrar_consulta y el EXISTS (1/2)</w:t>
+        <w:t>El motor de hoy es PostgreSQL, y eso decide que se puede demostrar (2/2)</w:t>
       </w:r>
     </w:p>
     <w:p>
@@ -2180,7 +2362,7 @@
           <w:color w:val="4A4A49"/>
           <w:sz w:val="22"/>
         </w:rPr>
-        <w:t>El segundo procedimiento: sp_registrar_consulta y el EXISTS (2/2)</w:t>
+        <w:t>El segundo procedimiento: sp_registrar_consulta y el EXISTS (1/2)</w:t>
       </w:r>
     </w:p>
     <w:p>
@@ -2193,7 +2375,7 @@
           <w:color w:val="4A4A49"/>
           <w:sz w:val="22"/>
         </w:rPr>
-        <w:t>El segundo procedimiento:... — sintaxis</w:t>
+        <w:t>El segundo procedimiento: sp_registrar_consulta y el EXISTS (2/2)</w:t>
       </w:r>
     </w:p>
     <w:p>
@@ -2206,7 +2388,7 @@
           <w:color w:val="4A4A49"/>
           <w:sz w:val="22"/>
         </w:rPr>
-        <w:t>Como amarra con las clases vecinas y con el PI (1/2)</w:t>
+        <w:t>El segundo procedimiento:... — sintaxis</w:t>
       </w:r>
     </w:p>
     <w:p>
@@ -2219,7 +2401,7 @@
           <w:color w:val="4A4A49"/>
           <w:sz w:val="22"/>
         </w:rPr>
-        <w:t>Como amarra con las clases vecinas y con el PI (2/2)</w:t>
+        <w:t>Como amarra con las clases vecinas y con el PI</w:t>
       </w:r>
     </w:p>
     <w:p>

--- a/Bases de Datos II/Kit docente/Clase 3/Guion Docente Clase 3 - Procedimientos almacenados.docx
+++ b/Bases de Datos II/Kit docente/Clase 3/Guion Docente Clase 3 - Procedimientos almacenados.docx
@@ -929,7 +929,7 @@
           <w:color w:val="4A4A49"/>
           <w:sz w:val="22"/>
         </w:rPr>
-        <w:t>En VetCare seria una pantalla de busqueda que construye SELECT * FROM mascota WHERE nombre = seguido de lo que el usuario digito entre comillas.</w:t>
+        <w:t>En la clínica seria una pantalla de busqueda que construye SELECT * FROM mascota WHERE nombre = seguido de lo que el usuario digito entre comillas.</w:t>
       </w:r>
     </w:p>
     <w:p>
@@ -1920,7 +1920,7 @@
           <w:color w:val="4A4A49"/>
           <w:sz w:val="22"/>
         </w:rPr>
-        <w:t>Portada · Clase 3 · Procedimientos almacenados · VetCare</w:t>
+        <w:t>Portada · Clase 3 · Procedimientos almacenados · la clínica</w:t>
       </w:r>
     </w:p>
     <w:p>
@@ -2401,7 +2401,7 @@
           <w:color w:val="4A4A49"/>
           <w:sz w:val="22"/>
         </w:rPr>
-        <w:t>Como amarra con las clases vecinas y con el PI</w:t>
+        <w:t>Como amarra con las clases vecinas</w:t>
       </w:r>
     </w:p>
     <w:p>

--- a/Bases de Datos II/Kit docente/Clase 3/Guion Docente Clase 3 - Procedimientos almacenados.docx
+++ b/Bases de Datos II/Kit docente/Clase 3/Guion Docente Clase 3 - Procedimientos almacenados.docx
@@ -3423,7 +3423,7 @@
           <w:color w:val="4A4A49"/>
           <w:sz w:val="22"/>
         </w:rPr>
-        <w:t>Carpeta Codigo/ — archivo 03_procs_vetcare.sql.</w:t>
+        <w:t>Carpeta Codigo/ — archivo 03_procs_clinica.sql.</w:t>
       </w:r>
     </w:p>
     <w:p>

--- a/Bases de Datos II/Kit docente/Clase 3/Guion Docente Clase 3 - Procedimientos almacenados.docx
+++ b/Bases de Datos II/Kit docente/Clase 3/Guion Docente Clase 3 - Procedimientos almacenados.docx
@@ -326,7 +326,2479 @@
           <w:color w:val="4A4A49"/>
           <w:sz w:val="22"/>
         </w:rPr>
-        <w:t>[Slide 4] Que es un procedimiento almacenado, y las dos palabras que importan (1/2)</w:t>
+        <w:t>[Slide 4] Que es un procedimiento almacenado, y las dos palabras que importan</w:t>
+      </w:r>
+      <w:r>
+        <w:rPr>
+          <w:b w:val="0"/>
+          <w:color w:val="4A4A49"/>
+          <w:sz w:val="22"/>
+        </w:rPr>
+        <w:t xml:space="preserve"> — 3 vinetas.</w:t>
+      </w:r>
+    </w:p>
+    <w:p>
+      <w:pPr>
+        <w:pStyle w:val="ListBullet2"/>
+      </w:pPr>
+      <w:r>
+        <w:rPr>
+          <w:b w:val="0"/>
+          <w:color w:val="4A4A49"/>
+          <w:sz w:val="22"/>
+        </w:rPr>
+        <w:t>DESARROLLO (para explicarlo, no se proyecta):</w:t>
+      </w:r>
+    </w:p>
+    <w:p>
+      <w:pPr>
+        <w:pStyle w:val="ListBullet2"/>
+      </w:pPr>
+      <w:r>
+        <w:rPr>
+          <w:b w:val="0"/>
+          <w:color w:val="4A4A49"/>
+          <w:sz w:val="22"/>
+        </w:rPr>
+        <w:t>Un procedimiento almacenado es un bloque de codigo con nombre propio que vive dentro de la base de datos, y las dos palabras que hay que desempacar son guardado e invocado, porque son las que lo separan de un archivo sql en el computador de alguien.</w:t>
+      </w:r>
+    </w:p>
+    <w:p>
+      <w:pPr>
+        <w:pStyle w:val="ListBullet2"/>
+      </w:pPr>
+      <w:r>
+        <w:rPr>
+          <w:b w:val="0"/>
+          <w:color w:val="4A4A49"/>
+          <w:sz w:val="22"/>
+        </w:rPr>
+        <w:t>Guardado significa que el fuente queda en el catalogo del motor y se puede recuperar sin depender de que su autor siga en el proyecto: en PostgreSQL, SELECT prosrc FROM pg_proc WHERE proname = 'sp_agendar_cita' devuelve el cuerpo</w:t>
+      </w:r>
+    </w:p>
+    <w:p>
+      <w:pPr>
+        <w:pStyle w:val="ListBullet2"/>
+      </w:pPr>
+      <w:r>
+        <w:rPr>
+          <w:b w:val="0"/>
+          <w:color w:val="4A4A49"/>
+          <w:sz w:val="22"/>
+        </w:rPr>
+        <w:t>Y SELECT pg_get_functiondef('sp_agendar_cita'::regproc) devuelve la definicion completa lista para volver a ejecutar.</w:t>
+      </w:r>
+    </w:p>
+    <w:p>
+      <w:pPr>
+        <w:pStyle w:val="ListBullet2"/>
+      </w:pPr>
+      <w:r>
+        <w:rPr>
+          <w:b w:val="0"/>
+          <w:color w:val="4A4A49"/>
+          <w:sz w:val="22"/>
+        </w:rPr>
+        <w:t>Consecuencia practica: si el estudiante cierra la pestana, el procedimiento no se perdio, esta en el motor.</w:t>
+      </w:r>
+    </w:p>
+    <w:p>
+      <w:pPr>
+        <w:pStyle w:val="ListBullet2"/>
+      </w:pPr>
+      <w:r>
+        <w:rPr>
+          <w:b w:val="0"/>
+          <w:color w:val="4A4A49"/>
+          <w:sz w:val="22"/>
+        </w:rPr>
+        <w:t>Invocado significa que hay una sola linea que dispara varias sentencias:.</w:t>
+      </w:r>
+    </w:p>
+    <w:p>
+      <w:pPr>
+        <w:pStyle w:val="ListBullet2"/>
+      </w:pPr>
+      <w:r>
+        <w:rPr>
+          <w:b w:val="0"/>
+          <w:color w:val="4A4A49"/>
+          <w:sz w:val="22"/>
+        </w:rPr>
+        <w:t>Y hay algo mas importante que el ahorro: la regla queda escrita UNA vez y ninguna pantalla puede saltarsela.</w:t>
+      </w:r>
+    </w:p>
+    <w:p>
+      <w:pPr>
+        <w:pStyle w:val="ListBullet2"/>
+      </w:pPr>
+      <w:r>
+        <w:rPr>
+          <w:b w:val="0"/>
+          <w:color w:val="4A4A49"/>
+          <w:sz w:val="22"/>
+        </w:rPr>
+        <w:t>La Clase 1 dejo el esquema y la Clase 2 la matriz de roles; esta clase es donde la base de datos deja de ser un almacen pasivo y empieza a contener comportamiento.</w:t>
+      </w:r>
+    </w:p>
+    <w:p>
+      <w:pPr>
+        <w:pStyle w:val="ListBullet2"/>
+      </w:pPr>
+      <w:r>
+        <w:rPr>
+          <w:b w:val="0"/>
+          <w:color w:val="4A4A49"/>
+          <w:sz w:val="22"/>
+        </w:rPr>
+        <w:t>En PostgreSQL no existe ese estado intermedio: el CREATE PROCEDURE valida la SINTAXIS del cuerpo y, si esta bien escrito, el objeto queda creado y valido, pero las tablas y columnas que el cuerpo menciona NO se verifican hasta la primera ejecucion.</w:t>
+      </w:r>
+    </w:p>
+    <w:p>
+      <w:pPr>
+        <w:pStyle w:val="ListBullet2"/>
+      </w:pPr>
+      <w:r>
+        <w:rPr>
+          <w:b w:val="0"/>
+          <w:color w:val="4A4A49"/>
+          <w:sz w:val="22"/>
+        </w:rPr>
+        <w:t>La consecuencia practica es concreta y hay que anticiparla: un procedimiento que escribe INSERT INTO citas en lugar de cita se crea sin una sola queja y falla la primera vez que se lo llama.</w:t>
+      </w:r>
+    </w:p>
+    <w:p>
+      <w:pPr>
+        <w:pStyle w:val="ListBullet2"/>
+      </w:pPr>
+      <w:r>
+        <w:rPr>
+          <w:b w:val="0"/>
+          <w:color w:val="4A4A49"/>
+          <w:sz w:val="22"/>
+        </w:rPr>
+        <w:t>NOTAS:</w:t>
+      </w:r>
+    </w:p>
+    <w:p>
+      <w:pPr>
+        <w:pStyle w:val="ListBullet2"/>
+      </w:pPr>
+      <w:r>
+        <w:rPr>
+          <w:b w:val="0"/>
+          <w:color w:val="4A4A49"/>
+          <w:sz w:val="22"/>
+        </w:rPr>
+        <w:t>En lugar de enviar cuatro sentencias y esperar cuatro respuestas por la red, la aplicacion envia una y recibe un resultado.</w:t>
+      </w:r>
+    </w:p>
+    <w:p>
+      <w:pPr>
+        <w:pStyle w:val="ListBullet2"/>
+      </w:pPr>
+      <w:r>
+        <w:rPr>
+          <w:b w:val="0"/>
+          <w:color w:val="4A4A49"/>
+          <w:sz w:val="22"/>
+        </w:rPr>
+        <w:t>Conviene senalar de entrada una diferencia con Oracle que importa hoy, porque cambia como se depura.</w:t>
+      </w:r>
+    </w:p>
+    <w:p>
+      <w:pPr>
+        <w:pStyle w:val="ListBullet2"/>
+      </w:pPr>
+      <w:r>
+        <w:rPr>
+          <w:b w:val="0"/>
+          <w:color w:val="4A4A49"/>
+          <w:sz w:val="22"/>
+        </w:rPr>
+        <w:t>En Oracle el procedimiento se compila al crearlo y, si algo esta mal, el objeto queda creado pero invalido.</w:t>
+      </w:r>
+    </w:p>
+    <w:p>
+      <w:pPr>
+        <w:pStyle w:val="ListBullet2"/>
+      </w:pPr>
+      <w:r>
+        <w:rPr>
+          <w:b w:val="0"/>
+          <w:color w:val="4A4A49"/>
+          <w:sz w:val="22"/>
+        </w:rPr>
+        <w:t>Por eso la regla del dia es que crear el procedimiento no es evidencia de nada; la evidencia es el CALL corriendo.</w:t>
+      </w:r>
+    </w:p>
+    <w:p>
+      <w:pPr>
+        <w:pStyle w:val="ListBullet2"/>
+      </w:pPr>
+      <w:r>
+        <w:rPr>
+          <w:b w:val="0"/>
+          <w:color w:val="4A4A49"/>
+          <w:sz w:val="22"/>
+        </w:rPr>
+        <w:t>CÓDIGO CITADO (referencia):</w:t>
+      </w:r>
+    </w:p>
+    <w:p>
+      <w:pPr>
+        <w:pStyle w:val="ListBullet2"/>
+      </w:pPr>
+      <w:r>
+        <w:rPr>
+          <w:b w:val="0"/>
+          <w:color w:val="4A4A49"/>
+          <w:sz w:val="22"/>
+        </w:rPr>
+        <w:t>CALL sp_agendar_cita(1, 2, TIMESTAMP '2026-09-15 10:00:00')</w:t>
+      </w:r>
+    </w:p>
+    <w:p>
+      <w:r>
+        <w:rPr>
+          <w:b/>
+          <w:color w:val="4A4A49"/>
+          <w:sz w:val="22"/>
+        </w:rPr>
+        <w:t>[Slide 5] Por que un procedimiento y no SQL en cada pantalla</w:t>
+      </w:r>
+      <w:r>
+        <w:rPr>
+          <w:b w:val="0"/>
+          <w:color w:val="4A4A49"/>
+          <w:sz w:val="22"/>
+        </w:rPr>
+        <w:t xml:space="preserve"> — 9 vinetas.</w:t>
+      </w:r>
+    </w:p>
+    <w:p>
+      <w:r>
+        <w:rPr>
+          <w:b/>
+          <w:color w:val="4A4A49"/>
+          <w:sz w:val="22"/>
+        </w:rPr>
+        <w:t>[Slide 6] El molde de PL/pgSQL, y por que el cuerpo va entre signos de dolar</w:t>
+      </w:r>
+      <w:r>
+        <w:rPr>
+          <w:b w:val="0"/>
+          <w:color w:val="4A4A49"/>
+          <w:sz w:val="22"/>
+        </w:rPr>
+        <w:t xml:space="preserve"> — 3 vinetas.</w:t>
+      </w:r>
+    </w:p>
+    <w:p>
+      <w:pPr>
+        <w:pStyle w:val="ListBullet2"/>
+      </w:pPr>
+      <w:r>
+        <w:rPr>
+          <w:b w:val="0"/>
+          <w:color w:val="4A4A49"/>
+          <w:sz w:val="22"/>
+        </w:rPr>
+        <w:t>DESARROLLO (para explicarlo, no se proyecta):</w:t>
+      </w:r>
+    </w:p>
+    <w:p>
+      <w:pPr>
+        <w:pStyle w:val="ListBullet2"/>
+      </w:pPr>
+      <w:r>
+        <w:rPr>
+          <w:b w:val="0"/>
+          <w:color w:val="4A4A49"/>
+          <w:sz w:val="22"/>
+        </w:rPr>
+        <w:t>Se escribe LANGUAGE plpgsql AS $proc$ DECLARE...</w:t>
+      </w:r>
+    </w:p>
+    <w:p>
+      <w:pPr>
+        <w:pStyle w:val="ListBullet2"/>
+      </w:pPr>
+      <w:r>
+        <w:rPr>
+          <w:b w:val="0"/>
+          <w:color w:val="4A4A49"/>
+          <w:sz w:val="22"/>
+        </w:rPr>
+        <w:t>AS introduce el cuerpo, y aqui esta la trampa de sintaxis mas comun para quien viene de Oracle: alla se escribe IS, aqui IS no existe en este lugar.</w:t>
+      </w:r>
+    </w:p>
+    <w:p>
+      <w:pPr>
+        <w:pStyle w:val="ListBullet2"/>
+      </w:pPr>
+      <w:r>
+        <w:rPr>
+          <w:b w:val="0"/>
+          <w:color w:val="4A4A49"/>
+          <w:sz w:val="22"/>
+        </w:rPr>
+        <w:t>Los delimitadores $proc$ son lo que se llama dollar-quoting y existen por una razon mecanica: el cuerpo es, para el motor, una cadena de texto</w:t>
+      </w:r>
+    </w:p>
+    <w:p>
+      <w:pPr>
+        <w:pStyle w:val="ListBullet2"/>
+      </w:pPr>
+      <w:r>
+        <w:rPr>
+          <w:b w:val="0"/>
+          <w:color w:val="4A4A49"/>
+          <w:sz w:val="22"/>
+        </w:rPr>
+        <w:t>Y esa cadena contiene punto y coma y comillas simples; si se delimitara con comillas habria que duplicar cada comilla interna.</w:t>
+      </w:r>
+    </w:p>
+    <w:p>
+      <w:pPr>
+        <w:pStyle w:val="ListBullet2"/>
+      </w:pPr>
+      <w:r>
+        <w:rPr>
+          <w:b w:val="0"/>
+          <w:color w:val="4A4A49"/>
+          <w:sz w:val="22"/>
+        </w:rPr>
+        <w:t>Con $proc$ el motor sabe que todo lo que hay hasta el siguiente $proc$ es el cuerpo.</w:t>
+      </w:r>
+    </w:p>
+    <w:p>
+      <w:pPr>
+        <w:pStyle w:val="ListBullet2"/>
+      </w:pPr>
+      <w:r>
+        <w:rPr>
+          <w:b w:val="0"/>
+          <w:color w:val="4A4A49"/>
+          <w:sz w:val="22"/>
+        </w:rPr>
+        <w:t>La etiqueta entre los dolares es arbitraria: $$ funciona igual, y se usa una etiqueta con nombre cuando hay bloques anidados.</w:t>
+      </w:r>
+    </w:p>
+    <w:p>
+      <w:pPr>
+        <w:pStyle w:val="ListBullet2"/>
+      </w:pPr>
+      <w:r>
+        <w:rPr>
+          <w:b w:val="0"/>
+          <w:color w:val="4A4A49"/>
+          <w:sz w:val="22"/>
+        </w:rPr>
+        <w:t>El punto y coma final despues del ultimo $proc$ si es obligatorio, y en cambio la barra sola en una linea, que en Oracle cierra el bloque, aqui es un error de sintaxis.</w:t>
+      </w:r>
+    </w:p>
+    <w:p>
+      <w:pPr>
+        <w:pStyle w:val="ListBullet2"/>
+      </w:pPr>
+      <w:r>
+        <w:rPr>
+          <w:b w:val="0"/>
+          <w:color w:val="4A4A49"/>
+          <w:sz w:val="22"/>
+        </w:rPr>
+        <w:t>Los nombres de los tipos son la otra mitad de la lista: INT, NUMERIC, TEXT, VARCHAR(n), TIMESTAMP, BOOLEAN, DATE.</w:t>
+      </w:r>
+    </w:p>
+    <w:p>
+      <w:pPr>
+        <w:pStyle w:val="ListBullet2"/>
+      </w:pPr>
+      <w:r>
+        <w:rPr>
+          <w:b w:val="0"/>
+          <w:color w:val="4A4A49"/>
+          <w:sz w:val="22"/>
+        </w:rPr>
+        <w:t>VARCHAR2 y NUMBER no existen en PostgreSQL.</w:t>
+      </w:r>
+    </w:p>
+    <w:p>
+      <w:pPr>
+        <w:pStyle w:val="ListBullet2"/>
+      </w:pPr>
+      <w:r>
+        <w:rPr>
+          <w:b w:val="0"/>
+          <w:color w:val="4A4A49"/>
+          <w:sz w:val="22"/>
+        </w:rPr>
+        <w:t>Y hay un detalle del proyecto que vale mas que la sintaxis: el procedimiento recibe TRES parametros y no cuatro, porque id_cita es SERIAL, es decir el motor genera el valor.</w:t>
+      </w:r>
+    </w:p>
+    <w:p>
+      <w:pPr>
+        <w:pStyle w:val="ListBullet2"/>
+      </w:pPr>
+      <w:r>
+        <w:rPr>
+          <w:b w:val="0"/>
+          <w:color w:val="4A4A49"/>
+          <w:sz w:val="22"/>
+        </w:rPr>
+        <w:t>Pasarle el identificador desde afuera obliga a la aplicacion a saber cual sigue, que es exactamente el problema que la columna SERIAL resuelve.</w:t>
+      </w:r>
+    </w:p>
+    <w:p>
+      <w:pPr>
+        <w:pStyle w:val="ListBullet2"/>
+      </w:pPr>
+      <w:r>
+        <w:rPr>
+          <w:b w:val="0"/>
+          <w:color w:val="4A4A49"/>
+          <w:sz w:val="22"/>
+        </w:rPr>
+        <w:t>NOTAS:</w:t>
+      </w:r>
+    </w:p>
+    <w:p>
+      <w:pPr>
+        <w:pStyle w:val="ListBullet2"/>
+      </w:pPr>
+      <w:r>
+        <w:rPr>
+          <w:b w:val="0"/>
+          <w:color w:val="4A4A49"/>
+          <w:sz w:val="22"/>
+        </w:rPr>
+        <w:t>El molde es fijo y conviene dictarlo entero antes de escribir una sola validacion.</w:t>
+      </w:r>
+    </w:p>
+    <w:p>
+      <w:pPr>
+        <w:pStyle w:val="ListBullet2"/>
+      </w:pPr>
+      <w:r>
+        <w:rPr>
+          <w:b w:val="0"/>
+          <w:color w:val="4A4A49"/>
+          <w:sz w:val="22"/>
+        </w:rPr>
+        <w:t>END; $proc$; y cada pieza tiene su razon.</w:t>
+      </w:r>
+    </w:p>
+    <w:p>
+      <w:pPr>
+        <w:pStyle w:val="ListBullet2"/>
+      </w:pPr>
+      <w:r>
+        <w:rPr>
+          <w:b w:val="0"/>
+          <w:color w:val="4A4A49"/>
+          <w:sz w:val="22"/>
+        </w:rPr>
+        <w:t>LANGUAGE plpgsql hace falta porque PostgreSQL admite varios lenguajes procedimentales y no adivina cual se esta usando.</w:t>
+      </w:r>
+    </w:p>
+    <w:p>
+      <w:pPr>
+        <w:pStyle w:val="ListBullet2"/>
+      </w:pPr>
+      <w:r>
+        <w:rPr>
+          <w:b w:val="0"/>
+          <w:color w:val="4A4A49"/>
+          <w:sz w:val="22"/>
+        </w:rPr>
+        <w:t>Un estudiante que agregue p_id_cita no comete un error de sintaxis, comete un error de diseno.</w:t>
+      </w:r>
+    </w:p>
+    <w:p>
+      <w:pPr>
+        <w:pStyle w:val="ListBullet2"/>
+      </w:pPr>
+      <w:r>
+        <w:rPr>
+          <w:b w:val="0"/>
+          <w:color w:val="4A4A49"/>
+          <w:sz w:val="22"/>
+        </w:rPr>
+        <w:t>CÓDIGO CITADO (referencia):</w:t>
+      </w:r>
+    </w:p>
+    <w:p>
+      <w:pPr>
+        <w:pStyle w:val="ListBullet2"/>
+      </w:pPr>
+      <w:r>
+        <w:rPr>
+          <w:b w:val="0"/>
+          <w:color w:val="4A4A49"/>
+          <w:sz w:val="22"/>
+        </w:rPr>
+        <w:t>CREATE OR REPLACE PROCEDURE sp_agendar_cita(p_id_mascota INT, p_id_veterinario INT, p_fecha_hora TIMESTAMP)</w:t>
+      </w:r>
+    </w:p>
+    <w:p>
+      <w:pPr>
+        <w:pStyle w:val="ListBullet2"/>
+      </w:pPr>
+      <w:r>
+        <w:rPr>
+          <w:b w:val="0"/>
+          <w:color w:val="4A4A49"/>
+          <w:sz w:val="22"/>
+        </w:rPr>
+        <w:t>Fuera de la lamina (habla de la practica): El molde es fijo y conviene dictarlo entero antes de escribir una sola validacion, porque es donde se pierden los puntos sin haber entendido nada mal.</w:t>
+      </w:r>
+    </w:p>
+    <w:p>
+      <w:pPr>
+        <w:pStyle w:val="ListBullet2"/>
+      </w:pPr>
+      <w:r>
+        <w:rPr>
+          <w:b w:val="0"/>
+          <w:color w:val="4A4A49"/>
+          <w:sz w:val="22"/>
+        </w:rPr>
+        <w:t>Fuera de la lamina (habla de la practica): Un estudiante que agregue p_id_cita no comete un error de sintaxis, comete un error de diseno, y la rubrica lo mira.</w:t>
+      </w:r>
+    </w:p>
+    <w:p>
+      <w:r>
+        <w:rPr>
+          <w:b/>
+          <w:color w:val="4A4A49"/>
+          <w:sz w:val="22"/>
+        </w:rPr>
+        <w:t>[Slide 7] El molde de un procedimiento en PL/pgSQL</w:t>
+      </w:r>
+      <w:r>
+        <w:rPr>
+          <w:b w:val="0"/>
+          <w:color w:val="4A4A49"/>
+          <w:sz w:val="22"/>
+        </w:rPr>
+        <w:t xml:space="preserve"> — 18 vinetas.</w:t>
+      </w:r>
+    </w:p>
+    <w:p>
+      <w:r>
+        <w:rPr>
+          <w:b/>
+          <w:color w:val="4A4A49"/>
+          <w:sz w:val="22"/>
+        </w:rPr>
+        <w:t>[Slide 8] Los modos de parametro, y por que hoy no se usa OUT</w:t>
+      </w:r>
+      <w:r>
+        <w:rPr>
+          <w:b w:val="0"/>
+          <w:color w:val="4A4A49"/>
+          <w:sz w:val="22"/>
+        </w:rPr>
+        <w:t xml:space="preserve"> — 4 vinetas.</w:t>
+      </w:r>
+    </w:p>
+    <w:p>
+      <w:pPr>
+        <w:pStyle w:val="ListBullet2"/>
+      </w:pPr>
+      <w:r>
+        <w:rPr>
+          <w:b w:val="0"/>
+          <w:color w:val="4A4A49"/>
+          <w:sz w:val="22"/>
+        </w:rPr>
+        <w:t>DESARROLLO (para explicarlo, no se proyecta):</w:t>
+      </w:r>
+    </w:p>
+    <w:p>
+      <w:pPr>
+        <w:pStyle w:val="ListBullet2"/>
+      </w:pPr>
+      <w:r>
+        <w:rPr>
+          <w:b w:val="0"/>
+          <w:color w:val="4A4A49"/>
+          <w:sz w:val="22"/>
+        </w:rPr>
+        <w:t>Los parametros tienen modo, y el modo es la direccion en la que viaja el dato.</w:t>
+      </w:r>
+    </w:p>
+    <w:p>
+      <w:pPr>
+        <w:pStyle w:val="ListBullet2"/>
+      </w:pPr>
+      <w:r>
+        <w:rPr>
+          <w:b w:val="0"/>
+          <w:color w:val="4A4A49"/>
+          <w:sz w:val="22"/>
+        </w:rPr>
+        <w:t>IN es el modo por omision y no se escribe: p_id_mascota INT ya es IN.</w:t>
+      </w:r>
+    </w:p>
+    <w:p>
+      <w:pPr>
+        <w:pStyle w:val="ListBullet2"/>
+      </w:pPr>
+      <w:r>
+        <w:rPr>
+          <w:b w:val="0"/>
+          <w:color w:val="4A4A49"/>
+          <w:sz w:val="22"/>
+        </w:rPr>
+        <w:t>Si no la mira —y nadie mira lo que no falla— la regla de negocio no se cumplio.</w:t>
+      </w:r>
+    </w:p>
+    <w:p>
+      <w:pPr>
+        <w:pStyle w:val="ListBullet2"/>
+      </w:pPr>
+      <w:r>
+        <w:rPr>
+          <w:b w:val="0"/>
+          <w:color w:val="4A4A49"/>
+          <w:sz w:val="22"/>
+        </w:rPr>
+        <w:t>Abortar con RAISE EXCEPTION invierte la carga: la aplicacion no puede ignorar el error porque el motor le devolvio un fallo, y ademas nada quedo escrito.</w:t>
+      </w:r>
+    </w:p>
+    <w:p>
+      <w:pPr>
+        <w:pStyle w:val="ListBullet2"/>
+      </w:pPr>
+      <w:r>
+        <w:rPr>
+          <w:b w:val="0"/>
+          <w:color w:val="4A4A49"/>
+          <w:sz w:val="22"/>
+        </w:rPr>
+        <w:t>El encabezado, en todo caso, es un contrato: nombre, orden y tipos.</w:t>
+      </w:r>
+    </w:p>
+    <w:p>
+      <w:pPr>
+        <w:pStyle w:val="ListBullet2"/>
+      </w:pPr>
+      <w:r>
+        <w:rPr>
+          <w:b w:val="0"/>
+          <w:color w:val="4A4A49"/>
+          <w:sz w:val="22"/>
+        </w:rPr>
+        <w:t>Vale decirlo con crudeza porque impacta la Clase 12, cuando la aplicacion consuma estos procedimientos: si alguien intercambia el orden de dos parametros del mismo tipo</w:t>
+      </w:r>
+    </w:p>
+    <w:p>
+      <w:pPr>
+        <w:pStyle w:val="ListBullet2"/>
+      </w:pPr>
+      <w:r>
+        <w:rPr>
+          <w:b w:val="0"/>
+          <w:color w:val="4A4A49"/>
+          <w:sz w:val="22"/>
+        </w:rPr>
+        <w:t>El procedimiento se crea igual, la aplicacion sigue llamandolo sin error y agenda la cita para la mascota equivocada.</w:t>
+      </w:r>
+    </w:p>
+    <w:p>
+      <w:pPr>
+        <w:pStyle w:val="ListBullet2"/>
+      </w:pPr>
+      <w:r>
+        <w:rPr>
+          <w:b w:val="0"/>
+          <w:color w:val="4A4A49"/>
+          <w:sz w:val="22"/>
+        </w:rPr>
+        <w:t>La proteccion practica, convencion recomendada y no regla dura, es llamar con notacion nombrada,, porque asi el orden deja de importar y la llamada se lee sola seis meses despues.</w:t>
+      </w:r>
+    </w:p>
+    <w:p>
+      <w:pPr>
+        <w:pStyle w:val="ListBullet2"/>
+      </w:pPr>
+      <w:r>
+        <w:rPr>
+          <w:b w:val="0"/>
+          <w:color w:val="4A4A49"/>
+          <w:sz w:val="22"/>
+        </w:rPr>
+        <w:t>NOTAS:</w:t>
+      </w:r>
+    </w:p>
+    <w:p>
+      <w:pPr>
+        <w:pStyle w:val="ListBullet2"/>
+      </w:pPr>
+      <w:r>
+        <w:rPr>
+          <w:b w:val="0"/>
+          <w:color w:val="4A4A49"/>
+          <w:sz w:val="22"/>
+        </w:rPr>
+        <w:t>Dentro del cuerpo un parametro IN se comporta como una variable local, asi que se le puede asignar, aunque hacerlo confunde a quien lee y no cambia nada afuera.</w:t>
+      </w:r>
+    </w:p>
+    <w:p>
+      <w:pPr>
+        <w:pStyle w:val="ListBullet2"/>
+      </w:pPr>
+      <w:r>
+        <w:rPr>
+          <w:b w:val="0"/>
+          <w:color w:val="4A4A49"/>
+          <w:sz w:val="22"/>
+        </w:rPr>
+        <w:t>OUT devuelve un valor a quien llama, e INOUT entra con valor y sale modificado.</w:t>
+      </w:r>
+    </w:p>
+    <w:p>
+      <w:pPr>
+        <w:pStyle w:val="ListBullet2"/>
+      </w:pPr>
+      <w:r>
+        <w:rPr>
+          <w:b w:val="0"/>
+          <w:color w:val="4A4A49"/>
+          <w:sz w:val="22"/>
+        </w:rPr>
+        <w:t>Hay una particularidad de PostgreSQL que conviene decir porque el estudiante que busque en internet va a tropezar con ella: en un procedimiento, un parametro OUT tambien hay que pasarlo en la llamada, de modo que la sintaxis termina siendo CALL sp_x(1, 2, NULL) con un NULL de relleno; es incomodo, y es una de las razones por las que hoy no se usan.</w:t>
+      </w:r>
+    </w:p>
+    <w:p>
+      <w:pPr>
+        <w:pStyle w:val="ListBullet2"/>
+      </w:pPr>
+      <w:r>
+        <w:rPr>
+          <w:b w:val="0"/>
+          <w:color w:val="4A4A49"/>
+          <w:sz w:val="22"/>
+        </w:rPr>
+        <w:t>La otra razon es de diseno y es la que hay que defender en clase.</w:t>
+      </w:r>
+    </w:p>
+    <w:p>
+      <w:pPr>
+        <w:pStyle w:val="ListBullet2"/>
+      </w:pPr>
+      <w:r>
+        <w:rPr>
+          <w:b w:val="0"/>
+          <w:color w:val="4A4A49"/>
+          <w:sz w:val="22"/>
+        </w:rPr>
+        <w:t>Devolver el error en un parametro OUT significa que el procedimiento hizo su trabajo, dejo la fila insertada y ademas puso un texto en una variable que la aplicacion PUEDE mirar.</w:t>
+      </w:r>
+    </w:p>
+    <w:p>
+      <w:pPr>
+        <w:pStyle w:val="ListBullet2"/>
+      </w:pPr>
+      <w:r>
+        <w:rPr>
+          <w:b w:val="0"/>
+          <w:color w:val="4A4A49"/>
+          <w:sz w:val="22"/>
+        </w:rPr>
+        <w:t>CÓDIGO CITADO (referencia):</w:t>
+      </w:r>
+    </w:p>
+    <w:p>
+      <w:pPr>
+        <w:pStyle w:val="ListBullet2"/>
+      </w:pPr>
+      <w:r>
+        <w:rPr>
+          <w:b w:val="0"/>
+          <w:color w:val="4A4A49"/>
+          <w:sz w:val="22"/>
+        </w:rPr>
+        <w:t>CALL sp_agendar_cita(p_id_mascota =&gt; 1, p_id_veterinario =&gt; 2, p_fecha_hora =&gt; TIMESTAMP '2026-09-15 10:00:00')</w:t>
+      </w:r>
+    </w:p>
+    <w:p>
+      <w:pPr>
+        <w:pStyle w:val="ListBullet2"/>
+      </w:pPr>
+      <w:r>
+        <w:rPr>
+          <w:b w:val="0"/>
+          <w:color w:val="4A4A49"/>
+          <w:sz w:val="22"/>
+        </w:rPr>
+        <w:t>Fuera de la lamina (habla de la practica): La otra razon es de diseno y es la que hay que defender en clase, porque es la decision que la solucion docente califica.</w:t>
+      </w:r>
+    </w:p>
+    <w:p>
+      <w:r>
+        <w:rPr>
+          <w:b/>
+          <w:color w:val="4A4A49"/>
+          <w:sz w:val="22"/>
+        </w:rPr>
+        <w:t>[Slide 9] RAISE EXCEPTION: la validacion que aborta y deshace</w:t>
+      </w:r>
+      <w:r>
+        <w:rPr>
+          <w:b w:val="0"/>
+          <w:color w:val="4A4A49"/>
+          <w:sz w:val="22"/>
+        </w:rPr>
+        <w:t xml:space="preserve"> — 4 vinetas.</w:t>
+      </w:r>
+    </w:p>
+    <w:p>
+      <w:pPr>
+        <w:pStyle w:val="ListBullet2"/>
+      </w:pPr>
+      <w:r>
+        <w:rPr>
+          <w:b w:val="0"/>
+          <w:color w:val="4A4A49"/>
+          <w:sz w:val="22"/>
+        </w:rPr>
+        <w:t>DESARROLLO (para explicarlo, no se proyecta):</w:t>
+      </w:r>
+    </w:p>
+    <w:p>
+      <w:pPr>
+        <w:pStyle w:val="ListBullet2"/>
+      </w:pPr>
+      <w:r>
+        <w:rPr>
+          <w:b w:val="0"/>
+          <w:color w:val="4A4A49"/>
+          <w:sz w:val="22"/>
+        </w:rPr>
+        <w:t>Esta es la parte que convierte una consulta con nombre en logica de negocio.</w:t>
+      </w:r>
+    </w:p>
+    <w:p>
+      <w:pPr>
+        <w:pStyle w:val="ListBullet2"/>
+      </w:pPr>
+      <w:r>
+        <w:rPr>
+          <w:b w:val="0"/>
+          <w:color w:val="4A4A49"/>
+          <w:sz w:val="22"/>
+        </w:rPr>
+        <w:t>La forma es RAISE EXCEPTION 'ERROR: la mascota % no existe', p_id_mascota; y hay cuatro cosas que decir sobre esa linea.</w:t>
+      </w:r>
+    </w:p>
+    <w:p>
+      <w:pPr>
+        <w:pStyle w:val="ListBullet2"/>
+      </w:pPr>
+      <w:r>
+        <w:rPr>
+          <w:b w:val="0"/>
+          <w:color w:val="4A4A49"/>
+          <w:sz w:val="22"/>
+        </w:rPr>
+        <w:t>Primera, el signo de porcentaje es el marcador de sustitucion de PL/pgSQL: se reemplaza, en orden, por las expresiones que siguen a la coma, y si hay mas marcadores que expresiones el motor lanza un error de formato.</w:t>
+      </w:r>
+    </w:p>
+    <w:p>
+      <w:pPr>
+        <w:pStyle w:val="ListBullet2"/>
+      </w:pPr>
+      <w:r>
+        <w:rPr>
+          <w:b w:val="0"/>
+          <w:color w:val="4A4A49"/>
+          <w:sz w:val="22"/>
+        </w:rPr>
+        <w:t>Para imprimir un porcentaje literal se escribe dos veces.</w:t>
+      </w:r>
+    </w:p>
+    <w:p>
+      <w:pPr>
+        <w:pStyle w:val="ListBullet2"/>
+      </w:pPr>
+      <w:r>
+        <w:rPr>
+          <w:b w:val="0"/>
+          <w:color w:val="4A4A49"/>
+          <w:sz w:val="22"/>
+        </w:rPr>
+        <w:t>Segunda, el mensaje es parte de la interfaz publica del procedimiento: es lo que la aplicacion va a mostrar y lo que la bateria de pruebas va a verificar, asi que se escribe pensando en la recepcionista de la clínica y no en el programador.</w:t>
+      </w:r>
+    </w:p>
+    <w:p>
+      <w:pPr>
+        <w:pStyle w:val="ListBullet2"/>
+      </w:pPr>
+      <w:r>
+        <w:rPr>
+          <w:b w:val="0"/>
+          <w:color w:val="4A4A49"/>
+          <w:sz w:val="22"/>
+        </w:rPr>
+        <w:t>Tercera, y es lo decisivo: RAISE EXCEPTION aborta.</w:t>
+      </w:r>
+    </w:p>
+    <w:p>
+      <w:pPr>
+        <w:pStyle w:val="ListBullet2"/>
+      </w:pPr>
+      <w:r>
+        <w:rPr>
+          <w:b w:val="0"/>
+          <w:color w:val="4A4A49"/>
+          <w:sz w:val="22"/>
+        </w:rPr>
+        <w:t>Es imposible que quede una cita a medias, y no porque el codigo lo cuide, sino porque el motor lo garantiza.</w:t>
+      </w:r>
+    </w:p>
+    <w:p>
+      <w:pPr>
+        <w:pStyle w:val="ListBullet2"/>
+      </w:pPr>
+      <w:r>
+        <w:rPr>
+          <w:b w:val="0"/>
+          <w:color w:val="4A4A49"/>
+          <w:sz w:val="22"/>
+        </w:rPr>
+        <w:t>Cuarta, cada excepcion lleva un codigo SQLSTATE; el de un RAISE EXCEPTION sin mas indicaciones es P0001</w:t>
+      </w:r>
+    </w:p>
+    <w:p>
+      <w:pPr>
+        <w:pStyle w:val="ListBullet2"/>
+      </w:pPr>
+      <w:r>
+        <w:rPr>
+          <w:b w:val="0"/>
+          <w:color w:val="4A4A49"/>
+          <w:sz w:val="22"/>
+        </w:rPr>
+        <w:t>Y se puede fijar uno propio con USING ERRCODE, lo cual permite que la aplicacion distinga un error de negocio de un fallo de la base sin leer el texto del mensaje.</w:t>
+      </w:r>
+    </w:p>
+    <w:p>
+      <w:pPr>
+        <w:pStyle w:val="ListBullet2"/>
+      </w:pPr>
+      <w:r>
+        <w:rPr>
+          <w:b w:val="0"/>
+          <w:color w:val="4A4A49"/>
+          <w:sz w:val="22"/>
+        </w:rPr>
+        <w:t>Falta la mecanica de la primera validacion, que es donde el grupo se atora.</w:t>
+      </w:r>
+    </w:p>
+    <w:p>
+      <w:pPr>
+        <w:pStyle w:val="ListBullet2"/>
+      </w:pPr>
+      <w:r>
+        <w:rPr>
+          <w:b w:val="0"/>
+          <w:color w:val="4A4A49"/>
+          <w:sz w:val="22"/>
+        </w:rPr>
+        <w:t>Se escribe y despues IF NOT FOUND THEN.</w:t>
+      </w:r>
+    </w:p>
+    <w:p>
+      <w:pPr>
+        <w:pStyle w:val="ListBullet2"/>
+      </w:pPr>
+      <w:r>
+        <w:rPr>
+          <w:b w:val="0"/>
+          <w:color w:val="4A4A49"/>
+          <w:sz w:val="22"/>
+        </w:rPr>
+        <w:t>Ese es el error silencioso mas caro del dia y la razon por la que IF NOT FOUND va primero.</w:t>
+      </w:r>
+    </w:p>
+    <w:p>
+      <w:pPr>
+        <w:pStyle w:val="ListBullet2"/>
+      </w:pPr>
+      <w:r>
+        <w:rPr>
+          <w:b w:val="0"/>
+          <w:color w:val="4A4A49"/>
+          <w:sz w:val="22"/>
+        </w:rPr>
+        <w:t>Con clave primaria en el WHERE eso no puede ocurrir, y por eso hoy no se usa STRICT.</w:t>
+      </w:r>
+    </w:p>
+    <w:p>
+      <w:pPr>
+        <w:pStyle w:val="ListBullet2"/>
+      </w:pPr>
+      <w:r>
+        <w:rPr>
+          <w:b w:val="0"/>
+          <w:color w:val="4A4A49"/>
+          <w:sz w:val="22"/>
+        </w:rPr>
+        <w:t>NOTAS:</w:t>
+      </w:r>
+    </w:p>
+    <w:p>
+      <w:pPr>
+        <w:pStyle w:val="ListBullet2"/>
+      </w:pPr>
+      <w:r>
+        <w:rPr>
+          <w:b w:val="0"/>
+          <w:color w:val="4A4A49"/>
+          <w:sz w:val="22"/>
+        </w:rPr>
+        <w:t>No sale del procedimiento con un aviso, lanza un error que propaga hasta quien llamo, y todo lo que el procedimiento hubiera escrito antes se deshace.</w:t>
+      </w:r>
+    </w:p>
+    <w:p>
+      <w:pPr>
+        <w:pStyle w:val="ListBullet2"/>
+      </w:pPr>
+      <w:r>
+        <w:rPr>
+          <w:b w:val="0"/>
+          <w:color w:val="4A4A49"/>
+          <w:sz w:val="22"/>
+        </w:rPr>
+        <w:t>Eso ultimo se menciona y no se desarrolla: hoy basta con el texto.</w:t>
+      </w:r>
+    </w:p>
+    <w:p>
+      <w:pPr>
+        <w:pStyle w:val="ListBullet2"/>
+      </w:pPr>
+      <w:r>
+        <w:rPr>
+          <w:b w:val="0"/>
+          <w:color w:val="4A4A49"/>
+          <w:sz w:val="22"/>
+        </w:rPr>
+        <w:t>Hay que explicar por que funciona, porque no es evidente: en PL/pgSQL, un SELECT INTO deja una variable especial llamada FOUND en verdadero si devolvio al menos una fila y en falso si no devolvio ninguna, y NOT FOUND es simplemente su negacion.</w:t>
+      </w:r>
+    </w:p>
+    <w:p>
+      <w:pPr>
+        <w:pStyle w:val="ListBullet2"/>
+      </w:pPr>
+      <w:r>
+        <w:rPr>
+          <w:b w:val="0"/>
+          <w:color w:val="4A4A49"/>
+          <w:sz w:val="22"/>
+        </w:rPr>
+        <w:t>Y hay que decir tambien lo que NO pasa, porque es lo contrario de Oracle: si el SELECT INTO no encuentra nada, PL/pgSQL no lanza NO_DATA_FOUND, deja la variable en nulo y sigue adelante.</w:t>
+      </w:r>
+    </w:p>
+    <w:p>
+      <w:pPr>
+        <w:pStyle w:val="ListBullet2"/>
+      </w:pPr>
+      <w:r>
+        <w:rPr>
+          <w:b w:val="0"/>
+          <w:color w:val="4A4A49"/>
+          <w:sz w:val="22"/>
+        </w:rPr>
+        <w:t>Quien espere la excepcion de Oracle escribe un procedimiento que, ante una mascota inexistente, compara nulo contra 'S', obtiene nulo, entra por el ELSE y termina insertando la cita.</w:t>
+      </w:r>
+    </w:p>
+    <w:p>
+      <w:pPr>
+        <w:pStyle w:val="ListBullet2"/>
+      </w:pPr>
+      <w:r>
+        <w:rPr>
+          <w:b w:val="0"/>
+          <w:color w:val="4A4A49"/>
+          <w:sz w:val="22"/>
+        </w:rPr>
+        <w:t>Si el SELECT devuelve varias filas, en cambio, PL/pgSQL se queda con la primera sin avisar, salvo que se escriba STRICT, que entonces si lanza excepcion en los dos casos.</w:t>
+      </w:r>
+    </w:p>
+    <w:p>
+      <w:pPr>
+        <w:pStyle w:val="ListBullet2"/>
+      </w:pPr>
+      <w:r>
+        <w:rPr>
+          <w:b w:val="0"/>
+          <w:color w:val="4A4A49"/>
+          <w:sz w:val="22"/>
+        </w:rPr>
+        <w:t>CÓDIGO CITADO (referencia):</w:t>
+      </w:r>
+    </w:p>
+    <w:p>
+      <w:pPr>
+        <w:pStyle w:val="ListBullet2"/>
+      </w:pPr>
+      <w:r>
+        <w:rPr>
+          <w:b w:val="0"/>
+          <w:color w:val="4A4A49"/>
+          <w:sz w:val="22"/>
+        </w:rPr>
+        <w:t>SELECT activa INTO v_activa FROM mascota WHERE id_mascota = p_id_mascota</w:t>
+      </w:r>
+    </w:p>
+    <w:p>
+      <w:pPr>
+        <w:pStyle w:val="ListBullet2"/>
+      </w:pPr>
+      <w:r>
+        <w:rPr>
+          <w:b w:val="0"/>
+          <w:color w:val="4A4A49"/>
+          <w:sz w:val="22"/>
+        </w:rPr>
+        <w:t>Fuera de la lamina (habla de la practica): Esta es la parte que convierte una consulta con nombre en logica de negocio, y es el mecanismo que la pregunta 1 de la clase califica con treinta y cinco puntos.</w:t>
+      </w:r>
+    </w:p>
+    <w:p>
+      <w:r>
+        <w:rPr>
+          <w:b/>
+          <w:color w:val="4A4A49"/>
+          <w:sz w:val="22"/>
+        </w:rPr>
+        <w:t>[Slide 10] RAISE EXCEPTION en accion: la mascota inactiva</w:t>
+      </w:r>
+      <w:r>
+        <w:rPr>
+          <w:b w:val="0"/>
+          <w:color w:val="4A4A49"/>
+          <w:sz w:val="22"/>
+        </w:rPr>
+        <w:t xml:space="preserve"> — 14 vinetas.</w:t>
+      </w:r>
+    </w:p>
+    <w:p>
+      <w:r>
+        <w:rPr>
+          <w:b/>
+          <w:color w:val="4A4A49"/>
+          <w:sz w:val="22"/>
+        </w:rPr>
+        <w:t>[Slide 11] El molde de PL/pgSQL y la validacion que aborta</w:t>
+      </w:r>
+      <w:r>
+        <w:rPr>
+          <w:b w:val="0"/>
+          <w:color w:val="4A4A49"/>
+          <w:sz w:val="22"/>
+        </w:rPr>
+        <w:t xml:space="preserve"> — 18 vinetas.</w:t>
+      </w:r>
+    </w:p>
+    <w:p>
+      <w:r>
+        <w:rPr>
+          <w:b/>
+          <w:color w:val="4A4A49"/>
+          <w:sz w:val="22"/>
+        </w:rPr>
+        <w:t>[Slide 12] Donde debe vivir la logica de negocio: la respuesta honesta</w:t>
+      </w:r>
+      <w:r>
+        <w:rPr>
+          <w:b w:val="0"/>
+          <w:color w:val="4A4A49"/>
+          <w:sz w:val="22"/>
+        </w:rPr>
+        <w:t xml:space="preserve"> — 4 vinetas.</w:t>
+      </w:r>
+    </w:p>
+    <w:p>
+      <w:pPr>
+        <w:pStyle w:val="ListBullet2"/>
+      </w:pPr>
+      <w:r>
+        <w:rPr>
+          <w:b w:val="0"/>
+          <w:color w:val="4A4A49"/>
+          <w:sz w:val="22"/>
+        </w:rPr>
+        <w:t>DESARROLLO (para explicarlo, no se proyecta):</w:t>
+      </w:r>
+    </w:p>
+    <w:p>
+      <w:pPr>
+        <w:pStyle w:val="ListBullet2"/>
+      </w:pPr>
+      <w:r>
+        <w:rPr>
+          <w:b w:val="0"/>
+          <w:color w:val="4A4A49"/>
+          <w:sz w:val="22"/>
+        </w:rPr>
+        <w:t>La pregunta de fondo es donde debe vivir la logica de negocio, y merece respuesta honesta y no dogmatica, porque hay equipos serios en las dos orillas.</w:t>
+      </w:r>
+    </w:p>
+    <w:p>
+      <w:pPr>
+        <w:pStyle w:val="ListBullet2"/>
+      </w:pPr>
+      <w:r>
+        <w:rPr>
+          <w:b w:val="0"/>
+          <w:color w:val="4A4A49"/>
+          <w:sz w:val="22"/>
+        </w:rPr>
+        <w:t>Primero, la regla se cumple aunque alguien entre por fuera de la aplicacion: un guion de migracion, una herramienta de administracion, una segunda aplicacion escrita el proximo semestre.</w:t>
+      </w:r>
+    </w:p>
+    <w:p>
+      <w:pPr>
+        <w:pStyle w:val="ListBullet2"/>
+      </w:pPr>
+      <w:r>
+        <w:rPr>
+          <w:b w:val="0"/>
+          <w:color w:val="4A4A49"/>
+          <w:sz w:val="22"/>
+        </w:rPr>
+        <w:t>Tercero, y aqui se amarra con la Clase 2, permite un modelo de permisos mas fino: se puede hacer GRANT EXECUTE ON PROCEDURE sp_agendar_cita TO recepcion y a la vez no otorgar INSERT sobre cita</w:t>
+      </w:r>
+    </w:p>
+    <w:p>
+      <w:pPr>
+        <w:pStyle w:val="ListBullet2"/>
+      </w:pPr>
+      <w:r>
+        <w:rPr>
+          <w:b w:val="0"/>
+          <w:color w:val="4A4A49"/>
+          <w:sz w:val="22"/>
+        </w:rPr>
+        <w:t>Con lo cual la recepcionista agenda citas pero no inserta filas arbitrarias ni corrige estados a mano.</w:t>
+      </w:r>
+    </w:p>
+    <w:p>
+      <w:pPr>
+        <w:pStyle w:val="ListBullet2"/>
+      </w:pPr>
+      <w:r>
+        <w:rPr>
+          <w:b w:val="0"/>
+          <w:color w:val="4A4A49"/>
+          <w:sz w:val="22"/>
+        </w:rPr>
+        <w:t>Se nombra hoy y se usa en la Clase 12.</w:t>
+      </w:r>
+    </w:p>
+    <w:p>
+      <w:pPr>
+        <w:pStyle w:val="ListBullet2"/>
+      </w:pPr>
+      <w:r>
+        <w:rPr>
+          <w:b w:val="0"/>
+          <w:color w:val="4A4A49"/>
+          <w:sz w:val="22"/>
+        </w:rPr>
+        <w:t>En contra hay argumentos igual de legitimos: el codigo del procedimiento no se versiona con la naturalidad del codigo de aplicacion</w:t>
+      </w:r>
+    </w:p>
+    <w:p>
+      <w:pPr>
+        <w:pStyle w:val="ListBullet2"/>
+      </w:pPr>
+      <w:r>
+        <w:rPr>
+          <w:b w:val="0"/>
+          <w:color w:val="4A4A49"/>
+          <w:sz w:val="22"/>
+        </w:rPr>
+        <w:t>Porque si nadie guarda el archivo sql en un repositorio la unica copia esta dentro del motor; probarlo automaticamente es mas incomodo</w:t>
+      </w:r>
+    </w:p>
+    <w:p>
+      <w:pPr>
+        <w:pStyle w:val="ListBullet2"/>
+      </w:pPr>
+      <w:r>
+        <w:rPr>
+          <w:b w:val="0"/>
+          <w:color w:val="4A4A49"/>
+          <w:sz w:val="22"/>
+        </w:rPr>
+        <w:t>Y por eso la bateria de hoy se escribe a mano; y ata el sistema al motor, ya que llevar estos procedimientos a Oracle o a MySQL implica reescribirlos, no traducirlos.</w:t>
+      </w:r>
+    </w:p>
+    <w:p>
+      <w:pPr>
+        <w:pStyle w:val="ListBullet2"/>
+      </w:pPr>
+      <w:r>
+        <w:rPr>
+          <w:b w:val="0"/>
+          <w:color w:val="4A4A49"/>
+          <w:sz w:val="22"/>
+        </w:rPr>
+        <w:t>El criterio de oficio, no ley, es este: en la base van los invariantes que no pueden violarse nunca, como que el stock no quede negativo o que una mascota inactiva no agende</w:t>
+      </w:r>
+    </w:p>
+    <w:p>
+      <w:pPr>
+        <w:pStyle w:val="ListBullet2"/>
+      </w:pPr>
+      <w:r>
+        <w:rPr>
+          <w:b w:val="0"/>
+          <w:color w:val="4A4A49"/>
+          <w:sz w:val="22"/>
+        </w:rPr>
+        <w:t>Y las operaciones de varias sentencias que deben ocurrir juntas; en la aplicacion van la orquestacion, la interfaz y las reglas volatiles.</w:t>
+      </w:r>
+    </w:p>
+    <w:p>
+      <w:pPr>
+        <w:pStyle w:val="ListBullet2"/>
+      </w:pPr>
+      <w:r>
+        <w:rPr>
+          <w:b w:val="0"/>
+          <w:color w:val="4A4A49"/>
+          <w:sz w:val="22"/>
+        </w:rPr>
+        <w:t>Senal de alerta util: si una regla cambio mas de una vez en el semestre, probablemente no debia estar fija dentro de un procedimiento.</w:t>
+      </w:r>
+    </w:p>
+    <w:p>
+      <w:pPr>
+        <w:pStyle w:val="ListBullet2"/>
+      </w:pPr>
+      <w:r>
+        <w:rPr>
+          <w:b w:val="0"/>
+          <w:color w:val="4A4A49"/>
+          <w:sz w:val="22"/>
+        </w:rPr>
+        <w:t>NOTAS:</w:t>
+      </w:r>
+    </w:p>
+    <w:p>
+      <w:pPr>
+        <w:pStyle w:val="ListBullet2"/>
+      </w:pPr>
+      <w:r>
+        <w:rPr>
+          <w:b w:val="0"/>
+          <w:color w:val="4A4A49"/>
+          <w:sz w:val="22"/>
+        </w:rPr>
+        <w:t>A favor de la base de datos hay tres argumentos duros.</w:t>
+      </w:r>
+    </w:p>
+    <w:p>
+      <w:pPr>
+        <w:pStyle w:val="ListBullet2"/>
+      </w:pPr>
+      <w:r>
+        <w:rPr>
+          <w:b w:val="0"/>
+          <w:color w:val="4A4A49"/>
+          <w:sz w:val="22"/>
+        </w:rPr>
+        <w:t>Segundo, se ahorran viajes de red cuando la operacion implica varias sentencias encadenadas.</w:t>
+      </w:r>
+    </w:p>
+    <w:p>
+      <w:pPr>
+        <w:pStyle w:val="ListBullet2"/>
+      </w:pPr>
+      <w:r>
+        <w:rPr>
+          <w:b w:val="0"/>
+          <w:color w:val="4A4A49"/>
+          <w:sz w:val="22"/>
+        </w:rPr>
+        <w:t>Eso es minimo privilegio hecho codigo, y conviene senalar el matiz: en PostgreSQL el cuerpo se ejecuta con los privilegios de quien llama, salvo que el procedimiento se declare SECURITY DEFINER, que es lo que lo hace ejecutarse con los del propietario.</w:t>
+      </w:r>
+    </w:p>
+    <w:p>
+      <w:pPr>
+        <w:pStyle w:val="ListBullet2"/>
+      </w:pPr>
+      <w:r>
+        <w:rPr>
+          <w:b w:val="0"/>
+          <w:color w:val="4A4A49"/>
+          <w:sz w:val="22"/>
+        </w:rPr>
+        <w:t>Sin esa clausula, dar EXECUTE no alcanza.</w:t>
+      </w:r>
+    </w:p>
+    <w:p>
+      <w:r>
+        <w:rPr>
+          <w:b/>
+          <w:color w:val="4A4A49"/>
+          <w:sz w:val="22"/>
+        </w:rPr>
+        <w:t>[Slide 13] La inyeccion de SQL, explicada y no solo mencionada</w:t>
+      </w:r>
+      <w:r>
+        <w:rPr>
+          <w:b w:val="0"/>
+          <w:color w:val="4A4A49"/>
+          <w:sz w:val="22"/>
+        </w:rPr>
+        <w:t xml:space="preserve"> — 3 vinetas.</w:t>
+      </w:r>
+    </w:p>
+    <w:p>
+      <w:pPr>
+        <w:pStyle w:val="ListBullet2"/>
+      </w:pPr>
+      <w:r>
+        <w:rPr>
+          <w:b w:val="0"/>
+          <w:color w:val="4A4A49"/>
+          <w:sz w:val="22"/>
+        </w:rPr>
+        <w:t>DESARROLLO (para explicarlo, no se proyecta):</w:t>
+      </w:r>
+    </w:p>
+    <w:p>
+      <w:pPr>
+        <w:pStyle w:val="ListBullet2"/>
+      </w:pPr>
+      <w:r>
+        <w:rPr>
+          <w:b w:val="0"/>
+          <w:color w:val="4A4A49"/>
+          <w:sz w:val="22"/>
+        </w:rPr>
+        <w:t>La inyeccion de SQL merece parrafo propio porque es el argumento de seguridad mas concreto de la clase y casi siempre se menciona sin explicarlo.</w:t>
+      </w:r>
+    </w:p>
+    <w:p>
+      <w:pPr>
+        <w:pStyle w:val="ListBullet2"/>
+      </w:pPr>
+      <w:r>
+        <w:rPr>
+          <w:b w:val="0"/>
+          <w:color w:val="4A4A49"/>
+          <w:sz w:val="22"/>
+        </w:rPr>
+        <w:t>Si escribe Luna todo va bien; si escribe Luna' OR '1'='1 la condicion se vuelve siempre verdadera y la pantalla devuelve el listado completo de mascotas de la clinica; si escribe '</w:t>
+      </w:r>
+    </w:p>
+    <w:p>
+      <w:pPr>
+        <w:pStyle w:val="ListBullet2"/>
+      </w:pPr>
+      <w:r>
+        <w:rPr>
+          <w:b w:val="0"/>
+          <w:color w:val="4A4A49"/>
+          <w:sz w:val="22"/>
+        </w:rPr>
+        <w:t>Un procedimiento con parametros cierra ese agujero por un motivo tecnico preciso: el valor viaja como parametro</w:t>
+      </w:r>
+    </w:p>
+    <w:p>
+      <w:pPr>
+        <w:pStyle w:val="ListBullet2"/>
+      </w:pPr>
+      <w:r>
+        <w:rPr>
+          <w:b w:val="0"/>
+          <w:color w:val="4A4A49"/>
+          <w:sz w:val="22"/>
+        </w:rPr>
+        <w:t>Es decir el motor ya analizo y planifico la sentencia antes de conocer el contenido, asi que ese contenido no vuelve a pasar por el analizador sintactico y no puede convertirse en instrucciones.</w:t>
+      </w:r>
+    </w:p>
+    <w:p>
+      <w:pPr>
+        <w:pStyle w:val="ListBullet2"/>
+      </w:pPr>
+      <w:r>
+        <w:rPr>
+          <w:b w:val="0"/>
+          <w:color w:val="4A4A49"/>
+          <w:sz w:val="22"/>
+        </w:rPr>
+        <w:t>Aqui hace falta el matiz que distingue una clase buena de una recitada: el procedimiento no es inmune por ser procedimiento.</w:t>
+      </w:r>
+    </w:p>
+    <w:p>
+      <w:pPr>
+        <w:pStyle w:val="ListBullet2"/>
+      </w:pPr>
+      <w:r>
+        <w:rPr>
+          <w:b w:val="0"/>
+          <w:color w:val="4A4A49"/>
+          <w:sz w:val="22"/>
+        </w:rPr>
+        <w:t>En PL/pgSQL la forma correcta de armar una sentencia dinamica es EXECUTE 'SELECT...</w:t>
+      </w:r>
+    </w:p>
+    <w:p>
+      <w:pPr>
+        <w:pStyle w:val="ListBullet2"/>
+      </w:pPr>
+      <w:r>
+        <w:rPr>
+          <w:b w:val="0"/>
+          <w:color w:val="4A4A49"/>
+          <w:sz w:val="22"/>
+        </w:rPr>
+        <w:t>WHERE nombre = $1' USING p_nombre, o construir el texto con format y los marcadores %L para valores y %I para identificadores, que escapan lo que reciben.</w:t>
+      </w:r>
+    </w:p>
+    <w:p>
+      <w:pPr>
+        <w:pStyle w:val="ListBullet2"/>
+      </w:pPr>
+      <w:r>
+        <w:rPr>
+          <w:b w:val="0"/>
+          <w:color w:val="4A4A49"/>
+          <w:sz w:val="22"/>
+        </w:rPr>
+        <w:t>Regla dura para el proyecto: ningun dato de usuario se concatena dentro de una sentencia, ni en la aplicacion ni dentro del procedimiento.</w:t>
+      </w:r>
+    </w:p>
+    <w:p>
+      <w:pPr>
+        <w:pStyle w:val="ListBullet2"/>
+      </w:pPr>
+      <w:r>
+        <w:rPr>
+          <w:b w:val="0"/>
+          <w:color w:val="4A4A49"/>
+          <w:sz w:val="22"/>
+        </w:rPr>
+        <w:t>Ese principio se retoma en la Clase 12.</w:t>
+      </w:r>
+    </w:p>
+    <w:p>
+      <w:pPr>
+        <w:pStyle w:val="ListBullet2"/>
+      </w:pPr>
+      <w:r>
+        <w:rPr>
+          <w:b w:val="0"/>
+          <w:color w:val="4A4A49"/>
+          <w:sz w:val="22"/>
+        </w:rPr>
+        <w:t>NOTAS:</w:t>
+      </w:r>
+    </w:p>
+    <w:p>
+      <w:pPr>
+        <w:pStyle w:val="ListBullet2"/>
+      </w:pPr>
+      <w:r>
+        <w:rPr>
+          <w:b w:val="0"/>
+          <w:color w:val="4A4A49"/>
+          <w:sz w:val="22"/>
+        </w:rPr>
+        <w:t>Ocurre cuando la aplicacion arma la consulta pegando texto que escribio el usuario, y ese texto termina interpretado por el motor como codigo y no como dato.</w:t>
+      </w:r>
+    </w:p>
+    <w:p>
+      <w:pPr>
+        <w:pStyle w:val="ListBullet2"/>
+      </w:pPr>
+      <w:r>
+        <w:rPr>
+          <w:b w:val="0"/>
+          <w:color w:val="4A4A49"/>
+          <w:sz w:val="22"/>
+        </w:rPr>
+        <w:t>En la clínica seria una pantalla de busqueda que construye SELECT * FROM mascota WHERE nombre = seguido de lo que el usuario digito entre comillas.</w:t>
+      </w:r>
+    </w:p>
+    <w:p>
+      <w:pPr>
+        <w:pStyle w:val="ListBullet2"/>
+      </w:pPr>
+      <w:r>
+        <w:rPr>
+          <w:b w:val="0"/>
+          <w:color w:val="4A4A49"/>
+          <w:sz w:val="22"/>
+        </w:rPr>
+        <w:t>DELETE FROM cita; -- el motor recibe dos sentencias y la segunda borra la agenda.</w:t>
+      </w:r>
+    </w:p>
+    <w:p>
+      <w:pPr>
+        <w:pStyle w:val="ListBullet2"/>
+      </w:pPr>
+      <w:r>
+        <w:rPr>
+          <w:b w:val="0"/>
+          <w:color w:val="4A4A49"/>
+          <w:sz w:val="22"/>
+        </w:rPr>
+        <w:t>Si dentro del cuerpo alguien escribe EXECUTE 'SELECT...</w:t>
+      </w:r>
+    </w:p>
+    <w:p>
+      <w:pPr>
+        <w:pStyle w:val="ListBullet2"/>
+      </w:pPr>
+      <w:r>
+        <w:rPr>
+          <w:b w:val="0"/>
+          <w:color w:val="4A4A49"/>
+          <w:sz w:val="22"/>
+        </w:rPr>
+        <w:t>WHERE nombre = ' || p_nombre, el agujero se reabre igual, ahora escondido un nivel mas abajo y por lo tanto mas dificil de auditar.</w:t>
+      </w:r>
+    </w:p>
+    <w:p>
+      <w:r>
+        <w:rPr>
+          <w:b/>
+          <w:color w:val="4A4A49"/>
+          <w:sz w:val="22"/>
+        </w:rPr>
+        <w:t>[Slide 14] La bateria de pruebas: por que un bloque DO por caso</w:t>
+      </w:r>
+      <w:r>
+        <w:rPr>
+          <w:b w:val="0"/>
+          <w:color w:val="4A4A49"/>
+          <w:sz w:val="22"/>
+        </w:rPr>
+        <w:t xml:space="preserve"> — 4 vinetas.</w:t>
+      </w:r>
+    </w:p>
+    <w:p>
+      <w:pPr>
+        <w:pStyle w:val="ListBullet2"/>
+      </w:pPr>
+      <w:r>
+        <w:rPr>
+          <w:b w:val="0"/>
+          <w:color w:val="4A4A49"/>
+          <w:sz w:val="22"/>
+        </w:rPr>
+        <w:t>DESARROLLO (para explicarlo, no se proyecta):</w:t>
+      </w:r>
+    </w:p>
+    <w:p>
+      <w:pPr>
+        <w:pStyle w:val="ListBullet2"/>
+      </w:pPr>
+      <w:r>
+        <w:rPr>
+          <w:b w:val="0"/>
+          <w:color w:val="4A4A49"/>
+          <w:sz w:val="22"/>
+        </w:rPr>
+        <w:t>El punto de partida es un problema practico: si el estudiante escribe los cuatro CALL uno tras otro y ejecuta todo de un tiro, el primero que falla aborta la ejecucion y los siguientes no corren.</w:t>
+      </w:r>
+    </w:p>
+    <w:p>
+      <w:pPr>
+        <w:pStyle w:val="ListBullet2"/>
+      </w:pPr>
+      <w:r>
+        <w:rPr>
+          <w:b w:val="0"/>
+          <w:color w:val="4A4A49"/>
+          <w:sz w:val="22"/>
+        </w:rPr>
+        <w:t>La solucion es el bloque anonimo: DO $$ BEGIN...</w:t>
+      </w:r>
+    </w:p>
+    <w:p>
+      <w:pPr>
+        <w:pStyle w:val="ListBullet2"/>
+      </w:pPr>
+      <w:r>
+        <w:rPr>
+          <w:b w:val="0"/>
+          <w:color w:val="4A4A49"/>
+          <w:sz w:val="22"/>
+        </w:rPr>
+        <w:t>END $$; es un bloque de PL/pgSQL que se ejecuta una vez y no se guarda en ningun catalogo.</w:t>
+      </w:r>
+    </w:p>
+    <w:p>
+      <w:pPr>
+        <w:pStyle w:val="ListBullet2"/>
+      </w:pPr>
+      <w:r>
+        <w:rPr>
+          <w:b w:val="0"/>
+          <w:color w:val="4A4A49"/>
+          <w:sz w:val="22"/>
+        </w:rPr>
+        <w:t>Los resultados van a una tabla, no a la pantalla, y eso tambien tiene razon: una captura de cuatro mensajes sueltos no se puede comparar contra nada</w:t>
+      </w:r>
+    </w:p>
+    <w:p>
+      <w:pPr>
+        <w:pStyle w:val="ListBullet2"/>
+      </w:pPr>
+      <w:r>
+        <w:rPr>
+          <w:b w:val="0"/>
+          <w:color w:val="4A4A49"/>
+          <w:sz w:val="22"/>
+        </w:rPr>
+        <w:t>Mientras que un SELECT sobre resultado_prueba(id_prueba, caso, esperado, obtenido, paso) es una sola imagen que muestra los cuatro casos con su veredicto.</w:t>
+      </w:r>
+    </w:p>
+    <w:p>
+      <w:pPr>
+        <w:pStyle w:val="ListBullet2"/>
+      </w:pPr>
+      <w:r>
+        <w:rPr>
+          <w:b w:val="0"/>
+          <w:color w:val="4A4A49"/>
+          <w:sz w:val="22"/>
+        </w:rPr>
+        <w:t>Los cuatro casos del proyecto son el positivo, con una mascota activa y una franja libre, y los tres negativos: mascota inactiva —Rocky, identificador 3</w:t>
+      </w:r>
+    </w:p>
+    <w:p>
+      <w:pPr>
+        <w:pStyle w:val="ListBullet2"/>
+      </w:pPr>
+      <w:r>
+        <w:rPr>
+          <w:b w:val="0"/>
+          <w:color w:val="4A4A49"/>
+          <w:sz w:val="22"/>
+        </w:rPr>
+        <w:t>Y Kiara, identificador 8, estan inactivas en los datos sembrados—, mascota inexistente con el identificador 99, y franja ocupada, para la que sirve la cita que el veterinario 1 ya tiene el 2026-09-01 a las 08:00.</w:t>
+      </w:r>
+    </w:p>
+    <w:p>
+      <w:pPr>
+        <w:pStyle w:val="ListBullet2"/>
+      </w:pPr>
+      <w:r>
+        <w:rPr>
+          <w:b w:val="0"/>
+          <w:color w:val="4A4A49"/>
+          <w:sz w:val="22"/>
+        </w:rPr>
+        <w:t>Y hay que cerrar con la prueba que nadie piensa: un SELECT COUNT(*) FROM cita que demuestre que la tabla paso de diez filas a once y no a catorce.</w:t>
+      </w:r>
+    </w:p>
+    <w:p>
+      <w:pPr>
+        <w:pStyle w:val="ListBullet2"/>
+      </w:pPr>
+      <w:r>
+        <w:rPr>
+          <w:b w:val="0"/>
+          <w:color w:val="4A4A49"/>
+          <w:sz w:val="22"/>
+        </w:rPr>
+        <w:t>Ese conteo es lo que evidencia que los tres errores no dejaron basura, es decir que RAISE EXCEPTION hizo lo que se dijo que hacia.</w:t>
+      </w:r>
+    </w:p>
+    <w:p>
+      <w:pPr>
+        <w:pStyle w:val="ListBullet2"/>
+      </w:pPr>
+      <w:r>
+        <w:rPr>
+          <w:b w:val="0"/>
+          <w:color w:val="4A4A49"/>
+          <w:sz w:val="22"/>
+        </w:rPr>
+        <w:t>Hay un detalle de mecanica que conviene conocer porque explica por que esto funciona: un bloque de PL/pgSQL con clausula EXCEPTION abre internamente un punto de retorno, un savepoint, de modo que al capturar el error se deshace solo lo que ese bloque hizo.</w:t>
+      </w:r>
+    </w:p>
+    <w:p>
+      <w:pPr>
+        <w:pStyle w:val="ListBullet2"/>
+      </w:pPr>
+      <w:r>
+        <w:rPr>
+          <w:b w:val="0"/>
+          <w:color w:val="4A4A49"/>
+          <w:sz w:val="22"/>
+        </w:rPr>
+        <w:t>Una, que la captura tiene un costo y por eso no se envuelve todo el codigo en manejadores por si acaso.</w:t>
+      </w:r>
+    </w:p>
+    <w:p>
+      <w:pPr>
+        <w:pStyle w:val="ListBullet2"/>
+      </w:pPr>
+      <w:r>
+        <w:rPr>
+          <w:b w:val="0"/>
+          <w:color w:val="4A4A49"/>
+          <w:sz w:val="22"/>
+        </w:rPr>
+        <w:t>Es un buen momento para sembrar la Clase 8: quien confirma la transaccion es quien orquesta la operacion completa, no cada pieza por su cuenta.</w:t>
+      </w:r>
+    </w:p>
+    <w:p>
+      <w:pPr>
+        <w:pStyle w:val="ListBullet2"/>
+      </w:pPr>
+      <w:r>
+        <w:rPr>
+          <w:b w:val="0"/>
+          <w:color w:val="4A4A49"/>
+          <w:sz w:val="22"/>
+        </w:rPr>
+        <w:t>NOTAS:</w:t>
+      </w:r>
+    </w:p>
+    <w:p>
+      <w:pPr>
+        <w:pStyle w:val="ListBullet2"/>
+      </w:pPr>
+      <w:r>
+        <w:rPr>
+          <w:b w:val="0"/>
+          <w:color w:val="4A4A49"/>
+          <w:sz w:val="22"/>
+        </w:rPr>
+        <w:t>Un procedimiento sin prueba no esta terminado.</w:t>
+      </w:r>
+    </w:p>
+    <w:p>
+      <w:pPr>
+        <w:pStyle w:val="ListBullet2"/>
+      </w:pPr>
+      <w:r>
+        <w:rPr>
+          <w:b w:val="0"/>
+          <w:color w:val="4A4A49"/>
+          <w:sz w:val="22"/>
+        </w:rPr>
+        <w:t>Aparecen tres casos sin probar y una captura que no demuestra nada.</w:t>
+      </w:r>
+    </w:p>
+    <w:p>
+      <w:pPr>
+        <w:pStyle w:val="ListBullet2"/>
+      </w:pPr>
+      <w:r>
+        <w:rPr>
+          <w:b w:val="0"/>
+          <w:color w:val="4A4A49"/>
+          <w:sz w:val="22"/>
+        </w:rPr>
+        <w:t>EXCEPTION WHEN OTHERS THEN...</w:t>
+      </w:r>
+    </w:p>
+    <w:p>
+      <w:pPr>
+        <w:pStyle w:val="ListBullet2"/>
+      </w:pPr>
+      <w:r>
+        <w:rPr>
+          <w:b w:val="0"/>
+          <w:color w:val="4A4A49"/>
+          <w:sz w:val="22"/>
+        </w:rPr>
+        <w:t>Su clausula EXCEPTION atrapa el error, lo convierte en una fila de resultado y deja que el siguiente bloque corra.</w:t>
+      </w:r>
+    </w:p>
+    <w:p>
+      <w:pPr>
+        <w:pStyle w:val="ListBullet2"/>
+      </w:pPr>
+      <w:r>
+        <w:rPr>
+          <w:b w:val="0"/>
+          <w:color w:val="4A4A49"/>
+          <w:sz w:val="22"/>
+        </w:rPr>
+        <w:t>Un bloque por caso, cuatro bloques, cuatro filas.</w:t>
+      </w:r>
+    </w:p>
+    <w:p>
+      <w:pPr>
+        <w:pStyle w:val="ListBullet2"/>
+      </w:pPr>
+      <w:r>
+        <w:rPr>
+          <w:b w:val="0"/>
+          <w:color w:val="4A4A49"/>
+          <w:sz w:val="22"/>
+        </w:rPr>
+        <w:t>Una bateria sin ese conteo prueba que el procedimiento se queja, no que no escribe.</w:t>
+      </w:r>
+    </w:p>
+    <w:p>
+      <w:pPr>
+        <w:pStyle w:val="ListBullet2"/>
+      </w:pPr>
+      <w:r>
+        <w:rPr>
+          <w:b w:val="0"/>
+          <w:color w:val="4A4A49"/>
+          <w:sz w:val="22"/>
+        </w:rPr>
+        <w:t>Tiene dos consecuencias.</w:t>
+      </w:r>
+    </w:p>
+    <w:p>
+      <w:pPr>
+        <w:pStyle w:val="ListBullet2"/>
+      </w:pPr>
+      <w:r>
+        <w:rPr>
+          <w:b w:val="0"/>
+          <w:color w:val="4A4A49"/>
+          <w:sz w:val="22"/>
+        </w:rPr>
+        <w:t>Dos, y es la que importa hoy, que el procedimiento de la clase NO lleva COMMIT: si lo llevara, llamarlo desde dentro de un bloque con EXCEPTION fallaria, porque PostgreSQL no permite confirmar la transaccion mientras hay un savepoint activo.</w:t>
+      </w:r>
+    </w:p>
+    <w:p>
+      <w:pPr>
+        <w:pStyle w:val="ListBullet2"/>
+      </w:pPr>
+      <w:r>
+        <w:rPr>
+          <w:b w:val="0"/>
+          <w:color w:val="4A4A49"/>
+          <w:sz w:val="22"/>
+        </w:rPr>
+        <w:t>Fuera de la lamina (habla de la practica): Un procedimiento sin prueba no esta terminado, y esta parte vale veinticinco de los cien puntos de la clase, asi que hay que dictarla como tema y no como recomendacion.</w:t>
+      </w:r>
+    </w:p>
+    <w:p>
+      <w:r>
+        <w:rPr>
+          <w:b/>
+          <w:color w:val="4A4A49"/>
+          <w:sz w:val="22"/>
+        </w:rPr>
+        <w:t>[Slide 15] La bateria de pruebas: un bloque DO por caso</w:t>
+      </w:r>
+      <w:r>
+        <w:rPr>
+          <w:b w:val="0"/>
+          <w:color w:val="4A4A49"/>
+          <w:sz w:val="22"/>
+        </w:rPr>
+        <w:t xml:space="preserve"> — 12 vinetas.</w:t>
+      </w:r>
+    </w:p>
+    <w:p>
+      <w:r>
+        <w:rPr>
+          <w:b/>
+          <w:color w:val="4A4A49"/>
+          <w:sz w:val="22"/>
+        </w:rPr>
+        <w:t>[Slide 16] El molde de un caso de error y la prueba del conteo</w:t>
+      </w:r>
+      <w:r>
+        <w:rPr>
+          <w:b w:val="0"/>
+          <w:color w:val="4A4A49"/>
+          <w:sz w:val="22"/>
+        </w:rPr>
+        <w:t xml:space="preserve"> — 3 vinetas.</w:t>
+      </w:r>
+    </w:p>
+    <w:p>
+      <w:r>
+        <w:rPr>
+          <w:b/>
+          <w:color w:val="4A4A49"/>
+          <w:sz w:val="22"/>
+        </w:rPr>
+        <w:t>[Slide 17] Que significa la columna paso, y la trampa del WHEN OTHERS</w:t>
+      </w:r>
+      <w:r>
+        <w:rPr>
+          <w:b w:val="0"/>
+          <w:color w:val="4A4A49"/>
+          <w:sz w:val="22"/>
+        </w:rPr>
+        <w:t xml:space="preserve"> — 4 vinetas.</w:t>
+      </w:r>
+    </w:p>
+    <w:p>
+      <w:pPr>
+        <w:pStyle w:val="ListBullet2"/>
+      </w:pPr>
+      <w:r>
+        <w:rPr>
+          <w:b w:val="0"/>
+          <w:color w:val="4A4A49"/>
+          <w:sz w:val="22"/>
+        </w:rPr>
+        <w:t>DESARROLLO (para explicarlo, no se proyecta):</w:t>
+      </w:r>
+    </w:p>
+    <w:p>
+      <w:pPr>
+        <w:pStyle w:val="ListBullet2"/>
+      </w:pPr>
+      <w:r>
+        <w:rPr>
+          <w:b w:val="0"/>
+          <w:color w:val="4A4A49"/>
+          <w:sz w:val="22"/>
+        </w:rPr>
+        <w:t>Capturar WHEN OTHERS y escribir paso = TRUE porque hubo excepcion es insuficiente: una excepcion tambien la lanza un nombre de columna mal escrito, un tipo que no convierte o una tabla que no existe.</w:t>
+      </w:r>
+    </w:p>
+    <w:p>
+      <w:pPr>
+        <w:pStyle w:val="ListBullet2"/>
+      </w:pPr>
+      <w:r>
+        <w:rPr>
+          <w:b w:val="0"/>
+          <w:color w:val="4A4A49"/>
+          <w:sz w:val="22"/>
+        </w:rPr>
+        <w:t>Con ese criterio, un procedimiento roto pasaria las tres pruebas negativas.</w:t>
+      </w:r>
+    </w:p>
+    <w:p>
+      <w:pPr>
+        <w:pStyle w:val="ListBullet2"/>
+      </w:pPr>
+      <w:r>
+        <w:rPr>
+          <w:b w:val="0"/>
+          <w:color w:val="4A4A49"/>
+          <w:sz w:val="22"/>
+        </w:rPr>
+        <w:t>La forma es paso = SQLERRM ILIKE '%inactiva%', que es una comparacion insensible a mayusculas: se afirma que fallo Y que fallo por lo que se esperaba.</w:t>
+      </w:r>
+    </w:p>
+    <w:p>
+      <w:pPr>
+        <w:pStyle w:val="ListBullet2"/>
+      </w:pPr>
+      <w:r>
+        <w:rPr>
+          <w:b w:val="0"/>
+          <w:color w:val="4A4A49"/>
+          <w:sz w:val="22"/>
+        </w:rPr>
+        <w:t>La segunda mitad es que la columna paso admite dos lecturas legitimas y hay que elegir una.</w:t>
+      </w:r>
+    </w:p>
+    <w:p>
+      <w:pPr>
+        <w:pStyle w:val="ListBullet2"/>
+      </w:pPr>
+      <w:r>
+        <w:rPr>
+          <w:b w:val="0"/>
+          <w:color w:val="4A4A49"/>
+          <w:sz w:val="22"/>
+        </w:rPr>
+        <w:t>Si paso significa el resultado coincidio con lo esperado, las cuatro filas quedan en verdadero cuando todo esta bien, porque en un caso negativo lo esperado es la excepcion.</w:t>
+      </w:r>
+    </w:p>
+    <w:p>
+      <w:pPr>
+        <w:pStyle w:val="ListBullet2"/>
+      </w:pPr>
+      <w:r>
+        <w:rPr>
+          <w:b w:val="0"/>
+          <w:color w:val="4A4A49"/>
+          <w:sz w:val="22"/>
+        </w:rPr>
+        <w:t>Las dos son defendibles; lo que no es defendible es no decir cual.</w:t>
+      </w:r>
+    </w:p>
+    <w:p>
+      <w:pPr>
+        <w:pStyle w:val="ListBullet2"/>
+      </w:pPr>
+      <w:r>
+        <w:rPr>
+          <w:b w:val="0"/>
+          <w:color w:val="4A4A49"/>
+          <w:sz w:val="22"/>
+        </w:rPr>
+        <w:t>La regla del curso es explicita: se usa la misma lectura para las cuatro filas y se declara en una linea junto a la tabla.</w:t>
+      </w:r>
+    </w:p>
+    <w:p>
+      <w:pPr>
+        <w:pStyle w:val="ListBullet2"/>
+      </w:pPr>
+      <w:r>
+        <w:rPr>
+          <w:b w:val="0"/>
+          <w:color w:val="4A4A49"/>
+          <w:sz w:val="22"/>
+        </w:rPr>
+        <w:t>Salida esperada de una bateria sana: 4 filas, el caso valido con paso TRUE y los 3 invalidos con paso TRUE y el SQLERRM literal del procedimiento.</w:t>
+      </w:r>
+    </w:p>
+    <w:p>
+      <w:pPr>
+        <w:pStyle w:val="ListBullet2"/>
+      </w:pPr>
+      <w:r>
+        <w:rPr>
+          <w:b w:val="0"/>
+          <w:color w:val="4A4A49"/>
+          <w:sz w:val="22"/>
+        </w:rPr>
+        <w:t>Un caso invalido con paso FALSE es un hallazgo: el procedimiento dejo pasar algo que debia rechazar.</w:t>
+      </w:r>
+    </w:p>
+    <w:p>
+      <w:pPr>
+        <w:pStyle w:val="ListBullet2"/>
+      </w:pPr>
+      <w:r>
+        <w:rPr>
+          <w:b w:val="0"/>
+          <w:color w:val="4A4A49"/>
+          <w:sz w:val="22"/>
+        </w:rPr>
+        <w:t>NOTAS:</w:t>
+      </w:r>
+    </w:p>
+    <w:p>
+      <w:pPr>
+        <w:pStyle w:val="ListBullet2"/>
+      </w:pPr>
+      <w:r>
+        <w:rPr>
+          <w:b w:val="0"/>
+          <w:color w:val="4A4A49"/>
+          <w:sz w:val="22"/>
+        </w:rPr>
+        <w:t>Aqui esta el matiz que separa una bateria que prueba algo de una que se prueba a si misma.</w:t>
+      </w:r>
+    </w:p>
+    <w:p>
+      <w:pPr>
+        <w:pStyle w:val="ListBullet2"/>
+      </w:pPr>
+      <w:r>
+        <w:rPr>
+          <w:b w:val="0"/>
+          <w:color w:val="4A4A49"/>
+          <w:sz w:val="22"/>
+        </w:rPr>
+        <w:t>Lo que hay que verificar es el TEXTO de la excepcion, y para eso PL/pgSQL expone la variable SQLERRM con el mensaje y SQLSTATE con el codigo.</w:t>
+      </w:r>
+    </w:p>
+    <w:p>
+      <w:pPr>
+        <w:pStyle w:val="ListBullet2"/>
+      </w:pPr>
+      <w:r>
+        <w:rPr>
+          <w:b w:val="0"/>
+          <w:color w:val="4A4A49"/>
+          <w:sz w:val="22"/>
+        </w:rPr>
+        <w:t>Si paso significa la operacion se completo, los tres casos negativos quedan en falso incluso con el procedimiento perfecto.</w:t>
+      </w:r>
+    </w:p>
+    <w:p>
+      <w:pPr>
+        <w:pStyle w:val="ListBullet2"/>
+      </w:pPr>
+      <w:r>
+        <w:rPr>
+          <w:b w:val="0"/>
+          <w:color w:val="4A4A49"/>
+          <w:sz w:val="22"/>
+        </w:rPr>
+        <w:t>Conviene decir en voz alta la consecuencia, porque es la que evita reclamos: no se descuenta por elegir una u otra, se descuenta por las cuatro filas en verdadero sin haber verificado el texto.</w:t>
+      </w:r>
+    </w:p>
+    <w:p>
+      <w:pPr>
+        <w:pStyle w:val="ListBullet2"/>
+      </w:pPr>
+      <w:r>
+        <w:rPr>
+          <w:b w:val="0"/>
+          <w:color w:val="4A4A49"/>
+          <w:sz w:val="22"/>
+        </w:rPr>
+        <w:t>Fuera de la lamina (habla de la practica): Aqui esta el matiz que separa una bateria que prueba algo de una que se prueba a si misma, y conviene dictarlo despacio porque la solucion docente lo califica.</w:t>
+      </w:r>
+    </w:p>
+    <w:p>
+      <w:pPr>
+        <w:pStyle w:val="ListBullet2"/>
+      </w:pPr>
+      <w:r>
+        <w:rPr>
+          <w:b w:val="0"/>
+          <w:color w:val="4A4A49"/>
+          <w:sz w:val="22"/>
+        </w:rPr>
+        <w:t>Fuera de la lamina (habla de la practica): Las dos son defendibles; lo que no es defendible es no decir cual, porque entonces la columna no significa nada y el docente no puede calificar la captura.</w:t>
+      </w:r>
+    </w:p>
+    <w:p>
+      <w:r>
+        <w:rPr>
+          <w:b/>
+          <w:color w:val="4A4A49"/>
+          <w:sz w:val="22"/>
+        </w:rPr>
+        <w:t>[Slide 18] La columna paso y la trampa de WHEN OTHERS</w:t>
+      </w:r>
+      <w:r>
+        <w:rPr>
+          <w:b w:val="0"/>
+          <w:color w:val="4A4A49"/>
+          <w:sz w:val="22"/>
+        </w:rPr>
+        <w:t xml:space="preserve"> — 2 vinetas.</w:t>
+      </w:r>
+    </w:p>
+    <w:p>
+      <w:r>
+        <w:rPr>
+          <w:b/>
+          <w:color w:val="4A4A49"/>
+          <w:sz w:val="22"/>
+        </w:rPr>
+        <w:t>[Slide 19] El contrato del procedimiento: los 6 bloques que consume la app</w:t>
+      </w:r>
+      <w:r>
+        <w:rPr>
+          <w:b w:val="0"/>
+          <w:color w:val="4A4A49"/>
+          <w:sz w:val="22"/>
+        </w:rPr>
+        <w:t xml:space="preserve"> — 4 vinetas.</w:t>
+      </w:r>
+    </w:p>
+    <w:p>
+      <w:pPr>
+        <w:pStyle w:val="ListBullet2"/>
+      </w:pPr>
+      <w:r>
+        <w:rPr>
+          <w:b w:val="0"/>
+          <w:color w:val="4A4A49"/>
+          <w:sz w:val="22"/>
+        </w:rPr>
+        <w:t>DESARROLLO (para explicarlo, no se proyecta):</w:t>
+      </w:r>
+    </w:p>
+    <w:p>
+      <w:pPr>
+        <w:pStyle w:val="ListBullet2"/>
+      </w:pPr>
+      <w:r>
+        <w:rPr>
+          <w:b w:val="0"/>
+          <w:color w:val="4A4A49"/>
+          <w:sz w:val="22"/>
+        </w:rPr>
+        <w:t>Se escribe para quien va a LLAMAR al procedimiento sin abrirlo, y en este curso esa persona existe con nombre: es el mismo estudiante en la Clase 12, o su companero de Programacion II, construyendo la aplicacion de la clínica.</w:t>
+      </w:r>
+    </w:p>
+    <w:p>
+      <w:pPr>
+        <w:pStyle w:val="ListBullet2"/>
+      </w:pPr>
+      <w:r>
+        <w:rPr>
+          <w:b w:val="0"/>
+          <w:color w:val="4A4A49"/>
+          <w:sz w:val="22"/>
+        </w:rPr>
+        <w:t>Son seis bloques y cada uno responde una pregunta.</w:t>
+      </w:r>
+    </w:p>
+    <w:p>
+      <w:pPr>
+        <w:pStyle w:val="ListBullet2"/>
+      </w:pPr>
+      <w:r>
+        <w:rPr>
+          <w:b w:val="0"/>
+          <w:color w:val="4A4A49"/>
+          <w:sz w:val="22"/>
+        </w:rPr>
+        <w:t>La firma exacta, con los tipos y en el orden real, responde como se declara.</w:t>
+      </w:r>
+    </w:p>
+    <w:p>
+      <w:pPr>
+        <w:pStyle w:val="ListBullet2"/>
+      </w:pPr>
+      <w:r>
+        <w:rPr>
+          <w:b w:val="0"/>
+          <w:color w:val="4A4A49"/>
+          <w:sz w:val="22"/>
+        </w:rPr>
+        <w:t>El ejemplo de llamada, con valores concretos que funcionan, responde como se invoca; y conviene exigirlo porque es lo que convierte el contrato en algo copiable.</w:t>
+      </w:r>
+    </w:p>
+    <w:p>
+      <w:pPr>
+        <w:pStyle w:val="ListBullet2"/>
+      </w:pPr>
+      <w:r>
+        <w:rPr>
+          <w:b w:val="0"/>
+          <w:color w:val="4A4A49"/>
+          <w:sz w:val="22"/>
+        </w:rPr>
+        <w:t>Las precondiciones responden que tiene que ser verdad antes: la mascota existe y esta activa, la franja del veterinario esta libre.</w:t>
+      </w:r>
+    </w:p>
+    <w:p>
+      <w:pPr>
+        <w:pStyle w:val="ListBullet2"/>
+      </w:pPr>
+      <w:r>
+        <w:rPr>
+          <w:b w:val="0"/>
+          <w:color w:val="4A4A49"/>
+          <w:sz w:val="22"/>
+        </w:rPr>
+        <w:t>Las postcondiciones responden que queda despues, y aqui la frase importante es la del caso malo: si falla, no queda NADA.</w:t>
+      </w:r>
+    </w:p>
+    <w:p>
+      <w:pPr>
+        <w:pStyle w:val="ListBullet2"/>
+      </w:pPr>
+      <w:r>
+        <w:rPr>
+          <w:b w:val="0"/>
+          <w:color w:val="4A4A49"/>
+          <w:sz w:val="22"/>
+        </w:rPr>
+        <w:t>La tabla de errores lleva el mensaje LITERAL, no una parafrasis, porque quien llama va a comparar contra ese texto —y porque es el mismo texto que la bateria de pruebas verifica.</w:t>
+      </w:r>
+    </w:p>
+    <w:p>
+      <w:pPr>
+        <w:pStyle w:val="ListBullet2"/>
+      </w:pPr>
+      <w:r>
+        <w:rPr>
+          <w:b w:val="0"/>
+          <w:color w:val="4A4A49"/>
+          <w:sz w:val="22"/>
+        </w:rPr>
+        <w:t>Y el sexto bloque es la decision de diseno: por que se aborta en vez de devolver un codigo.</w:t>
+      </w:r>
+    </w:p>
+    <w:p>
+      <w:pPr>
+        <w:pStyle w:val="ListBullet2"/>
+      </w:pPr>
+      <w:r>
+        <w:rPr>
+          <w:b w:val="0"/>
+          <w:color w:val="4A4A49"/>
+          <w:sz w:val="22"/>
+        </w:rPr>
+        <w:t>Ese bloque es el que distingue documentar de pensar, y es el que la solucion docente lee primero.</w:t>
+      </w:r>
+    </w:p>
+    <w:p>
+      <w:pPr>
+        <w:pStyle w:val="ListBullet2"/>
+      </w:pPr>
+      <w:r>
+        <w:rPr>
+          <w:b w:val="0"/>
+          <w:color w:val="4A4A49"/>
+          <w:sz w:val="22"/>
+        </w:rPr>
+        <w:t>NOTAS:</w:t>
+      </w:r>
+    </w:p>
+    <w:p>
+      <w:pPr>
+        <w:pStyle w:val="ListBullet2"/>
+      </w:pPr>
+      <w:r>
+        <w:rPr>
+          <w:b w:val="0"/>
+          <w:color w:val="4A4A49"/>
+          <w:sz w:val="22"/>
+        </w:rPr>
+        <w:t>El contrato no es codigo, y hay que explicar para quien se escribe, porque si no el estudiante lo redacta como un resumen del codigo.</w:t>
+      </w:r>
+    </w:p>
+    <w:p>
+      <w:pPr>
+        <w:pStyle w:val="ListBullet2"/>
+      </w:pPr>
+      <w:r>
+        <w:rPr>
+          <w:b w:val="0"/>
+          <w:color w:val="4A4A49"/>
+          <w:sz w:val="22"/>
+        </w:rPr>
+        <w:t>Un contrato sirve si permite escribir la llamada y manejar los errores sin leer el cuerpo.</w:t>
+      </w:r>
+    </w:p>
+    <w:p>
+      <w:pPr>
+        <w:pStyle w:val="ListBullet2"/>
+      </w:pPr>
+      <w:r>
+        <w:rPr>
+          <w:b w:val="0"/>
+          <w:color w:val="4A4A49"/>
+          <w:sz w:val="22"/>
+        </w:rPr>
+        <w:t>Sin ella, quien llama no sabe si tiene que limpiar algo.</w:t>
+      </w:r>
+    </w:p>
+    <w:p>
+      <w:pPr>
+        <w:pStyle w:val="ListBullet2"/>
+      </w:pPr>
+      <w:r>
+        <w:rPr>
+          <w:b w:val="0"/>
+          <w:color w:val="4A4A49"/>
+          <w:sz w:val="22"/>
+        </w:rPr>
+        <w:t>Fuera de la lamina (habla de la practica): La tabla de errores lleva el mensaje LITERAL, no una parafrasis, porque quien llama va a comparar contra ese texto —y porque es el mismo texto que la bateria de pruebas verifica, de modo que los dos entregables tienen que coincidir palabra por palabra.</w:t>
+      </w:r>
+    </w:p>
+    <w:p>
+      <w:r>
+        <w:rPr>
+          <w:b/>
+          <w:color w:val="4A4A49"/>
+          <w:sz w:val="22"/>
+        </w:rPr>
+        <w:t>[Slide 20] Los 6 bloques del contrato, uno por uno</w:t>
       </w:r>
       <w:r>
         <w:rPr>
@@ -338,6 +2810,24 @@
       </w:r>
     </w:p>
     <w:p>
+      <w:r>
+        <w:rPr>
+          <w:b/>
+          <w:color w:val="4A4A49"/>
+          <w:sz w:val="22"/>
+        </w:rPr>
+        <w:t>[Slide 21] Procedimiento y funcion: la diferencia se dice hoy, no en la Clase 4</w:t>
+      </w:r>
+      <w:r>
+        <w:rPr>
+          <w:b w:val="0"/>
+          <w:color w:val="4A4A49"/>
+          <w:sz w:val="22"/>
+        </w:rPr>
+        <w:t xml:space="preserve"> — 3 vinetas.</w:t>
+      </w:r>
+    </w:p>
+    <w:p>
       <w:pPr>
         <w:pStyle w:val="ListBullet2"/>
       </w:pPr>
@@ -347,7 +2837,7 @@
           <w:color w:val="4A4A49"/>
           <w:sz w:val="22"/>
         </w:rPr>
-        <w:t>En lugar de enviar cuatro sentencias y esperar cuatro respuestas por la red, la aplicacion envia una y recibe un resultado.</w:t>
+        <w:t>DESARROLLO (para explicarlo, no se proyecta):</w:t>
       </w:r>
     </w:p>
     <w:p>
@@ -360,7 +2850,7 @@
           <w:color w:val="4A4A49"/>
           <w:sz w:val="22"/>
         </w:rPr>
-        <w:t>Conviene senalar de entrada una diferencia con Oracle que importa hoy, porque cambia como se depura.</w:t>
+        <w:t>Un procedimiento se invoca para que HAGA algo y se llama con CALL sp_x(...); una funcion se invoca para que DEVUELVA un valor y se llama dentro de una expresion, SELECT fn_x(...).</w:t>
       </w:r>
     </w:p>
     <w:p>
@@ -373,7 +2863,7 @@
           <w:color w:val="4A4A49"/>
           <w:sz w:val="22"/>
         </w:rPr>
-        <w:t>En Oracle el procedimiento se compila al crearlo y, si algo esta mal, el objeto queda creado pero invalido.</w:t>
+        <w:t>No son dos sabores del mismo objeto: en PostgreSQL una funcion no puede hacer COMMIT ni ROLLBACK y un procedimiento si, y esa es la razon tecnica por la que el objeto de hoy es un procedimiento.</w:t>
       </w:r>
     </w:p>
     <w:p>
@@ -386,7 +2876,150 @@
           <w:color w:val="4A4A49"/>
           <w:sz w:val="22"/>
         </w:rPr>
-        <w:t>Por eso la regla del dia es que crear el procedimiento no es evidencia de nada; la evidencia es el CALL corriendo.</w:t>
+        <w:t>Otra diferencia que se nota en la practica: llamar a un procedimiento con SELECT sp_agendar_cita(...) devuelve un error explicito de PostgreSQL, que dice que sp_agendar_cita es un procedimiento y sugiere usar CALL.</w:t>
+      </w:r>
+    </w:p>
+    <w:p>
+      <w:pPr>
+        <w:pStyle w:val="ListBullet2"/>
+      </w:pPr>
+      <w:r>
+        <w:rPr>
+          <w:b w:val="0"/>
+          <w:color w:val="4A4A49"/>
+          <w:sz w:val="22"/>
+        </w:rPr>
+        <w:t>Vale mostrarlo a proposito, porque es un mensaje que el estudiante va a encontrar y conviene que lo reconozca en vez de asustarse.</w:t>
+      </w:r>
+    </w:p>
+    <w:p>
+      <w:pPr>
+        <w:pStyle w:val="ListBullet2"/>
+      </w:pPr>
+      <w:r>
+        <w:rPr>
+          <w:b w:val="0"/>
+          <w:color w:val="4A4A49"/>
+          <w:sz w:val="22"/>
+        </w:rPr>
+        <w:t>La funcion llega en la Clase 4 con fn_precio_consulta, y ahi la comparacion ya estara hecha.</w:t>
+      </w:r>
+    </w:p>
+    <w:p>
+      <w:pPr>
+        <w:pStyle w:val="ListBullet2"/>
+      </w:pPr>
+      <w:r>
+        <w:rPr>
+          <w:b w:val="0"/>
+          <w:color w:val="4A4A49"/>
+          <w:sz w:val="22"/>
+        </w:rPr>
+        <w:t>Una FUNCTION devuelve un valor y se usa dentro de una consulta: FROM....</w:t>
+      </w:r>
+    </w:p>
+    <w:p>
+      <w:pPr>
+        <w:pStyle w:val="ListBullet2"/>
+      </w:pPr>
+      <w:r>
+        <w:rPr>
+          <w:b w:val="0"/>
+          <w:color w:val="4A4A49"/>
+          <w:sz w:val="22"/>
+        </w:rPr>
+        <w:t>Un PROCEDURE no devuelve valor y se invoca como sentencia suelta:.</w:t>
+      </w:r>
+    </w:p>
+    <w:p>
+      <w:pPr>
+        <w:pStyle w:val="ListBullet2"/>
+      </w:pPr>
+      <w:r>
+        <w:rPr>
+          <w:b w:val="0"/>
+          <w:color w:val="4A4A49"/>
+          <w:sz w:val="22"/>
+        </w:rPr>
+        <w:t>Llamar un procedimiento con SELECT es un error de PostgreSQL, no una variante.</w:t>
+      </w:r>
+    </w:p>
+    <w:p>
+      <w:pPr>
+        <w:pStyle w:val="ListBullet2"/>
+      </w:pPr>
+      <w:r>
+        <w:rPr>
+          <w:b w:val="0"/>
+          <w:color w:val="4A4A49"/>
+          <w:sz w:val="22"/>
+        </w:rPr>
+        <w:t>NOTAS:</w:t>
+      </w:r>
+    </w:p>
+    <w:p>
+      <w:pPr>
+        <w:pStyle w:val="ListBullet2"/>
+      </w:pPr>
+      <w:r>
+        <w:rPr>
+          <w:b w:val="0"/>
+          <w:color w:val="4A4A49"/>
+          <w:sz w:val="22"/>
+        </w:rPr>
+        <w:t>Conviene cerrar la teoria con esta distincion, y decirla HOY.</w:t>
+      </w:r>
+    </w:p>
+    <w:p>
+      <w:pPr>
+        <w:pStyle w:val="ListBullet2"/>
+      </w:pPr>
+      <w:r>
+        <w:rPr>
+          <w:b w:val="0"/>
+          <w:color w:val="4A4A49"/>
+          <w:sz w:val="22"/>
+        </w:rPr>
+        <w:t>CÓDIGO CITADO (referencia):</w:t>
+      </w:r>
+    </w:p>
+    <w:p>
+      <w:pPr>
+        <w:pStyle w:val="ListBullet2"/>
+      </w:pPr>
+      <w:r>
+        <w:rPr>
+          <w:b w:val="0"/>
+          <w:color w:val="4A4A49"/>
+          <w:sz w:val="22"/>
+        </w:rPr>
+        <w:t>SELECT nombre, fn_precio_consulta(...)</w:t>
+      </w:r>
+    </w:p>
+    <w:p>
+      <w:pPr>
+        <w:pStyle w:val="ListBullet2"/>
+      </w:pPr>
+      <w:r>
+        <w:rPr>
+          <w:b w:val="0"/>
+          <w:color w:val="4A4A49"/>
+          <w:sz w:val="22"/>
+        </w:rPr>
+        <w:t>CALL sp_agendar_cita(3, 1, TIMESTAMP '2026-09-01 09:00')</w:t>
+      </w:r>
+    </w:p>
+    <w:p>
+      <w:pPr>
+        <w:pStyle w:val="ListBullet2"/>
+      </w:pPr>
+      <w:r>
+        <w:rPr>
+          <w:b w:val="0"/>
+          <w:color w:val="4A4A49"/>
+          <w:sz w:val="22"/>
+        </w:rPr>
+        <w:t>Fuera de la lamina (habla de la practica): Conviene cerrar la teoria con esta distincion, y decirla HOY, porque el estudiante la va a necesitar en el taller de hoy y no la semana entrante.</w:t>
       </w:r>
     </w:p>
     <w:p>
@@ -396,7 +3029,43 @@
           <w:color w:val="4A4A49"/>
           <w:sz w:val="22"/>
         </w:rPr>
-        <w:t>[Slide 5] Que es un procedimiento almacenado, y las dos palabras que importan (2/2)</w:t>
+        <w:t>[Slide 22] PROCEDURE o FUNCTION: la diferencia es donde se puede usar</w:t>
+      </w:r>
+      <w:r>
+        <w:rPr>
+          <w:b w:val="0"/>
+          <w:color w:val="4A4A49"/>
+          <w:sz w:val="22"/>
+        </w:rPr>
+        <w:t xml:space="preserve"> — 13 vinetas.</w:t>
+      </w:r>
+    </w:p>
+    <w:p>
+      <w:r>
+        <w:rPr>
+          <w:b/>
+          <w:color w:val="4A4A49"/>
+          <w:sz w:val="22"/>
+        </w:rPr>
+        <w:t>[Slide 23] PROCEDURE o FUNCTION: cual se puede usar dentro de un SELECT</w:t>
+      </w:r>
+      <w:r>
+        <w:rPr>
+          <w:b w:val="0"/>
+          <w:color w:val="4A4A49"/>
+          <w:sz w:val="22"/>
+        </w:rPr>
+        <w:t xml:space="preserve"> — 5 vinetas.</w:t>
+      </w:r>
+    </w:p>
+    <w:p>
+      <w:r>
+        <w:rPr>
+          <w:b/>
+          <w:color w:val="4A4A49"/>
+          <w:sz w:val="22"/>
+        </w:rPr>
+        <w:t>[Slide 24] Depurar sin depurador: los cuatro movimientos, en PostgreSQL</w:t>
       </w:r>
       <w:r>
         <w:rPr>
@@ -408,21 +3077,294 @@
       </w:r>
     </w:p>
     <w:p>
+      <w:pPr>
+        <w:pStyle w:val="ListBullet2"/>
+      </w:pPr>
+      <w:r>
+        <w:rPr>
+          <w:b w:val="0"/>
+          <w:color w:val="4A4A49"/>
+          <w:sz w:val="22"/>
+        </w:rPr>
+        <w:t>DESARROLLO (para explicarlo, no se proyecta):</w:t>
+      </w:r>
+    </w:p>
+    <w:p>
+      <w:pPr>
+        <w:pStyle w:val="ListBullet2"/>
+      </w:pPr>
+      <w:r>
+        <w:rPr>
+          <w:b w:val="0"/>
+          <w:color w:val="4A4A49"/>
+          <w:sz w:val="22"/>
+        </w:rPr>
+        <w:t>Depurar sin depurador es una habilidad concreta y se ensena en cuatro movimientos.</w:t>
+      </w:r>
+    </w:p>
+    <w:p>
+      <w:pPr>
+        <w:pStyle w:val="ListBullet2"/>
+      </w:pPr>
+      <w:r>
+        <w:rPr>
+          <w:b w:val="0"/>
+          <w:color w:val="4A4A49"/>
+          <w:sz w:val="22"/>
+        </w:rPr>
+        <w:t>Primero, entender que error se esta leyendo, porque hay dos momentos distintos: el error de creacion, que es de sintaxis y lo devuelve el CREATE PROCEDURE senalando linea y posicion</w:t>
+      </w:r>
+    </w:p>
+    <w:p>
+      <w:pPr>
+        <w:pStyle w:val="ListBullet2"/>
+      </w:pPr>
+      <w:r>
+        <w:rPr>
+          <w:b w:val="0"/>
+          <w:color w:val="4A4A49"/>
+          <w:sz w:val="22"/>
+        </w:rPr>
+        <w:t>Y el error de ejecucion, que es el que aparece con el CALL y es donde salen los nombres de tabla o columna equivocados.</w:t>
+      </w:r>
+    </w:p>
+    <w:p>
+      <w:pPr>
+        <w:pStyle w:val="ListBullet2"/>
+      </w:pPr>
+      <w:r>
+        <w:rPr>
+          <w:b w:val="0"/>
+          <w:color w:val="4A4A49"/>
+          <w:sz w:val="22"/>
+        </w:rPr>
+        <w:t>A diferencia de Oracle no hay que consultar ninguna vista de errores ni verificar si el objeto quedo invalido: si el CREATE no protesto, el objeto esta creado; lo que no significa que funcione.</w:t>
+      </w:r>
+    </w:p>
+    <w:p>
+      <w:pPr>
+        <w:pStyle w:val="ListBullet2"/>
+      </w:pPr>
+      <w:r>
+        <w:rPr>
+          <w:b w:val="0"/>
+          <w:color w:val="4A4A49"/>
+          <w:sz w:val="22"/>
+        </w:rPr>
+        <w:t>Segundo, dejar trazas con RAISE NOTICE 'llegue al paso 2, v_activa = %', v_activa; que imprime en la salida de mensajes sin abortar nada, y es el equivalente directo de lo que en Oracle se hace con la salida de servidor.</w:t>
+      </w:r>
+    </w:p>
+    <w:p>
+      <w:pPr>
+        <w:pStyle w:val="ListBullet2"/>
+      </w:pPr>
+      <w:r>
+        <w:rPr>
+          <w:b w:val="0"/>
+          <w:color w:val="4A4A49"/>
+          <w:sz w:val="22"/>
+        </w:rPr>
+        <w:t>Tercero, aislar: tomar el SELECT activa INTO v_activa FROM mascota WHERE id_mascota = 3 y ejecutarlo suelto con el valor que fallo, para saber si el problema esta en la consulta o en la logica que la rodea.</w:t>
+      </w:r>
+    </w:p>
+    <w:p>
+      <w:pPr>
+        <w:pStyle w:val="ListBullet2"/>
+      </w:pPr>
+      <w:r>
+        <w:rPr>
+          <w:b w:val="0"/>
+          <w:color w:val="4A4A49"/>
+          <w:sz w:val="22"/>
+        </w:rPr>
+        <w:t>Cuarto, probar con casos deliberados: un caso correcto y tres de error, cada uno en su bloque, escritos en resultado_prueba.</w:t>
+      </w:r>
+    </w:p>
+    <w:p>
+      <w:pPr>
+        <w:pStyle w:val="ListBullet2"/>
+      </w:pPr>
+      <w:r>
+        <w:rPr>
+          <w:b w:val="0"/>
+          <w:color w:val="4A4A49"/>
+          <w:sz w:val="22"/>
+        </w:rPr>
+        <w:t>Un procedimiento con solo la captura del caso feliz no demuestra manejo de errores, y el Parcial 1 lo pregunta de frente.</w:t>
+      </w:r>
+    </w:p>
+    <w:p>
+      <w:pPr>
+        <w:pStyle w:val="ListBullet2"/>
+      </w:pPr>
+      <w:r>
+        <w:rPr>
+          <w:b w:val="0"/>
+          <w:color w:val="4A4A49"/>
+          <w:sz w:val="22"/>
+        </w:rPr>
+        <w:t>NOTAS:</w:t>
+      </w:r>
+    </w:p>
+    <w:p>
+      <w:pPr>
+        <w:pStyle w:val="ListBullet2"/>
+      </w:pPr>
+      <w:r>
+        <w:rPr>
+          <w:b w:val="0"/>
+          <w:color w:val="4A4A49"/>
+          <w:sz w:val="22"/>
+        </w:rPr>
+        <w:t>Conviene mencionar que RAISE tiene niveles —NOTICE, WARNING, EXCEPTION— y que solo el ultimo aborta.</w:t>
+      </w:r>
+    </w:p>
+    <w:p>
       <w:r>
         <w:rPr>
           <w:b/>
           <w:color w:val="4A4A49"/>
           <w:sz w:val="22"/>
         </w:rPr>
-        <w:t>[Slide 6] Que es un procedimiento almacenado, y las dos... — sintaxis</w:t>
-      </w:r>
-      <w:r>
-        <w:rPr>
-          <w:b w:val="0"/>
-          <w:color w:val="4A4A49"/>
-          <w:sz w:val="22"/>
-        </w:rPr>
-        <w:t xml:space="preserve"> — 1 vinetas.</w:t>
+        <w:t>[Slide 25] El motor de hoy es PostgreSQL, y eso decide que se puede demostrar</w:t>
+      </w:r>
+      <w:r>
+        <w:rPr>
+          <w:b w:val="0"/>
+          <w:color w:val="4A4A49"/>
+          <w:sz w:val="22"/>
+        </w:rPr>
+        <w:t xml:space="preserve"> — 4 vinetas.</w:t>
+      </w:r>
+    </w:p>
+    <w:p>
+      <w:pPr>
+        <w:pStyle w:val="ListBullet2"/>
+      </w:pPr>
+      <w:r>
+        <w:rPr>
+          <w:b w:val="0"/>
+          <w:color w:val="4A4A49"/>
+          <w:sz w:val="22"/>
+        </w:rPr>
+        <w:t>DESARROLLO (para explicarlo, no se proyecta):</w:t>
+      </w:r>
+    </w:p>
+    <w:p>
+      <w:pPr>
+        <w:pStyle w:val="ListBullet2"/>
+      </w:pPr>
+      <w:r>
+        <w:rPr>
+          <w:b w:val="0"/>
+          <w:color w:val="4A4A49"/>
+          <w:sz w:val="22"/>
+        </w:rPr>
+        <w:t>El motor de la clase es PostgreSQL, que corre dentro del navegador, y por lo tanto todo el codigo de hoy es PL/pgSQL.</w:t>
+      </w:r>
+    </w:p>
+    <w:p>
+      <w:pPr>
+        <w:pStyle w:val="ListBullet2"/>
+      </w:pPr>
+      <w:r>
+        <w:rPr>
+          <w:b w:val="0"/>
+          <w:color w:val="4A4A49"/>
+          <w:sz w:val="22"/>
+        </w:rPr>
+        <w:t>Vale un minuto de clase senalar las cuatro diferencias que mas cuestan —IS en lugar de AS, VARCHAR2 y NUMBER en lugar de TEXT e INT, RAISE_APPLICATION_ERROR en lugar de RAISE EXCEPTION</w:t>
+      </w:r>
+    </w:p>
+    <w:p>
+      <w:pPr>
+        <w:pStyle w:val="ListBullet2"/>
+      </w:pPr>
+      <w:r>
+        <w:rPr>
+          <w:b w:val="0"/>
+          <w:color w:val="4A4A49"/>
+          <w:sz w:val="22"/>
+        </w:rPr>
+        <w:t>Y la barra final que aqui es un error— y no vale mas, porque cada minuto invertido en sintaxis del otro motor es un minuto que el estudiante no dedica a lo que se le va a evaluar.</w:t>
+      </w:r>
+    </w:p>
+    <w:p>
+      <w:pPr>
+        <w:pStyle w:val="ListBullet2"/>
+      </w:pPr>
+      <w:r>
+        <w:rPr>
+          <w:b w:val="0"/>
+          <w:color w:val="4A4A49"/>
+          <w:sz w:val="22"/>
+        </w:rPr>
+        <w:t>La regla operativa del curso se mantiene: la fuente de verdad es el archivo sql en la carpeta del proyecto, nunca la pestana del navegador, y el estudiante va bien si reconstruye procedimiento, pruebas y datos pegando su propio guion.</w:t>
+      </w:r>
+    </w:p>
+    <w:p>
+      <w:pPr>
+        <w:pStyle w:val="ListBullet2"/>
+      </w:pPr>
+      <w:r>
+        <w:rPr>
+          <w:b w:val="0"/>
+          <w:color w:val="4A4A49"/>
+          <w:sz w:val="22"/>
+        </w:rPr>
+        <w:t>NOTAS:</w:t>
+      </w:r>
+    </w:p>
+    <w:p>
+      <w:pPr>
+        <w:pStyle w:val="ListBullet2"/>
+      </w:pPr>
+      <w:r>
+        <w:rPr>
+          <w:b w:val="0"/>
+          <w:color w:val="4A4A49"/>
+          <w:sz w:val="22"/>
+        </w:rPr>
+        <w:t>Ahi funcionan CREATE PROCEDURE, el dollar-quoting, RAISE EXCEPTION, los bloques DO, SQLERRM y SQLSTATE, y la tabla resultado_prueba: la evidencia de la clase es la salida del motor y no una promesa.</w:t>
+      </w:r>
+    </w:p>
+    <w:p>
+      <w:pPr>
+        <w:pStyle w:val="ListBullet2"/>
+      </w:pPr>
+      <w:r>
+        <w:rPr>
+          <w:b w:val="0"/>
+          <w:color w:val="4A4A49"/>
+          <w:sz w:val="22"/>
+        </w:rPr>
+        <w:t>Oracle Live SQL sigue en el kit, pero cambia de papel y hay que decirlo sin ambiguedad: sirve como CONTRASTE de sintaxis para quien se vaya a encontrar Oracle en el trabajo.</w:t>
+      </w:r>
+    </w:p>
+    <w:p>
+      <w:pPr>
+        <w:pStyle w:val="ListBullet2"/>
+      </w:pPr>
+      <w:r>
+        <w:rPr>
+          <w:b w:val="0"/>
+          <w:color w:val="4A4A49"/>
+          <w:sz w:val="22"/>
+        </w:rPr>
+        <w:t>Fuera de la lamina (habla de la practica): Este punto hay que decirlo con precision porque una version anterior de esta guia decia lo contrario y costaria puntos repetirla.</w:t>
+      </w:r>
+    </w:p>
+    <w:p>
+      <w:pPr>
+        <w:pStyle w:val="ListBullet2"/>
+      </w:pPr>
+      <w:r>
+        <w:rPr>
+          <w:b w:val="0"/>
+          <w:color w:val="4A4A49"/>
+          <w:sz w:val="22"/>
+        </w:rPr>
+        <w:t>Fuera de la lamina (habla de la practica): Oracle Live SQL sigue en el kit, pero cambia de papel y hay que decirlo sin ambiguedad: sirve como CONTRASTE de sintaxis para quien se vaya a encontrar Oracle en el trabajo, no como sitio donde se hace el taller.</w:t>
       </w:r>
     </w:p>
     <w:p>
@@ -432,15 +3374,15 @@
           <w:color w:val="4A4A49"/>
           <w:sz w:val="22"/>
         </w:rPr>
-        <w:t>[Slide 7] El molde de PL/pgSQL, y por que el cuerpo va entre signos de dolar (1/2)</w:t>
-      </w:r>
-      <w:r>
-        <w:rPr>
-          <w:b w:val="0"/>
-          <w:color w:val="4A4A49"/>
-          <w:sz w:val="22"/>
-        </w:rPr>
-        <w:t xml:space="preserve"> — 6 vinetas.</w:t>
+        <w:t>[Slide 26] El segundo procedimiento: sp_registrar_consulta y el EXISTS</w:t>
+      </w:r>
+      <w:r>
+        <w:rPr>
+          <w:b w:val="0"/>
+          <w:color w:val="4A4A49"/>
+          <w:sz w:val="22"/>
+        </w:rPr>
+        <w:t xml:space="preserve"> — 3 vinetas.</w:t>
       </w:r>
     </w:p>
     <w:p>
@@ -453,7 +3395,7 @@
           <w:color w:val="4A4A49"/>
           <w:sz w:val="22"/>
         </w:rPr>
-        <w:t>END; $proc$; y cada pieza tiene su razon.</w:t>
+        <w:t>DESARROLLO (para explicarlo, no se proyecta):</w:t>
       </w:r>
     </w:p>
     <w:p>
@@ -466,7 +3408,7 @@
           <w:color w:val="4A4A49"/>
           <w:sz w:val="22"/>
         </w:rPr>
-        <w:t>LANGUAGE plpgsql hace falta porque PostgreSQL admite varios lenguajes procedimentales y no adivina cual se esta usando.</w:t>
+        <w:t>Un segundo procedimiento no es relleno: es donde se practica una decision distinta. sp_registrar_consulta escribe en consulta</w:t>
       </w:r>
     </w:p>
     <w:p>
@@ -479,7 +3421,7 @@
           <w:color w:val="4A4A49"/>
           <w:sz w:val="22"/>
         </w:rPr>
-        <w:t>Un estudiante que agregue p_id_cita no comete un error de sintaxis, comete un error de diseno.</w:t>
+        <w:t>Y la Clase 1 dejo esa tabla con id_cita NOT NULL UNIQUE, porque una consulta pertenece a una cita y una cita tiene a lo sumo una consulta.</w:t>
       </w:r>
     </w:p>
     <w:p>
@@ -492,7 +3434,7 @@
           <w:color w:val="4A4A49"/>
           <w:sz w:val="22"/>
         </w:rPr>
-        <w:t>Fuera de la lamina (habla de la practica): El molde es fijo y conviene dictarlo entero antes de escribir una sola validacion, porque es donde se pierden los puntos sin haber entendido nada mal.</w:t>
+        <w:t>La pregunta interesante es entonces para que escribir la validacion, si el motor ya defiende el dato.</w:t>
       </w:r>
     </w:p>
     <w:p>
@@ -505,7 +3447,150 @@
           <w:color w:val="4A4A49"/>
           <w:sz w:val="22"/>
         </w:rPr>
-        <w:t>Fuera de la lamina (habla de la practica): Un estudiante que agregue p_id_cita no comete un error de sintaxis, comete un error de diseno, y la rubrica lo mira.</w:t>
+        <w:t>La primera es el mensaje: la restriccion produce un error tecnico que menciona el nombre del indice, y un IF EXISTS () THEN RAISE EXCEPTION 'ERROR: la cita % ya tiene consulta registrada', p_id_cita; produce el mensaje que la recepcionista puede entender.</w:t>
+      </w:r>
+    </w:p>
+    <w:p>
+      <w:pPr>
+        <w:pStyle w:val="ListBullet2"/>
+      </w:pPr>
+      <w:r>
+        <w:rPr>
+          <w:b w:val="0"/>
+          <w:color w:val="4A4A49"/>
+          <w:sz w:val="22"/>
+        </w:rPr>
+        <w:t>La segunda es que el procedimiento puede validar lo que la restriccion no ve: que la cita exista, y que su estado no sea 'CANCELADA', porque no se documenta la atencion de una cita que se cancelo.</w:t>
+      </w:r>
+    </w:p>
+    <w:p>
+      <w:pPr>
+        <w:pStyle w:val="ListBullet2"/>
+      </w:pPr>
+      <w:r>
+        <w:rPr>
+          <w:b w:val="0"/>
+          <w:color w:val="4A4A49"/>
+          <w:sz w:val="22"/>
+        </w:rPr>
+        <w:t>La restriccion es la ultima linea de defensa y sigue actuando cuando alguien entra por fuera; el procedimiento mejora el mensaje, no reemplaza la garantia.</w:t>
+      </w:r>
+    </w:p>
+    <w:p>
+      <w:pPr>
+        <w:pStyle w:val="ListBullet2"/>
+      </w:pPr>
+      <w:r>
+        <w:rPr>
+          <w:b w:val="0"/>
+          <w:color w:val="4A4A49"/>
+          <w:sz w:val="22"/>
+        </w:rPr>
+        <w:t>El orden importa: comprobar con IF EXISTS () antes de insertar permite responder con un mensaje de negocio claro; dejar que choque contra el UNIQUE produce un error del motor que la aplicacion no sabe traducir.</w:t>
+      </w:r>
+    </w:p>
+    <w:p>
+      <w:pPr>
+        <w:pStyle w:val="ListBullet2"/>
+      </w:pPr>
+      <w:r>
+        <w:rPr>
+          <w:b w:val="0"/>
+          <w:color w:val="4A4A49"/>
+          <w:sz w:val="22"/>
+        </w:rPr>
+        <w:t>NOTAS:</w:t>
+      </w:r>
+    </w:p>
+    <w:p>
+      <w:pPr>
+        <w:pStyle w:val="ListBullet2"/>
+      </w:pPr>
+      <w:r>
+        <w:rPr>
+          <w:b w:val="0"/>
+          <w:color w:val="4A4A49"/>
+          <w:sz w:val="22"/>
+        </w:rPr>
+        <w:t>Eso significa que registrar dos veces la consulta de la misma cita ya esta impedido por el motor: el segundo INSERT choca contra la restriccion de unicidad y falla.</w:t>
+      </w:r>
+    </w:p>
+    <w:p>
+      <w:pPr>
+        <w:pStyle w:val="ListBullet2"/>
+      </w:pPr>
+      <w:r>
+        <w:rPr>
+          <w:b w:val="0"/>
+          <w:color w:val="4A4A49"/>
+          <w:sz w:val="22"/>
+        </w:rPr>
+        <w:t>La respuesta tiene dos partes y las dos valen.</w:t>
+      </w:r>
+    </w:p>
+    <w:p>
+      <w:pPr>
+        <w:pStyle w:val="ListBullet2"/>
+      </w:pPr>
+      <w:r>
+        <w:rPr>
+          <w:b w:val="0"/>
+          <w:color w:val="4A4A49"/>
+          <w:sz w:val="22"/>
+        </w:rPr>
+        <w:t>Conviene decir tambien lo que NO hay que hacer: quitar la restriccion porque ya esta el procedimiento.</w:t>
+      </w:r>
+    </w:p>
+    <w:p>
+      <w:pPr>
+        <w:pStyle w:val="ListBullet2"/>
+      </w:pPr>
+      <w:r>
+        <w:rPr>
+          <w:b w:val="0"/>
+          <w:color w:val="4A4A49"/>
+          <w:sz w:val="22"/>
+        </w:rPr>
+        <w:t>Esa jerarquia —declarativo primero, procedimiento encima— es exactamente lo que la Clase 4 va a formalizar.</w:t>
+      </w:r>
+    </w:p>
+    <w:p>
+      <w:pPr>
+        <w:pStyle w:val="ListBullet2"/>
+      </w:pPr>
+      <w:r>
+        <w:rPr>
+          <w:b w:val="0"/>
+          <w:color w:val="4A4A49"/>
+          <w:sz w:val="22"/>
+        </w:rPr>
+        <w:t>CÓDIGO CITADO (referencia):</w:t>
+      </w:r>
+    </w:p>
+    <w:p>
+      <w:pPr>
+        <w:pStyle w:val="ListBullet2"/>
+      </w:pPr>
+      <w:r>
+        <w:rPr>
+          <w:b w:val="0"/>
+          <w:color w:val="4A4A49"/>
+          <w:sz w:val="22"/>
+        </w:rPr>
+        <w:t>SELECT 1 FROM consulta WHERE id_cita = p_id_cita</w:t>
+      </w:r>
+    </w:p>
+    <w:p>
+      <w:pPr>
+        <w:pStyle w:val="ListBullet2"/>
+      </w:pPr>
+      <w:r>
+        <w:rPr>
+          <w:b w:val="0"/>
+          <w:color w:val="4A4A49"/>
+          <w:sz w:val="22"/>
+        </w:rPr>
+        <w:t>SELECT 1 FROM consulta WHERE id_cita = p_id_cita</w:t>
       </w:r>
     </w:p>
     <w:p>
@@ -515,51 +3600,15 @@
           <w:color w:val="4A4A49"/>
           <w:sz w:val="22"/>
         </w:rPr>
-        <w:t>[Slide 8] El molde de PL/pgSQL, y por que el cuerpo va entre signos de dolar (2/2)</w:t>
-      </w:r>
-      <w:r>
-        <w:rPr>
-          <w:b w:val="0"/>
-          <w:color w:val="4A4A49"/>
-          <w:sz w:val="22"/>
-        </w:rPr>
-        <w:t xml:space="preserve"> — 6 vinetas.</w:t>
-      </w:r>
-    </w:p>
-    <w:p>
-      <w:r>
-        <w:rPr>
-          <w:b/>
-          <w:color w:val="4A4A49"/>
-          <w:sz w:val="22"/>
-        </w:rPr>
-        <w:t>[Slide 9] El molde de PL/pgSQL, y por que el cuerpo va... — sintaxis</w:t>
-      </w:r>
-      <w:r>
-        <w:rPr>
-          <w:b w:val="0"/>
-          <w:color w:val="4A4A49"/>
-          <w:sz w:val="22"/>
-        </w:rPr>
-        <w:t xml:space="preserve"> — 2 vinetas.</w:t>
-      </w:r>
-    </w:p>
-    <w:p>
-      <w:r>
-        <w:rPr>
-          <w:b/>
-          <w:color w:val="4A4A49"/>
-          <w:sz w:val="22"/>
-        </w:rPr>
-        <w:t>[Slide 10] Los modos de parametro, y por que hoy no se usa OUT (1/2)</w:t>
-      </w:r>
-      <w:r>
-        <w:rPr>
-          <w:b w:val="0"/>
-          <w:color w:val="4A4A49"/>
-          <w:sz w:val="22"/>
-        </w:rPr>
-        <w:t xml:space="preserve"> — 6 vinetas.</w:t>
+        <w:t>[Slide 27] Como amarra con las clases vecinas y con la rubrica del PI</w:t>
+      </w:r>
+      <w:r>
+        <w:rPr>
+          <w:b w:val="0"/>
+          <w:color w:val="4A4A49"/>
+          <w:sz w:val="22"/>
+        </w:rPr>
+        <w:t xml:space="preserve"> — 4 vinetas.</w:t>
       </w:r>
     </w:p>
     <w:p>
@@ -572,7 +3621,7 @@
           <w:color w:val="4A4A49"/>
           <w:sz w:val="22"/>
         </w:rPr>
-        <w:t>Dentro del cuerpo un parametro IN se comporta como una variable local, asi que se le puede asignar, aunque hacerlo confunde a quien lee y no cambia nada afuera.</w:t>
+        <w:t>DESARROLLO (para explicarlo, no se proyecta):</w:t>
       </w:r>
     </w:p>
     <w:p>
@@ -585,7 +3634,7 @@
           <w:color w:val="4A4A49"/>
           <w:sz w:val="22"/>
         </w:rPr>
-        <w:t>OUT devuelve un valor a quien llama, e INOUT entra con valor y sale modificado.</w:t>
+        <w:t>Lo de hoy no es una isla.</w:t>
       </w:r>
     </w:p>
     <w:p>
@@ -598,7 +3647,7 @@
           <w:color w:val="4A4A49"/>
           <w:sz w:val="22"/>
         </w:rPr>
-        <w:t>La otra razon es de diseno y es la que hay que defender en clase.</w:t>
+        <w:t>La Clase 1 dejo el esquema, la baja logica con activa igual a 'S' o 'N' y la restriccion de unicidad sobre la franja del veterinario, que son justamente las tres cosas que las validaciones de hoy usan.</w:t>
       </w:r>
     </w:p>
     <w:p>
@@ -611,7 +3660,7 @@
           <w:color w:val="4A4A49"/>
           <w:sz w:val="22"/>
         </w:rPr>
-        <w:t>Devolver el error en un parametro OUT significa que el procedimiento hizo su trabajo, dejo la fila insertada y ademas puso un texto en una variable que la aplicacion PUEDE mirar.</w:t>
+        <w:t>La Clase 2 dejo los cuatro roles y hoy aparece el patron mas fino de todos: no dar INSERT sobre cita al rol recepcion, sino EXECUTE sobre sp_agendar_cita, de modo que el usuario solo pueda escribir a traves de la regla de negocio.</w:t>
       </w:r>
     </w:p>
     <w:p>
@@ -624,61 +3673,7 @@
           <w:color w:val="4A4A49"/>
           <w:sz w:val="22"/>
         </w:rPr>
-        <w:t>Fuera de la lamina (habla de la practica): La otra razon es de diseno y es la que hay que defender en clase, porque es la decision que la solucion docente califica.</w:t>
-      </w:r>
-    </w:p>
-    <w:p>
-      <w:r>
-        <w:rPr>
-          <w:b/>
-          <w:color w:val="4A4A49"/>
-          <w:sz w:val="22"/>
-        </w:rPr>
-        <w:t>[Slide 11] Los modos de parametro, y por que hoy no se usa OUT (2/2)</w:t>
-      </w:r>
-      <w:r>
-        <w:rPr>
-          <w:b w:val="0"/>
-          <w:color w:val="4A4A49"/>
-          <w:sz w:val="22"/>
-        </w:rPr>
-        <w:t xml:space="preserve"> — 4 vinetas.</w:t>
-      </w:r>
-    </w:p>
-    <w:p>
-      <w:r>
-        <w:rPr>
-          <w:b/>
-          <w:color w:val="4A4A49"/>
-          <w:sz w:val="22"/>
-        </w:rPr>
-        <w:t>[Slide 12] Los modos de parametro, y por que hoy no se... — sintaxis</w:t>
-      </w:r>
-      <w:r>
-        <w:rPr>
-          <w:b w:val="0"/>
-          <w:color w:val="4A4A49"/>
-          <w:sz w:val="22"/>
-        </w:rPr>
-        <w:t xml:space="preserve"> — 2 vinetas.</w:t>
-      </w:r>
-    </w:p>
-    <w:p>
-      <w:r>
-        <w:rPr>
-          <w:b/>
-          <w:color w:val="4A4A49"/>
-          <w:sz w:val="22"/>
-        </w:rPr>
-        <w:t>[Slide 13] RAISE EXCEPTION: la validacion que aborta y deshace (1/3)</w:t>
-      </w:r>
-      <w:r>
-        <w:rPr>
-          <w:b w:val="0"/>
-          <w:color w:val="4A4A49"/>
-          <w:sz w:val="22"/>
-        </w:rPr>
-        <w:t xml:space="preserve"> — 5 vinetas.</w:t>
+        <w:t>La Clase 4 cuelga de este procedimiento la funcion y los dos triggers, y ahi se decide, para cada regla, si vive en un CHECK, en un trigger o en la aplicacion.</w:t>
       </w:r>
     </w:p>
     <w:p>
@@ -691,7 +3686,7 @@
           <w:color w:val="4A4A49"/>
           <w:sz w:val="22"/>
         </w:rPr>
-        <w:t>No sale del procedimiento con un aviso, lanza un error que propaga hasta quien llamo, y todo lo que el procedimiento hubiera escrito antes se deshace.</w:t>
+        <w:t>La Clase 8 retoma el punto que hoy se siembra: quien confirma la transaccion.</w:t>
       </w:r>
     </w:p>
     <w:p>
@@ -704,7 +3699,7 @@
           <w:color w:val="4A4A49"/>
           <w:sz w:val="22"/>
         </w:rPr>
-        <w:t>Eso ultimo se menciona y no se desarrolla: hoy basta con el texto.</w:t>
+        <w:t>Y la Clase 12 consume estos procedimientos desde la aplicacion.</w:t>
       </w:r>
     </w:p>
     <w:p>
@@ -717,7 +3712,7 @@
           <w:color w:val="4A4A49"/>
           <w:sz w:val="22"/>
         </w:rPr>
-        <w:t>Quien espere la excepcion de Oracle escribe un procedimiento que, ante una mascota inexistente, compara nulo contra 'S', obtiene nulo, entra por el ELSE y termina insertando la cita.</w:t>
+        <w:t>PREGUNTAS FRECUENTES DEL GRUPO</w:t>
       </w:r>
     </w:p>
     <w:p>
@@ -730,7 +3725,7 @@
           <w:color w:val="4A4A49"/>
           <w:sz w:val="22"/>
         </w:rPr>
-        <w:t>Si el SELECT devuelve varias filas, en cambio, PL/pgSQL se queda con la primera sin avisar, salvo que se escriba STRICT, que entonces si lanza excepcion en los dos casos.</w:t>
+        <w:t>«Ejecute el CREATE y no dio error, entonces esta bien»: no necesariamente, y es la pregunta mas importante del dia.</w:t>
       </w:r>
     </w:p>
     <w:p>
@@ -743,79 +3738,7 @@
           <w:color w:val="4A4A49"/>
           <w:sz w:val="22"/>
         </w:rPr>
-        <w:t>Fuera de la lamina (habla de la practica): Esta es la parte que convierte una consulta con nombre en logica de negocio, y es el mecanismo que la pregunta 1 de la clase califica con treinta y cinco puntos.</w:t>
-      </w:r>
-    </w:p>
-    <w:p>
-      <w:r>
-        <w:rPr>
-          <w:b/>
-          <w:color w:val="4A4A49"/>
-          <w:sz w:val="22"/>
-        </w:rPr>
-        <w:t>[Slide 14] RAISE EXCEPTION: la validacion que aborta y deshace (2/3)</w:t>
-      </w:r>
-      <w:r>
-        <w:rPr>
-          <w:b w:val="0"/>
-          <w:color w:val="4A4A49"/>
-          <w:sz w:val="22"/>
-        </w:rPr>
-        <w:t xml:space="preserve"> — 6 vinetas.</w:t>
-      </w:r>
-    </w:p>
-    <w:p>
-      <w:r>
-        <w:rPr>
-          <w:b/>
-          <w:color w:val="4A4A49"/>
-          <w:sz w:val="22"/>
-        </w:rPr>
-        <w:t>[Slide 15] RAISE EXCEPTION: la validacion que aborta y deshace (3/3)</w:t>
-      </w:r>
-      <w:r>
-        <w:rPr>
-          <w:b w:val="0"/>
-          <w:color w:val="4A4A49"/>
-          <w:sz w:val="22"/>
-        </w:rPr>
-        <w:t xml:space="preserve"> — 4 vinetas.</w:t>
-      </w:r>
-    </w:p>
-    <w:p>
-      <w:r>
-        <w:rPr>
-          <w:b/>
-          <w:color w:val="4A4A49"/>
-          <w:sz w:val="22"/>
-        </w:rPr>
-        <w:t>[Slide 16] RAISE EXCEPTION: la validacion que aborta y... — sintaxis</w:t>
-      </w:r>
-      <w:r>
-        <w:rPr>
-          <w:b w:val="0"/>
-          <w:color w:val="4A4A49"/>
-          <w:sz w:val="22"/>
-        </w:rPr>
-        <w:t xml:space="preserve"> — 3 vinetas.</w:t>
-      </w:r>
-    </w:p>
-    <w:p>
-      <w:r>
-        <w:rPr>
-          <w:b/>
-          <w:color w:val="4A4A49"/>
-          <w:sz w:val="22"/>
-        </w:rPr>
-        <w:t>[Slide 17] Donde debe vivir la logica de negocio: la respuesta honesta (1/2)</w:t>
-      </w:r>
-      <w:r>
-        <w:rPr>
-          <w:b w:val="0"/>
-          <w:color w:val="4A4A49"/>
-          <w:sz w:val="22"/>
-        </w:rPr>
-        <w:t xml:space="preserve"> — 6 vinetas.</w:t>
+        <w:t>PostgreSQL valida la sintaxis del cuerpo pero no resuelve los nombres de tabla y columna hasta la primera ejecucion, asi que el CALL es la unica evidencia.</w:t>
       </w:r>
     </w:p>
     <w:p>
@@ -828,7 +3751,7 @@
           <w:color w:val="4A4A49"/>
           <w:sz w:val="22"/>
         </w:rPr>
-        <w:t>A favor de la base de datos hay tres argumentos duros.</w:t>
+        <w:t>«Por que no resolver la regla con un CHECK y ahorrarse el procedimiento»: porque un CHECK solo puede mirar columnas de la misma fila que se esta insertando</w:t>
       </w:r>
     </w:p>
     <w:p>
@@ -841,7 +3764,7 @@
           <w:color w:val="4A4A49"/>
           <w:sz w:val="22"/>
         </w:rPr>
-        <w:t>Segundo, se ahorran viajes de red cuando la operacion implica varias sentencias encadenadas.</w:t>
+        <w:t>Y la regla del proyecto necesita consultar otra tabla, ya que activa vive en mascota y la fila que se inserta esta en cita.</w:t>
       </w:r>
     </w:p>
     <w:p>
@@ -854,7 +3777,7 @@
           <w:color w:val="4A4A49"/>
           <w:sz w:val="22"/>
         </w:rPr>
-        <w:t>Eso es minimo privilegio hecho codigo, y conviene senalar el matiz: en PostgreSQL el cuerpo se ejecuta con los privilegios de quien llama, salvo que el procedimiento se declare SECURITY DEFINER, que es lo que lo hace ejecutarse con los del propietario.</w:t>
+        <w:t>«Por que mi procedimiento inserta la cita de una mascota que no existe»: porque en PL/pgSQL un SELECT INTO sin resultado no lanza excepcion, deja la variable en nulo</w:t>
       </w:r>
     </w:p>
     <w:p>
@@ -867,43 +3790,7 @@
           <w:color w:val="4A4A49"/>
           <w:sz w:val="22"/>
         </w:rPr>
-        <w:t>Sin esa clausula, dar EXECUTE no alcanza.</w:t>
-      </w:r>
-    </w:p>
-    <w:p>
-      <w:r>
-        <w:rPr>
-          <w:b/>
-          <w:color w:val="4A4A49"/>
-          <w:sz w:val="22"/>
-        </w:rPr>
-        <w:t>[Slide 18] Donde debe vivir la logica de negocio: la respuesta honesta (2/2)</w:t>
-      </w:r>
-      <w:r>
-        <w:rPr>
-          <w:b w:val="0"/>
-          <w:color w:val="4A4A49"/>
-          <w:sz w:val="22"/>
-        </w:rPr>
-        <w:t xml:space="preserve"> — 5 vinetas.</w:t>
-      </w:r>
-    </w:p>
-    <w:p>
-      <w:r>
-        <w:rPr>
-          <w:b/>
-          <w:color w:val="4A4A49"/>
-          <w:sz w:val="22"/>
-        </w:rPr>
-        <w:t>[Slide 19] La inyeccion de SQL, explicada y no solo mencionada (1/2)</w:t>
-      </w:r>
-      <w:r>
-        <w:rPr>
-          <w:b w:val="0"/>
-          <w:color w:val="4A4A49"/>
-          <w:sz w:val="22"/>
-        </w:rPr>
-        <w:t xml:space="preserve"> — 4 vinetas.</w:t>
+        <w:t>Y comparar nulo con 'S' da nulo, que no es verdadero pero tampoco entra por el IF; falta el IF NOT FOUND.</w:t>
       </w:r>
     </w:p>
     <w:p>
@@ -916,7 +3803,7 @@
           <w:color w:val="4A4A49"/>
           <w:sz w:val="22"/>
         </w:rPr>
-        <w:t>Ocurre cuando la aplicacion arma la consulta pegando texto que escribio el usuario, y ese texto termina interpretado por el motor como codigo y no como dato.</w:t>
+        <w:t>«Un procedimiento es mas rapido»: ahorra viajes de red y analisis repetido, y cada viaje cuesta del orden de uno a cincuenta milisegundos segun la latencia, pero no arregla una consulta mal escrita; eso se ataca en las Clases 6 y 7</w:t>
       </w:r>
     </w:p>
     <w:p>
@@ -929,7 +3816,7 @@
           <w:color w:val="4A4A49"/>
           <w:sz w:val="22"/>
         </w:rPr>
-        <w:t>En la clínica seria una pantalla de busqueda que construye SELECT * FROM mascota WHERE nombre = seguido de lo que el usuario digito entre comillas.</w:t>
+        <w:t>Y en un motor que corre dentro del navegador la mejora de red no se puede medir, asi que se documenta como argumento y no como cronometraje.</w:t>
       </w:r>
     </w:p>
     <w:p>
@@ -942,7 +3829,7 @@
           <w:color w:val="4A4A49"/>
           <w:sz w:val="22"/>
         </w:rPr>
-        <w:t>DELETE FROM cita; -- el motor recibe dos sentencias y la segunda borra la agenda.</w:t>
+        <w:t>«Puedo devolver el mensaje en lugar de abortar»: se puede, y es exactamente lo que el sexto bloque del contrato tiene que justificar; la respuesta corta es que un mensaje que nadie revisa deja la cita creada igual.</w:t>
       </w:r>
     </w:p>
     <w:p>
@@ -955,7 +3842,7 @@
           <w:color w:val="4A4A49"/>
           <w:sz w:val="22"/>
         </w:rPr>
-        <w:t>Si dentro del cuerpo alguien escribe EXECUTE 'SELECT...</w:t>
+        <w:t>«Y si el procedimiento queda mal y la aplicacion ya lo llama»: CREATE OR REPLACE reemplaza el cuerpo conservando los privilegios otorgados, asi que no hay que repetir el GRANT EXECUTE mientras la firma no cambie; si cambia la firma hay que ajustar tambien a quien llama, y ahi conviene advertir algo de PostgreSQL: como admite sobrecarga, cambiar los tipos de los parametros no reemplaza el procedimiento anterior, crea uno nuevo al lado, y quedan dos.</w:t>
       </w:r>
     </w:p>
     <w:p>
@@ -968,43 +3855,7 @@
           <w:color w:val="4A4A49"/>
           <w:sz w:val="22"/>
         </w:rPr>
-        <w:t>WHERE nombre = ' || p_nombre, el agujero se reabre igual, ahora escondido un nivel mas abajo y por lo tanto mas dificil de auditar.</w:t>
-      </w:r>
-    </w:p>
-    <w:p>
-      <w:r>
-        <w:rPr>
-          <w:b/>
-          <w:color w:val="4A4A49"/>
-          <w:sz w:val="22"/>
-        </w:rPr>
-        <w:t>[Slide 20] La inyeccion de SQL, explicada y no solo mencionada (2/2)</w:t>
-      </w:r>
-      <w:r>
-        <w:rPr>
-          <w:b w:val="0"/>
-          <w:color w:val="4A4A49"/>
-          <w:sz w:val="22"/>
-        </w:rPr>
-        <w:t xml:space="preserve"> — 5 vinetas.</w:t>
-      </w:r>
-    </w:p>
-    <w:p>
-      <w:r>
-        <w:rPr>
-          <w:b/>
-          <w:color w:val="4A4A49"/>
-          <w:sz w:val="22"/>
-        </w:rPr>
-        <w:t>[Slide 21] La bateria de pruebas: por que un bloque DO por caso (1/3)</w:t>
-      </w:r>
-      <w:r>
-        <w:rPr>
-          <w:b w:val="0"/>
-          <w:color w:val="4A4A49"/>
-          <w:sz w:val="22"/>
-        </w:rPr>
-        <w:t xml:space="preserve"> — 5 vinetas.</w:t>
+        <w:t>Se limpia con DROP PROCEDURE nombrando los tipos.</w:t>
       </w:r>
     </w:p>
     <w:p>
@@ -1017,7 +3868,7 @@
           <w:color w:val="4A4A49"/>
           <w:sz w:val="22"/>
         </w:rPr>
-        <w:t>Un procedimiento sin prueba no esta terminado.</w:t>
+        <w:t>Fuera de la lamina (habla de la practica): Lo de hoy no es una isla, y decirlo en voz alta le da sentido al entregable.</w:t>
       </w:r>
     </w:p>
     <w:p>
@@ -1030,816 +3881,7 @@
           <w:color w:val="4A4A49"/>
           <w:sz w:val="22"/>
         </w:rPr>
-        <w:t>Aparecen tres casos sin probar y una captura que no demuestra nada.</w:t>
-      </w:r>
-    </w:p>
-    <w:p>
-      <w:pPr>
-        <w:pStyle w:val="ListBullet2"/>
-      </w:pPr>
-      <w:r>
-        <w:rPr>
-          <w:b w:val="0"/>
-          <w:color w:val="4A4A49"/>
-          <w:sz w:val="22"/>
-        </w:rPr>
-        <w:t>EXCEPTION WHEN OTHERS THEN...</w:t>
-      </w:r>
-    </w:p>
-    <w:p>
-      <w:pPr>
-        <w:pStyle w:val="ListBullet2"/>
-      </w:pPr>
-      <w:r>
-        <w:rPr>
-          <w:b w:val="0"/>
-          <w:color w:val="4A4A49"/>
-          <w:sz w:val="22"/>
-        </w:rPr>
-        <w:t>Su clausula EXCEPTION atrapa el error, lo convierte en una fila de resultado y deja que el siguiente bloque corra.</w:t>
-      </w:r>
-    </w:p>
-    <w:p>
-      <w:pPr>
-        <w:pStyle w:val="ListBullet2"/>
-      </w:pPr>
-      <w:r>
-        <w:rPr>
-          <w:b w:val="0"/>
-          <w:color w:val="4A4A49"/>
-          <w:sz w:val="22"/>
-        </w:rPr>
-        <w:t>Un bloque por caso, cuatro bloques, cuatro filas.</w:t>
-      </w:r>
-    </w:p>
-    <w:p>
-      <w:pPr>
-        <w:pStyle w:val="ListBullet2"/>
-      </w:pPr>
-      <w:r>
-        <w:rPr>
-          <w:b w:val="0"/>
-          <w:color w:val="4A4A49"/>
-          <w:sz w:val="22"/>
-        </w:rPr>
-        <w:t>Una bateria sin ese conteo prueba que el procedimiento se queja, no que no escribe.</w:t>
-      </w:r>
-    </w:p>
-    <w:p>
-      <w:pPr>
-        <w:pStyle w:val="ListBullet2"/>
-      </w:pPr>
-      <w:r>
-        <w:rPr>
-          <w:b w:val="0"/>
-          <w:color w:val="4A4A49"/>
-          <w:sz w:val="22"/>
-        </w:rPr>
-        <w:t>Tiene dos consecuencias.</w:t>
-      </w:r>
-    </w:p>
-    <w:p>
-      <w:pPr>
-        <w:pStyle w:val="ListBullet2"/>
-      </w:pPr>
-      <w:r>
-        <w:rPr>
-          <w:b w:val="0"/>
-          <w:color w:val="4A4A49"/>
-          <w:sz w:val="22"/>
-        </w:rPr>
-        <w:t>Dos, y es la que importa hoy, que el procedimiento de la clase NO lleva COMMIT: si lo llevara, llamarlo desde dentro de un bloque con EXCEPTION fallaria, porque PostgreSQL no permite confirmar la transaccion mientras hay un savepoint activo.</w:t>
-      </w:r>
-    </w:p>
-    <w:p>
-      <w:pPr>
-        <w:pStyle w:val="ListBullet2"/>
-      </w:pPr>
-      <w:r>
-        <w:rPr>
-          <w:b w:val="0"/>
-          <w:color w:val="4A4A49"/>
-          <w:sz w:val="22"/>
-        </w:rPr>
-        <w:t>Fuera de la lamina (habla de la practica): Un procedimiento sin prueba no esta terminado, y esta parte vale veinticinco de los cien puntos de la clase, asi que hay que dictarla como tema y no como recomendacion.</w:t>
-      </w:r>
-    </w:p>
-    <w:p>
-      <w:r>
-        <w:rPr>
-          <w:b/>
-          <w:color w:val="4A4A49"/>
-          <w:sz w:val="22"/>
-        </w:rPr>
-        <w:t>[Slide 22] La bateria de pruebas: por que un bloque DO por caso (2/3)</w:t>
-      </w:r>
-      <w:r>
-        <w:rPr>
-          <w:b w:val="0"/>
-          <w:color w:val="4A4A49"/>
-          <w:sz w:val="22"/>
-        </w:rPr>
-        <w:t xml:space="preserve"> — 4 vinetas.</w:t>
-      </w:r>
-    </w:p>
-    <w:p>
-      <w:r>
-        <w:rPr>
-          <w:b/>
-          <w:color w:val="4A4A49"/>
-          <w:sz w:val="22"/>
-        </w:rPr>
-        <w:t>[Slide 23] La bateria de pruebas: por que un bloque DO por caso (3/3)</w:t>
-      </w:r>
-      <w:r>
-        <w:rPr>
-          <w:b w:val="0"/>
-          <w:color w:val="4A4A49"/>
-          <w:sz w:val="22"/>
-        </w:rPr>
-        <w:t xml:space="preserve"> — 3 vinetas.</w:t>
-      </w:r>
-    </w:p>
-    <w:p>
-      <w:r>
-        <w:rPr>
-          <w:b/>
-          <w:color w:val="4A4A49"/>
-          <w:sz w:val="22"/>
-        </w:rPr>
-        <w:t>[Slide 24] Que significa la columna paso, y la trampa del WHEN OTHERS (1/2)</w:t>
-      </w:r>
-      <w:r>
-        <w:rPr>
-          <w:b w:val="0"/>
-          <w:color w:val="4A4A49"/>
-          <w:sz w:val="22"/>
-        </w:rPr>
-        <w:t xml:space="preserve"> — 5 vinetas.</w:t>
-      </w:r>
-    </w:p>
-    <w:p>
-      <w:pPr>
-        <w:pStyle w:val="ListBullet2"/>
-      </w:pPr>
-      <w:r>
-        <w:rPr>
-          <w:b w:val="0"/>
-          <w:color w:val="4A4A49"/>
-          <w:sz w:val="22"/>
-        </w:rPr>
-        <w:t>Aqui esta el matiz que separa una bateria que prueba algo de una que se prueba a si misma.</w:t>
-      </w:r>
-    </w:p>
-    <w:p>
-      <w:pPr>
-        <w:pStyle w:val="ListBullet2"/>
-      </w:pPr>
-      <w:r>
-        <w:rPr>
-          <w:b w:val="0"/>
-          <w:color w:val="4A4A49"/>
-          <w:sz w:val="22"/>
-        </w:rPr>
-        <w:t>Lo que hay que verificar es el TEXTO de la excepcion, y para eso PL/pgSQL expone la variable SQLERRM con el mensaje y SQLSTATE con el codigo.</w:t>
-      </w:r>
-    </w:p>
-    <w:p>
-      <w:pPr>
-        <w:pStyle w:val="ListBullet2"/>
-      </w:pPr>
-      <w:r>
-        <w:rPr>
-          <w:b w:val="0"/>
-          <w:color w:val="4A4A49"/>
-          <w:sz w:val="22"/>
-        </w:rPr>
-        <w:t>Si paso significa la operacion se completo, los tres casos negativos quedan en falso incluso con el procedimiento perfecto.</w:t>
-      </w:r>
-    </w:p>
-    <w:p>
-      <w:pPr>
-        <w:pStyle w:val="ListBullet2"/>
-      </w:pPr>
-      <w:r>
-        <w:rPr>
-          <w:b w:val="0"/>
-          <w:color w:val="4A4A49"/>
-          <w:sz w:val="22"/>
-        </w:rPr>
-        <w:t>Conviene decir en voz alta la consecuencia, porque es la que evita reclamos: no se descuenta por elegir una u otra, se descuenta por las cuatro filas en verdadero sin haber verificado el texto.</w:t>
-      </w:r>
-    </w:p>
-    <w:p>
-      <w:pPr>
-        <w:pStyle w:val="ListBullet2"/>
-      </w:pPr>
-      <w:r>
-        <w:rPr>
-          <w:b w:val="0"/>
-          <w:color w:val="4A4A49"/>
-          <w:sz w:val="22"/>
-        </w:rPr>
-        <w:t>Fuera de la lamina (habla de la practica): Aqui esta el matiz que separa una bateria que prueba algo de una que se prueba a si misma, y conviene dictarlo despacio porque la solucion docente lo califica.</w:t>
-      </w:r>
-    </w:p>
-    <w:p>
-      <w:pPr>
-        <w:pStyle w:val="ListBullet2"/>
-      </w:pPr>
-      <w:r>
-        <w:rPr>
-          <w:b w:val="0"/>
-          <w:color w:val="4A4A49"/>
-          <w:sz w:val="22"/>
-        </w:rPr>
-        <w:t>Fuera de la lamina (habla de la practica): Las dos son defendibles; lo que no es defendible es no decir cual, porque entonces la columna no significa nada y el docente no puede calificar la captura.</w:t>
-      </w:r>
-    </w:p>
-    <w:p>
-      <w:r>
-        <w:rPr>
-          <w:b/>
-          <w:color w:val="4A4A49"/>
-          <w:sz w:val="22"/>
-        </w:rPr>
-        <w:t>[Slide 25] Que significa la columna paso, y la trampa del WHEN OTHERS (2/2)</w:t>
-      </w:r>
-      <w:r>
-        <w:rPr>
-          <w:b w:val="0"/>
-          <w:color w:val="4A4A49"/>
-          <w:sz w:val="22"/>
-        </w:rPr>
-        <w:t xml:space="preserve"> — 4 vinetas.</w:t>
-      </w:r>
-    </w:p>
-    <w:p>
-      <w:r>
-        <w:rPr>
-          <w:b/>
-          <w:color w:val="4A4A49"/>
-          <w:sz w:val="22"/>
-        </w:rPr>
-        <w:t>[Slide 26] El contrato del procedimiento: los 6 bloques que consume la app (1/2)</w:t>
-      </w:r>
-      <w:r>
-        <w:rPr>
-          <w:b w:val="0"/>
-          <w:color w:val="4A4A49"/>
-          <w:sz w:val="22"/>
-        </w:rPr>
-        <w:t xml:space="preserve"> — 5 vinetas.</w:t>
-      </w:r>
-    </w:p>
-    <w:p>
-      <w:pPr>
-        <w:pStyle w:val="ListBullet2"/>
-      </w:pPr>
-      <w:r>
-        <w:rPr>
-          <w:b w:val="0"/>
-          <w:color w:val="4A4A49"/>
-          <w:sz w:val="22"/>
-        </w:rPr>
-        <w:t>Un contrato sirve si permite escribir la llamada y manejar los errores sin leer el cuerpo.</w:t>
-      </w:r>
-    </w:p>
-    <w:p>
-      <w:pPr>
-        <w:pStyle w:val="ListBullet2"/>
-      </w:pPr>
-      <w:r>
-        <w:rPr>
-          <w:b w:val="0"/>
-          <w:color w:val="4A4A49"/>
-          <w:sz w:val="22"/>
-        </w:rPr>
-        <w:t>Sin ella, quien llama no sabe si tiene que limpiar algo.</w:t>
-      </w:r>
-    </w:p>
-    <w:p>
-      <w:pPr>
-        <w:pStyle w:val="ListBullet2"/>
-      </w:pPr>
-      <w:r>
-        <w:rPr>
-          <w:b w:val="0"/>
-          <w:color w:val="4A4A49"/>
-          <w:sz w:val="22"/>
-        </w:rPr>
-        <w:t>Fuera de la lamina (habla de la practica): La tabla de errores lleva el mensaje LITERAL, no una parafrasis, porque quien llama va a comparar contra ese texto —y porque es el mismo texto que la bateria de pruebas verifica, de modo que los dos entregables tienen que coincidir palabra por palabra.</w:t>
-      </w:r>
-    </w:p>
-    <w:p>
-      <w:r>
-        <w:rPr>
-          <w:b/>
-          <w:color w:val="4A4A49"/>
-          <w:sz w:val="22"/>
-        </w:rPr>
-        <w:t>[Slide 27] El contrato del procedimiento: los 6 bloques que consume la app (2/2)</w:t>
-      </w:r>
-      <w:r>
-        <w:rPr>
-          <w:b w:val="0"/>
-          <w:color w:val="4A4A49"/>
-          <w:sz w:val="22"/>
-        </w:rPr>
-        <w:t xml:space="preserve"> — 5 vinetas.</w:t>
-      </w:r>
-    </w:p>
-    <w:p>
-      <w:r>
-        <w:rPr>
-          <w:b/>
-          <w:color w:val="4A4A49"/>
-          <w:sz w:val="22"/>
-        </w:rPr>
-        <w:t>[Slide 28] Procedimiento y funcion: la diferencia se dice hoy, no en la Clase 4 (1/2)</w:t>
-      </w:r>
-      <w:r>
-        <w:rPr>
-          <w:b w:val="0"/>
-          <w:color w:val="4A4A49"/>
-          <w:sz w:val="22"/>
-        </w:rPr>
-        <w:t xml:space="preserve"> — 3 vinetas.</w:t>
-      </w:r>
-    </w:p>
-    <w:p>
-      <w:pPr>
-        <w:pStyle w:val="ListBullet2"/>
-      </w:pPr>
-      <w:r>
-        <w:rPr>
-          <w:b w:val="0"/>
-          <w:color w:val="4A4A49"/>
-          <w:sz w:val="22"/>
-        </w:rPr>
-        <w:t>Conviene cerrar la teoria con esta distincion, y decirla HOY.</w:t>
-      </w:r>
-    </w:p>
-    <w:p>
-      <w:pPr>
-        <w:pStyle w:val="ListBullet2"/>
-      </w:pPr>
-      <w:r>
-        <w:rPr>
-          <w:b w:val="0"/>
-          <w:color w:val="4A4A49"/>
-          <w:sz w:val="22"/>
-        </w:rPr>
-        <w:t>Fuera de la lamina (habla de la practica): Conviene cerrar la teoria con esta distincion, y decirla HOY, porque el estudiante la va a necesitar en el taller de hoy y no la semana entrante.</w:t>
-      </w:r>
-    </w:p>
-    <w:p>
-      <w:r>
-        <w:rPr>
-          <w:b/>
-          <w:color w:val="4A4A49"/>
-          <w:sz w:val="22"/>
-        </w:rPr>
-        <w:t>[Slide 29] Procedimiento y funcion: la diferencia se dice hoy, no en la Clase 4 (2/2)</w:t>
-      </w:r>
-      <w:r>
-        <w:rPr>
-          <w:b w:val="0"/>
-          <w:color w:val="4A4A49"/>
-          <w:sz w:val="22"/>
-        </w:rPr>
-        <w:t xml:space="preserve"> — 5 vinetas.</w:t>
-      </w:r>
-    </w:p>
-    <w:p>
-      <w:r>
-        <w:rPr>
-          <w:b/>
-          <w:color w:val="4A4A49"/>
-          <w:sz w:val="22"/>
-        </w:rPr>
-        <w:t>[Slide 30] Procedimiento y funcion: la diferencia se... — sintaxis</w:t>
-      </w:r>
-      <w:r>
-        <w:rPr>
-          <w:b w:val="0"/>
-          <w:color w:val="4A4A49"/>
-          <w:sz w:val="22"/>
-        </w:rPr>
-        <w:t xml:space="preserve"> — 3 vinetas.</w:t>
-      </w:r>
-    </w:p>
-    <w:p>
-      <w:r>
-        <w:rPr>
-          <w:b/>
-          <w:color w:val="4A4A49"/>
-          <w:sz w:val="22"/>
-        </w:rPr>
-        <w:t>[Slide 31] Depurar sin depurador: los cuatro movimientos, en PostgreSQL (1/2)</w:t>
-      </w:r>
-      <w:r>
-        <w:rPr>
-          <w:b w:val="0"/>
-          <w:color w:val="4A4A49"/>
-          <w:sz w:val="22"/>
-        </w:rPr>
-        <w:t xml:space="preserve"> — 5 vinetas.</w:t>
-      </w:r>
-    </w:p>
-    <w:p>
-      <w:pPr>
-        <w:pStyle w:val="ListBullet2"/>
-      </w:pPr>
-      <w:r>
-        <w:rPr>
-          <w:b w:val="0"/>
-          <w:color w:val="4A4A49"/>
-          <w:sz w:val="22"/>
-        </w:rPr>
-        <w:t>Conviene mencionar que RAISE tiene niveles —NOTICE, WARNING, EXCEPTION— y que solo el ultimo aborta.</w:t>
-      </w:r>
-    </w:p>
-    <w:p>
-      <w:r>
-        <w:rPr>
-          <w:b/>
-          <w:color w:val="4A4A49"/>
-          <w:sz w:val="22"/>
-        </w:rPr>
-        <w:t>[Slide 32] Depurar sin depurador: los cuatro movimientos, en PostgreSQL (2/2)</w:t>
-      </w:r>
-      <w:r>
-        <w:rPr>
-          <w:b w:val="0"/>
-          <w:color w:val="4A4A49"/>
-          <w:sz w:val="22"/>
-        </w:rPr>
-        <w:t xml:space="preserve"> — 3 vinetas.</w:t>
-      </w:r>
-    </w:p>
-    <w:p>
-      <w:r>
-        <w:rPr>
-          <w:b/>
-          <w:color w:val="4A4A49"/>
-          <w:sz w:val="22"/>
-        </w:rPr>
-        <w:t>[Slide 33] El motor de hoy es PostgreSQL, y eso decide que se puede demostrar (1/2)</w:t>
-      </w:r>
-      <w:r>
-        <w:rPr>
-          <w:b w:val="0"/>
-          <w:color w:val="4A4A49"/>
-          <w:sz w:val="22"/>
-        </w:rPr>
-        <w:t xml:space="preserve"> — 3 vinetas.</w:t>
-      </w:r>
-    </w:p>
-    <w:p>
-      <w:pPr>
-        <w:pStyle w:val="ListBullet2"/>
-      </w:pPr>
-      <w:r>
-        <w:rPr>
-          <w:b w:val="0"/>
-          <w:color w:val="4A4A49"/>
-          <w:sz w:val="22"/>
-        </w:rPr>
-        <w:t>Ahi funcionan CREATE PROCEDURE, el dollar-quoting, RAISE EXCEPTION, los bloques DO, SQLERRM y SQLSTATE, y la tabla resultado_prueba: la evidencia de la clase es la salida del motor y no una promesa.</w:t>
-      </w:r>
-    </w:p>
-    <w:p>
-      <w:pPr>
-        <w:pStyle w:val="ListBullet2"/>
-      </w:pPr>
-      <w:r>
-        <w:rPr>
-          <w:b w:val="0"/>
-          <w:color w:val="4A4A49"/>
-          <w:sz w:val="22"/>
-        </w:rPr>
-        <w:t>Fuera de la lamina (habla de la practica): Este punto hay que decirlo con precision porque una version anterior de esta guia decia lo contrario y costaria puntos repetirla.</w:t>
-      </w:r>
-    </w:p>
-    <w:p>
-      <w:pPr>
-        <w:pStyle w:val="ListBullet2"/>
-      </w:pPr>
-      <w:r>
-        <w:rPr>
-          <w:b w:val="0"/>
-          <w:color w:val="4A4A49"/>
-          <w:sz w:val="22"/>
-        </w:rPr>
-        <w:t>Fuera de la lamina (habla de la practica): Oracle Live SQL sigue en el kit, pero cambia de papel y hay que decirlo sin ambiguedad: sirve como CONTRASTE de sintaxis para quien se vaya a encontrar Oracle en el trabajo, no como sitio donde se hace el taller.</w:t>
-      </w:r>
-    </w:p>
-    <w:p>
-      <w:r>
-        <w:rPr>
-          <w:b/>
-          <w:color w:val="4A4A49"/>
-          <w:sz w:val="22"/>
-        </w:rPr>
-        <w:t>[Slide 34] El motor de hoy es PostgreSQL, y eso decide que se puede demostrar (2/2)</w:t>
-      </w:r>
-      <w:r>
-        <w:rPr>
-          <w:b w:val="0"/>
-          <w:color w:val="4A4A49"/>
-          <w:sz w:val="22"/>
-        </w:rPr>
-        <w:t xml:space="preserve"> — 2 vinetas.</w:t>
-      </w:r>
-    </w:p>
-    <w:p>
-      <w:r>
-        <w:rPr>
-          <w:b/>
-          <w:color w:val="4A4A49"/>
-          <w:sz w:val="22"/>
-        </w:rPr>
-        <w:t>[Slide 35] El segundo procedimiento: sp_registrar_consulta y el EXISTS (1/2)</w:t>
-      </w:r>
-      <w:r>
-        <w:rPr>
-          <w:b w:val="0"/>
-          <w:color w:val="4A4A49"/>
-          <w:sz w:val="22"/>
-        </w:rPr>
-        <w:t xml:space="preserve"> — 4 vinetas.</w:t>
-      </w:r>
-    </w:p>
-    <w:p>
-      <w:pPr>
-        <w:pStyle w:val="ListBullet2"/>
-      </w:pPr>
-      <w:r>
-        <w:rPr>
-          <w:b w:val="0"/>
-          <w:color w:val="4A4A49"/>
-          <w:sz w:val="22"/>
-        </w:rPr>
-        <w:t>Eso significa que registrar dos veces la consulta de la misma cita ya esta impedido por el motor: el segundo INSERT choca contra la restriccion de unicidad y falla.</w:t>
-      </w:r>
-    </w:p>
-    <w:p>
-      <w:pPr>
-        <w:pStyle w:val="ListBullet2"/>
-      </w:pPr>
-      <w:r>
-        <w:rPr>
-          <w:b w:val="0"/>
-          <w:color w:val="4A4A49"/>
-          <w:sz w:val="22"/>
-        </w:rPr>
-        <w:t>La respuesta tiene dos partes y las dos valen.</w:t>
-      </w:r>
-    </w:p>
-    <w:p>
-      <w:pPr>
-        <w:pStyle w:val="ListBullet2"/>
-      </w:pPr>
-      <w:r>
-        <w:rPr>
-          <w:b w:val="0"/>
-          <w:color w:val="4A4A49"/>
-          <w:sz w:val="22"/>
-        </w:rPr>
-        <w:t>Conviene decir tambien lo que NO hay que hacer: quitar la restriccion porque ya esta el procedimiento.</w:t>
-      </w:r>
-    </w:p>
-    <w:p>
-      <w:pPr>
-        <w:pStyle w:val="ListBullet2"/>
-      </w:pPr>
-      <w:r>
-        <w:rPr>
-          <w:b w:val="0"/>
-          <w:color w:val="4A4A49"/>
-          <w:sz w:val="22"/>
-        </w:rPr>
-        <w:t>Esa jerarquia —declarativo primero, procedimiento encima— es exactamente lo que la Clase 4 va a formalizar.</w:t>
-      </w:r>
-    </w:p>
-    <w:p>
-      <w:r>
-        <w:rPr>
-          <w:b/>
-          <w:color w:val="4A4A49"/>
-          <w:sz w:val="22"/>
-        </w:rPr>
-        <w:t>[Slide 36] El segundo procedimiento: sp_registrar_consulta y el EXISTS (2/2)</w:t>
-      </w:r>
-      <w:r>
-        <w:rPr>
-          <w:b w:val="0"/>
-          <w:color w:val="4A4A49"/>
-          <w:sz w:val="22"/>
-        </w:rPr>
-        <w:t xml:space="preserve"> — 3 vinetas.</w:t>
-      </w:r>
-    </w:p>
-    <w:p>
-      <w:r>
-        <w:rPr>
-          <w:b/>
-          <w:color w:val="4A4A49"/>
-          <w:sz w:val="22"/>
-        </w:rPr>
-        <w:t>[Slide 37] El segundo procedimiento:... — sintaxis</w:t>
-      </w:r>
-      <w:r>
-        <w:rPr>
-          <w:b w:val="0"/>
-          <w:color w:val="4A4A49"/>
-          <w:sz w:val="22"/>
-        </w:rPr>
-        <w:t xml:space="preserve"> — 7 vinetas.</w:t>
-      </w:r>
-    </w:p>
-    <w:p>
-      <w:r>
-        <w:rPr>
-          <w:b/>
-          <w:color w:val="4A4A49"/>
-          <w:sz w:val="22"/>
-        </w:rPr>
-        <w:t>[Slide 38] Como amarra con las clases vecinas y con la rubrica del PI</w:t>
-      </w:r>
-      <w:r>
-        <w:rPr>
-          <w:b w:val="0"/>
-          <w:color w:val="4A4A49"/>
-          <w:sz w:val="22"/>
-        </w:rPr>
-        <w:t xml:space="preserve"> — 6 vinetas.</w:t>
-      </w:r>
-    </w:p>
-    <w:p>
-      <w:pPr>
-        <w:pStyle w:val="ListBullet2"/>
-      </w:pPr>
-      <w:r>
-        <w:rPr>
-          <w:b w:val="0"/>
-          <w:color w:val="4A4A49"/>
-          <w:sz w:val="22"/>
-        </w:rPr>
-        <w:t>Fuera de la lamina (habla de la practica): Lo de hoy no es una isla, y decirlo en voz alta le da sentido al entregable.</w:t>
-      </w:r>
-    </w:p>
-    <w:p>
-      <w:pPr>
-        <w:pStyle w:val="ListBullet2"/>
-      </w:pPr>
-      <w:r>
-        <w:rPr>
-          <w:b w:val="0"/>
-          <w:color w:val="4A4A49"/>
-          <w:sz w:val="22"/>
-        </w:rPr>
         <w:t>Fuera de la lamina (habla de la practica): Y la Clase 12 consume estos procedimientos desde la aplicacion, que es cuando el contrato de la pregunta 5 deja de ser un documento y se vuelve la especificacion que alguien lee.</w:t>
-      </w:r>
-    </w:p>
-    <w:p>
-      <w:r>
-        <w:rPr>
-          <w:b/>
-          <w:color w:val="4A4A49"/>
-          <w:sz w:val="22"/>
-        </w:rPr>
-        <w:t>[Slide 39] Preguntas frecuentes del grupo (1/3)</w:t>
-      </w:r>
-      <w:r>
-        <w:rPr>
-          <w:b w:val="0"/>
-          <w:color w:val="4A4A49"/>
-          <w:sz w:val="22"/>
-        </w:rPr>
-        <w:t xml:space="preserve"> — 5 vinetas.</w:t>
-      </w:r>
-    </w:p>
-    <w:p>
-      <w:pPr>
-        <w:pStyle w:val="ListBullet2"/>
-      </w:pPr>
-      <w:r>
-        <w:rPr>
-          <w:b w:val="0"/>
-          <w:color w:val="4A4A49"/>
-          <w:sz w:val="22"/>
-        </w:rPr>
-        <w:t>Se limpia con DROP PROCEDURE nombrando los tipos.</w:t>
-      </w:r>
-    </w:p>
-    <w:p>
-      <w:r>
-        <w:rPr>
-          <w:b/>
-          <w:color w:val="4A4A49"/>
-          <w:sz w:val="22"/>
-        </w:rPr>
-        <w:t>[Slide 40] Preguntas frecuentes del grupo (2/3)</w:t>
-      </w:r>
-      <w:r>
-        <w:rPr>
-          <w:b w:val="0"/>
-          <w:color w:val="4A4A49"/>
-          <w:sz w:val="22"/>
-        </w:rPr>
-        <w:t xml:space="preserve"> — 5 vinetas.</w:t>
-      </w:r>
-    </w:p>
-    <w:p>
-      <w:r>
-        <w:rPr>
-          <w:b/>
-          <w:color w:val="4A4A49"/>
-          <w:sz w:val="22"/>
-        </w:rPr>
-        <w:t>[Slide 41] Preguntas frecuentes del grupo (3/3)</w:t>
-      </w:r>
-      <w:r>
-        <w:rPr>
-          <w:b w:val="0"/>
-          <w:color w:val="4A4A49"/>
-          <w:sz w:val="22"/>
-        </w:rPr>
-        <w:t xml:space="preserve"> — 2 vinetas.</w:t>
-      </w:r>
-    </w:p>
-    <w:p>
-      <w:r>
-        <w:rPr>
-          <w:b/>
-          <w:color w:val="4A4A49"/>
-          <w:sz w:val="22"/>
-        </w:rPr>
-        <w:t>[Slide 42] El molde de un procedimiento en PL/pgSQL</w:t>
-      </w:r>
-      <w:r>
-        <w:rPr>
-          <w:b w:val="0"/>
-          <w:color w:val="4A4A49"/>
-          <w:sz w:val="22"/>
-        </w:rPr>
-        <w:t xml:space="preserve"> — 18 vinetas.</w:t>
-      </w:r>
-    </w:p>
-    <w:p>
-      <w:r>
-        <w:rPr>
-          <w:b/>
-          <w:color w:val="4A4A49"/>
-          <w:sz w:val="22"/>
-        </w:rPr>
-        <w:t>[Slide 43] RAISE EXCEPTION: la validacion que aborta y deshace</w:t>
-      </w:r>
-      <w:r>
-        <w:rPr>
-          <w:b w:val="0"/>
-          <w:color w:val="4A4A49"/>
-          <w:sz w:val="22"/>
-        </w:rPr>
-        <w:t xml:space="preserve"> — 9 vinetas.</w:t>
-      </w:r>
-    </w:p>
-    <w:p>
-      <w:r>
-        <w:rPr>
-          <w:b/>
-          <w:color w:val="4A4A49"/>
-          <w:sz w:val="22"/>
-        </w:rPr>
-        <w:t>[Slide 44] La bateria de pruebas: un bloque DO por caso</w:t>
-      </w:r>
-      <w:r>
-        <w:rPr>
-          <w:b w:val="0"/>
-          <w:color w:val="4A4A49"/>
-          <w:sz w:val="22"/>
-        </w:rPr>
-        <w:t xml:space="preserve"> — 12 vinetas.</w:t>
-      </w:r>
-    </w:p>
-    <w:p>
-      <w:r>
-        <w:rPr>
-          <w:b/>
-          <w:color w:val="4A4A49"/>
-          <w:sz w:val="22"/>
-        </w:rPr>
-        <w:t>[Slide 45] PROCEDURE o FUNCTION: la diferencia es donde se puede usar</w:t>
-      </w:r>
-      <w:r>
-        <w:rPr>
-          <w:b w:val="0"/>
-          <w:color w:val="4A4A49"/>
-          <w:sz w:val="22"/>
-        </w:rPr>
-        <w:t xml:space="preserve"> — 13 vinetas.</w:t>
       </w:r>
     </w:p>
     <w:p>
@@ -1959,7 +4001,7 @@
           <w:color w:val="4A4A49"/>
           <w:sz w:val="22"/>
         </w:rPr>
-        <w:t>Que es un procedimiento almacenado, y las dos palabras que importan (1/2)</w:t>
+        <w:t>Que es un procedimiento almacenado, y las dos palabras que importan</w:t>
       </w:r>
     </w:p>
     <w:p>
@@ -1972,7 +4014,7 @@
           <w:color w:val="4A4A49"/>
           <w:sz w:val="22"/>
         </w:rPr>
-        <w:t>Que es un procedimiento almacenado, y las dos palabras que importan (2/2)</w:t>
+        <w:t>Por que un procedimiento y no SQL en cada pantalla</w:t>
       </w:r>
     </w:p>
     <w:p>
@@ -1985,7 +4027,7 @@
           <w:color w:val="4A4A49"/>
           <w:sz w:val="22"/>
         </w:rPr>
-        <w:t>Que es un procedimiento almacenado, y las dos... — sintaxis</w:t>
+        <w:t>El molde de PL/pgSQL, y por que el cuerpo va entre signos de dolar</w:t>
       </w:r>
     </w:p>
     <w:p>
@@ -1998,7 +4040,7 @@
           <w:color w:val="4A4A49"/>
           <w:sz w:val="22"/>
         </w:rPr>
-        <w:t>El molde de PL/pgSQL, y por que el cuerpo va entre signos de dolar (1/2)</w:t>
+        <w:t>El molde de un procedimiento en PL/pgSQL</w:t>
       </w:r>
     </w:p>
     <w:p>
@@ -2011,7 +4053,7 @@
           <w:color w:val="4A4A49"/>
           <w:sz w:val="22"/>
         </w:rPr>
-        <w:t>El molde de PL/pgSQL, y por que el cuerpo va entre signos de dolar (2/2)</w:t>
+        <w:t>Los modos de parametro, y por que hoy no se usa OUT</w:t>
       </w:r>
     </w:p>
     <w:p>
@@ -2024,7 +4066,7 @@
           <w:color w:val="4A4A49"/>
           <w:sz w:val="22"/>
         </w:rPr>
-        <w:t>El molde de PL/pgSQL, y por que el cuerpo va... — sintaxis</w:t>
+        <w:t>RAISE EXCEPTION: la validacion que aborta y deshace</w:t>
       </w:r>
     </w:p>
     <w:p>
@@ -2037,7 +4079,7 @@
           <w:color w:val="4A4A49"/>
           <w:sz w:val="22"/>
         </w:rPr>
-        <w:t>Los modos de parametro, y por que hoy no se usa OUT (1/2)</w:t>
+        <w:t>RAISE EXCEPTION en accion: la mascota inactiva</w:t>
       </w:r>
     </w:p>
     <w:p>
@@ -2050,7 +4092,7 @@
           <w:color w:val="4A4A49"/>
           <w:sz w:val="22"/>
         </w:rPr>
-        <w:t>Los modos de parametro, y por que hoy no se usa OUT (2/2)</w:t>
+        <w:t>El molde de PL/pgSQL y la validacion que aborta</w:t>
       </w:r>
     </w:p>
     <w:p>
@@ -2063,7 +4105,7 @@
           <w:color w:val="4A4A49"/>
           <w:sz w:val="22"/>
         </w:rPr>
-        <w:t>Los modos de parametro, y por que hoy no se... — sintaxis</w:t>
+        <w:t>Donde debe vivir la logica de negocio: la respuesta honesta</w:t>
       </w:r>
     </w:p>
     <w:p>
@@ -2076,7 +4118,7 @@
           <w:color w:val="4A4A49"/>
           <w:sz w:val="22"/>
         </w:rPr>
-        <w:t>RAISE EXCEPTION: la validacion que aborta y deshace (1/3)</w:t>
+        <w:t>La inyeccion de SQL, explicada y no solo mencionada</w:t>
       </w:r>
     </w:p>
     <w:p>
@@ -2089,7 +4131,7 @@
           <w:color w:val="4A4A49"/>
           <w:sz w:val="22"/>
         </w:rPr>
-        <w:t>RAISE EXCEPTION: la validacion que aborta y deshace (2/3)</w:t>
+        <w:t>La bateria de pruebas: por que un bloque DO por caso</w:t>
       </w:r>
     </w:p>
     <w:p>
@@ -2102,7 +4144,7 @@
           <w:color w:val="4A4A49"/>
           <w:sz w:val="22"/>
         </w:rPr>
-        <w:t>RAISE EXCEPTION: la validacion que aborta y deshace (3/3)</w:t>
+        <w:t>La bateria de pruebas: un bloque DO por caso</w:t>
       </w:r>
     </w:p>
     <w:p>
@@ -2115,7 +4157,7 @@
           <w:color w:val="4A4A49"/>
           <w:sz w:val="22"/>
         </w:rPr>
-        <w:t>RAISE EXCEPTION: la validacion que aborta y... — sintaxis</w:t>
+        <w:t>El molde de un caso de error y la prueba del conteo</w:t>
       </w:r>
     </w:p>
     <w:p>
@@ -2128,7 +4170,7 @@
           <w:color w:val="4A4A49"/>
           <w:sz w:val="22"/>
         </w:rPr>
-        <w:t>Donde debe vivir la logica de negocio: la respuesta honesta (1/2)</w:t>
+        <w:t>Que significa la columna paso, y la trampa del WHEN OTHERS</w:t>
       </w:r>
     </w:p>
     <w:p>
@@ -2141,7 +4183,7 @@
           <w:color w:val="4A4A49"/>
           <w:sz w:val="22"/>
         </w:rPr>
-        <w:t>Donde debe vivir la logica de negocio: la respuesta honesta (2/2)</w:t>
+        <w:t>La columna paso y la trampa de WHEN OTHERS</w:t>
       </w:r>
     </w:p>
     <w:p>
@@ -2154,7 +4196,7 @@
           <w:color w:val="4A4A49"/>
           <w:sz w:val="22"/>
         </w:rPr>
-        <w:t>La inyeccion de SQL, explicada y no solo mencionada (1/2)</w:t>
+        <w:t>El contrato del procedimiento: los 6 bloques que consume la app</w:t>
       </w:r>
     </w:p>
     <w:p>
@@ -2167,7 +4209,7 @@
           <w:color w:val="4A4A49"/>
           <w:sz w:val="22"/>
         </w:rPr>
-        <w:t>La inyeccion de SQL, explicada y no solo mencionada (2/2)</w:t>
+        <w:t>Los 6 bloques del contrato, uno por uno</w:t>
       </w:r>
     </w:p>
     <w:p>
@@ -2180,7 +4222,7 @@
           <w:color w:val="4A4A49"/>
           <w:sz w:val="22"/>
         </w:rPr>
-        <w:t>La bateria de pruebas: por que un bloque DO por caso (1/3)</w:t>
+        <w:t>Procedimiento y funcion: la diferencia se dice hoy, no en la Clase 4</w:t>
       </w:r>
     </w:p>
     <w:p>
@@ -2193,7 +4235,7 @@
           <w:color w:val="4A4A49"/>
           <w:sz w:val="22"/>
         </w:rPr>
-        <w:t>La bateria de pruebas: por que un bloque DO por caso (2/3)</w:t>
+        <w:t>PROCEDURE o FUNCTION: la diferencia es donde se puede usar</w:t>
       </w:r>
     </w:p>
     <w:p>
@@ -2206,7 +4248,7 @@
           <w:color w:val="4A4A49"/>
           <w:sz w:val="22"/>
         </w:rPr>
-        <w:t>La bateria de pruebas: por que un bloque DO por caso (3/3)</w:t>
+        <w:t>PROCEDURE o FUNCTION: cual se puede usar dentro de un SELECT</w:t>
       </w:r>
     </w:p>
     <w:p>
@@ -2219,7 +4261,7 @@
           <w:color w:val="4A4A49"/>
           <w:sz w:val="22"/>
         </w:rPr>
-        <w:t>Que significa la columna paso, y la trampa del WHEN OTHERS (1/2)</w:t>
+        <w:t>Depurar sin depurador: los cuatro movimientos, en PostgreSQL</w:t>
       </w:r>
     </w:p>
     <w:p>
@@ -2232,7 +4274,7 @@
           <w:color w:val="4A4A49"/>
           <w:sz w:val="22"/>
         </w:rPr>
-        <w:t>Que significa la columna paso, y la trampa del WHEN OTHERS (2/2)</w:t>
+        <w:t>El motor de hoy es PostgreSQL, y eso decide que se puede demostrar</w:t>
       </w:r>
     </w:p>
     <w:p>
@@ -2245,7 +4287,7 @@
           <w:color w:val="4A4A49"/>
           <w:sz w:val="22"/>
         </w:rPr>
-        <w:t>El contrato del procedimiento: los 6 bloques que consume la app (1/2)</w:t>
+        <w:t>El segundo procedimiento: sp_registrar_consulta y el EXISTS</w:t>
       </w:r>
     </w:p>
     <w:p>
@@ -2258,319 +4300,7 @@
           <w:color w:val="4A4A49"/>
           <w:sz w:val="22"/>
         </w:rPr>
-        <w:t>El contrato del procedimiento: los 6 bloques que consume la app (2/2)</w:t>
-      </w:r>
-    </w:p>
-    <w:p>
-      <w:pPr>
-        <w:pStyle w:val="ListNumber"/>
-      </w:pPr>
-      <w:r>
-        <w:rPr>
-          <w:b w:val="0"/>
-          <w:color w:val="4A4A49"/>
-          <w:sz w:val="22"/>
-        </w:rPr>
-        <w:t>Procedimiento y funcion: la diferencia se dice hoy, no en la Clase 4 (1/2)</w:t>
-      </w:r>
-    </w:p>
-    <w:p>
-      <w:pPr>
-        <w:pStyle w:val="ListNumber"/>
-      </w:pPr>
-      <w:r>
-        <w:rPr>
-          <w:b w:val="0"/>
-          <w:color w:val="4A4A49"/>
-          <w:sz w:val="22"/>
-        </w:rPr>
-        <w:t>Procedimiento y funcion: la diferencia se dice hoy, no en la Clase 4 (2/2)</w:t>
-      </w:r>
-    </w:p>
-    <w:p>
-      <w:pPr>
-        <w:pStyle w:val="ListNumber"/>
-      </w:pPr>
-      <w:r>
-        <w:rPr>
-          <w:b w:val="0"/>
-          <w:color w:val="4A4A49"/>
-          <w:sz w:val="22"/>
-        </w:rPr>
-        <w:t>Procedimiento y funcion: la diferencia se... — sintaxis</w:t>
-      </w:r>
-    </w:p>
-    <w:p>
-      <w:pPr>
-        <w:pStyle w:val="ListNumber"/>
-      </w:pPr>
-      <w:r>
-        <w:rPr>
-          <w:b w:val="0"/>
-          <w:color w:val="4A4A49"/>
-          <w:sz w:val="22"/>
-        </w:rPr>
-        <w:t>Depurar sin depurador: los cuatro movimientos, en PostgreSQL (1/2)</w:t>
-      </w:r>
-    </w:p>
-    <w:p>
-      <w:pPr>
-        <w:pStyle w:val="ListNumber"/>
-      </w:pPr>
-      <w:r>
-        <w:rPr>
-          <w:b w:val="0"/>
-          <w:color w:val="4A4A49"/>
-          <w:sz w:val="22"/>
-        </w:rPr>
-        <w:t>Depurar sin depurador: los cuatro movimientos, en PostgreSQL (2/2)</w:t>
-      </w:r>
-    </w:p>
-    <w:p>
-      <w:pPr>
-        <w:pStyle w:val="ListNumber"/>
-      </w:pPr>
-      <w:r>
-        <w:rPr>
-          <w:b w:val="0"/>
-          <w:color w:val="4A4A49"/>
-          <w:sz w:val="22"/>
-        </w:rPr>
-        <w:t>El motor de hoy es PostgreSQL, y eso decide que se puede demostrar (1/2)</w:t>
-      </w:r>
-    </w:p>
-    <w:p>
-      <w:pPr>
-        <w:pStyle w:val="ListNumber"/>
-      </w:pPr>
-      <w:r>
-        <w:rPr>
-          <w:b w:val="0"/>
-          <w:color w:val="4A4A49"/>
-          <w:sz w:val="22"/>
-        </w:rPr>
-        <w:t>El motor de hoy es PostgreSQL, y eso decide que se puede demostrar (2/2)</w:t>
-      </w:r>
-    </w:p>
-    <w:p>
-      <w:pPr>
-        <w:pStyle w:val="ListNumber"/>
-      </w:pPr>
-      <w:r>
-        <w:rPr>
-          <w:b w:val="0"/>
-          <w:color w:val="4A4A49"/>
-          <w:sz w:val="22"/>
-        </w:rPr>
-        <w:t>El segundo procedimiento: sp_registrar_consulta y el EXISTS (1/2)</w:t>
-      </w:r>
-    </w:p>
-    <w:p>
-      <w:pPr>
-        <w:pStyle w:val="ListNumber"/>
-      </w:pPr>
-      <w:r>
-        <w:rPr>
-          <w:b w:val="0"/>
-          <w:color w:val="4A4A49"/>
-          <w:sz w:val="22"/>
-        </w:rPr>
-        <w:t>El segundo procedimiento: sp_registrar_consulta y el EXISTS (2/2)</w:t>
-      </w:r>
-    </w:p>
-    <w:p>
-      <w:pPr>
-        <w:pStyle w:val="ListNumber"/>
-      </w:pPr>
-      <w:r>
-        <w:rPr>
-          <w:b w:val="0"/>
-          <w:color w:val="4A4A49"/>
-          <w:sz w:val="22"/>
-        </w:rPr>
-        <w:t>El segundo procedimiento:... — sintaxis</w:t>
-      </w:r>
-    </w:p>
-    <w:p>
-      <w:pPr>
-        <w:pStyle w:val="ListNumber"/>
-      </w:pPr>
-      <w:r>
-        <w:rPr>
-          <w:b w:val="0"/>
-          <w:color w:val="4A4A49"/>
-          <w:sz w:val="22"/>
-        </w:rPr>
         <w:t>Como amarra con las clases vecinas</w:t>
-      </w:r>
-    </w:p>
-    <w:p>
-      <w:pPr>
-        <w:pStyle w:val="ListNumber"/>
-      </w:pPr>
-      <w:r>
-        <w:rPr>
-          <w:b w:val="0"/>
-          <w:color w:val="4A4A49"/>
-          <w:sz w:val="22"/>
-        </w:rPr>
-        <w:t>Preguntas frecuentes del grupo (1/3)</w:t>
-      </w:r>
-    </w:p>
-    <w:p>
-      <w:pPr>
-        <w:pStyle w:val="ListNumber"/>
-      </w:pPr>
-      <w:r>
-        <w:rPr>
-          <w:b w:val="0"/>
-          <w:color w:val="4A4A49"/>
-          <w:sz w:val="22"/>
-        </w:rPr>
-        <w:t>Preguntas frecuentes del grupo (2/3)</w:t>
-      </w:r>
-    </w:p>
-    <w:p>
-      <w:pPr>
-        <w:pStyle w:val="ListNumber"/>
-      </w:pPr>
-      <w:r>
-        <w:rPr>
-          <w:b w:val="0"/>
-          <w:color w:val="4A4A49"/>
-          <w:sz w:val="22"/>
-        </w:rPr>
-        <w:t>Preguntas frecuentes del grupo (3/3)</w:t>
-      </w:r>
-    </w:p>
-    <w:p>
-      <w:pPr>
-        <w:pStyle w:val="ListNumber"/>
-      </w:pPr>
-      <w:r>
-        <w:rPr>
-          <w:b w:val="0"/>
-          <w:color w:val="4A4A49"/>
-          <w:sz w:val="22"/>
-        </w:rPr>
-        <w:t>El molde de un procedimiento en PL/pgSQL</w:t>
-      </w:r>
-    </w:p>
-    <w:p>
-      <w:pPr>
-        <w:pStyle w:val="ListNumber"/>
-      </w:pPr>
-      <w:r>
-        <w:rPr>
-          <w:b w:val="0"/>
-          <w:color w:val="4A4A49"/>
-          <w:sz w:val="22"/>
-        </w:rPr>
-        <w:t>RAISE EXCEPTION: la validacion que aborta y deshace</w:t>
-      </w:r>
-    </w:p>
-    <w:p>
-      <w:pPr>
-        <w:pStyle w:val="ListNumber"/>
-      </w:pPr>
-      <w:r>
-        <w:rPr>
-          <w:b w:val="0"/>
-          <w:color w:val="4A4A49"/>
-          <w:sz w:val="22"/>
-        </w:rPr>
-        <w:t>La bateria de pruebas: un bloque DO por caso</w:t>
-      </w:r>
-    </w:p>
-    <w:p>
-      <w:pPr>
-        <w:pStyle w:val="ListNumber"/>
-      </w:pPr>
-      <w:r>
-        <w:rPr>
-          <w:b w:val="0"/>
-          <w:color w:val="4A4A49"/>
-          <w:sz w:val="22"/>
-        </w:rPr>
-        <w:t>PROCEDURE o FUNCTION: la diferencia es donde se puede usar</w:t>
-      </w:r>
-    </w:p>
-    <w:p>
-      <w:pPr>
-        <w:pStyle w:val="ListNumber"/>
-      </w:pPr>
-      <w:r>
-        <w:rPr>
-          <w:b w:val="0"/>
-          <w:color w:val="4A4A49"/>
-          <w:sz w:val="22"/>
-        </w:rPr>
-        <w:t>Por que un procedimiento y no SQL en cada pantalla</w:t>
-      </w:r>
-    </w:p>
-    <w:p>
-      <w:pPr>
-        <w:pStyle w:val="ListNumber"/>
-      </w:pPr>
-      <w:r>
-        <w:rPr>
-          <w:b w:val="0"/>
-          <w:color w:val="4A4A49"/>
-          <w:sz w:val="22"/>
-        </w:rPr>
-        <w:t>El molde de PL/pgSQL y la validacion que aborta</w:t>
-      </w:r>
-    </w:p>
-    <w:p>
-      <w:pPr>
-        <w:pStyle w:val="ListNumber"/>
-      </w:pPr>
-      <w:r>
-        <w:rPr>
-          <w:b w:val="0"/>
-          <w:color w:val="4A4A49"/>
-          <w:sz w:val="22"/>
-        </w:rPr>
-        <w:t>La bateria de pruebas: un bloque DO por caso</w:t>
-      </w:r>
-    </w:p>
-    <w:p>
-      <w:pPr>
-        <w:pStyle w:val="ListNumber"/>
-      </w:pPr>
-      <w:r>
-        <w:rPr>
-          <w:b w:val="0"/>
-          <w:color w:val="4A4A49"/>
-          <w:sz w:val="22"/>
-        </w:rPr>
-        <w:t>La columna paso y la trampa de WHEN OTHERS</w:t>
-      </w:r>
-    </w:p>
-    <w:p>
-      <w:pPr>
-        <w:pStyle w:val="ListNumber"/>
-      </w:pPr>
-      <w:r>
-        <w:rPr>
-          <w:b w:val="0"/>
-          <w:color w:val="4A4A49"/>
-          <w:sz w:val="22"/>
-        </w:rPr>
-        <w:t>El contrato del procedimiento: los 6 bloques que consume la app</w:t>
-      </w:r>
-    </w:p>
-    <w:p>
-      <w:pPr>
-        <w:pStyle w:val="ListNumber"/>
-      </w:pPr>
-      <w:r>
-        <w:rPr>
-          <w:b w:val="0"/>
-          <w:color w:val="4A4A49"/>
-          <w:sz w:val="22"/>
-        </w:rPr>
-        <w:t>PROCEDURE o FUNCTION: cual se puede usar dentro de un SELECT</w:t>
       </w:r>
     </w:p>
     <w:p>
@@ -2919,7 +4649,7 @@
           <w:color w:val="1A1C1D"/>
           <w:sz w:val="32"/>
         </w:rPr>
-        <w:t>35-55 · Demo paso a paso · [Slide 52]</w:t>
+        <w:t>35-55 · Demo paso a paso · [Slide 28]</w:t>
       </w:r>
     </w:p>
     <w:p>
@@ -3372,7 +5102,7 @@
           <w:color w:val="1A1C1D"/>
           <w:sz w:val="32"/>
         </w:rPr>
-        <w:t>115-120 · Cierre · [Slide 53]</w:t>
+        <w:t>115-120 · Cierre · [Slide 29]</w:t>
       </w:r>
     </w:p>
     <w:p>
@@ -3400,7 +5130,7 @@
           <w:color w:val="4A4A49"/>
           <w:sz w:val="22"/>
         </w:rPr>
-        <w:t>Proyectar [Slide 53] slide de cierre. Dudas finales.</w:t>
+        <w:t>Proyectar [Slide 29] slide de cierre. Dudas finales.</w:t>
       </w:r>
     </w:p>
     <w:p>

--- a/Bases de Datos II/Kit docente/Clase 3/Guion Docente Clase 3 - Procedimientos almacenados.docx
+++ b/Bases de Datos II/Kit docente/Clase 3/Guion Docente Clase 3 - Procedimientos almacenados.docx
@@ -290,17 +290,17 @@
           <w:color w:val="1A1C1D"/>
           <w:sz w:val="32"/>
         </w:rPr>
-        <w:t>Apoyo por diapositiva</w:t>
-      </w:r>
-    </w:p>
-    <w:p>
-      <w:r>
-        <w:rPr>
-          <w:b w:val="0"/>
-          <w:color w:val="4A4A49"/>
-          <w:sz w:val="22"/>
-        </w:rPr>
-        <w:t xml:space="preserve">Todo lo que hay que decir </w:t>
+        <w:t>Guion por diapositiva</w:t>
+      </w:r>
+    </w:p>
+    <w:p>
+      <w:r>
+        <w:rPr>
+          <w:b w:val="0"/>
+          <w:color w:val="4A4A49"/>
+          <w:sz w:val="22"/>
+        </w:rPr>
+        <w:t xml:space="preserve">Es el mismo texto que llevan las </w:t>
       </w:r>
       <w:r>
         <w:rPr>
@@ -308,3580 +308,3031 @@
           <w:color w:val="4A4A49"/>
           <w:sz w:val="22"/>
         </w:rPr>
-        <w:t>esta proyectado</w:t>
-      </w:r>
-      <w:r>
-        <w:rPr>
-          <w:b w:val="0"/>
-          <w:color w:val="4A4A49"/>
-          <w:sz w:val="22"/>
-        </w:rPr>
-        <w:t>. Esta seccion dice que subrayar en cada lamina, no repite su contenido.</w:t>
-      </w:r>
-    </w:p>
-    <w:p>
+        <w:t>notas del presentador</w:t>
+      </w:r>
+      <w:r>
+        <w:rPr>
+          <w:b w:val="0"/>
+          <w:color w:val="4A4A49"/>
+          <w:sz w:val="22"/>
+        </w:rPr>
+        <w:t xml:space="preserve"> de cada lámina: qué decir al entrar y en cada clic, el ejemplo, las preguntas típicas y el puente a la siguiente.</w:t>
+      </w:r>
+    </w:p>
+    <w:p>
+      <w:pPr>
+        <w:spacing w:before="200" w:after="60"/>
+      </w:pPr>
       <w:r>
         <w:rPr>
           <w:b/>
-          <w:color w:val="4A4A49"/>
-          <w:sz w:val="22"/>
+          <w:color w:val="1A1C1D"/>
+          <w:sz w:val="32"/>
+        </w:rPr>
+        <w:t>[Slide 2] Encuadre de hoy · Tema y objetivo</w:t>
+      </w:r>
+    </w:p>
+    <w:p>
+      <w:r>
+        <w:rPr>
+          <w:b w:val="0"/>
+          <w:color w:val="4A4A49"/>
+          <w:sz w:val="22"/>
+        </w:rPr>
+        <w:t>QUÉ ES (dilo así): Hasta hoy la base guardaba datos y decidía quién los toca. Hoy empieza a contener comportamiento: un procedimiento almacenado que agenda una cita solo si la regla de negocio se cumple, y una forma ordenada de probar que la regla de verdad se cumple.</w:t>
+      </w:r>
+    </w:p>
+    <w:p>
+      <w:r>
+        <w:rPr>
+          <w:b w:val="0"/>
+          <w:color w:val="4A4A49"/>
+          <w:sz w:val="22"/>
+        </w:rPr>
+        <w:t>CÓMO DARLA (≈4 min):</w:t>
+      </w:r>
+    </w:p>
+    <w:p>
+      <w:pPr>
+        <w:pStyle w:val="ListBullet"/>
+      </w:pPr>
+      <w:r>
+        <w:rPr>
+          <w:b w:val="0"/>
+          <w:color w:val="4A4A49"/>
+          <w:sz w:val="22"/>
+        </w:rPr>
+        <w:t>Al entrar: Recuerda el cierre de la Clase 1: la FK acepta una cita para una mascota inactiva. Pregunta: «¿dónde ponemos esa regla para que ninguna pantalla se la salte?».</w:t>
+      </w:r>
+    </w:p>
+    <w:p>
+      <w:pPr>
+        <w:pStyle w:val="ListBullet"/>
+      </w:pPr>
+      <w:r>
+        <w:rPr>
+          <w:b w:val="0"/>
+          <w:color w:val="4A4A49"/>
+          <w:sz w:val="22"/>
+        </w:rPr>
+        <w:t>Cierre del encuadre: «Hoy la escribimos dentro de la base, la hacemos abortar cuando no se cumple y demostramos con pruebas que funciona».</w:t>
+      </w:r>
+    </w:p>
+    <w:p>
+      <w:r>
+        <w:rPr>
+          <w:b w:val="0"/>
+          <w:color w:val="4A4A49"/>
+          <w:sz w:val="22"/>
+        </w:rPr>
+        <w:t>CUIDADO: Todo el código de hoy es PL/pgSQL de PostgreSQL. Si alguien escribe IS, VARCHAR2 o la barra final de Oracle, el error es de sintaxis, no de lógica.</w:t>
+      </w:r>
+    </w:p>
+    <w:p>
+      <w:r>
+        <w:rPr>
+          <w:b w:val="0"/>
+          <w:color w:val="4A4A49"/>
+          <w:sz w:val="22"/>
+        </w:rPr>
+        <w:t>PASA A LA SIGUIENTE: El recorrido de las dos horas.</w:t>
+      </w:r>
+    </w:p>
+    <w:p>
+      <w:pPr>
+        <w:spacing w:before="200" w:after="60"/>
+      </w:pPr>
+      <w:r>
+        <w:rPr>
+          <w:b/>
+          <w:color w:val="1A1C1D"/>
+          <w:sz w:val="32"/>
+        </w:rPr>
+        <w:t>[Slide 3] Mapa del bloque de hoy (120 min)</w:t>
+      </w:r>
+    </w:p>
+    <w:p>
+      <w:r>
+        <w:rPr>
+          <w:b w:val="0"/>
+          <w:color w:val="4A4A49"/>
+          <w:sz w:val="22"/>
+        </w:rPr>
+        <w:t>QUÉ ES (dilo así): Las dos horas en cinco tramos: encuadre, teoría con una lámina por concepto, demo en vivo, práctica opcional y cierre.</w:t>
+      </w:r>
+    </w:p>
+    <w:p>
+      <w:r>
+        <w:rPr>
+          <w:b w:val="0"/>
+          <w:color w:val="4A4A49"/>
+          <w:sz w:val="22"/>
+        </w:rPr>
+        <w:t>CÓMO DARLA (≈1 min):</w:t>
+      </w:r>
+    </w:p>
+    <w:p>
+      <w:pPr>
+        <w:pStyle w:val="ListBullet"/>
+      </w:pPr>
+      <w:r>
+        <w:rPr>
+          <w:b w:val="0"/>
+          <w:color w:val="4A4A49"/>
+          <w:sz w:val="22"/>
+        </w:rPr>
+        <w:t>Al entrar: Señala los tramos sin detenerte. La práctica tiene su guía en la carpeta de la clase y es opcional.</w:t>
+      </w:r>
+    </w:p>
+    <w:p>
+      <w:r>
+        <w:rPr>
+          <w:b w:val="0"/>
+          <w:color w:val="4A4A49"/>
+          <w:sz w:val="22"/>
+        </w:rPr>
+        <w:t>PASA A LA SIGUIENTE: Qué es un procedimiento almacenado, en dos palabras.</w:t>
+      </w:r>
+    </w:p>
+    <w:p>
+      <w:pPr>
+        <w:spacing w:before="200" w:after="60"/>
+      </w:pPr>
+      <w:r>
+        <w:rPr>
+          <w:b/>
+          <w:color w:val="1A1C1D"/>
+          <w:sz w:val="32"/>
         </w:rPr>
         <w:t>[Slide 4] Que es un procedimiento almacenado, y las dos palabras que importan</w:t>
       </w:r>
-      <w:r>
-        <w:rPr>
-          <w:b w:val="0"/>
-          <w:color w:val="4A4A49"/>
-          <w:sz w:val="22"/>
-        </w:rPr>
-        <w:t xml:space="preserve"> — 3 vinetas.</w:t>
-      </w:r>
-    </w:p>
-    <w:p>
-      <w:pPr>
-        <w:pStyle w:val="ListBullet2"/>
-      </w:pPr>
-      <w:r>
-        <w:rPr>
-          <w:b w:val="0"/>
-          <w:color w:val="4A4A49"/>
-          <w:sz w:val="22"/>
-        </w:rPr>
-        <w:t>DESARROLLO (para explicarlo, no se proyecta):</w:t>
-      </w:r>
-    </w:p>
-    <w:p>
-      <w:pPr>
-        <w:pStyle w:val="ListBullet2"/>
-      </w:pPr>
-      <w:r>
-        <w:rPr>
-          <w:b w:val="0"/>
-          <w:color w:val="4A4A49"/>
-          <w:sz w:val="22"/>
-        </w:rPr>
-        <w:t>Un procedimiento almacenado es un bloque de codigo con nombre propio que vive dentro de la base de datos, y las dos palabras que hay que desempacar son guardado e invocado, porque son las que lo separan de un archivo sql en el computador de alguien.</w:t>
-      </w:r>
-    </w:p>
-    <w:p>
-      <w:pPr>
-        <w:pStyle w:val="ListBullet2"/>
-      </w:pPr>
-      <w:r>
-        <w:rPr>
-          <w:b w:val="0"/>
-          <w:color w:val="4A4A49"/>
-          <w:sz w:val="22"/>
-        </w:rPr>
-        <w:t>Guardado significa que el fuente queda en el catalogo del motor y se puede recuperar sin depender de que su autor siga en el proyecto: en PostgreSQL, SELECT prosrc FROM pg_proc WHERE proname = 'sp_agendar_cita' devuelve el cuerpo</w:t>
-      </w:r>
-    </w:p>
-    <w:p>
-      <w:pPr>
-        <w:pStyle w:val="ListBullet2"/>
-      </w:pPr>
-      <w:r>
-        <w:rPr>
-          <w:b w:val="0"/>
-          <w:color w:val="4A4A49"/>
-          <w:sz w:val="22"/>
-        </w:rPr>
-        <w:t>Y SELECT pg_get_functiondef('sp_agendar_cita'::regproc) devuelve la definicion completa lista para volver a ejecutar.</w:t>
-      </w:r>
-    </w:p>
-    <w:p>
-      <w:pPr>
-        <w:pStyle w:val="ListBullet2"/>
-      </w:pPr>
-      <w:r>
-        <w:rPr>
-          <w:b w:val="0"/>
-          <w:color w:val="4A4A49"/>
-          <w:sz w:val="22"/>
-        </w:rPr>
-        <w:t>Consecuencia practica: si el estudiante cierra la pestana, el procedimiento no se perdio, esta en el motor.</w:t>
-      </w:r>
-    </w:p>
-    <w:p>
-      <w:pPr>
-        <w:pStyle w:val="ListBullet2"/>
-      </w:pPr>
-      <w:r>
-        <w:rPr>
-          <w:b w:val="0"/>
-          <w:color w:val="4A4A49"/>
-          <w:sz w:val="22"/>
-        </w:rPr>
-        <w:t>Invocado significa que hay una sola linea que dispara varias sentencias:.</w:t>
-      </w:r>
-    </w:p>
-    <w:p>
-      <w:pPr>
-        <w:pStyle w:val="ListBullet2"/>
-      </w:pPr>
-      <w:r>
-        <w:rPr>
-          <w:b w:val="0"/>
-          <w:color w:val="4A4A49"/>
-          <w:sz w:val="22"/>
-        </w:rPr>
-        <w:t>Y hay algo mas importante que el ahorro: la regla queda escrita UNA vez y ninguna pantalla puede saltarsela.</w:t>
-      </w:r>
-    </w:p>
-    <w:p>
-      <w:pPr>
-        <w:pStyle w:val="ListBullet2"/>
-      </w:pPr>
-      <w:r>
-        <w:rPr>
-          <w:b w:val="0"/>
-          <w:color w:val="4A4A49"/>
-          <w:sz w:val="22"/>
-        </w:rPr>
-        <w:t>La Clase 1 dejo el esquema y la Clase 2 la matriz de roles; esta clase es donde la base de datos deja de ser un almacen pasivo y empieza a contener comportamiento.</w:t>
-      </w:r>
-    </w:p>
-    <w:p>
-      <w:pPr>
-        <w:pStyle w:val="ListBullet2"/>
-      </w:pPr>
-      <w:r>
-        <w:rPr>
-          <w:b w:val="0"/>
-          <w:color w:val="4A4A49"/>
-          <w:sz w:val="22"/>
-        </w:rPr>
-        <w:t>En PostgreSQL no existe ese estado intermedio: el CREATE PROCEDURE valida la SINTAXIS del cuerpo y, si esta bien escrito, el objeto queda creado y valido, pero las tablas y columnas que el cuerpo menciona NO se verifican hasta la primera ejecucion.</w:t>
-      </w:r>
-    </w:p>
-    <w:p>
-      <w:pPr>
-        <w:pStyle w:val="ListBullet2"/>
-      </w:pPr>
-      <w:r>
-        <w:rPr>
-          <w:b w:val="0"/>
-          <w:color w:val="4A4A49"/>
-          <w:sz w:val="22"/>
-        </w:rPr>
-        <w:t>La consecuencia practica es concreta y hay que anticiparla: un procedimiento que escribe INSERT INTO citas en lugar de cita se crea sin una sola queja y falla la primera vez que se lo llama.</w:t>
-      </w:r>
-    </w:p>
-    <w:p>
-      <w:pPr>
-        <w:pStyle w:val="ListBullet2"/>
-      </w:pPr>
-      <w:r>
-        <w:rPr>
-          <w:b w:val="0"/>
-          <w:color w:val="4A4A49"/>
-          <w:sz w:val="22"/>
-        </w:rPr>
-        <w:t>NOTAS:</w:t>
-      </w:r>
-    </w:p>
-    <w:p>
-      <w:pPr>
-        <w:pStyle w:val="ListBullet2"/>
-      </w:pPr>
-      <w:r>
-        <w:rPr>
-          <w:b w:val="0"/>
-          <w:color w:val="4A4A49"/>
-          <w:sz w:val="22"/>
-        </w:rPr>
-        <w:t>En lugar de enviar cuatro sentencias y esperar cuatro respuestas por la red, la aplicacion envia una y recibe un resultado.</w:t>
-      </w:r>
-    </w:p>
-    <w:p>
-      <w:pPr>
-        <w:pStyle w:val="ListBullet2"/>
-      </w:pPr>
-      <w:r>
-        <w:rPr>
-          <w:b w:val="0"/>
-          <w:color w:val="4A4A49"/>
-          <w:sz w:val="22"/>
-        </w:rPr>
-        <w:t>Conviene senalar de entrada una diferencia con Oracle que importa hoy, porque cambia como se depura.</w:t>
-      </w:r>
-    </w:p>
-    <w:p>
-      <w:pPr>
-        <w:pStyle w:val="ListBullet2"/>
-      </w:pPr>
-      <w:r>
-        <w:rPr>
-          <w:b w:val="0"/>
-          <w:color w:val="4A4A49"/>
-          <w:sz w:val="22"/>
-        </w:rPr>
-        <w:t>En Oracle el procedimiento se compila al crearlo y, si algo esta mal, el objeto queda creado pero invalido.</w:t>
-      </w:r>
-    </w:p>
-    <w:p>
-      <w:pPr>
-        <w:pStyle w:val="ListBullet2"/>
-      </w:pPr>
-      <w:r>
-        <w:rPr>
-          <w:b w:val="0"/>
-          <w:color w:val="4A4A49"/>
-          <w:sz w:val="22"/>
-        </w:rPr>
-        <w:t>Por eso la regla del dia es que crear el procedimiento no es evidencia de nada; la evidencia es el CALL corriendo.</w:t>
-      </w:r>
-    </w:p>
-    <w:p>
-      <w:pPr>
-        <w:pStyle w:val="ListBullet2"/>
-      </w:pPr>
-      <w:r>
-        <w:rPr>
-          <w:b w:val="0"/>
-          <w:color w:val="4A4A49"/>
-          <w:sz w:val="22"/>
-        </w:rPr>
-        <w:t>CÓDIGO CITADO (referencia):</w:t>
-      </w:r>
-    </w:p>
-    <w:p>
-      <w:pPr>
-        <w:pStyle w:val="ListBullet2"/>
-      </w:pPr>
-      <w:r>
-        <w:rPr>
-          <w:b w:val="0"/>
-          <w:color w:val="4A4A49"/>
-          <w:sz w:val="22"/>
-        </w:rPr>
-        <w:t>CALL sp_agendar_cita(1, 2, TIMESTAMP '2026-09-15 10:00:00')</w:t>
-      </w:r>
-    </w:p>
-    <w:p>
+    </w:p>
+    <w:p>
+      <w:r>
+        <w:rPr>
+          <w:b w:val="0"/>
+          <w:color w:val="4A4A49"/>
+          <w:sz w:val="22"/>
+        </w:rPr>
+        <w:t>QUÉ ES (dilo así): Un procedimiento almacenado es un bloque de código con nombre que vive en la base. Dos palabras lo explican: guardado, porque su fuente queda en el motor aunque su autor se vaya, e invocado, porque una sola línea dispara varias sentencias. Lo importante no es el ahorro: es que la regla queda escrita una vez y ninguna pantalla se la puede saltar.</w:t>
+      </w:r>
+    </w:p>
+    <w:p>
+      <w:r>
+        <w:rPr>
+          <w:b w:val="0"/>
+          <w:color w:val="4A4A49"/>
+          <w:sz w:val="22"/>
+        </w:rPr>
+        <w:t>CÓMO DARLA (≈3 min):</w:t>
+      </w:r>
+    </w:p>
+    <w:p>
+      <w:pPr>
+        <w:pStyle w:val="ListBullet"/>
+      </w:pPr>
+      <w:r>
+        <w:rPr>
+          <w:b w:val="0"/>
+          <w:color w:val="4A4A49"/>
+          <w:sz w:val="22"/>
+        </w:rPr>
+        <w:t>Al entrar: GUARDADO: el motor tiene un catálogo (pg_proc) con sp_agendar_cita y sp_registrar_consulta. «Si cierran la pestaña, el procedimiento sigue ahí».</w:t>
+      </w:r>
+    </w:p>
+    <w:p>
+      <w:pPr>
+        <w:pStyle w:val="ListBullet"/>
+      </w:pPr>
+      <w:r>
+        <w:rPr>
+          <w:b w:val="0"/>
+          <w:color w:val="4A4A49"/>
+          <w:sz w:val="22"/>
+        </w:rPr>
+        <w:t>Clic 1: INVOCADO: CALL sp_agendar_cita(…) dispara adentro un SELECT (¿mascota activa?), un IF con RAISE EXCEPTION y el INSERT. Una línea, varias sentencias, una sola respuesta.</w:t>
+      </w:r>
+    </w:p>
+    <w:p>
+      <w:pPr>
+        <w:pStyle w:val="ListBullet"/>
+      </w:pPr>
+      <w:r>
+        <w:rPr>
+          <w:b w:val="0"/>
+          <w:color w:val="4A4A49"/>
+          <w:sz w:val="22"/>
+        </w:rPr>
+        <w:t>Clic 2: La frase de abajo: la regla queda escrita una vez y todos pasan por ella.</w:t>
+      </w:r>
+    </w:p>
+    <w:p>
+      <w:r>
+        <w:rPr>
+          <w:b w:val="0"/>
+          <w:color w:val="4A4A49"/>
+          <w:sz w:val="22"/>
+        </w:rPr>
+        <w:t>EJEMPLO: SELECT pg_get_functiondef('sp_agendar_cita'::regproc); devuelve la definición completa, empezando por «CREATE OR REPLACE PROCEDURE public.sp_agendar_cita(IN p_id_mascota integer, …», lista para volver a ejecutar.</w:t>
+      </w:r>
+    </w:p>
+    <w:p>
+      <w:r>
+        <w:rPr>
+          <w:b w:val="0"/>
+          <w:color w:val="4A4A49"/>
+          <w:sz w:val="22"/>
+        </w:rPr>
+        <w:t>SI PREGUNTAN:</w:t>
+      </w:r>
+    </w:p>
+    <w:p>
+      <w:pPr>
+        <w:pStyle w:val="ListBullet"/>
+      </w:pPr>
+      <w:r>
+        <w:rPr>
+          <w:b w:val="0"/>
+          <w:color w:val="4A4A49"/>
+          <w:sz w:val="22"/>
+        </w:rPr>
+        <w:t>«Ejecuté el CREATE y no dio error: ¿ya funciona?» → No necesariamente. PostgreSQL revisa la sintaxis al crearlo, pero los nombres de tablas y columnas solo al ejecutarlo: un INSERT INTO citas (con s) se crea sin queja y falla en el CALL con relation "citas" does not exist. La evidencia es el CALL corriendo.</w:t>
+      </w:r>
+    </w:p>
+    <w:p>
+      <w:r>
+        <w:rPr>
+          <w:b w:val="0"/>
+          <w:color w:val="4A4A49"/>
+          <w:sz w:val="22"/>
+        </w:rPr>
+        <w:t>CUIDADO: Si vienes de Oracle: aquí no existe el objeto «creado pero inválido». Si el CREATE no protestó, el objeto existe; eso no quiere decir que funcione.</w:t>
+      </w:r>
+    </w:p>
+    <w:p>
+      <w:r>
+        <w:rPr>
+          <w:b w:val="0"/>
+          <w:color w:val="4A4A49"/>
+          <w:sz w:val="22"/>
+        </w:rPr>
+        <w:t>PASA A LA SIGUIENTE: ¿Por qué ponerlo en la base y no repetir el SQL en cada pantalla?</w:t>
+      </w:r>
+    </w:p>
+    <w:p>
+      <w:pPr>
+        <w:spacing w:before="200" w:after="60"/>
+      </w:pPr>
       <w:r>
         <w:rPr>
           <w:b/>
-          <w:color w:val="4A4A49"/>
-          <w:sz w:val="22"/>
+          <w:color w:val="1A1C1D"/>
+          <w:sz w:val="32"/>
         </w:rPr>
         <w:t>[Slide 5] Por que un procedimiento y no SQL en cada pantalla</w:t>
       </w:r>
-      <w:r>
-        <w:rPr>
-          <w:b w:val="0"/>
-          <w:color w:val="4A4A49"/>
-          <w:sz w:val="22"/>
-        </w:rPr>
-        <w:t xml:space="preserve"> — 9 vinetas.</w:t>
-      </w:r>
-    </w:p>
-    <w:p>
+    </w:p>
+    <w:p>
+      <w:r>
+        <w:rPr>
+          <w:b w:val="0"/>
+          <w:color w:val="4A4A49"/>
+          <w:sz w:val="22"/>
+        </w:rPr>
+        <w:t>QUÉ ES (dilo así): Antes y después de poner la regla en un procedimiento: sin él, cada pantalla la reescribe a su manera; con él, vive una vez en la base y vale igual para la aplicación, un script de carga o soporte.</w:t>
+      </w:r>
+    </w:p>
+    <w:p>
+      <w:r>
+        <w:rPr>
+          <w:b w:val="0"/>
+          <w:color w:val="4A4A49"/>
+          <w:sz w:val="22"/>
+        </w:rPr>
+        <w:t>CÓMO DARLA (≈2 min):</w:t>
+      </w:r>
+    </w:p>
+    <w:p>
+      <w:pPr>
+        <w:pStyle w:val="ListBullet"/>
+      </w:pPr>
+      <w:r>
+        <w:rPr>
+          <w:b w:val="0"/>
+          <w:color w:val="4A4A49"/>
+          <w:sz w:val="22"/>
+        </w:rPr>
+        <w:t>Al entrar: Lee las dos columnas emparejadas, fila por fila: reescribir la regla en cada pantalla contra escribirla una vez; alguien la olvida contra todos la respetan; SQL armado con texto (inyección) contra parámetros tipados; cambiarla en N lugares contra cambiarla en uno.</w:t>
+      </w:r>
+    </w:p>
+    <w:p>
+      <w:r>
+        <w:rPr>
+          <w:b w:val="0"/>
+          <w:color w:val="4A4A49"/>
+          <w:sz w:val="22"/>
+        </w:rPr>
+        <w:t>EJEMPLO: La regla «una mascota inactiva no agenda» escrita en la pantalla de agenda no protege una carga masiva desde un archivo; escrita en sp_agendar_cita, sí, si la carga usa el procedimiento.</w:t>
+      </w:r>
+    </w:p>
+    <w:p>
+      <w:r>
+        <w:rPr>
+          <w:b w:val="0"/>
+          <w:color w:val="4A4A49"/>
+          <w:sz w:val="22"/>
+        </w:rPr>
+        <w:t>CUIDADO: La tercera fila (inyección) se explica completa dentro de unas láminas; aquí solo nómbrala.</w:t>
+      </w:r>
+    </w:p>
+    <w:p>
+      <w:r>
+        <w:rPr>
+          <w:b w:val="0"/>
+          <w:color w:val="4A4A49"/>
+          <w:sz w:val="22"/>
+        </w:rPr>
+        <w:t>PASA A LA SIGUIENTE: Veamos cómo se escribe uno: el molde de PL/pgSQL.</w:t>
+      </w:r>
+    </w:p>
+    <w:p>
+      <w:pPr>
+        <w:spacing w:before="200" w:after="60"/>
+      </w:pPr>
       <w:r>
         <w:rPr>
           <w:b/>
-          <w:color w:val="4A4A49"/>
-          <w:sz w:val="22"/>
+          <w:color w:val="1A1C1D"/>
+          <w:sz w:val="32"/>
         </w:rPr>
         <w:t>[Slide 6] El molde de PL/pgSQL, y por que el cuerpo va entre signos de dolar</w:t>
       </w:r>
-      <w:r>
-        <w:rPr>
-          <w:b w:val="0"/>
-          <w:color w:val="4A4A49"/>
-          <w:sz w:val="22"/>
-        </w:rPr>
-        <w:t xml:space="preserve"> — 3 vinetas.</w:t>
-      </w:r>
-    </w:p>
-    <w:p>
-      <w:pPr>
-        <w:pStyle w:val="ListBullet2"/>
-      </w:pPr>
-      <w:r>
-        <w:rPr>
-          <w:b w:val="0"/>
-          <w:color w:val="4A4A49"/>
-          <w:sz w:val="22"/>
-        </w:rPr>
-        <w:t>DESARROLLO (para explicarlo, no se proyecta):</w:t>
-      </w:r>
-    </w:p>
-    <w:p>
-      <w:pPr>
-        <w:pStyle w:val="ListBullet2"/>
-      </w:pPr>
-      <w:r>
-        <w:rPr>
-          <w:b w:val="0"/>
-          <w:color w:val="4A4A49"/>
-          <w:sz w:val="22"/>
-        </w:rPr>
-        <w:t>Se escribe LANGUAGE plpgsql AS $proc$ DECLARE...</w:t>
-      </w:r>
-    </w:p>
-    <w:p>
-      <w:pPr>
-        <w:pStyle w:val="ListBullet2"/>
-      </w:pPr>
-      <w:r>
-        <w:rPr>
-          <w:b w:val="0"/>
-          <w:color w:val="4A4A49"/>
-          <w:sz w:val="22"/>
-        </w:rPr>
-        <w:t>AS introduce el cuerpo, y aqui esta la trampa de sintaxis mas comun para quien viene de Oracle: alla se escribe IS, aqui IS no existe en este lugar.</w:t>
-      </w:r>
-    </w:p>
-    <w:p>
-      <w:pPr>
-        <w:pStyle w:val="ListBullet2"/>
-      </w:pPr>
-      <w:r>
-        <w:rPr>
-          <w:b w:val="0"/>
-          <w:color w:val="4A4A49"/>
-          <w:sz w:val="22"/>
-        </w:rPr>
-        <w:t>Los delimitadores $proc$ son lo que se llama dollar-quoting y existen por una razon mecanica: el cuerpo es, para el motor, una cadena de texto</w:t>
-      </w:r>
-    </w:p>
-    <w:p>
-      <w:pPr>
-        <w:pStyle w:val="ListBullet2"/>
-      </w:pPr>
-      <w:r>
-        <w:rPr>
-          <w:b w:val="0"/>
-          <w:color w:val="4A4A49"/>
-          <w:sz w:val="22"/>
-        </w:rPr>
-        <w:t>Y esa cadena contiene punto y coma y comillas simples; si se delimitara con comillas habria que duplicar cada comilla interna.</w:t>
-      </w:r>
-    </w:p>
-    <w:p>
-      <w:pPr>
-        <w:pStyle w:val="ListBullet2"/>
-      </w:pPr>
-      <w:r>
-        <w:rPr>
-          <w:b w:val="0"/>
-          <w:color w:val="4A4A49"/>
-          <w:sz w:val="22"/>
-        </w:rPr>
-        <w:t>Con $proc$ el motor sabe que todo lo que hay hasta el siguiente $proc$ es el cuerpo.</w:t>
-      </w:r>
-    </w:p>
-    <w:p>
-      <w:pPr>
-        <w:pStyle w:val="ListBullet2"/>
-      </w:pPr>
-      <w:r>
-        <w:rPr>
-          <w:b w:val="0"/>
-          <w:color w:val="4A4A49"/>
-          <w:sz w:val="22"/>
-        </w:rPr>
-        <w:t>La etiqueta entre los dolares es arbitraria: $$ funciona igual, y se usa una etiqueta con nombre cuando hay bloques anidados.</w:t>
-      </w:r>
-    </w:p>
-    <w:p>
-      <w:pPr>
-        <w:pStyle w:val="ListBullet2"/>
-      </w:pPr>
-      <w:r>
-        <w:rPr>
-          <w:b w:val="0"/>
-          <w:color w:val="4A4A49"/>
-          <w:sz w:val="22"/>
-        </w:rPr>
-        <w:t>El punto y coma final despues del ultimo $proc$ si es obligatorio, y en cambio la barra sola en una linea, que en Oracle cierra el bloque, aqui es un error de sintaxis.</w:t>
-      </w:r>
-    </w:p>
-    <w:p>
-      <w:pPr>
-        <w:pStyle w:val="ListBullet2"/>
-      </w:pPr>
-      <w:r>
-        <w:rPr>
-          <w:b w:val="0"/>
-          <w:color w:val="4A4A49"/>
-          <w:sz w:val="22"/>
-        </w:rPr>
-        <w:t>Los nombres de los tipos son la otra mitad de la lista: INT, NUMERIC, TEXT, VARCHAR(n), TIMESTAMP, BOOLEAN, DATE.</w:t>
-      </w:r>
-    </w:p>
-    <w:p>
-      <w:pPr>
-        <w:pStyle w:val="ListBullet2"/>
-      </w:pPr>
-      <w:r>
-        <w:rPr>
-          <w:b w:val="0"/>
-          <w:color w:val="4A4A49"/>
-          <w:sz w:val="22"/>
-        </w:rPr>
-        <w:t>VARCHAR2 y NUMBER no existen en PostgreSQL.</w:t>
-      </w:r>
-    </w:p>
-    <w:p>
-      <w:pPr>
-        <w:pStyle w:val="ListBullet2"/>
-      </w:pPr>
-      <w:r>
-        <w:rPr>
-          <w:b w:val="0"/>
-          <w:color w:val="4A4A49"/>
-          <w:sz w:val="22"/>
-        </w:rPr>
-        <w:t>Y hay un detalle del proyecto que vale mas que la sintaxis: el procedimiento recibe TRES parametros y no cuatro, porque id_cita es SERIAL, es decir el motor genera el valor.</w:t>
-      </w:r>
-    </w:p>
-    <w:p>
-      <w:pPr>
-        <w:pStyle w:val="ListBullet2"/>
-      </w:pPr>
-      <w:r>
-        <w:rPr>
-          <w:b w:val="0"/>
-          <w:color w:val="4A4A49"/>
-          <w:sz w:val="22"/>
-        </w:rPr>
-        <w:t>Pasarle el identificador desde afuera obliga a la aplicacion a saber cual sigue, que es exactamente el problema que la columna SERIAL resuelve.</w:t>
-      </w:r>
-    </w:p>
-    <w:p>
-      <w:pPr>
-        <w:pStyle w:val="ListBullet2"/>
-      </w:pPr>
-      <w:r>
-        <w:rPr>
-          <w:b w:val="0"/>
-          <w:color w:val="4A4A49"/>
-          <w:sz w:val="22"/>
-        </w:rPr>
-        <w:t>NOTAS:</w:t>
-      </w:r>
-    </w:p>
-    <w:p>
-      <w:pPr>
-        <w:pStyle w:val="ListBullet2"/>
-      </w:pPr>
-      <w:r>
-        <w:rPr>
-          <w:b w:val="0"/>
-          <w:color w:val="4A4A49"/>
-          <w:sz w:val="22"/>
-        </w:rPr>
-        <w:t>El molde es fijo y conviene dictarlo entero antes de escribir una sola validacion.</w:t>
-      </w:r>
-    </w:p>
-    <w:p>
-      <w:pPr>
-        <w:pStyle w:val="ListBullet2"/>
-      </w:pPr>
-      <w:r>
-        <w:rPr>
-          <w:b w:val="0"/>
-          <w:color w:val="4A4A49"/>
-          <w:sz w:val="22"/>
-        </w:rPr>
-        <w:t>END; $proc$; y cada pieza tiene su razon.</w:t>
-      </w:r>
-    </w:p>
-    <w:p>
-      <w:pPr>
-        <w:pStyle w:val="ListBullet2"/>
-      </w:pPr>
-      <w:r>
-        <w:rPr>
-          <w:b w:val="0"/>
-          <w:color w:val="4A4A49"/>
-          <w:sz w:val="22"/>
-        </w:rPr>
-        <w:t>LANGUAGE plpgsql hace falta porque PostgreSQL admite varios lenguajes procedimentales y no adivina cual se esta usando.</w:t>
-      </w:r>
-    </w:p>
-    <w:p>
-      <w:pPr>
-        <w:pStyle w:val="ListBullet2"/>
-      </w:pPr>
-      <w:r>
-        <w:rPr>
-          <w:b w:val="0"/>
-          <w:color w:val="4A4A49"/>
-          <w:sz w:val="22"/>
-        </w:rPr>
-        <w:t>Un estudiante que agregue p_id_cita no comete un error de sintaxis, comete un error de diseno.</w:t>
-      </w:r>
-    </w:p>
-    <w:p>
-      <w:pPr>
-        <w:pStyle w:val="ListBullet2"/>
-      </w:pPr>
-      <w:r>
-        <w:rPr>
-          <w:b w:val="0"/>
-          <w:color w:val="4A4A49"/>
-          <w:sz w:val="22"/>
-        </w:rPr>
-        <w:t>CÓDIGO CITADO (referencia):</w:t>
-      </w:r>
-    </w:p>
-    <w:p>
-      <w:pPr>
-        <w:pStyle w:val="ListBullet2"/>
-      </w:pPr>
-      <w:r>
-        <w:rPr>
-          <w:b w:val="0"/>
-          <w:color w:val="4A4A49"/>
-          <w:sz w:val="22"/>
-        </w:rPr>
-        <w:t>CREATE OR REPLACE PROCEDURE sp_agendar_cita(p_id_mascota INT, p_id_veterinario INT, p_fecha_hora TIMESTAMP)</w:t>
-      </w:r>
-    </w:p>
-    <w:p>
-      <w:pPr>
-        <w:pStyle w:val="ListBullet2"/>
-      </w:pPr>
-      <w:r>
-        <w:rPr>
-          <w:b w:val="0"/>
-          <w:color w:val="4A4A49"/>
-          <w:sz w:val="22"/>
-        </w:rPr>
-        <w:t>Fuera de la lamina (habla de la practica): El molde es fijo y conviene dictarlo entero antes de escribir una sola validacion, porque es donde se pierden los puntos sin haber entendido nada mal.</w:t>
-      </w:r>
-    </w:p>
-    <w:p>
-      <w:pPr>
-        <w:pStyle w:val="ListBullet2"/>
-      </w:pPr>
-      <w:r>
-        <w:rPr>
-          <w:b w:val="0"/>
-          <w:color w:val="4A4A49"/>
-          <w:sz w:val="22"/>
-        </w:rPr>
-        <w:t>Fuera de la lamina (habla de la practica): Un estudiante que agregue p_id_cita no comete un error de sintaxis, comete un error de diseno, y la rubrica lo mira.</w:t>
-      </w:r>
-    </w:p>
-    <w:p>
+    </w:p>
+    <w:p>
+      <w:r>
+        <w:rPr>
+          <w:b w:val="0"/>
+          <w:color w:val="4A4A49"/>
+          <w:sz w:val="22"/>
+        </w:rPr>
+        <w:t>QUÉ ES (dilo así): El molde de un procedimiento es siempre el mismo, y se dicta entero antes de escribir una sola validación, porque es donde más se pierde tiempo sin haber entendido nada mal. Lo raro es el cuerpo entre signos de dólar: para el motor el cuerpo es un texto, y así no hay que duplicar comillas.</w:t>
+      </w:r>
+    </w:p>
+    <w:p>
+      <w:r>
+        <w:rPr>
+          <w:b w:val="0"/>
+          <w:color w:val="4A4A49"/>
+          <w:sz w:val="22"/>
+        </w:rPr>
+        <w:t>CÓMO DARLA (≈3 min):</w:t>
+      </w:r>
+    </w:p>
+    <w:p>
+      <w:pPr>
+        <w:pStyle w:val="ListBullet"/>
+      </w:pPr>
+      <w:r>
+        <w:rPr>
+          <w:b w:val="0"/>
+          <w:color w:val="4A4A49"/>
+          <w:sz w:val="22"/>
+        </w:rPr>
+        <w:t>Al entrar: El molde completo y la primera trampa: después de LANGUAGE plpgsql va AS. En Oracle es IS; aquí IS da error de sintaxis.</w:t>
+      </w:r>
+    </w:p>
+    <w:p>
+      <w:pPr>
+        <w:pStyle w:val="ListBullet"/>
+      </w:pPr>
+      <w:r>
+        <w:rPr>
+          <w:b w:val="0"/>
+          <w:color w:val="4A4A49"/>
+          <w:sz w:val="22"/>
+        </w:rPr>
+        <w:t>Clic 1: Se resalta el cuerpo, de DECLARE a END;: es una cadena. Entre $proc$ caben punto y coma y comillas sin duplicarlas. $$ funciona igual; la etiqueta con nombre sirve para bloques anidados.</w:t>
+      </w:r>
+    </w:p>
+    <w:p>
+      <w:pPr>
+        <w:pStyle w:val="ListBullet"/>
+      </w:pPr>
+      <w:r>
+        <w:rPr>
+          <w:b w:val="0"/>
+          <w:color w:val="4A4A49"/>
+          <w:sz w:val="22"/>
+        </w:rPr>
+        <w:t>Clic 2: El cierre: $proc$; con punto y coma obligatorio. La barra sola en una línea, que en Oracle cierra el bloque, aquí es error.</w:t>
+      </w:r>
+    </w:p>
+    <w:p>
+      <w:r>
+        <w:rPr>
+          <w:b w:val="0"/>
+          <w:color w:val="4A4A49"/>
+          <w:sz w:val="22"/>
+        </w:rPr>
+        <w:t>EJEMPLO: CREATE PROCEDURE sp_y(p INT) LANGUAGE plpgsql IS $proc$ ... responde «syntax error at or near "IS"».</w:t>
+      </w:r>
+    </w:p>
+    <w:p>
+      <w:r>
+        <w:rPr>
+          <w:b w:val="0"/>
+          <w:color w:val="4A4A49"/>
+          <w:sz w:val="22"/>
+        </w:rPr>
+        <w:t>SI PREGUNTAN:</w:t>
+      </w:r>
+    </w:p>
+    <w:p>
+      <w:pPr>
+        <w:pStyle w:val="ListBullet"/>
+      </w:pPr>
+      <w:r>
+        <w:rPr>
+          <w:b w:val="0"/>
+          <w:color w:val="4A4A49"/>
+          <w:sz w:val="22"/>
+        </w:rPr>
+        <w:t>«¿Por qué LANGUAGE plpgsql si es obvio?» → Porque PostgreSQL admite varios lenguajes (sql, plpgsql y otros) y no adivina cuál se usa.</w:t>
+      </w:r>
+    </w:p>
+    <w:p>
+      <w:pPr>
+        <w:pStyle w:val="ListBullet"/>
+      </w:pPr>
+      <w:r>
+        <w:rPr>
+          <w:b w:val="0"/>
+          <w:color w:val="4A4A49"/>
+          <w:sz w:val="22"/>
+        </w:rPr>
+        <w:t>«¿Qué tipos uso?» → INT, NUMERIC, TEXT, VARCHAR(n), TIMESTAMP, BOOLEAN, DATE. VARCHAR2 y NUMBER son de Oracle y aquí no existen.</w:t>
+      </w:r>
+    </w:p>
+    <w:p>
+      <w:r>
+        <w:rPr>
+          <w:b w:val="0"/>
+          <w:color w:val="4A4A49"/>
+          <w:sz w:val="22"/>
+        </w:rPr>
+        <w:t>CUIDADO: sp_agendar_cita recibe tres parámetros, no cuatro: id_cita es SERIAL y lo genera el motor. Pasarlo desde afuera no es error de sintaxis: es error de diseño.</w:t>
+      </w:r>
+    </w:p>
+    <w:p>
+      <w:r>
+        <w:rPr>
+          <w:b w:val="0"/>
+          <w:color w:val="4A4A49"/>
+          <w:sz w:val="22"/>
+        </w:rPr>
+        <w:t>PASA A LA SIGUIENTE: El molde completo, en un procedimiento que corre.</w:t>
+      </w:r>
+    </w:p>
+    <w:p>
+      <w:pPr>
+        <w:spacing w:before="200" w:after="60"/>
+      </w:pPr>
       <w:r>
         <w:rPr>
           <w:b/>
-          <w:color w:val="4A4A49"/>
-          <w:sz w:val="22"/>
+          <w:color w:val="1A1C1D"/>
+          <w:sz w:val="32"/>
         </w:rPr>
         <w:t>[Slide 7] El molde de un procedimiento en PL/pgSQL</w:t>
       </w:r>
-      <w:r>
-        <w:rPr>
-          <w:b w:val="0"/>
-          <w:color w:val="4A4A49"/>
-          <w:sz w:val="22"/>
-        </w:rPr>
-        <w:t xml:space="preserve"> — 18 vinetas.</w:t>
-      </w:r>
-    </w:p>
-    <w:p>
+    </w:p>
+    <w:p>
+      <w:r>
+        <w:rPr>
+          <w:b w:val="0"/>
+          <w:color w:val="4A4A49"/>
+          <w:sz w:val="22"/>
+        </w:rPr>
+        <w:t>QUÉ ES (dilo así): Un procedimiento completo y pequeño: da de baja un insumo poniendo su stock en cero, después de comprobar que existe. Tiene todas las piezas del molde.</w:t>
+      </w:r>
+    </w:p>
+    <w:p>
+      <w:r>
+        <w:rPr>
+          <w:b w:val="0"/>
+          <w:color w:val="4A4A49"/>
+          <w:sz w:val="22"/>
+        </w:rPr>
+        <w:t>CÓMO DARLA (≈2 min):</w:t>
+      </w:r>
+    </w:p>
+    <w:p>
+      <w:pPr>
+        <w:pStyle w:val="ListBullet"/>
+      </w:pPr>
+      <w:r>
+        <w:rPr>
+          <w:b w:val="0"/>
+          <w:color w:val="4A4A49"/>
+          <w:sz w:val="22"/>
+        </w:rPr>
+        <w:t>Líneas 1-4: La firma: nombre y dos parámetros con su tipo (INT y VARCHAR). Los dos son IN, el modo por omisión.</w:t>
+      </w:r>
+    </w:p>
+    <w:p>
+      <w:pPr>
+        <w:pStyle w:val="ListBullet"/>
+      </w:pPr>
+      <w:r>
+        <w:rPr>
+          <w:b w:val="0"/>
+          <w:color w:val="4A4A49"/>
+          <w:sz w:val="22"/>
+        </w:rPr>
+        <w:t>Líneas 5-6: LANGUAGE plpgsql y AS $proc$: aquí empieza el cuerpo.</w:t>
+      </w:r>
+    </w:p>
+    <w:p>
+      <w:pPr>
+        <w:pStyle w:val="ListBullet"/>
+      </w:pPr>
+      <w:r>
+        <w:rPr>
+          <w:b w:val="0"/>
+          <w:color w:val="4A4A49"/>
+          <w:sz w:val="22"/>
+        </w:rPr>
+        <w:t>Líneas 7-8: DECLARE: la variable local v_stock.</w:t>
+      </w:r>
+    </w:p>
+    <w:p>
+      <w:pPr>
+        <w:pStyle w:val="ListBullet"/>
+      </w:pPr>
+      <w:r>
+        <w:rPr>
+          <w:b w:val="0"/>
+          <w:color w:val="4A4A49"/>
+          <w:sz w:val="22"/>
+        </w:rPr>
+        <w:t>Líneas 10-13: SELECT ... INTO v_stock y, si no encontró fila, RAISE EXCEPTION con el id. Primero se valida.</w:t>
+      </w:r>
+    </w:p>
+    <w:p>
+      <w:pPr>
+        <w:pStyle w:val="ListBullet"/>
+      </w:pPr>
+      <w:r>
+        <w:rPr>
+          <w:b w:val="0"/>
+          <w:color w:val="4A4A49"/>
+          <w:sz w:val="22"/>
+        </w:rPr>
+        <w:t>Líneas 14-16: Después se escribe: UPDATE del stock a cero y un RAISE NOTICE que informa sin abortar.</w:t>
+      </w:r>
+    </w:p>
+    <w:p>
+      <w:pPr>
+        <w:pStyle w:val="ListBullet"/>
+      </w:pPr>
+      <w:r>
+        <w:rPr>
+          <w:b w:val="0"/>
+          <w:color w:val="4A4A49"/>
+          <w:sz w:val="22"/>
+        </w:rPr>
+        <w:t>Líneas 17-18: END; y $proc$; con su punto y coma.</w:t>
+      </w:r>
+    </w:p>
+    <w:p>
+      <w:r>
+        <w:rPr>
+          <w:b w:val="0"/>
+          <w:color w:val="4A4A49"/>
+          <w:sz w:val="22"/>
+        </w:rPr>
+        <w:t>EJEMPLO: CALL sp_dar_de_baja_insumo(1, 'vencido'); imprime «Insumo 1 dado de baja (12 unidades): vencido». CALL sp_dar_de_baja_insumo(9999, 'inexistente'); responde «El insumo 9999 no existe».</w:t>
+      </w:r>
+    </w:p>
+    <w:p>
+      <w:r>
+        <w:rPr>
+          <w:b w:val="0"/>
+          <w:color w:val="4A4A49"/>
+          <w:sz w:val="22"/>
+        </w:rPr>
+        <w:t>SI PREGUNTAN:</w:t>
+      </w:r>
+    </w:p>
+    <w:p>
+      <w:pPr>
+        <w:pStyle w:val="ListBullet"/>
+      </w:pPr>
+      <w:r>
+        <w:rPr>
+          <w:b w:val="0"/>
+          <w:color w:val="4A4A49"/>
+          <w:sz w:val="22"/>
+        </w:rPr>
+        <w:t>«¿Qué diferencia hay entre RAISE NOTICE y RAISE EXCEPTION?» → NOTICE solo imprime un mensaje y el procedimiento sigue; EXCEPTION aborta y deshace lo que se había escrito.</w:t>
+      </w:r>
+    </w:p>
+    <w:p>
+      <w:r>
+        <w:rPr>
+          <w:b w:val="0"/>
+          <w:color w:val="4A4A49"/>
+          <w:sz w:val="22"/>
+        </w:rPr>
+        <w:t>CUIDADO: La leyenda menciona $proc$: el código usa la misma etiqueta para que no parezcan dos sintaxis distintas.</w:t>
+      </w:r>
+    </w:p>
+    <w:p>
+      <w:r>
+        <w:rPr>
+          <w:b w:val="0"/>
+          <w:color w:val="4A4A49"/>
+          <w:sz w:val="22"/>
+        </w:rPr>
+        <w:t>PASA A LA SIGUIENTE: Los parámetros tienen dirección, y eso decide cómo se devuelve un error.</w:t>
+      </w:r>
+    </w:p>
+    <w:p>
+      <w:pPr>
+        <w:spacing w:before="200" w:after="60"/>
+      </w:pPr>
       <w:r>
         <w:rPr>
           <w:b/>
-          <w:color w:val="4A4A49"/>
-          <w:sz w:val="22"/>
+          <w:color w:val="1A1C1D"/>
+          <w:sz w:val="32"/>
         </w:rPr>
         <w:t>[Slide 8] Los modos de parametro, y por que hoy no se usa OUT</w:t>
       </w:r>
-      <w:r>
-        <w:rPr>
-          <w:b w:val="0"/>
-          <w:color w:val="4A4A49"/>
-          <w:sz w:val="22"/>
-        </w:rPr>
-        <w:t xml:space="preserve"> — 4 vinetas.</w:t>
-      </w:r>
-    </w:p>
-    <w:p>
-      <w:pPr>
-        <w:pStyle w:val="ListBullet2"/>
-      </w:pPr>
-      <w:r>
-        <w:rPr>
-          <w:b w:val="0"/>
-          <w:color w:val="4A4A49"/>
-          <w:sz w:val="22"/>
-        </w:rPr>
-        <w:t>DESARROLLO (para explicarlo, no se proyecta):</w:t>
-      </w:r>
-    </w:p>
-    <w:p>
-      <w:pPr>
-        <w:pStyle w:val="ListBullet2"/>
-      </w:pPr>
-      <w:r>
-        <w:rPr>
-          <w:b w:val="0"/>
-          <w:color w:val="4A4A49"/>
-          <w:sz w:val="22"/>
-        </w:rPr>
-        <w:t>Los parametros tienen modo, y el modo es la direccion en la que viaja el dato.</w:t>
-      </w:r>
-    </w:p>
-    <w:p>
-      <w:pPr>
-        <w:pStyle w:val="ListBullet2"/>
-      </w:pPr>
-      <w:r>
-        <w:rPr>
-          <w:b w:val="0"/>
-          <w:color w:val="4A4A49"/>
-          <w:sz w:val="22"/>
-        </w:rPr>
-        <w:t>IN es el modo por omision y no se escribe: p_id_mascota INT ya es IN.</w:t>
-      </w:r>
-    </w:p>
-    <w:p>
-      <w:pPr>
-        <w:pStyle w:val="ListBullet2"/>
-      </w:pPr>
-      <w:r>
-        <w:rPr>
-          <w:b w:val="0"/>
-          <w:color w:val="4A4A49"/>
-          <w:sz w:val="22"/>
-        </w:rPr>
-        <w:t>Si no la mira —y nadie mira lo que no falla— la regla de negocio no se cumplio.</w:t>
-      </w:r>
-    </w:p>
-    <w:p>
-      <w:pPr>
-        <w:pStyle w:val="ListBullet2"/>
-      </w:pPr>
-      <w:r>
-        <w:rPr>
-          <w:b w:val="0"/>
-          <w:color w:val="4A4A49"/>
-          <w:sz w:val="22"/>
-        </w:rPr>
-        <w:t>Abortar con RAISE EXCEPTION invierte la carga: la aplicacion no puede ignorar el error porque el motor le devolvio un fallo, y ademas nada quedo escrito.</w:t>
-      </w:r>
-    </w:p>
-    <w:p>
-      <w:pPr>
-        <w:pStyle w:val="ListBullet2"/>
-      </w:pPr>
-      <w:r>
-        <w:rPr>
-          <w:b w:val="0"/>
-          <w:color w:val="4A4A49"/>
-          <w:sz w:val="22"/>
-        </w:rPr>
-        <w:t>El encabezado, en todo caso, es un contrato: nombre, orden y tipos.</w:t>
-      </w:r>
-    </w:p>
-    <w:p>
-      <w:pPr>
-        <w:pStyle w:val="ListBullet2"/>
-      </w:pPr>
-      <w:r>
-        <w:rPr>
-          <w:b w:val="0"/>
-          <w:color w:val="4A4A49"/>
-          <w:sz w:val="22"/>
-        </w:rPr>
-        <w:t>Vale decirlo con crudeza porque impacta la Clase 12, cuando la aplicacion consuma estos procedimientos: si alguien intercambia el orden de dos parametros del mismo tipo</w:t>
-      </w:r>
-    </w:p>
-    <w:p>
-      <w:pPr>
-        <w:pStyle w:val="ListBullet2"/>
-      </w:pPr>
-      <w:r>
-        <w:rPr>
-          <w:b w:val="0"/>
-          <w:color w:val="4A4A49"/>
-          <w:sz w:val="22"/>
-        </w:rPr>
-        <w:t>El procedimiento se crea igual, la aplicacion sigue llamandolo sin error y agenda la cita para la mascota equivocada.</w:t>
-      </w:r>
-    </w:p>
-    <w:p>
-      <w:pPr>
-        <w:pStyle w:val="ListBullet2"/>
-      </w:pPr>
-      <w:r>
-        <w:rPr>
-          <w:b w:val="0"/>
-          <w:color w:val="4A4A49"/>
-          <w:sz w:val="22"/>
-        </w:rPr>
-        <w:t>La proteccion practica, convencion recomendada y no regla dura, es llamar con notacion nombrada,, porque asi el orden deja de importar y la llamada se lee sola seis meses despues.</w:t>
-      </w:r>
-    </w:p>
-    <w:p>
-      <w:pPr>
-        <w:pStyle w:val="ListBullet2"/>
-      </w:pPr>
-      <w:r>
-        <w:rPr>
-          <w:b w:val="0"/>
-          <w:color w:val="4A4A49"/>
-          <w:sz w:val="22"/>
-        </w:rPr>
-        <w:t>NOTAS:</w:t>
-      </w:r>
-    </w:p>
-    <w:p>
-      <w:pPr>
-        <w:pStyle w:val="ListBullet2"/>
-      </w:pPr>
-      <w:r>
-        <w:rPr>
-          <w:b w:val="0"/>
-          <w:color w:val="4A4A49"/>
-          <w:sz w:val="22"/>
-        </w:rPr>
-        <w:t>Dentro del cuerpo un parametro IN se comporta como una variable local, asi que se le puede asignar, aunque hacerlo confunde a quien lee y no cambia nada afuera.</w:t>
-      </w:r>
-    </w:p>
-    <w:p>
-      <w:pPr>
-        <w:pStyle w:val="ListBullet2"/>
-      </w:pPr>
-      <w:r>
-        <w:rPr>
-          <w:b w:val="0"/>
-          <w:color w:val="4A4A49"/>
-          <w:sz w:val="22"/>
-        </w:rPr>
-        <w:t>OUT devuelve un valor a quien llama, e INOUT entra con valor y sale modificado.</w:t>
-      </w:r>
-    </w:p>
-    <w:p>
-      <w:pPr>
-        <w:pStyle w:val="ListBullet2"/>
-      </w:pPr>
-      <w:r>
-        <w:rPr>
-          <w:b w:val="0"/>
-          <w:color w:val="4A4A49"/>
-          <w:sz w:val="22"/>
-        </w:rPr>
-        <w:t>Hay una particularidad de PostgreSQL que conviene decir porque el estudiante que busque en internet va a tropezar con ella: en un procedimiento, un parametro OUT tambien hay que pasarlo en la llamada, de modo que la sintaxis termina siendo CALL sp_x(1, 2, NULL) con un NULL de relleno; es incomodo, y es una de las razones por las que hoy no se usan.</w:t>
-      </w:r>
-    </w:p>
-    <w:p>
-      <w:pPr>
-        <w:pStyle w:val="ListBullet2"/>
-      </w:pPr>
-      <w:r>
-        <w:rPr>
-          <w:b w:val="0"/>
-          <w:color w:val="4A4A49"/>
-          <w:sz w:val="22"/>
-        </w:rPr>
-        <w:t>La otra razon es de diseno y es la que hay que defender en clase.</w:t>
-      </w:r>
-    </w:p>
-    <w:p>
-      <w:pPr>
-        <w:pStyle w:val="ListBullet2"/>
-      </w:pPr>
-      <w:r>
-        <w:rPr>
-          <w:b w:val="0"/>
-          <w:color w:val="4A4A49"/>
-          <w:sz w:val="22"/>
-        </w:rPr>
-        <w:t>Devolver el error en un parametro OUT significa que el procedimiento hizo su trabajo, dejo la fila insertada y ademas puso un texto en una variable que la aplicacion PUEDE mirar.</w:t>
-      </w:r>
-    </w:p>
-    <w:p>
-      <w:pPr>
-        <w:pStyle w:val="ListBullet2"/>
-      </w:pPr>
-      <w:r>
-        <w:rPr>
-          <w:b w:val="0"/>
-          <w:color w:val="4A4A49"/>
-          <w:sz w:val="22"/>
-        </w:rPr>
-        <w:t>CÓDIGO CITADO (referencia):</w:t>
-      </w:r>
-    </w:p>
-    <w:p>
-      <w:pPr>
-        <w:pStyle w:val="ListBullet2"/>
-      </w:pPr>
-      <w:r>
-        <w:rPr>
-          <w:b w:val="0"/>
-          <w:color w:val="4A4A49"/>
-          <w:sz w:val="22"/>
-        </w:rPr>
-        <w:t>CALL sp_agendar_cita(p_id_mascota =&gt; 1, p_id_veterinario =&gt; 2, p_fecha_hora =&gt; TIMESTAMP '2026-09-15 10:00:00')</w:t>
-      </w:r>
-    </w:p>
-    <w:p>
-      <w:pPr>
-        <w:pStyle w:val="ListBullet2"/>
-      </w:pPr>
-      <w:r>
-        <w:rPr>
-          <w:b w:val="0"/>
-          <w:color w:val="4A4A49"/>
-          <w:sz w:val="22"/>
-        </w:rPr>
-        <w:t>Fuera de la lamina (habla de la practica): La otra razon es de diseno y es la que hay que defender en clase, porque es la decision que la solucion docente califica.</w:t>
-      </w:r>
-    </w:p>
-    <w:p>
+    </w:p>
+    <w:p>
+      <w:r>
+        <w:rPr>
+          <w:b w:val="0"/>
+          <w:color w:val="4A4A49"/>
+          <w:sz w:val="22"/>
+        </w:rPr>
+        <w:t>QUÉ ES (dilo así): Cada parámetro tiene un modo, que es la dirección en que viaja el dato. IN entra y es el de omisión; OUT sale; INOUT entra y sale. Hoy no se usa OUT para devolver errores, y la razón es de diseño: un código que nadie revisa deja la cita creada.</w:t>
+      </w:r>
+    </w:p>
+    <w:p>
+      <w:r>
+        <w:rPr>
+          <w:b w:val="0"/>
+          <w:color w:val="4A4A49"/>
+          <w:sz w:val="22"/>
+        </w:rPr>
+        <w:t>CÓMO DARLA (≈2 min):</w:t>
+      </w:r>
+    </w:p>
+    <w:p>
+      <w:pPr>
+        <w:pStyle w:val="ListBullet"/>
+      </w:pPr>
+      <w:r>
+        <w:rPr>
+          <w:b w:val="0"/>
+          <w:color w:val="4A4A49"/>
+          <w:sz w:val="22"/>
+        </w:rPr>
+        <w:t>Al entrar: p_id_mascota INT entra al procedimiento: es IN, y no hace falta escribirlo.</w:t>
+      </w:r>
+    </w:p>
+    <w:p>
+      <w:pPr>
+        <w:pStyle w:val="ListBullet"/>
+      </w:pPr>
+      <w:r>
+        <w:rPr>
+          <w:b w:val="0"/>
+          <w:color w:val="4A4A49"/>
+          <w:sz w:val="22"/>
+        </w:rPr>
+        <w:t>Clic 1: La alternativa mala: el procedimiento inserta y además pone p_resultado := -1 en un OUT. La aplicación no lo mira, nada falla, y la regla no se cumplió.</w:t>
+      </w:r>
+    </w:p>
+    <w:p>
+      <w:pPr>
+        <w:pStyle w:val="ListBullet"/>
+      </w:pPr>
+      <w:r>
+        <w:rPr>
+          <w:b w:val="0"/>
+          <w:color w:val="4A4A49"/>
+          <w:sz w:val="22"/>
+        </w:rPr>
+        <w:t>Clic 2: La buena: RAISE EXCEPTION. El motor devuelve un fallo que la aplicación no puede ignorar, y nada quedó escrito. Lee la frase final: el encabezado es un contrato de nombre, orden y tipos.</w:t>
+      </w:r>
+    </w:p>
+    <w:p>
+      <w:r>
+        <w:rPr>
+          <w:b w:val="0"/>
+          <w:color w:val="4A4A49"/>
+          <w:sz w:val="22"/>
+        </w:rPr>
+        <w:t>EJEMPLO: En PostgreSQL el OUT de un procedimiento también se pasa al llamarlo: con sp_out(p_id INT, OUT p_res INT), CALL sp_out(4) falla (no existe ese procedimiento con un argumento) y CALL sp_out(4, NULL) devuelve p_res = 8.</w:t>
+      </w:r>
+    </w:p>
+    <w:p>
+      <w:r>
+        <w:rPr>
+          <w:b w:val="0"/>
+          <w:color w:val="4A4A49"/>
+          <w:sz w:val="22"/>
+        </w:rPr>
+        <w:t>SI PREGUNTAN:</w:t>
+      </w:r>
+    </w:p>
+    <w:p>
+      <w:pPr>
+        <w:pStyle w:val="ListBullet"/>
+      </w:pPr>
+      <w:r>
+        <w:rPr>
+          <w:b w:val="0"/>
+          <w:color w:val="4A4A49"/>
+          <w:sz w:val="22"/>
+        </w:rPr>
+        <w:t>«¿Cómo evito confundir el orden de dos parámetros del mismo tipo?» → Con notación nombrada: CALL sp_agendar_cita(p_id_mascota =&gt; 1, p_id_veterinario =&gt; 2, p_fecha_hora =&gt; TIMESTAMP '2026-09-15 10:00:00').</w:t>
+      </w:r>
+    </w:p>
+    <w:p>
+      <w:r>
+        <w:rPr>
+          <w:b w:val="0"/>
+          <w:color w:val="4A4A49"/>
+          <w:sz w:val="22"/>
+        </w:rPr>
+        <w:t>CUIDADO: Si alguien intercambia dos parámetros INT en la firma, el procedimiento se crea igual y agenda la cita para la mascota equivocada sin ningún error.</w:t>
+      </w:r>
+    </w:p>
+    <w:p>
+      <w:r>
+        <w:rPr>
+          <w:b w:val="0"/>
+          <w:color w:val="4A4A49"/>
+          <w:sz w:val="22"/>
+        </w:rPr>
+        <w:t>PASA A LA SIGUIENTE: Ese RAISE EXCEPTION es la pieza que convierte el código en regla.</w:t>
+      </w:r>
+    </w:p>
+    <w:p>
+      <w:pPr>
+        <w:spacing w:before="200" w:after="60"/>
+      </w:pPr>
       <w:r>
         <w:rPr>
           <w:b/>
-          <w:color w:val="4A4A49"/>
-          <w:sz w:val="22"/>
+          <w:color w:val="1A1C1D"/>
+          <w:sz w:val="32"/>
         </w:rPr>
         <w:t>[Slide 9] RAISE EXCEPTION: la validacion que aborta y deshace</w:t>
       </w:r>
-      <w:r>
-        <w:rPr>
-          <w:b w:val="0"/>
-          <w:color w:val="4A4A49"/>
-          <w:sz w:val="22"/>
-        </w:rPr>
-        <w:t xml:space="preserve"> — 4 vinetas.</w:t>
-      </w:r>
-    </w:p>
-    <w:p>
-      <w:pPr>
-        <w:pStyle w:val="ListBullet2"/>
-      </w:pPr>
-      <w:r>
-        <w:rPr>
-          <w:b w:val="0"/>
-          <w:color w:val="4A4A49"/>
-          <w:sz w:val="22"/>
-        </w:rPr>
-        <w:t>DESARROLLO (para explicarlo, no se proyecta):</w:t>
-      </w:r>
-    </w:p>
-    <w:p>
-      <w:pPr>
-        <w:pStyle w:val="ListBullet2"/>
-      </w:pPr>
-      <w:r>
-        <w:rPr>
-          <w:b w:val="0"/>
-          <w:color w:val="4A4A49"/>
-          <w:sz w:val="22"/>
-        </w:rPr>
-        <w:t>Esta es la parte que convierte una consulta con nombre en logica de negocio.</w:t>
-      </w:r>
-    </w:p>
-    <w:p>
-      <w:pPr>
-        <w:pStyle w:val="ListBullet2"/>
-      </w:pPr>
-      <w:r>
-        <w:rPr>
-          <w:b w:val="0"/>
-          <w:color w:val="4A4A49"/>
-          <w:sz w:val="22"/>
-        </w:rPr>
-        <w:t>La forma es RAISE EXCEPTION 'ERROR: la mascota % no existe', p_id_mascota; y hay cuatro cosas que decir sobre esa linea.</w:t>
-      </w:r>
-    </w:p>
-    <w:p>
-      <w:pPr>
-        <w:pStyle w:val="ListBullet2"/>
-      </w:pPr>
-      <w:r>
-        <w:rPr>
-          <w:b w:val="0"/>
-          <w:color w:val="4A4A49"/>
-          <w:sz w:val="22"/>
-        </w:rPr>
-        <w:t>Primera, el signo de porcentaje es el marcador de sustitucion de PL/pgSQL: se reemplaza, en orden, por las expresiones que siguen a la coma, y si hay mas marcadores que expresiones el motor lanza un error de formato.</w:t>
-      </w:r>
-    </w:p>
-    <w:p>
-      <w:pPr>
-        <w:pStyle w:val="ListBullet2"/>
-      </w:pPr>
-      <w:r>
-        <w:rPr>
-          <w:b w:val="0"/>
-          <w:color w:val="4A4A49"/>
-          <w:sz w:val="22"/>
-        </w:rPr>
-        <w:t>Para imprimir un porcentaje literal se escribe dos veces.</w:t>
-      </w:r>
-    </w:p>
-    <w:p>
-      <w:pPr>
-        <w:pStyle w:val="ListBullet2"/>
-      </w:pPr>
-      <w:r>
-        <w:rPr>
-          <w:b w:val="0"/>
-          <w:color w:val="4A4A49"/>
-          <w:sz w:val="22"/>
-        </w:rPr>
-        <w:t>Segunda, el mensaje es parte de la interfaz publica del procedimiento: es lo que la aplicacion va a mostrar y lo que la bateria de pruebas va a verificar, asi que se escribe pensando en la recepcionista de la clínica y no en el programador.</w:t>
-      </w:r>
-    </w:p>
-    <w:p>
-      <w:pPr>
-        <w:pStyle w:val="ListBullet2"/>
-      </w:pPr>
-      <w:r>
-        <w:rPr>
-          <w:b w:val="0"/>
-          <w:color w:val="4A4A49"/>
-          <w:sz w:val="22"/>
-        </w:rPr>
-        <w:t>Tercera, y es lo decisivo: RAISE EXCEPTION aborta.</w:t>
-      </w:r>
-    </w:p>
-    <w:p>
-      <w:pPr>
-        <w:pStyle w:val="ListBullet2"/>
-      </w:pPr>
-      <w:r>
-        <w:rPr>
-          <w:b w:val="0"/>
-          <w:color w:val="4A4A49"/>
-          <w:sz w:val="22"/>
-        </w:rPr>
-        <w:t>Es imposible que quede una cita a medias, y no porque el codigo lo cuide, sino porque el motor lo garantiza.</w:t>
-      </w:r>
-    </w:p>
-    <w:p>
-      <w:pPr>
-        <w:pStyle w:val="ListBullet2"/>
-      </w:pPr>
-      <w:r>
-        <w:rPr>
-          <w:b w:val="0"/>
-          <w:color w:val="4A4A49"/>
-          <w:sz w:val="22"/>
-        </w:rPr>
-        <w:t>Cuarta, cada excepcion lleva un codigo SQLSTATE; el de un RAISE EXCEPTION sin mas indicaciones es P0001</w:t>
-      </w:r>
-    </w:p>
-    <w:p>
-      <w:pPr>
-        <w:pStyle w:val="ListBullet2"/>
-      </w:pPr>
-      <w:r>
-        <w:rPr>
-          <w:b w:val="0"/>
-          <w:color w:val="4A4A49"/>
-          <w:sz w:val="22"/>
-        </w:rPr>
-        <w:t>Y se puede fijar uno propio con USING ERRCODE, lo cual permite que la aplicacion distinga un error de negocio de un fallo de la base sin leer el texto del mensaje.</w:t>
-      </w:r>
-    </w:p>
-    <w:p>
-      <w:pPr>
-        <w:pStyle w:val="ListBullet2"/>
-      </w:pPr>
-      <w:r>
-        <w:rPr>
-          <w:b w:val="0"/>
-          <w:color w:val="4A4A49"/>
-          <w:sz w:val="22"/>
-        </w:rPr>
-        <w:t>Falta la mecanica de la primera validacion, que es donde el grupo se atora.</w:t>
-      </w:r>
-    </w:p>
-    <w:p>
-      <w:pPr>
-        <w:pStyle w:val="ListBullet2"/>
-      </w:pPr>
-      <w:r>
-        <w:rPr>
-          <w:b w:val="0"/>
-          <w:color w:val="4A4A49"/>
-          <w:sz w:val="22"/>
-        </w:rPr>
-        <w:t>Se escribe y despues IF NOT FOUND THEN.</w:t>
-      </w:r>
-    </w:p>
-    <w:p>
-      <w:pPr>
-        <w:pStyle w:val="ListBullet2"/>
-      </w:pPr>
-      <w:r>
-        <w:rPr>
-          <w:b w:val="0"/>
-          <w:color w:val="4A4A49"/>
-          <w:sz w:val="22"/>
-        </w:rPr>
-        <w:t>Ese es el error silencioso mas caro del dia y la razon por la que IF NOT FOUND va primero.</w:t>
-      </w:r>
-    </w:p>
-    <w:p>
-      <w:pPr>
-        <w:pStyle w:val="ListBullet2"/>
-      </w:pPr>
-      <w:r>
-        <w:rPr>
-          <w:b w:val="0"/>
-          <w:color w:val="4A4A49"/>
-          <w:sz w:val="22"/>
-        </w:rPr>
-        <w:t>Con clave primaria en el WHERE eso no puede ocurrir, y por eso hoy no se usa STRICT.</w:t>
-      </w:r>
-    </w:p>
-    <w:p>
-      <w:pPr>
-        <w:pStyle w:val="ListBullet2"/>
-      </w:pPr>
-      <w:r>
-        <w:rPr>
-          <w:b w:val="0"/>
-          <w:color w:val="4A4A49"/>
-          <w:sz w:val="22"/>
-        </w:rPr>
-        <w:t>NOTAS:</w:t>
-      </w:r>
-    </w:p>
-    <w:p>
-      <w:pPr>
-        <w:pStyle w:val="ListBullet2"/>
-      </w:pPr>
-      <w:r>
-        <w:rPr>
-          <w:b w:val="0"/>
-          <w:color w:val="4A4A49"/>
-          <w:sz w:val="22"/>
-        </w:rPr>
-        <w:t>No sale del procedimiento con un aviso, lanza un error que propaga hasta quien llamo, y todo lo que el procedimiento hubiera escrito antes se deshace.</w:t>
-      </w:r>
-    </w:p>
-    <w:p>
-      <w:pPr>
-        <w:pStyle w:val="ListBullet2"/>
-      </w:pPr>
-      <w:r>
-        <w:rPr>
-          <w:b w:val="0"/>
-          <w:color w:val="4A4A49"/>
-          <w:sz w:val="22"/>
-        </w:rPr>
-        <w:t>Eso ultimo se menciona y no se desarrolla: hoy basta con el texto.</w:t>
-      </w:r>
-    </w:p>
-    <w:p>
-      <w:pPr>
-        <w:pStyle w:val="ListBullet2"/>
-      </w:pPr>
-      <w:r>
-        <w:rPr>
-          <w:b w:val="0"/>
-          <w:color w:val="4A4A49"/>
-          <w:sz w:val="22"/>
-        </w:rPr>
-        <w:t>Hay que explicar por que funciona, porque no es evidente: en PL/pgSQL, un SELECT INTO deja una variable especial llamada FOUND en verdadero si devolvio al menos una fila y en falso si no devolvio ninguna, y NOT FOUND es simplemente su negacion.</w:t>
-      </w:r>
-    </w:p>
-    <w:p>
-      <w:pPr>
-        <w:pStyle w:val="ListBullet2"/>
-      </w:pPr>
-      <w:r>
-        <w:rPr>
-          <w:b w:val="0"/>
-          <w:color w:val="4A4A49"/>
-          <w:sz w:val="22"/>
-        </w:rPr>
-        <w:t>Y hay que decir tambien lo que NO pasa, porque es lo contrario de Oracle: si el SELECT INTO no encuentra nada, PL/pgSQL no lanza NO_DATA_FOUND, deja la variable en nulo y sigue adelante.</w:t>
-      </w:r>
-    </w:p>
-    <w:p>
-      <w:pPr>
-        <w:pStyle w:val="ListBullet2"/>
-      </w:pPr>
-      <w:r>
-        <w:rPr>
-          <w:b w:val="0"/>
-          <w:color w:val="4A4A49"/>
-          <w:sz w:val="22"/>
-        </w:rPr>
-        <w:t>Quien espere la excepcion de Oracle escribe un procedimiento que, ante una mascota inexistente, compara nulo contra 'S', obtiene nulo, entra por el ELSE y termina insertando la cita.</w:t>
-      </w:r>
-    </w:p>
-    <w:p>
-      <w:pPr>
-        <w:pStyle w:val="ListBullet2"/>
-      </w:pPr>
-      <w:r>
-        <w:rPr>
-          <w:b w:val="0"/>
-          <w:color w:val="4A4A49"/>
-          <w:sz w:val="22"/>
-        </w:rPr>
-        <w:t>Si el SELECT devuelve varias filas, en cambio, PL/pgSQL se queda con la primera sin avisar, salvo que se escriba STRICT, que entonces si lanza excepcion en los dos casos.</w:t>
-      </w:r>
-    </w:p>
-    <w:p>
-      <w:pPr>
-        <w:pStyle w:val="ListBullet2"/>
-      </w:pPr>
-      <w:r>
-        <w:rPr>
-          <w:b w:val="0"/>
-          <w:color w:val="4A4A49"/>
-          <w:sz w:val="22"/>
-        </w:rPr>
-        <w:t>CÓDIGO CITADO (referencia):</w:t>
-      </w:r>
-    </w:p>
-    <w:p>
-      <w:pPr>
-        <w:pStyle w:val="ListBullet2"/>
-      </w:pPr>
-      <w:r>
-        <w:rPr>
-          <w:b w:val="0"/>
-          <w:color w:val="4A4A49"/>
-          <w:sz w:val="22"/>
-        </w:rPr>
-        <w:t>SELECT activa INTO v_activa FROM mascota WHERE id_mascota = p_id_mascota</w:t>
-      </w:r>
-    </w:p>
-    <w:p>
-      <w:pPr>
-        <w:pStyle w:val="ListBullet2"/>
-      </w:pPr>
-      <w:r>
-        <w:rPr>
-          <w:b w:val="0"/>
-          <w:color w:val="4A4A49"/>
-          <w:sz w:val="22"/>
-        </w:rPr>
-        <w:t>Fuera de la lamina (habla de la practica): Esta es la parte que convierte una consulta con nombre en logica de negocio, y es el mecanismo que la pregunta 1 de la clase califica con treinta y cinco puntos.</w:t>
-      </w:r>
-    </w:p>
-    <w:p>
+    </w:p>
+    <w:p>
+      <w:r>
+        <w:rPr>
+          <w:b w:val="0"/>
+          <w:color w:val="4A4A49"/>
+          <w:sz w:val="22"/>
+        </w:rPr>
+        <w:t>QUÉ ES (dilo así): RAISE EXCEPTION lanza un error con un mensaje y aborta. No sale del procedimiento con un aviso: el error llega hasta quien llamó y todo lo que el procedimiento había escrito se deshace. Por eso es imposible que quede una cita a medias, y no porque el código lo cuide: lo garantiza el motor.</w:t>
+      </w:r>
+    </w:p>
+    <w:p>
+      <w:r>
+        <w:rPr>
+          <w:b w:val="0"/>
+          <w:color w:val="4A4A49"/>
+          <w:sz w:val="22"/>
+        </w:rPr>
+        <w:t>CÓMO DARLA (≈3 min):</w:t>
+      </w:r>
+    </w:p>
+    <w:p>
+      <w:pPr>
+        <w:pStyle w:val="ListBullet"/>
+      </w:pPr>
+      <w:r>
+        <w:rPr>
+          <w:b w:val="0"/>
+          <w:color w:val="4A4A49"/>
+          <w:sz w:val="22"/>
+        </w:rPr>
+        <w:t>Al entrar: La línea RAISE EXCEPTION 'ERROR: la mascota % no existe', p_id: el % se reemplaza por p_id (99) y el mensaje queda «ERROR: la mascota 99 no existe». Para un porcentaje literal se escribe %%.</w:t>
+      </w:r>
+    </w:p>
+    <w:p>
+      <w:pPr>
+        <w:pStyle w:val="ListBullet"/>
+      </w:pPr>
+      <w:r>
+        <w:rPr>
+          <w:b w:val="0"/>
+          <w:color w:val="4A4A49"/>
+          <w:sz w:val="22"/>
+        </w:rPr>
+        <w:t>Clic 1: Dentro del CALL: se hizo un INSERT, luego una validación falla y se lanza la excepción. La fila 3 que se había insertado desaparece: se deshizo.</w:t>
+      </w:r>
+    </w:p>
+    <w:p>
+      <w:pPr>
+        <w:pStyle w:val="ListBullet"/>
+      </w:pPr>
+      <w:r>
+        <w:rPr>
+          <w:b w:val="0"/>
+          <w:color w:val="4A4A49"/>
+          <w:sz w:val="22"/>
+        </w:rPr>
+        <w:t>Clic 2: La conclusión y la segunda idea: el mensaje es parte de la interfaz; se escribe para la recepcionista, no para el programador.</w:t>
+      </w:r>
+    </w:p>
+    <w:p>
+      <w:r>
+        <w:rPr>
+          <w:b w:val="0"/>
+          <w:color w:val="4A4A49"/>
+          <w:sz w:val="22"/>
+        </w:rPr>
+        <w:t>EJEMPLO: Si hay más % que valores, el motor responde «too few parameters specified for RAISE». Y todo RAISE EXCEPTION sin más lleva el código SQLSTATE P0001.</w:t>
+      </w:r>
+    </w:p>
+    <w:p>
+      <w:r>
+        <w:rPr>
+          <w:b w:val="0"/>
+          <w:color w:val="4A4A49"/>
+          <w:sz w:val="22"/>
+        </w:rPr>
+        <w:t>SI PREGUNTAN:</w:t>
+      </w:r>
+    </w:p>
+    <w:p>
+      <w:pPr>
+        <w:pStyle w:val="ListBullet"/>
+      </w:pPr>
+      <w:r>
+        <w:rPr>
+          <w:b w:val="0"/>
+          <w:color w:val="4A4A49"/>
+          <w:sz w:val="22"/>
+        </w:rPr>
+        <w:t>«¿Para qué sirve el SQLSTATE?» → Para que la aplicación distinga un error de negocio de un fallo de la base sin leer el texto. Se puede fijar uno propio con USING ERRCODE; hoy basta el mensaje.</w:t>
+      </w:r>
+    </w:p>
+    <w:p>
+      <w:r>
+        <w:rPr>
+          <w:b w:val="0"/>
+          <w:color w:val="4A4A49"/>
+          <w:sz w:val="22"/>
+        </w:rPr>
+        <w:t>CUIDADO: El orden natural es validar primero y escribir después; aun así, si algo falla tarde, el motor deshace lo escrito.</w:t>
+      </w:r>
+    </w:p>
+    <w:p>
+      <w:r>
+        <w:rPr>
+          <w:b w:val="0"/>
+          <w:color w:val="4A4A49"/>
+          <w:sz w:val="22"/>
+        </w:rPr>
+        <w:t>PASA A LA SIGUIENTE: Veámoslo con la regla que la FK no podía defender.</w:t>
+      </w:r>
+    </w:p>
+    <w:p>
+      <w:pPr>
+        <w:spacing w:before="200" w:after="60"/>
+      </w:pPr>
       <w:r>
         <w:rPr>
           <w:b/>
-          <w:color w:val="4A4A49"/>
-          <w:sz w:val="22"/>
+          <w:color w:val="1A1C1D"/>
+          <w:sz w:val="32"/>
         </w:rPr>
         <w:t>[Slide 10] RAISE EXCEPTION en accion: la mascota inactiva</w:t>
       </w:r>
-      <w:r>
-        <w:rPr>
-          <w:b w:val="0"/>
-          <w:color w:val="4A4A49"/>
-          <w:sz w:val="22"/>
-        </w:rPr>
-        <w:t xml:space="preserve"> — 14 vinetas.</w:t>
-      </w:r>
-    </w:p>
-    <w:p>
+    </w:p>
+    <w:p>
+      <w:r>
+        <w:rPr>
+          <w:b w:val="0"/>
+          <w:color w:val="4A4A49"/>
+          <w:sz w:val="22"/>
+        </w:rPr>
+        <w:t>QUÉ ES (dilo así): La regla que quedó pendiente en la Clase 1: una mascota inactiva no agenda. Un bloque DO la prueba con la mascota 3, Rocky, que existe pero está inactiva.</w:t>
+      </w:r>
+    </w:p>
+    <w:p>
+      <w:r>
+        <w:rPr>
+          <w:b w:val="0"/>
+          <w:color w:val="4A4A49"/>
+          <w:sz w:val="22"/>
+        </w:rPr>
+        <w:t>CÓMO DARLA (≈2 min):</w:t>
+      </w:r>
+    </w:p>
+    <w:p>
+      <w:pPr>
+        <w:pStyle w:val="ListBullet"/>
+      </w:pPr>
+      <w:r>
+        <w:rPr>
+          <w:b w:val="0"/>
+          <w:color w:val="4A4A49"/>
+          <w:sz w:val="22"/>
+        </w:rPr>
+        <w:t>Líneas 2-4: Un bloque DO, que se ejecuta una vez y no se guarda, con p_id_mascota = 3.</w:t>
+      </w:r>
+    </w:p>
+    <w:p>
+      <w:pPr>
+        <w:pStyle w:val="ListBullet"/>
+      </w:pPr>
+      <w:r>
+        <w:rPr>
+          <w:b w:val="0"/>
+          <w:color w:val="4A4A49"/>
+          <w:sz w:val="22"/>
+        </w:rPr>
+        <w:t>Líneas 5-8: IF NOT EXISTS (mascota con ese id Y activa = 'S'): consulta OTRA tabla, que es justo lo que un CHECK no puede hacer. Si no existe tal fila, RAISE EXCEPTION.</w:t>
+      </w:r>
+    </w:p>
+    <w:p>
+      <w:pPr>
+        <w:pStyle w:val="ListBullet"/>
+      </w:pPr>
+      <w:r>
+        <w:rPr>
+          <w:b w:val="0"/>
+          <w:color w:val="4A4A49"/>
+          <w:sz w:val="22"/>
+        </w:rPr>
+        <w:t>Línea 10: La salida real: ERROR: La mascota 3 no existe o esta inactiva.</w:t>
+      </w:r>
+    </w:p>
+    <w:p>
+      <w:pPr>
+        <w:pStyle w:val="ListBullet"/>
+      </w:pPr>
+      <w:r>
+        <w:rPr>
+          <w:b w:val="0"/>
+          <w:color w:val="4A4A49"/>
+          <w:sz w:val="22"/>
+        </w:rPr>
+        <w:t>Líneas 12-14: Los comentarios: RAISE EXCEPTION no solo avisa, deshace; por eso se valida primero y se escribe después.</w:t>
+      </w:r>
+    </w:p>
+    <w:p>
+      <w:r>
+        <w:rPr>
+          <w:b w:val="0"/>
+          <w:color w:val="4A4A49"/>
+          <w:sz w:val="22"/>
+        </w:rPr>
+        <w:t>EJEMPLO: Con p_id_mascota = 1 (Firulais, activa) el bloque termina sin mensaje: la condición del IF es falsa.</w:t>
+      </w:r>
+    </w:p>
+    <w:p>
+      <w:r>
+        <w:rPr>
+          <w:b w:val="0"/>
+          <w:color w:val="4A4A49"/>
+          <w:sz w:val="22"/>
+        </w:rPr>
+        <w:t>SI PREGUNTAN:</w:t>
+      </w:r>
+    </w:p>
+    <w:p>
+      <w:pPr>
+        <w:pStyle w:val="ListBullet"/>
+      </w:pPr>
+      <w:r>
+        <w:rPr>
+          <w:b w:val="0"/>
+          <w:color w:val="4A4A49"/>
+          <w:sz w:val="22"/>
+        </w:rPr>
+        <w:t>«¿Por qué un solo mensaje para «no existe» y «está inactiva»?» → Aquí se juntan para mostrar el mecanismo. En el procedimiento de la siguiente lámina se separan, porque la aplicación necesita distinguirlos.</w:t>
+      </w:r>
+    </w:p>
+    <w:p>
+      <w:r>
+        <w:rPr>
+          <w:b w:val="0"/>
+          <w:color w:val="4A4A49"/>
+          <w:sz w:val="22"/>
+        </w:rPr>
+        <w:t>PASA A LA SIGUIENTE: El mismo mecanismo dentro del procedimiento real de la clínica.</w:t>
+      </w:r>
+    </w:p>
+    <w:p>
+      <w:pPr>
+        <w:spacing w:before="200" w:after="60"/>
+      </w:pPr>
       <w:r>
         <w:rPr>
           <w:b/>
-          <w:color w:val="4A4A49"/>
-          <w:sz w:val="22"/>
+          <w:color w:val="1A1C1D"/>
+          <w:sz w:val="32"/>
         </w:rPr>
         <w:t>[Slide 11] El molde de PL/pgSQL y la validacion que aborta</w:t>
       </w:r>
-      <w:r>
-        <w:rPr>
-          <w:b w:val="0"/>
-          <w:color w:val="4A4A49"/>
-          <w:sz w:val="22"/>
-        </w:rPr>
-        <w:t xml:space="preserve"> — 18 vinetas.</w:t>
-      </w:r>
-    </w:p>
-    <w:p>
+    </w:p>
+    <w:p>
+      <w:r>
+        <w:rPr>
+          <w:b w:val="0"/>
+          <w:color w:val="4A4A49"/>
+          <w:sz w:val="22"/>
+        </w:rPr>
+        <w:t>QUÉ ES (dilo así): El procedimiento central de la clase, con su molde completo y sus tres validaciones: la mascota debe existir, debe estar activa y la franja del veterinario debe estar libre. Si alguna falla, el CALL aborta y no inserta nada.</w:t>
+      </w:r>
+    </w:p>
+    <w:p>
+      <w:r>
+        <w:rPr>
+          <w:b w:val="0"/>
+          <w:color w:val="4A4A49"/>
+          <w:sz w:val="22"/>
+        </w:rPr>
+        <w:t>CÓMO DARLA (≈3 min):</w:t>
+      </w:r>
+    </w:p>
+    <w:p>
+      <w:pPr>
+        <w:pStyle w:val="ListBullet"/>
+      </w:pPr>
+      <w:r>
+        <w:rPr>
+          <w:b w:val="0"/>
+          <w:color w:val="4A4A49"/>
+          <w:sz w:val="22"/>
+        </w:rPr>
+        <w:t>Líneas 1-2: Tres parámetros: mascota, veterinario y fecha_hora. id_cita no se pasa porque es SERIAL.</w:t>
+      </w:r>
+    </w:p>
+    <w:p>
+      <w:pPr>
+        <w:pStyle w:val="ListBullet"/>
+      </w:pPr>
+      <w:r>
+        <w:rPr>
+          <w:b w:val="0"/>
+          <w:color w:val="4A4A49"/>
+          <w:sz w:val="22"/>
+        </w:rPr>
+        <w:t>Línea 3: LANGUAGE plpgsql AS $proc$: ni IS, ni VARCHAR2, ni barra final.</w:t>
+      </w:r>
+    </w:p>
+    <w:p>
+      <w:pPr>
+        <w:pStyle w:val="ListBullet"/>
+      </w:pPr>
+      <w:r>
+        <w:rPr>
+          <w:b w:val="0"/>
+          <w:color w:val="4A4A49"/>
+          <w:sz w:val="22"/>
+        </w:rPr>
+        <w:t>Líneas 6-9: SELECT activa INTO v_activa y, enseguida, IF NOT FOUND: la mascota no existe.</w:t>
+      </w:r>
+    </w:p>
+    <w:p>
+      <w:pPr>
+        <w:pStyle w:val="ListBullet"/>
+      </w:pPr>
+      <w:r>
+        <w:rPr>
+          <w:b w:val="0"/>
+          <w:color w:val="4A4A49"/>
+          <w:sz w:val="22"/>
+        </w:rPr>
+        <w:t>Líneas 10-12: IF v_activa &lt;&gt; 'S': la mascota está inactiva.</w:t>
+      </w:r>
+    </w:p>
+    <w:p>
+      <w:pPr>
+        <w:pStyle w:val="ListBullet"/>
+      </w:pPr>
+      <w:r>
+        <w:rPr>
+          <w:b w:val="0"/>
+          <w:color w:val="4A4A49"/>
+          <w:sz w:val="22"/>
+        </w:rPr>
+        <w:t>Líneas 13-16: IF EXISTS una cita no cancelada del mismo veterinario a esa hora: la franja está ocupada. Una cita CANCELADA no cuenta, porque libera la franja.</w:t>
+      </w:r>
+    </w:p>
+    <w:p>
+      <w:pPr>
+        <w:pStyle w:val="ListBullet"/>
+      </w:pPr>
+      <w:r>
+        <w:rPr>
+          <w:b w:val="0"/>
+          <w:color w:val="4A4A49"/>
+          <w:sz w:val="22"/>
+        </w:rPr>
+        <w:t>Líneas 17-19: Solo si las tres pasan, el INSERT con estado 'PROGRAMADA'.</w:t>
+      </w:r>
+    </w:p>
+    <w:p>
+      <w:r>
+        <w:rPr>
+          <w:b w:val="0"/>
+          <w:color w:val="4A4A49"/>
+          <w:sz w:val="22"/>
+        </w:rPr>
+        <w:t>EJEMPLO: CALL sp_agendar_cita(1, 2, TIMESTAMP '2026-09-15 10:00:00') inserta; con la mascota 3 responde «ERROR: la mascota 3 esta inactiva», con la 99 «ERROR: la mascota 99 no existe», y CALL sp_agendar_cita(2, 1, TIMESTAMP '2026-09-01 08:00:00') «ERROR: el veterinario 1 ya tiene cita en 2026-09-01 08:00:00». Ninguno de los tres deja filas nuevas. El cliente muestra «ERROR:  ERROR: …» porque el mensaje ya trae la palabra ERROR.</w:t>
+      </w:r>
+    </w:p>
+    <w:p>
+      <w:r>
+        <w:rPr>
+          <w:b w:val="0"/>
+          <w:color w:val="4A4A49"/>
+          <w:sz w:val="22"/>
+        </w:rPr>
+        <w:t>SI PREGUNTAN:</w:t>
+      </w:r>
+    </w:p>
+    <w:p>
+      <w:pPr>
+        <w:pStyle w:val="ListBullet"/>
+      </w:pPr>
+      <w:r>
+        <w:rPr>
+          <w:b w:val="0"/>
+          <w:color w:val="4A4A49"/>
+          <w:sz w:val="22"/>
+        </w:rPr>
+        <w:t>«¿Por qué IF NOT FOUND va antes que el IF de activa?» → Porque un SELECT INTO sin filas no lanza error en PL/pgSQL: deja v_activa en NULL, y NULL &lt;&gt; 'S' no entra al IF. Sin NOT FOUND, el INSERT llega a la FK y sale un error técnico de clave foránea en vez del mensaje del contrato.</w:t>
+      </w:r>
+    </w:p>
+    <w:p>
+      <w:pPr>
+        <w:pStyle w:val="ListBullet"/>
+      </w:pPr>
+      <w:r>
+        <w:rPr>
+          <w:b w:val="0"/>
+          <w:color w:val="4A4A49"/>
+          <w:sz w:val="22"/>
+        </w:rPr>
+        <w:t>«Si ya está el IF EXISTS, ¿para qué la restricción de unicidad?» → Porque el IF EXISTS es código: dos sesiones a la vez pueden pasar las dos la comprobación. La restricción la garantiza el motor; el IF EXISTS da el mensaje claro. El porqué completo es de la Clase 10.</w:t>
+      </w:r>
+    </w:p>
+    <w:p>
+      <w:r>
+        <w:rPr>
+          <w:b w:val="0"/>
+          <w:color w:val="4A4A49"/>
+          <w:sz w:val="22"/>
+        </w:rPr>
+        <w:t>CUIDADO: La leyenda lo dice: con el mensaje en un parámetro OUT, el INSERT seguiría corriendo. El error se lanza, no se devuelve.</w:t>
+      </w:r>
+    </w:p>
+    <w:p>
+      <w:r>
+        <w:rPr>
+          <w:b w:val="0"/>
+          <w:color w:val="4A4A49"/>
+          <w:sz w:val="22"/>
+        </w:rPr>
+        <w:t>PASA A LA SIGUIENTE: ¿Toda la lógica debe ir en la base? La respuesta honesta.</w:t>
+      </w:r>
+    </w:p>
+    <w:p>
+      <w:pPr>
+        <w:spacing w:before="200" w:after="60"/>
+      </w:pPr>
       <w:r>
         <w:rPr>
           <w:b/>
-          <w:color w:val="4A4A49"/>
-          <w:sz w:val="22"/>
+          <w:color w:val="1A1C1D"/>
+          <w:sz w:val="32"/>
         </w:rPr>
         <w:t>[Slide 12] Donde debe vivir la logica de negocio: la respuesta honesta</w:t>
       </w:r>
-      <w:r>
-        <w:rPr>
-          <w:b w:val="0"/>
-          <w:color w:val="4A4A49"/>
-          <w:sz w:val="22"/>
-        </w:rPr>
-        <w:t xml:space="preserve"> — 4 vinetas.</w:t>
-      </w:r>
-    </w:p>
-    <w:p>
-      <w:pPr>
-        <w:pStyle w:val="ListBullet2"/>
-      </w:pPr>
-      <w:r>
-        <w:rPr>
-          <w:b w:val="0"/>
-          <w:color w:val="4A4A49"/>
-          <w:sz w:val="22"/>
-        </w:rPr>
-        <w:t>DESARROLLO (para explicarlo, no se proyecta):</w:t>
-      </w:r>
-    </w:p>
-    <w:p>
-      <w:pPr>
-        <w:pStyle w:val="ListBullet2"/>
-      </w:pPr>
-      <w:r>
-        <w:rPr>
-          <w:b w:val="0"/>
-          <w:color w:val="4A4A49"/>
-          <w:sz w:val="22"/>
-        </w:rPr>
-        <w:t>La pregunta de fondo es donde debe vivir la logica de negocio, y merece respuesta honesta y no dogmatica, porque hay equipos serios en las dos orillas.</w:t>
-      </w:r>
-    </w:p>
-    <w:p>
-      <w:pPr>
-        <w:pStyle w:val="ListBullet2"/>
-      </w:pPr>
-      <w:r>
-        <w:rPr>
-          <w:b w:val="0"/>
-          <w:color w:val="4A4A49"/>
-          <w:sz w:val="22"/>
-        </w:rPr>
-        <w:t>Primero, la regla se cumple aunque alguien entre por fuera de la aplicacion: un guion de migracion, una herramienta de administracion, una segunda aplicacion escrita el proximo semestre.</w:t>
-      </w:r>
-    </w:p>
-    <w:p>
-      <w:pPr>
-        <w:pStyle w:val="ListBullet2"/>
-      </w:pPr>
-      <w:r>
-        <w:rPr>
-          <w:b w:val="0"/>
-          <w:color w:val="4A4A49"/>
-          <w:sz w:val="22"/>
-        </w:rPr>
-        <w:t>Tercero, y aqui se amarra con la Clase 2, permite un modelo de permisos mas fino: se puede hacer GRANT EXECUTE ON PROCEDURE sp_agendar_cita TO recepcion y a la vez no otorgar INSERT sobre cita</w:t>
-      </w:r>
-    </w:p>
-    <w:p>
-      <w:pPr>
-        <w:pStyle w:val="ListBullet2"/>
-      </w:pPr>
-      <w:r>
-        <w:rPr>
-          <w:b w:val="0"/>
-          <w:color w:val="4A4A49"/>
-          <w:sz w:val="22"/>
-        </w:rPr>
-        <w:t>Con lo cual la recepcionista agenda citas pero no inserta filas arbitrarias ni corrige estados a mano.</w:t>
-      </w:r>
-    </w:p>
-    <w:p>
-      <w:pPr>
-        <w:pStyle w:val="ListBullet2"/>
-      </w:pPr>
-      <w:r>
-        <w:rPr>
-          <w:b w:val="0"/>
-          <w:color w:val="4A4A49"/>
-          <w:sz w:val="22"/>
-        </w:rPr>
-        <w:t>Se nombra hoy y se usa en la Clase 12.</w:t>
-      </w:r>
-    </w:p>
-    <w:p>
-      <w:pPr>
-        <w:pStyle w:val="ListBullet2"/>
-      </w:pPr>
-      <w:r>
-        <w:rPr>
-          <w:b w:val="0"/>
-          <w:color w:val="4A4A49"/>
-          <w:sz w:val="22"/>
-        </w:rPr>
-        <w:t>En contra hay argumentos igual de legitimos: el codigo del procedimiento no se versiona con la naturalidad del codigo de aplicacion</w:t>
-      </w:r>
-    </w:p>
-    <w:p>
-      <w:pPr>
-        <w:pStyle w:val="ListBullet2"/>
-      </w:pPr>
-      <w:r>
-        <w:rPr>
-          <w:b w:val="0"/>
-          <w:color w:val="4A4A49"/>
-          <w:sz w:val="22"/>
-        </w:rPr>
-        <w:t>Porque si nadie guarda el archivo sql en un repositorio la unica copia esta dentro del motor; probarlo automaticamente es mas incomodo</w:t>
-      </w:r>
-    </w:p>
-    <w:p>
-      <w:pPr>
-        <w:pStyle w:val="ListBullet2"/>
-      </w:pPr>
-      <w:r>
-        <w:rPr>
-          <w:b w:val="0"/>
-          <w:color w:val="4A4A49"/>
-          <w:sz w:val="22"/>
-        </w:rPr>
-        <w:t>Y por eso la bateria de hoy se escribe a mano; y ata el sistema al motor, ya que llevar estos procedimientos a Oracle o a MySQL implica reescribirlos, no traducirlos.</w:t>
-      </w:r>
-    </w:p>
-    <w:p>
-      <w:pPr>
-        <w:pStyle w:val="ListBullet2"/>
-      </w:pPr>
-      <w:r>
-        <w:rPr>
-          <w:b w:val="0"/>
-          <w:color w:val="4A4A49"/>
-          <w:sz w:val="22"/>
-        </w:rPr>
-        <w:t>El criterio de oficio, no ley, es este: en la base van los invariantes que no pueden violarse nunca, como que el stock no quede negativo o que una mascota inactiva no agende</w:t>
-      </w:r>
-    </w:p>
-    <w:p>
-      <w:pPr>
-        <w:pStyle w:val="ListBullet2"/>
-      </w:pPr>
-      <w:r>
-        <w:rPr>
-          <w:b w:val="0"/>
-          <w:color w:val="4A4A49"/>
-          <w:sz w:val="22"/>
-        </w:rPr>
-        <w:t>Y las operaciones de varias sentencias que deben ocurrir juntas; en la aplicacion van la orquestacion, la interfaz y las reglas volatiles.</w:t>
-      </w:r>
-    </w:p>
-    <w:p>
-      <w:pPr>
-        <w:pStyle w:val="ListBullet2"/>
-      </w:pPr>
-      <w:r>
-        <w:rPr>
-          <w:b w:val="0"/>
-          <w:color w:val="4A4A49"/>
-          <w:sz w:val="22"/>
-        </w:rPr>
-        <w:t>Senal de alerta util: si una regla cambio mas de una vez en el semestre, probablemente no debia estar fija dentro de un procedimiento.</w:t>
-      </w:r>
-    </w:p>
-    <w:p>
-      <w:pPr>
-        <w:pStyle w:val="ListBullet2"/>
-      </w:pPr>
-      <w:r>
-        <w:rPr>
-          <w:b w:val="0"/>
-          <w:color w:val="4A4A49"/>
-          <w:sz w:val="22"/>
-        </w:rPr>
-        <w:t>NOTAS:</w:t>
-      </w:r>
-    </w:p>
-    <w:p>
-      <w:pPr>
-        <w:pStyle w:val="ListBullet2"/>
-      </w:pPr>
-      <w:r>
-        <w:rPr>
-          <w:b w:val="0"/>
-          <w:color w:val="4A4A49"/>
-          <w:sz w:val="22"/>
-        </w:rPr>
-        <w:t>A favor de la base de datos hay tres argumentos duros.</w:t>
-      </w:r>
-    </w:p>
-    <w:p>
-      <w:pPr>
-        <w:pStyle w:val="ListBullet2"/>
-      </w:pPr>
-      <w:r>
-        <w:rPr>
-          <w:b w:val="0"/>
-          <w:color w:val="4A4A49"/>
-          <w:sz w:val="22"/>
-        </w:rPr>
-        <w:t>Segundo, se ahorran viajes de red cuando la operacion implica varias sentencias encadenadas.</w:t>
-      </w:r>
-    </w:p>
-    <w:p>
-      <w:pPr>
-        <w:pStyle w:val="ListBullet2"/>
-      </w:pPr>
-      <w:r>
-        <w:rPr>
-          <w:b w:val="0"/>
-          <w:color w:val="4A4A49"/>
-          <w:sz w:val="22"/>
-        </w:rPr>
-        <w:t>Eso es minimo privilegio hecho codigo, y conviene senalar el matiz: en PostgreSQL el cuerpo se ejecuta con los privilegios de quien llama, salvo que el procedimiento se declare SECURITY DEFINER, que es lo que lo hace ejecutarse con los del propietario.</w:t>
-      </w:r>
-    </w:p>
-    <w:p>
-      <w:pPr>
-        <w:pStyle w:val="ListBullet2"/>
-      </w:pPr>
-      <w:r>
-        <w:rPr>
-          <w:b w:val="0"/>
-          <w:color w:val="4A4A49"/>
-          <w:sz w:val="22"/>
-        </w:rPr>
-        <w:t>Sin esa clausula, dar EXECUTE no alcanza.</w:t>
-      </w:r>
-    </w:p>
-    <w:p>
+    </w:p>
+    <w:p>
+      <w:r>
+        <w:rPr>
+          <w:b w:val="0"/>
+          <w:color w:val="4A4A49"/>
+          <w:sz w:val="22"/>
+        </w:rPr>
+        <w:t>QUÉ ES (dilo así): La pregunta de fondo no tiene respuesta dogmática. A favor de la base: la regla se cumple aunque alguien entre por fuera de la aplicación, se ahorran viajes de red y se pueden dar permisos más finos. En contra: se versiona peor, se prueba con más esfuerzo y ata el sistema al motor. El criterio: en la base van las reglas que nunca pueden violarse.</w:t>
+      </w:r>
+    </w:p>
+    <w:p>
+      <w:r>
+        <w:rPr>
+          <w:b w:val="0"/>
+          <w:color w:val="4A4A49"/>
+          <w:sz w:val="22"/>
+        </w:rPr>
+        <w:t>CÓMO DARLA (≈3 min):</w:t>
+      </w:r>
+    </w:p>
+    <w:p>
+      <w:pPr>
+        <w:pStyle w:val="ListBullet"/>
+      </w:pPr>
+      <w:r>
+        <w:rPr>
+          <w:b w:val="0"/>
+          <w:color w:val="4A4A49"/>
+          <w:sz w:val="22"/>
+        </w:rPr>
+        <w:t>Al entrar: Tres entradas, aplicación, migración y consola, pasan por sp_agendar_cita antes de llegar a cita. «La regla se cumple entre por donde se entre».</w:t>
+      </w:r>
+    </w:p>
+    <w:p>
+      <w:pPr>
+        <w:pStyle w:val="ListBullet"/>
+      </w:pPr>
+      <w:r>
+        <w:rPr>
+          <w:b w:val="0"/>
+          <w:color w:val="4A4A49"/>
+          <w:sz w:val="22"/>
+        </w:rPr>
+        <w:t>Clic 1: Los permisos: GRANT EXECUTE sobre el procedimiento sí, GRANT INSERT sobre cita no. Lee el aviso: eso solo funciona si el procedimiento es SECURITY DEFINER (corre con los permisos de su dueño); sin esa cláusula corre con los de quien llama y el INSERT se niega.</w:t>
+      </w:r>
+    </w:p>
+    <w:p>
+      <w:pPr>
+        <w:pStyle w:val="ListBullet"/>
+      </w:pPr>
+      <w:r>
+        <w:rPr>
+          <w:b w:val="0"/>
+          <w:color w:val="4A4A49"/>
+          <w:sz w:val="22"/>
+        </w:rPr>
+        <w:t>Clic 2: A favor y en contra. Cierra con el criterio de oficio: invariantes en la base; orquestación, interfaz y reglas que cambian seguido, en la aplicación.</w:t>
+      </w:r>
+    </w:p>
+    <w:p>
+      <w:r>
+        <w:rPr>
+          <w:b w:val="0"/>
+          <w:color w:val="4A4A49"/>
+          <w:sz w:val="22"/>
+        </w:rPr>
+        <w:t>EJEMPLO: Invariantes de la clínica: el stock nunca negativo y la mascota inactiva que no agenda. Regla volátil: el descuento de temporada, que cambia cada mes.</w:t>
+      </w:r>
+    </w:p>
+    <w:p>
+      <w:r>
+        <w:rPr>
+          <w:b w:val="0"/>
+          <w:color w:val="4A4A49"/>
+          <w:sz w:val="22"/>
+        </w:rPr>
+        <w:t>SI PREGUNTAN:</w:t>
+      </w:r>
+    </w:p>
+    <w:p>
+      <w:pPr>
+        <w:pStyle w:val="ListBullet"/>
+      </w:pPr>
+      <w:r>
+        <w:rPr>
+          <w:b w:val="0"/>
+          <w:color w:val="4A4A49"/>
+          <w:sz w:val="22"/>
+        </w:rPr>
+        <w:t>«¿Un procedimiento es más rápido?» → Ahorra viajes de red y análisis repetido, pero no arregla una consulta mal escrita; eso se ve en las Clases 6 y 7. En el navegador la mejora de red no se puede medir.</w:t>
+      </w:r>
+    </w:p>
+    <w:p>
+      <w:r>
+        <w:rPr>
+          <w:b w:val="0"/>
+          <w:color w:val="4A4A49"/>
+          <w:sz w:val="22"/>
+        </w:rPr>
+        <w:t>CUIDADO: SECURITY DEFINER se nombra hoy y se usa en la Clase 12; no prometas que dar EXECUTE basta.</w:t>
+      </w:r>
+    </w:p>
+    <w:p>
+      <w:r>
+        <w:rPr>
+          <w:b w:val="0"/>
+          <w:color w:val="4A4A49"/>
+          <w:sz w:val="22"/>
+        </w:rPr>
+        <w:t>PASA A LA SIGUIENTE: Uno de los argumentos a favor merece su lámina: la inyección de SQL.</w:t>
+      </w:r>
+    </w:p>
+    <w:p>
+      <w:pPr>
+        <w:spacing w:before="200" w:after="60"/>
+      </w:pPr>
       <w:r>
         <w:rPr>
           <w:b/>
-          <w:color w:val="4A4A49"/>
-          <w:sz w:val="22"/>
+          <w:color w:val="1A1C1D"/>
+          <w:sz w:val="32"/>
         </w:rPr>
         <w:t>[Slide 13] La inyeccion de SQL, explicada y no solo mencionada</w:t>
       </w:r>
-      <w:r>
-        <w:rPr>
-          <w:b w:val="0"/>
-          <w:color w:val="4A4A49"/>
-          <w:sz w:val="22"/>
-        </w:rPr>
-        <w:t xml:space="preserve"> — 3 vinetas.</w:t>
-      </w:r>
-    </w:p>
-    <w:p>
-      <w:pPr>
-        <w:pStyle w:val="ListBullet2"/>
-      </w:pPr>
-      <w:r>
-        <w:rPr>
-          <w:b w:val="0"/>
-          <w:color w:val="4A4A49"/>
-          <w:sz w:val="22"/>
-        </w:rPr>
-        <w:t>DESARROLLO (para explicarlo, no se proyecta):</w:t>
-      </w:r>
-    </w:p>
-    <w:p>
-      <w:pPr>
-        <w:pStyle w:val="ListBullet2"/>
-      </w:pPr>
-      <w:r>
-        <w:rPr>
-          <w:b w:val="0"/>
-          <w:color w:val="4A4A49"/>
-          <w:sz w:val="22"/>
-        </w:rPr>
-        <w:t>La inyeccion de SQL merece parrafo propio porque es el argumento de seguridad mas concreto de la clase y casi siempre se menciona sin explicarlo.</w:t>
-      </w:r>
-    </w:p>
-    <w:p>
-      <w:pPr>
-        <w:pStyle w:val="ListBullet2"/>
-      </w:pPr>
-      <w:r>
-        <w:rPr>
-          <w:b w:val="0"/>
-          <w:color w:val="4A4A49"/>
-          <w:sz w:val="22"/>
-        </w:rPr>
-        <w:t>Si escribe Luna todo va bien; si escribe Luna' OR '1'='1 la condicion se vuelve siempre verdadera y la pantalla devuelve el listado completo de mascotas de la clinica; si escribe '</w:t>
-      </w:r>
-    </w:p>
-    <w:p>
-      <w:pPr>
-        <w:pStyle w:val="ListBullet2"/>
-      </w:pPr>
-      <w:r>
-        <w:rPr>
-          <w:b w:val="0"/>
-          <w:color w:val="4A4A49"/>
-          <w:sz w:val="22"/>
-        </w:rPr>
-        <w:t>Un procedimiento con parametros cierra ese agujero por un motivo tecnico preciso: el valor viaja como parametro</w:t>
-      </w:r>
-    </w:p>
-    <w:p>
-      <w:pPr>
-        <w:pStyle w:val="ListBullet2"/>
-      </w:pPr>
-      <w:r>
-        <w:rPr>
-          <w:b w:val="0"/>
-          <w:color w:val="4A4A49"/>
-          <w:sz w:val="22"/>
-        </w:rPr>
-        <w:t>Es decir el motor ya analizo y planifico la sentencia antes de conocer el contenido, asi que ese contenido no vuelve a pasar por el analizador sintactico y no puede convertirse en instrucciones.</w:t>
-      </w:r>
-    </w:p>
-    <w:p>
-      <w:pPr>
-        <w:pStyle w:val="ListBullet2"/>
-      </w:pPr>
-      <w:r>
-        <w:rPr>
-          <w:b w:val="0"/>
-          <w:color w:val="4A4A49"/>
-          <w:sz w:val="22"/>
-        </w:rPr>
-        <w:t>Aqui hace falta el matiz que distingue una clase buena de una recitada: el procedimiento no es inmune por ser procedimiento.</w:t>
-      </w:r>
-    </w:p>
-    <w:p>
-      <w:pPr>
-        <w:pStyle w:val="ListBullet2"/>
-      </w:pPr>
-      <w:r>
-        <w:rPr>
-          <w:b w:val="0"/>
-          <w:color w:val="4A4A49"/>
-          <w:sz w:val="22"/>
-        </w:rPr>
-        <w:t>En PL/pgSQL la forma correcta de armar una sentencia dinamica es EXECUTE 'SELECT...</w:t>
-      </w:r>
-    </w:p>
-    <w:p>
-      <w:pPr>
-        <w:pStyle w:val="ListBullet2"/>
-      </w:pPr>
-      <w:r>
-        <w:rPr>
-          <w:b w:val="0"/>
-          <w:color w:val="4A4A49"/>
-          <w:sz w:val="22"/>
-        </w:rPr>
-        <w:t>WHERE nombre = $1' USING p_nombre, o construir el texto con format y los marcadores %L para valores y %I para identificadores, que escapan lo que reciben.</w:t>
-      </w:r>
-    </w:p>
-    <w:p>
-      <w:pPr>
-        <w:pStyle w:val="ListBullet2"/>
-      </w:pPr>
-      <w:r>
-        <w:rPr>
-          <w:b w:val="0"/>
-          <w:color w:val="4A4A49"/>
-          <w:sz w:val="22"/>
-        </w:rPr>
-        <w:t>Regla dura para el proyecto: ningun dato de usuario se concatena dentro de una sentencia, ni en la aplicacion ni dentro del procedimiento.</w:t>
-      </w:r>
-    </w:p>
-    <w:p>
-      <w:pPr>
-        <w:pStyle w:val="ListBullet2"/>
-      </w:pPr>
-      <w:r>
-        <w:rPr>
-          <w:b w:val="0"/>
-          <w:color w:val="4A4A49"/>
-          <w:sz w:val="22"/>
-        </w:rPr>
-        <w:t>Ese principio se retoma en la Clase 12.</w:t>
-      </w:r>
-    </w:p>
-    <w:p>
-      <w:pPr>
-        <w:pStyle w:val="ListBullet2"/>
-      </w:pPr>
-      <w:r>
-        <w:rPr>
-          <w:b w:val="0"/>
-          <w:color w:val="4A4A49"/>
-          <w:sz w:val="22"/>
-        </w:rPr>
-        <w:t>NOTAS:</w:t>
-      </w:r>
-    </w:p>
-    <w:p>
-      <w:pPr>
-        <w:pStyle w:val="ListBullet2"/>
-      </w:pPr>
-      <w:r>
-        <w:rPr>
-          <w:b w:val="0"/>
-          <w:color w:val="4A4A49"/>
-          <w:sz w:val="22"/>
-        </w:rPr>
-        <w:t>Ocurre cuando la aplicacion arma la consulta pegando texto que escribio el usuario, y ese texto termina interpretado por el motor como codigo y no como dato.</w:t>
-      </w:r>
-    </w:p>
-    <w:p>
-      <w:pPr>
-        <w:pStyle w:val="ListBullet2"/>
-      </w:pPr>
-      <w:r>
-        <w:rPr>
-          <w:b w:val="0"/>
-          <w:color w:val="4A4A49"/>
-          <w:sz w:val="22"/>
-        </w:rPr>
-        <w:t>En la clínica seria una pantalla de busqueda que construye SELECT * FROM mascota WHERE nombre = seguido de lo que el usuario digito entre comillas.</w:t>
-      </w:r>
-    </w:p>
-    <w:p>
-      <w:pPr>
-        <w:pStyle w:val="ListBullet2"/>
-      </w:pPr>
-      <w:r>
-        <w:rPr>
-          <w:b w:val="0"/>
-          <w:color w:val="4A4A49"/>
-          <w:sz w:val="22"/>
-        </w:rPr>
-        <w:t>DELETE FROM cita; -- el motor recibe dos sentencias y la segunda borra la agenda.</w:t>
-      </w:r>
-    </w:p>
-    <w:p>
-      <w:pPr>
-        <w:pStyle w:val="ListBullet2"/>
-      </w:pPr>
-      <w:r>
-        <w:rPr>
-          <w:b w:val="0"/>
-          <w:color w:val="4A4A49"/>
-          <w:sz w:val="22"/>
-        </w:rPr>
-        <w:t>Si dentro del cuerpo alguien escribe EXECUTE 'SELECT...</w:t>
-      </w:r>
-    </w:p>
-    <w:p>
-      <w:pPr>
-        <w:pStyle w:val="ListBullet2"/>
-      </w:pPr>
-      <w:r>
-        <w:rPr>
-          <w:b w:val="0"/>
-          <w:color w:val="4A4A49"/>
-          <w:sz w:val="22"/>
-        </w:rPr>
-        <w:t>WHERE nombre = ' || p_nombre, el agujero se reabre igual, ahora escondido un nivel mas abajo y por lo tanto mas dificil de auditar.</w:t>
-      </w:r>
-    </w:p>
-    <w:p>
+    </w:p>
+    <w:p>
+      <w:r>
+        <w:rPr>
+          <w:b w:val="0"/>
+          <w:color w:val="4A4A49"/>
+          <w:sz w:val="22"/>
+        </w:rPr>
+        <w:t>QUÉ ES (dilo así): La inyección ocurre cuando la aplicación arma la consulta pegando texto que escribió el usuario, y ese texto termina interpretado como código. Un parámetro lo evita por un motivo preciso: el motor analiza la sentencia antes de conocer el valor, así que el valor nunca vuelve a pasar por el analizador.</w:t>
+      </w:r>
+    </w:p>
+    <w:p>
+      <w:r>
+        <w:rPr>
+          <w:b w:val="0"/>
+          <w:color w:val="4A4A49"/>
+          <w:sz w:val="22"/>
+        </w:rPr>
+        <w:t>CÓMO DARLA (≈3 min):</w:t>
+      </w:r>
+    </w:p>
+    <w:p>
+      <w:pPr>
+        <w:pStyle w:val="ListBullet"/>
+      </w:pPr>
+      <w:r>
+        <w:rPr>
+          <w:b w:val="0"/>
+          <w:color w:val="4A4A49"/>
+          <w:sz w:val="22"/>
+        </w:rPr>
+        <w:t>Al entrar: El usuario escribe Luna, la aplicación arma … WHERE nombre = 'Luna' y devuelve a Luna. Todo bien.</w:t>
+      </w:r>
+    </w:p>
+    <w:p>
+      <w:pPr>
+        <w:pStyle w:val="ListBullet"/>
+      </w:pPr>
+      <w:r>
+        <w:rPr>
+          <w:b w:val="0"/>
+          <w:color w:val="4A4A49"/>
+          <w:sz w:val="22"/>
+        </w:rPr>
+        <w:t>Clic 1: Escribe Luna' OR '1'='1: la sentencia queda WHERE nombre = 'Luna' OR '1'='1', que es siempre verdadera, y la pantalla lista todas las mascotas.</w:t>
+      </w:r>
+    </w:p>
+    <w:p>
+      <w:pPr>
+        <w:pStyle w:val="ListBullet"/>
+      </w:pPr>
+      <w:r>
+        <w:rPr>
+          <w:b w:val="0"/>
+          <w:color w:val="4A4A49"/>
+          <w:sz w:val="22"/>
+        </w:rPr>
+        <w:t>Clic 2: Con parámetro: 1) el motor analiza la sentencia, 2) después llega el valor, 3) se compara como dato. Ninguna mascota se llama Luna' OR '1'='1. Lee el aviso final sobre EXECUTE.</w:t>
+      </w:r>
+    </w:p>
+    <w:p>
+      <w:r>
+        <w:rPr>
+          <w:b w:val="0"/>
+          <w:color w:val="4A4A49"/>
+          <w:sz w:val="22"/>
+        </w:rPr>
+        <w:t>EJEMPLO: Si escribe '; DELETE FROM cita; -- el motor recibe dos sentencias y la segunda borra la agenda.</w:t>
+      </w:r>
+    </w:p>
+    <w:p>
+      <w:r>
+        <w:rPr>
+          <w:b w:val="0"/>
+          <w:color w:val="4A4A49"/>
+          <w:sz w:val="22"/>
+        </w:rPr>
+        <w:t>SI PREGUNTAN:</w:t>
+      </w:r>
+    </w:p>
+    <w:p>
+      <w:pPr>
+        <w:pStyle w:val="ListBullet"/>
+      </w:pPr>
+      <w:r>
+        <w:rPr>
+          <w:b w:val="0"/>
+          <w:color w:val="4A4A49"/>
+          <w:sz w:val="22"/>
+        </w:rPr>
+        <w:t>«¿Entonces un procedimiento es inmune?» → No. Si dentro alguien escribe EXECUTE 'SELECT ... WHERE nombre = ' || p_nombre, el agujero se reabre. Lo correcto es EXECUTE '... WHERE nombre = $1' USING p_nombre, o format con %L para valores y %I para nombres.</w:t>
+      </w:r>
+    </w:p>
+    <w:p>
+      <w:r>
+        <w:rPr>
+          <w:b w:val="0"/>
+          <w:color w:val="4A4A49"/>
+          <w:sz w:val="22"/>
+        </w:rPr>
+        <w:t>CUIDADO: Regla dura del curso: ningún dato del usuario se concatena dentro de una sentencia, ni en la aplicación ni en el procedimiento.</w:t>
+      </w:r>
+    </w:p>
+    <w:p>
+      <w:r>
+        <w:rPr>
+          <w:b w:val="0"/>
+          <w:color w:val="4A4A49"/>
+          <w:sz w:val="22"/>
+        </w:rPr>
+        <w:t>PASA A LA SIGUIENTE: Ya sabemos escribir el procedimiento. ¿Cómo demostramos que funciona?</w:t>
+      </w:r>
+    </w:p>
+    <w:p>
+      <w:pPr>
+        <w:spacing w:before="200" w:after="60"/>
+      </w:pPr>
       <w:r>
         <w:rPr>
           <w:b/>
-          <w:color w:val="4A4A49"/>
-          <w:sz w:val="22"/>
+          <w:color w:val="1A1C1D"/>
+          <w:sz w:val="32"/>
         </w:rPr>
         <w:t>[Slide 14] La bateria de pruebas: por que un bloque DO por caso</w:t>
       </w:r>
-      <w:r>
-        <w:rPr>
-          <w:b w:val="0"/>
-          <w:color w:val="4A4A49"/>
-          <w:sz w:val="22"/>
-        </w:rPr>
-        <w:t xml:space="preserve"> — 4 vinetas.</w:t>
-      </w:r>
-    </w:p>
-    <w:p>
-      <w:pPr>
-        <w:pStyle w:val="ListBullet2"/>
-      </w:pPr>
-      <w:r>
-        <w:rPr>
-          <w:b w:val="0"/>
-          <w:color w:val="4A4A49"/>
-          <w:sz w:val="22"/>
-        </w:rPr>
-        <w:t>DESARROLLO (para explicarlo, no se proyecta):</w:t>
-      </w:r>
-    </w:p>
-    <w:p>
-      <w:pPr>
-        <w:pStyle w:val="ListBullet2"/>
-      </w:pPr>
-      <w:r>
-        <w:rPr>
-          <w:b w:val="0"/>
-          <w:color w:val="4A4A49"/>
-          <w:sz w:val="22"/>
-        </w:rPr>
-        <w:t>El punto de partida es un problema practico: si el estudiante escribe los cuatro CALL uno tras otro y ejecuta todo de un tiro, el primero que falla aborta la ejecucion y los siguientes no corren.</w:t>
-      </w:r>
-    </w:p>
-    <w:p>
-      <w:pPr>
-        <w:pStyle w:val="ListBullet2"/>
-      </w:pPr>
-      <w:r>
-        <w:rPr>
-          <w:b w:val="0"/>
-          <w:color w:val="4A4A49"/>
-          <w:sz w:val="22"/>
-        </w:rPr>
-        <w:t>La solucion es el bloque anonimo: DO $$ BEGIN...</w:t>
-      </w:r>
-    </w:p>
-    <w:p>
-      <w:pPr>
-        <w:pStyle w:val="ListBullet2"/>
-      </w:pPr>
-      <w:r>
-        <w:rPr>
-          <w:b w:val="0"/>
-          <w:color w:val="4A4A49"/>
-          <w:sz w:val="22"/>
-        </w:rPr>
-        <w:t>END $$; es un bloque de PL/pgSQL que se ejecuta una vez y no se guarda en ningun catalogo.</w:t>
-      </w:r>
-    </w:p>
-    <w:p>
-      <w:pPr>
-        <w:pStyle w:val="ListBullet2"/>
-      </w:pPr>
-      <w:r>
-        <w:rPr>
-          <w:b w:val="0"/>
-          <w:color w:val="4A4A49"/>
-          <w:sz w:val="22"/>
-        </w:rPr>
-        <w:t>Los resultados van a una tabla, no a la pantalla, y eso tambien tiene razon: una captura de cuatro mensajes sueltos no se puede comparar contra nada</w:t>
-      </w:r>
-    </w:p>
-    <w:p>
-      <w:pPr>
-        <w:pStyle w:val="ListBullet2"/>
-      </w:pPr>
-      <w:r>
-        <w:rPr>
-          <w:b w:val="0"/>
-          <w:color w:val="4A4A49"/>
-          <w:sz w:val="22"/>
-        </w:rPr>
-        <w:t>Mientras que un SELECT sobre resultado_prueba(id_prueba, caso, esperado, obtenido, paso) es una sola imagen que muestra los cuatro casos con su veredicto.</w:t>
-      </w:r>
-    </w:p>
-    <w:p>
-      <w:pPr>
-        <w:pStyle w:val="ListBullet2"/>
-      </w:pPr>
-      <w:r>
-        <w:rPr>
-          <w:b w:val="0"/>
-          <w:color w:val="4A4A49"/>
-          <w:sz w:val="22"/>
-        </w:rPr>
-        <w:t>Los cuatro casos del proyecto son el positivo, con una mascota activa y una franja libre, y los tres negativos: mascota inactiva —Rocky, identificador 3</w:t>
-      </w:r>
-    </w:p>
-    <w:p>
-      <w:pPr>
-        <w:pStyle w:val="ListBullet2"/>
-      </w:pPr>
-      <w:r>
-        <w:rPr>
-          <w:b w:val="0"/>
-          <w:color w:val="4A4A49"/>
-          <w:sz w:val="22"/>
-        </w:rPr>
-        <w:t>Y Kiara, identificador 8, estan inactivas en los datos sembrados—, mascota inexistente con el identificador 99, y franja ocupada, para la que sirve la cita que el veterinario 1 ya tiene el 2026-09-01 a las 08:00.</w:t>
-      </w:r>
-    </w:p>
-    <w:p>
-      <w:pPr>
-        <w:pStyle w:val="ListBullet2"/>
-      </w:pPr>
-      <w:r>
-        <w:rPr>
-          <w:b w:val="0"/>
-          <w:color w:val="4A4A49"/>
-          <w:sz w:val="22"/>
-        </w:rPr>
-        <w:t>Y hay que cerrar con la prueba que nadie piensa: un SELECT COUNT(*) FROM cita que demuestre que la tabla paso de diez filas a once y no a catorce.</w:t>
-      </w:r>
-    </w:p>
-    <w:p>
-      <w:pPr>
-        <w:pStyle w:val="ListBullet2"/>
-      </w:pPr>
-      <w:r>
-        <w:rPr>
-          <w:b w:val="0"/>
-          <w:color w:val="4A4A49"/>
-          <w:sz w:val="22"/>
-        </w:rPr>
-        <w:t>Ese conteo es lo que evidencia que los tres errores no dejaron basura, es decir que RAISE EXCEPTION hizo lo que se dijo que hacia.</w:t>
-      </w:r>
-    </w:p>
-    <w:p>
-      <w:pPr>
-        <w:pStyle w:val="ListBullet2"/>
-      </w:pPr>
-      <w:r>
-        <w:rPr>
-          <w:b w:val="0"/>
-          <w:color w:val="4A4A49"/>
-          <w:sz w:val="22"/>
-        </w:rPr>
-        <w:t>Hay un detalle de mecanica que conviene conocer porque explica por que esto funciona: un bloque de PL/pgSQL con clausula EXCEPTION abre internamente un punto de retorno, un savepoint, de modo que al capturar el error se deshace solo lo que ese bloque hizo.</w:t>
-      </w:r>
-    </w:p>
-    <w:p>
-      <w:pPr>
-        <w:pStyle w:val="ListBullet2"/>
-      </w:pPr>
-      <w:r>
-        <w:rPr>
-          <w:b w:val="0"/>
-          <w:color w:val="4A4A49"/>
-          <w:sz w:val="22"/>
-        </w:rPr>
-        <w:t>Una, que la captura tiene un costo y por eso no se envuelve todo el codigo en manejadores por si acaso.</w:t>
-      </w:r>
-    </w:p>
-    <w:p>
-      <w:pPr>
-        <w:pStyle w:val="ListBullet2"/>
-      </w:pPr>
-      <w:r>
-        <w:rPr>
-          <w:b w:val="0"/>
-          <w:color w:val="4A4A49"/>
-          <w:sz w:val="22"/>
-        </w:rPr>
-        <w:t>Es un buen momento para sembrar la Clase 8: quien confirma la transaccion es quien orquesta la operacion completa, no cada pieza por su cuenta.</w:t>
-      </w:r>
-    </w:p>
-    <w:p>
-      <w:pPr>
-        <w:pStyle w:val="ListBullet2"/>
-      </w:pPr>
-      <w:r>
-        <w:rPr>
-          <w:b w:val="0"/>
-          <w:color w:val="4A4A49"/>
-          <w:sz w:val="22"/>
-        </w:rPr>
-        <w:t>NOTAS:</w:t>
-      </w:r>
-    </w:p>
-    <w:p>
-      <w:pPr>
-        <w:pStyle w:val="ListBullet2"/>
-      </w:pPr>
-      <w:r>
-        <w:rPr>
-          <w:b w:val="0"/>
-          <w:color w:val="4A4A49"/>
-          <w:sz w:val="22"/>
-        </w:rPr>
-        <w:t>Un procedimiento sin prueba no esta terminado.</w:t>
-      </w:r>
-    </w:p>
-    <w:p>
-      <w:pPr>
-        <w:pStyle w:val="ListBullet2"/>
-      </w:pPr>
-      <w:r>
-        <w:rPr>
-          <w:b w:val="0"/>
-          <w:color w:val="4A4A49"/>
-          <w:sz w:val="22"/>
-        </w:rPr>
-        <w:t>Aparecen tres casos sin probar y una captura que no demuestra nada.</w:t>
-      </w:r>
-    </w:p>
-    <w:p>
-      <w:pPr>
-        <w:pStyle w:val="ListBullet2"/>
-      </w:pPr>
-      <w:r>
-        <w:rPr>
-          <w:b w:val="0"/>
-          <w:color w:val="4A4A49"/>
-          <w:sz w:val="22"/>
-        </w:rPr>
-        <w:t>EXCEPTION WHEN OTHERS THEN...</w:t>
-      </w:r>
-    </w:p>
-    <w:p>
-      <w:pPr>
-        <w:pStyle w:val="ListBullet2"/>
-      </w:pPr>
-      <w:r>
-        <w:rPr>
-          <w:b w:val="0"/>
-          <w:color w:val="4A4A49"/>
-          <w:sz w:val="22"/>
-        </w:rPr>
-        <w:t>Su clausula EXCEPTION atrapa el error, lo convierte en una fila de resultado y deja que el siguiente bloque corra.</w:t>
-      </w:r>
-    </w:p>
-    <w:p>
-      <w:pPr>
-        <w:pStyle w:val="ListBullet2"/>
-      </w:pPr>
-      <w:r>
-        <w:rPr>
-          <w:b w:val="0"/>
-          <w:color w:val="4A4A49"/>
-          <w:sz w:val="22"/>
-        </w:rPr>
-        <w:t>Un bloque por caso, cuatro bloques, cuatro filas.</w:t>
-      </w:r>
-    </w:p>
-    <w:p>
-      <w:pPr>
-        <w:pStyle w:val="ListBullet2"/>
-      </w:pPr>
-      <w:r>
-        <w:rPr>
-          <w:b w:val="0"/>
-          <w:color w:val="4A4A49"/>
-          <w:sz w:val="22"/>
-        </w:rPr>
-        <w:t>Una bateria sin ese conteo prueba que el procedimiento se queja, no que no escribe.</w:t>
-      </w:r>
-    </w:p>
-    <w:p>
-      <w:pPr>
-        <w:pStyle w:val="ListBullet2"/>
-      </w:pPr>
-      <w:r>
-        <w:rPr>
-          <w:b w:val="0"/>
-          <w:color w:val="4A4A49"/>
-          <w:sz w:val="22"/>
-        </w:rPr>
-        <w:t>Tiene dos consecuencias.</w:t>
-      </w:r>
-    </w:p>
-    <w:p>
-      <w:pPr>
-        <w:pStyle w:val="ListBullet2"/>
-      </w:pPr>
-      <w:r>
-        <w:rPr>
-          <w:b w:val="0"/>
-          <w:color w:val="4A4A49"/>
-          <w:sz w:val="22"/>
-        </w:rPr>
-        <w:t>Dos, y es la que importa hoy, que el procedimiento de la clase NO lleva COMMIT: si lo llevara, llamarlo desde dentro de un bloque con EXCEPTION fallaria, porque PostgreSQL no permite confirmar la transaccion mientras hay un savepoint activo.</w:t>
-      </w:r>
-    </w:p>
-    <w:p>
-      <w:pPr>
-        <w:pStyle w:val="ListBullet2"/>
-      </w:pPr>
-      <w:r>
-        <w:rPr>
-          <w:b w:val="0"/>
-          <w:color w:val="4A4A49"/>
-          <w:sz w:val="22"/>
-        </w:rPr>
-        <w:t>Fuera de la lamina (habla de la practica): Un procedimiento sin prueba no esta terminado, y esta parte vale veinticinco de los cien puntos de la clase, asi que hay que dictarla como tema y no como recomendacion.</w:t>
-      </w:r>
-    </w:p>
-    <w:p>
+    </w:p>
+    <w:p>
+      <w:r>
+        <w:rPr>
+          <w:b w:val="0"/>
+          <w:color w:val="4A4A49"/>
+          <w:sz w:val="22"/>
+        </w:rPr>
+        <w:t>QUÉ ES (dilo así): Un procedimiento sin pruebas no está terminado. El problema práctico: si se escriben los cuatro CALL seguidos y se ejecutan de un tiro, el primero que falla aborta el resto. La solución es un bloque DO por caso, cuya cláusula EXCEPTION atrapa el error y deja correr el siguiente.</w:t>
+      </w:r>
+    </w:p>
+    <w:p>
+      <w:r>
+        <w:rPr>
+          <w:b w:val="0"/>
+          <w:color w:val="4A4A49"/>
+          <w:sz w:val="22"/>
+        </w:rPr>
+        <w:t>CÓMO DARLA (≈2 min):</w:t>
+      </w:r>
+    </w:p>
+    <w:p>
+      <w:pPr>
+        <w:pStyle w:val="ListBullet"/>
+      </w:pPr>
+      <w:r>
+        <w:rPr>
+          <w:b w:val="0"/>
+          <w:color w:val="4A4A49"/>
+          <w:sz w:val="22"/>
+        </w:rPr>
+        <w:t>Al entrar: Cuatro CALL de un tiro: el positivo pasa, el de la mascota inactiva falla y los otros dos quedan en gris: nunca corrieron.</w:t>
+      </w:r>
+    </w:p>
+    <w:p>
+      <w:pPr>
+        <w:pStyle w:val="ListBullet"/>
+      </w:pPr>
+      <w:r>
+        <w:rPr>
+          <w:b w:val="0"/>
+          <w:color w:val="4A4A49"/>
+          <w:sz w:val="22"/>
+        </w:rPr>
+        <w:t>Clic 1: Un bloque DO por caso: DO $$ BEGIN CALL … EXCEPTION … END $$;. «Se ejecuta una vez y no se guarda en ningún catálogo».</w:t>
+      </w:r>
+    </w:p>
+    <w:p>
+      <w:pPr>
+        <w:pStyle w:val="ListBullet"/>
+      </w:pPr>
+      <w:r>
+        <w:rPr>
+          <w:b w:val="0"/>
+          <w:color w:val="4A4A49"/>
+          <w:sz w:val="22"/>
+        </w:rPr>
+        <w:t>Clic 2: La tabla resultado_prueba con una fila por caso: caso, esperado, obtenido y paso.</w:t>
+      </w:r>
+    </w:p>
+    <w:p>
+      <w:r>
+        <w:rPr>
+          <w:b w:val="0"/>
+          <w:color w:val="4A4A49"/>
+          <w:sz w:val="22"/>
+        </w:rPr>
+        <w:t>EJEMPLO: Los cuatro casos con los datos de práctica: mascota 1 (activa, debe agendar), mascota 3 (Rocky, inactiva), mascota 99 (no existe) y la franja del veterinario 1 el 2026-09-01 a las 08:00 (ocupada).</w:t>
+      </w:r>
+    </w:p>
+    <w:p>
+      <w:r>
+        <w:rPr>
+          <w:b w:val="0"/>
+          <w:color w:val="4A4A49"/>
+          <w:sz w:val="22"/>
+        </w:rPr>
+        <w:t>SI PREGUNTAN:</w:t>
+      </w:r>
+    </w:p>
+    <w:p>
+      <w:pPr>
+        <w:pStyle w:val="ListBullet"/>
+      </w:pPr>
+      <w:r>
+        <w:rPr>
+          <w:b w:val="0"/>
+          <w:color w:val="4A4A49"/>
+          <w:sz w:val="22"/>
+        </w:rPr>
+        <w:t>«¿Y si el procedimiento hace COMMIT?» → Llamado desde un bloque con EXCEPTION falla con «invalid transaction termination»: ese bloque abre un punto de retorno interno y no se puede confirmar con él activo. Por eso el procedimiento de hoy no lleva COMMIT.</w:t>
+      </w:r>
+    </w:p>
+    <w:p>
+      <w:r>
+        <w:rPr>
+          <w:b w:val="0"/>
+          <w:color w:val="4A4A49"/>
+          <w:sz w:val="22"/>
+        </w:rPr>
+        <w:t>CUIDADO: La captura tiene costo: no se envuelve todo en EXCEPTION «por si acaso». Es para las pruebas y para los casos que se quieren manejar.</w:t>
+      </w:r>
+    </w:p>
+    <w:p>
+      <w:r>
+        <w:rPr>
+          <w:b w:val="0"/>
+          <w:color w:val="4A4A49"/>
+          <w:sz w:val="22"/>
+        </w:rPr>
+        <w:t>PASA A LA SIGUIENTE: Así se escribe un caso de error completo.</w:t>
+      </w:r>
+    </w:p>
+    <w:p>
+      <w:pPr>
+        <w:spacing w:before="200" w:after="60"/>
+      </w:pPr>
       <w:r>
         <w:rPr>
           <w:b/>
-          <w:color w:val="4A4A49"/>
-          <w:sz w:val="22"/>
+          <w:color w:val="1A1C1D"/>
+          <w:sz w:val="32"/>
         </w:rPr>
         <w:t>[Slide 15] La bateria de pruebas: un bloque DO por caso</w:t>
       </w:r>
-      <w:r>
-        <w:rPr>
-          <w:b w:val="0"/>
-          <w:color w:val="4A4A49"/>
-          <w:sz w:val="22"/>
-        </w:rPr>
-        <w:t xml:space="preserve"> — 12 vinetas.</w:t>
-      </w:r>
-    </w:p>
-    <w:p>
+    </w:p>
+    <w:p>
+      <w:r>
+        <w:rPr>
+          <w:b w:val="0"/>
+          <w:color w:val="4A4A49"/>
+          <w:sz w:val="22"/>
+        </w:rPr>
+        <w:t>QUÉ ES (dilo así): Un caso de error completo sobre el procedimiento del insumo: debe fallar, y debe fallar por la razón esperada. El resultado queda en la tabla, no en la pantalla.</w:t>
+      </w:r>
+    </w:p>
+    <w:p>
+      <w:r>
+        <w:rPr>
+          <w:b w:val="0"/>
+          <w:color w:val="4A4A49"/>
+          <w:sz w:val="22"/>
+        </w:rPr>
+        <w:t>CÓMO DARLA (≈2 min):</w:t>
+      </w:r>
+    </w:p>
+    <w:p>
+      <w:pPr>
+        <w:pStyle w:val="ListBullet"/>
+      </w:pPr>
+      <w:r>
+        <w:rPr>
+          <w:b w:val="0"/>
+          <w:color w:val="4A4A49"/>
+          <w:sz w:val="22"/>
+        </w:rPr>
+        <w:t>Líneas 2-4: El bloque DO llama con el insumo 9999, que no existe.</w:t>
+      </w:r>
+    </w:p>
+    <w:p>
+      <w:pPr>
+        <w:pStyle w:val="ListBullet"/>
+      </w:pPr>
+      <w:r>
+        <w:rPr>
+          <w:b w:val="0"/>
+          <w:color w:val="4A4A49"/>
+          <w:sz w:val="22"/>
+        </w:rPr>
+        <w:t>Líneas 5-6: Si el CALL termina sin error, la prueba falló: se registra «no lanzo error» con paso FALSE.</w:t>
+      </w:r>
+    </w:p>
+    <w:p>
+      <w:pPr>
+        <w:pStyle w:val="ListBullet"/>
+      </w:pPr>
+      <w:r>
+        <w:rPr>
+          <w:b w:val="0"/>
+          <w:color w:val="4A4A49"/>
+          <w:sz w:val="22"/>
+        </w:rPr>
+        <w:t>Líneas 7-11: Si cae en EXCEPTION, se registra SQLERRM (el texto del error) y paso es la comparación SQLERRM ILIKE '%no existe%': falló Y por lo esperado.</w:t>
+      </w:r>
+    </w:p>
+    <w:p>
+      <w:pPr>
+        <w:pStyle w:val="ListBullet"/>
+      </w:pPr>
+      <w:r>
+        <w:rPr>
+          <w:b w:val="0"/>
+          <w:color w:val="4A4A49"/>
+          <w:sz w:val="22"/>
+        </w:rPr>
+        <w:t>Líneas 13-14: El SELECT final y su salida real: insumo 9999 | El insumo 9999 no existe | t.</w:t>
+      </w:r>
+    </w:p>
+    <w:p>
+      <w:r>
+        <w:rPr>
+          <w:b w:val="0"/>
+          <w:color w:val="4A4A49"/>
+          <w:sz w:val="22"/>
+        </w:rPr>
+        <w:t>EJEMPLO: El caso OK se escribe al revés: si el CALL termina, se registra OK con paso TRUE; si cae en EXCEPTION, se registra SQLERRM con paso FALSE.</w:t>
+      </w:r>
+    </w:p>
+    <w:p>
+      <w:r>
+        <w:rPr>
+          <w:b w:val="0"/>
+          <w:color w:val="4A4A49"/>
+          <w:sz w:val="22"/>
+        </w:rPr>
+        <w:t>SI PREGUNTAN:</w:t>
+      </w:r>
+    </w:p>
+    <w:p>
+      <w:pPr>
+        <w:pStyle w:val="ListBullet"/>
+      </w:pPr>
+      <w:r>
+        <w:rPr>
+          <w:b w:val="0"/>
+          <w:color w:val="4A4A49"/>
+          <w:sz w:val="22"/>
+        </w:rPr>
+        <w:t>«¿Dónde está la tabla resultado_prueba?» → Se crea antes: resultado_prueba(id_prueba SERIAL, caso TEXT, esperado TEXT, obtenido TEXT, paso BOOLEAN).</w:t>
+      </w:r>
+    </w:p>
+    <w:p>
+      <w:r>
+        <w:rPr>
+          <w:b w:val="0"/>
+          <w:color w:val="4A4A49"/>
+          <w:sz w:val="22"/>
+        </w:rPr>
+        <w:t>CUIDADO: Sin el ILIKE, un procedimiento roto (una columna mal escrita) también caería en EXCEPTION y la prueba saldría aprobada.</w:t>
+      </w:r>
+    </w:p>
+    <w:p>
+      <w:r>
+        <w:rPr>
+          <w:b w:val="0"/>
+          <w:color w:val="4A4A49"/>
+          <w:sz w:val="22"/>
+        </w:rPr>
+        <w:t>PASA A LA SIGUIENTE: El molde general de un caso de error, y la prueba que nadie piensa.</w:t>
+      </w:r>
+    </w:p>
+    <w:p>
+      <w:pPr>
+        <w:spacing w:before="200" w:after="60"/>
+      </w:pPr>
       <w:r>
         <w:rPr>
           <w:b/>
-          <w:color w:val="4A4A49"/>
-          <w:sz w:val="22"/>
+          <w:color w:val="1A1C1D"/>
+          <w:sz w:val="32"/>
         </w:rPr>
         <w:t>[Slide 16] El molde de un caso de error y la prueba del conteo</w:t>
       </w:r>
-      <w:r>
-        <w:rPr>
-          <w:b w:val="0"/>
-          <w:color w:val="4A4A49"/>
-          <w:sz w:val="22"/>
-        </w:rPr>
-        <w:t xml:space="preserve"> — 3 vinetas.</w:t>
-      </w:r>
-    </w:p>
-    <w:p>
+    </w:p>
+    <w:p>
+      <w:r>
+        <w:rPr>
+          <w:b w:val="0"/>
+          <w:color w:val="4A4A49"/>
+          <w:sz w:val="22"/>
+        </w:rPr>
+        <w:t>QUÉ ES (dilo así): El molde de un caso de error invierte la lógica habitual: llegar al final sin excepción es el fallo. Y la batería se cierra con una prueba que nadie piensa: contar las citas antes y después.</w:t>
+      </w:r>
+    </w:p>
+    <w:p>
+      <w:r>
+        <w:rPr>
+          <w:b w:val="0"/>
+          <w:color w:val="4A4A49"/>
+          <w:sz w:val="22"/>
+        </w:rPr>
+        <w:t>CÓMO DARLA (≈2 min):</w:t>
+      </w:r>
+    </w:p>
+    <w:p>
+      <w:pPr>
+        <w:pStyle w:val="ListBullet"/>
+      </w:pPr>
+      <w:r>
+        <w:rPr>
+          <w:b w:val="0"/>
+          <w:color w:val="4A4A49"/>
+          <w:sz w:val="22"/>
+        </w:rPr>
+        <w:t>Al entrar: Recorre la imagen: el bloque DO con sus dos salidas (sin error, se registra «FALLO: no lanzó error»; con error, se registra SQLERRM), los cuatro casos y, abajo, el conteo de cita: 10 antes, 11 después.</w:t>
+      </w:r>
+    </w:p>
+    <w:p>
+      <w:r>
+        <w:rPr>
+          <w:b w:val="0"/>
+          <w:color w:val="4A4A49"/>
+          <w:sz w:val="22"/>
+        </w:rPr>
+        <w:t>EJEMPLO: Si el conteo diera 14, los tres casos de error habrían dejado filas: el procedimiento se queja pero escribe igual.</w:t>
+      </w:r>
+    </w:p>
+    <w:p>
+      <w:r>
+        <w:rPr>
+          <w:b w:val="0"/>
+          <w:color w:val="4A4A49"/>
+          <w:sz w:val="22"/>
+        </w:rPr>
+        <w:t>SI PREGUNTAN:</w:t>
+      </w:r>
+    </w:p>
+    <w:p>
+      <w:pPr>
+        <w:pStyle w:val="ListBullet"/>
+      </w:pPr>
+      <w:r>
+        <w:rPr>
+          <w:b w:val="0"/>
+          <w:color w:val="4A4A49"/>
+          <w:sz w:val="22"/>
+        </w:rPr>
+        <w:t>«¿Por qué el conteo si ya tengo resultado_prueba?» → Porque la tabla prueba que el procedimiento se queja; el conteo prueba que el caso válido escribió y que los tres errores no dejaron basura.</w:t>
+      </w:r>
+    </w:p>
+    <w:p>
+      <w:r>
+        <w:rPr>
+          <w:b w:val="0"/>
+          <w:color w:val="4A4A49"/>
+          <w:sz w:val="22"/>
+        </w:rPr>
+        <w:t>CUIDADO: El conteo depende de los datos: con los de práctica son 10 citas al empezar. Si la base ya tenía pruebas anteriores, se recrea antes de medir.</w:t>
+      </w:r>
+    </w:p>
+    <w:p>
+      <w:r>
+        <w:rPr>
+          <w:b w:val="0"/>
+          <w:color w:val="4A4A49"/>
+          <w:sz w:val="22"/>
+        </w:rPr>
+        <w:t>PASA A LA SIGUIENTE: Falta la trampa más cara: qué significa la columna paso.</w:t>
+      </w:r>
+    </w:p>
+    <w:p>
+      <w:pPr>
+        <w:spacing w:before="200" w:after="60"/>
+      </w:pPr>
       <w:r>
         <w:rPr>
           <w:b/>
-          <w:color w:val="4A4A49"/>
-          <w:sz w:val="22"/>
+          <w:color w:val="1A1C1D"/>
+          <w:sz w:val="32"/>
         </w:rPr>
         <w:t>[Slide 17] Que significa la columna paso, y la trampa del WHEN OTHERS</w:t>
       </w:r>
-      <w:r>
-        <w:rPr>
-          <w:b w:val="0"/>
-          <w:color w:val="4A4A49"/>
-          <w:sz w:val="22"/>
-        </w:rPr>
-        <w:t xml:space="preserve"> — 4 vinetas.</w:t>
-      </w:r>
-    </w:p>
-    <w:p>
-      <w:pPr>
-        <w:pStyle w:val="ListBullet2"/>
-      </w:pPr>
-      <w:r>
-        <w:rPr>
-          <w:b w:val="0"/>
-          <w:color w:val="4A4A49"/>
-          <w:sz w:val="22"/>
-        </w:rPr>
-        <w:t>DESARROLLO (para explicarlo, no se proyecta):</w:t>
-      </w:r>
-    </w:p>
-    <w:p>
-      <w:pPr>
-        <w:pStyle w:val="ListBullet2"/>
-      </w:pPr>
-      <w:r>
-        <w:rPr>
-          <w:b w:val="0"/>
-          <w:color w:val="4A4A49"/>
-          <w:sz w:val="22"/>
-        </w:rPr>
-        <w:t>Capturar WHEN OTHERS y escribir paso = TRUE porque hubo excepcion es insuficiente: una excepcion tambien la lanza un nombre de columna mal escrito, un tipo que no convierte o una tabla que no existe.</w:t>
-      </w:r>
-    </w:p>
-    <w:p>
-      <w:pPr>
-        <w:pStyle w:val="ListBullet2"/>
-      </w:pPr>
-      <w:r>
-        <w:rPr>
-          <w:b w:val="0"/>
-          <w:color w:val="4A4A49"/>
-          <w:sz w:val="22"/>
-        </w:rPr>
-        <w:t>Con ese criterio, un procedimiento roto pasaria las tres pruebas negativas.</w:t>
-      </w:r>
-    </w:p>
-    <w:p>
-      <w:pPr>
-        <w:pStyle w:val="ListBullet2"/>
-      </w:pPr>
-      <w:r>
-        <w:rPr>
-          <w:b w:val="0"/>
-          <w:color w:val="4A4A49"/>
-          <w:sz w:val="22"/>
-        </w:rPr>
-        <w:t>La forma es paso = SQLERRM ILIKE '%inactiva%', que es una comparacion insensible a mayusculas: se afirma que fallo Y que fallo por lo que se esperaba.</w:t>
-      </w:r>
-    </w:p>
-    <w:p>
-      <w:pPr>
-        <w:pStyle w:val="ListBullet2"/>
-      </w:pPr>
-      <w:r>
-        <w:rPr>
-          <w:b w:val="0"/>
-          <w:color w:val="4A4A49"/>
-          <w:sz w:val="22"/>
-        </w:rPr>
-        <w:t>La segunda mitad es que la columna paso admite dos lecturas legitimas y hay que elegir una.</w:t>
-      </w:r>
-    </w:p>
-    <w:p>
-      <w:pPr>
-        <w:pStyle w:val="ListBullet2"/>
-      </w:pPr>
-      <w:r>
-        <w:rPr>
-          <w:b w:val="0"/>
-          <w:color w:val="4A4A49"/>
-          <w:sz w:val="22"/>
-        </w:rPr>
-        <w:t>Si paso significa el resultado coincidio con lo esperado, las cuatro filas quedan en verdadero cuando todo esta bien, porque en un caso negativo lo esperado es la excepcion.</w:t>
-      </w:r>
-    </w:p>
-    <w:p>
-      <w:pPr>
-        <w:pStyle w:val="ListBullet2"/>
-      </w:pPr>
-      <w:r>
-        <w:rPr>
-          <w:b w:val="0"/>
-          <w:color w:val="4A4A49"/>
-          <w:sz w:val="22"/>
-        </w:rPr>
-        <w:t>Las dos son defendibles; lo que no es defendible es no decir cual.</w:t>
-      </w:r>
-    </w:p>
-    <w:p>
-      <w:pPr>
-        <w:pStyle w:val="ListBullet2"/>
-      </w:pPr>
-      <w:r>
-        <w:rPr>
-          <w:b w:val="0"/>
-          <w:color w:val="4A4A49"/>
-          <w:sz w:val="22"/>
-        </w:rPr>
-        <w:t>La regla del curso es explicita: se usa la misma lectura para las cuatro filas y se declara en una linea junto a la tabla.</w:t>
-      </w:r>
-    </w:p>
-    <w:p>
-      <w:pPr>
-        <w:pStyle w:val="ListBullet2"/>
-      </w:pPr>
-      <w:r>
-        <w:rPr>
-          <w:b w:val="0"/>
-          <w:color w:val="4A4A49"/>
-          <w:sz w:val="22"/>
-        </w:rPr>
-        <w:t>Salida esperada de una bateria sana: 4 filas, el caso valido con paso TRUE y los 3 invalidos con paso TRUE y el SQLERRM literal del procedimiento.</w:t>
-      </w:r>
-    </w:p>
-    <w:p>
-      <w:pPr>
-        <w:pStyle w:val="ListBullet2"/>
-      </w:pPr>
-      <w:r>
-        <w:rPr>
-          <w:b w:val="0"/>
-          <w:color w:val="4A4A49"/>
-          <w:sz w:val="22"/>
-        </w:rPr>
-        <w:t>Un caso invalido con paso FALSE es un hallazgo: el procedimiento dejo pasar algo que debia rechazar.</w:t>
-      </w:r>
-    </w:p>
-    <w:p>
-      <w:pPr>
-        <w:pStyle w:val="ListBullet2"/>
-      </w:pPr>
-      <w:r>
-        <w:rPr>
-          <w:b w:val="0"/>
-          <w:color w:val="4A4A49"/>
-          <w:sz w:val="22"/>
-        </w:rPr>
-        <w:t>NOTAS:</w:t>
-      </w:r>
-    </w:p>
-    <w:p>
-      <w:pPr>
-        <w:pStyle w:val="ListBullet2"/>
-      </w:pPr>
-      <w:r>
-        <w:rPr>
-          <w:b w:val="0"/>
-          <w:color w:val="4A4A49"/>
-          <w:sz w:val="22"/>
-        </w:rPr>
-        <w:t>Aqui esta el matiz que separa una bateria que prueba algo de una que se prueba a si misma.</w:t>
-      </w:r>
-    </w:p>
-    <w:p>
-      <w:pPr>
-        <w:pStyle w:val="ListBullet2"/>
-      </w:pPr>
-      <w:r>
-        <w:rPr>
-          <w:b w:val="0"/>
-          <w:color w:val="4A4A49"/>
-          <w:sz w:val="22"/>
-        </w:rPr>
-        <w:t>Lo que hay que verificar es el TEXTO de la excepcion, y para eso PL/pgSQL expone la variable SQLERRM con el mensaje y SQLSTATE con el codigo.</w:t>
-      </w:r>
-    </w:p>
-    <w:p>
-      <w:pPr>
-        <w:pStyle w:val="ListBullet2"/>
-      </w:pPr>
-      <w:r>
-        <w:rPr>
-          <w:b w:val="0"/>
-          <w:color w:val="4A4A49"/>
-          <w:sz w:val="22"/>
-        </w:rPr>
-        <w:t>Si paso significa la operacion se completo, los tres casos negativos quedan en falso incluso con el procedimiento perfecto.</w:t>
-      </w:r>
-    </w:p>
-    <w:p>
-      <w:pPr>
-        <w:pStyle w:val="ListBullet2"/>
-      </w:pPr>
-      <w:r>
-        <w:rPr>
-          <w:b w:val="0"/>
-          <w:color w:val="4A4A49"/>
-          <w:sz w:val="22"/>
-        </w:rPr>
-        <w:t>Conviene decir en voz alta la consecuencia, porque es la que evita reclamos: no se descuenta por elegir una u otra, se descuenta por las cuatro filas en verdadero sin haber verificado el texto.</w:t>
-      </w:r>
-    </w:p>
-    <w:p>
-      <w:pPr>
-        <w:pStyle w:val="ListBullet2"/>
-      </w:pPr>
-      <w:r>
-        <w:rPr>
-          <w:b w:val="0"/>
-          <w:color w:val="4A4A49"/>
-          <w:sz w:val="22"/>
-        </w:rPr>
-        <w:t>Fuera de la lamina (habla de la practica): Aqui esta el matiz que separa una bateria que prueba algo de una que se prueba a si misma, y conviene dictarlo despacio porque la solucion docente lo califica.</w:t>
-      </w:r>
-    </w:p>
-    <w:p>
-      <w:pPr>
-        <w:pStyle w:val="ListBullet2"/>
-      </w:pPr>
-      <w:r>
-        <w:rPr>
-          <w:b w:val="0"/>
-          <w:color w:val="4A4A49"/>
-          <w:sz w:val="22"/>
-        </w:rPr>
-        <w:t>Fuera de la lamina (habla de la practica): Las dos son defendibles; lo que no es defendible es no decir cual, porque entonces la columna no significa nada y el docente no puede calificar la captura.</w:t>
-      </w:r>
-    </w:p>
-    <w:p>
+    </w:p>
+    <w:p>
+      <w:r>
+        <w:rPr>
+          <w:b w:val="0"/>
+          <w:color w:val="4A4A49"/>
+          <w:sz w:val="22"/>
+        </w:rPr>
+        <w:t>QUÉ ES (dilo así): Capturar WHEN OTHERS y marcar la prueba como superada porque hubo excepción no prueba nada: un procedimiento roto también lanza excepciones. Lo que se verifica es el texto del error, con SQLERRM. Así se afirma que falló y que falló por lo esperado.</w:t>
+      </w:r>
+    </w:p>
+    <w:p>
+      <w:r>
+        <w:rPr>
+          <w:b w:val="0"/>
+          <w:color w:val="4A4A49"/>
+          <w:sz w:val="22"/>
+        </w:rPr>
+        <w:t>CÓMO DARLA (≈3 min):</w:t>
+      </w:r>
+    </w:p>
+    <w:p>
+      <w:pPr>
+        <w:pStyle w:val="ListBullet"/>
+      </w:pPr>
+      <w:r>
+        <w:rPr>
+          <w:b w:val="0"/>
+          <w:color w:val="4A4A49"/>
+          <w:sz w:val="22"/>
+        </w:rPr>
+        <w:t>Al entrar: Caso negativo, mascota inactiva, contra un procedimiento roto: una columna mal escrita da «column "activ" does not exist». También es una excepción.</w:t>
+      </w:r>
+    </w:p>
+    <w:p>
+      <w:pPr>
+        <w:pStyle w:val="ListBullet"/>
+      </w:pPr>
+      <w:r>
+        <w:rPr>
+          <w:b w:val="0"/>
+          <w:color w:val="4A4A49"/>
+          <w:sz w:val="22"/>
+        </w:rPr>
+        <w:t>Clic 1: WHEN OTHERS THEN paso := TRUE: la prueba sale aprobada. Falso positivo.</w:t>
+      </w:r>
+    </w:p>
+    <w:p>
+      <w:pPr>
+        <w:pStyle w:val="ListBullet"/>
+      </w:pPr>
+      <w:r>
+        <w:rPr>
+          <w:b w:val="0"/>
+          <w:color w:val="4A4A49"/>
+          <w:sz w:val="22"/>
+        </w:rPr>
+        <w:t>Clic 2: paso := SQLERRM ILIKE '%inactiva%': el texto no dice «inactiva», paso queda en f y el error queda a la vista.</w:t>
+      </w:r>
+    </w:p>
+    <w:p>
+      <w:pPr>
+        <w:pStyle w:val="ListBullet"/>
+      </w:pPr>
+      <w:r>
+        <w:rPr>
+          <w:b w:val="0"/>
+          <w:color w:val="4A4A49"/>
+          <w:sz w:val="22"/>
+        </w:rPr>
+        <w:t>Clic 3: Las dos frases finales: se afirma que falló Y por qué; y una sola lectura de paso para las cuatro filas, declarada.</w:t>
+      </w:r>
+    </w:p>
+    <w:p>
+      <w:r>
+        <w:rPr>
+          <w:b w:val="0"/>
+          <w:color w:val="4A4A49"/>
+          <w:sz w:val="22"/>
+        </w:rPr>
+        <w:t>EJEMPLO: ILIKE compara sin importar mayúsculas: 'ERROR: la mascota 3 esta inactiva' ILIKE '%inactiva%' es verdadero.</w:t>
+      </w:r>
+    </w:p>
+    <w:p>
+      <w:r>
+        <w:rPr>
+          <w:b w:val="0"/>
+          <w:color w:val="4A4A49"/>
+          <w:sz w:val="22"/>
+        </w:rPr>
+        <w:t>SI PREGUNTAN:</w:t>
+      </w:r>
+    </w:p>
+    <w:p>
+      <w:pPr>
+        <w:pStyle w:val="ListBullet"/>
+      </w:pPr>
+      <w:r>
+        <w:rPr>
+          <w:b w:val="0"/>
+          <w:color w:val="4A4A49"/>
+          <w:sz w:val="22"/>
+        </w:rPr>
+        <w:t>«¿Puedo usar SQLSTATE en vez del texto?» → Sí, si el procedimiento fija un código propio con USING ERRCODE. Con RAISE EXCEPTION simple todos los errores de negocio son P0001, así que hoy se compara el texto.</w:t>
+      </w:r>
+    </w:p>
+    <w:p>
+      <w:r>
+        <w:rPr>
+          <w:b w:val="0"/>
+          <w:color w:val="4A4A49"/>
+          <w:sz w:val="22"/>
+        </w:rPr>
+        <w:t>CUIDADO: Al revisar una batería, no te quedes con las cuatro filas en t: mira cómo se calculó paso.</w:t>
+      </w:r>
+    </w:p>
+    <w:p>
+      <w:r>
+        <w:rPr>
+          <w:b w:val="0"/>
+          <w:color w:val="4A4A49"/>
+          <w:sz w:val="22"/>
+        </w:rPr>
+        <w:t>PASA A LA SIGUIENTE: Las dos lecturas posibles de paso, lado a lado.</w:t>
+      </w:r>
+    </w:p>
+    <w:p>
+      <w:pPr>
+        <w:spacing w:before="200" w:after="60"/>
+      </w:pPr>
       <w:r>
         <w:rPr>
           <w:b/>
-          <w:color w:val="4A4A49"/>
-          <w:sz w:val="22"/>
+          <w:color w:val="1A1C1D"/>
+          <w:sz w:val="32"/>
         </w:rPr>
         <w:t>[Slide 18] La columna paso y la trampa de WHEN OTHERS</w:t>
       </w:r>
-      <w:r>
-        <w:rPr>
-          <w:b w:val="0"/>
-          <w:color w:val="4A4A49"/>
-          <w:sz w:val="22"/>
-        </w:rPr>
-        <w:t xml:space="preserve"> — 2 vinetas.</w:t>
-      </w:r>
-    </w:p>
-    <w:p>
+    </w:p>
+    <w:p>
+      <w:r>
+        <w:rPr>
+          <w:b w:val="0"/>
+          <w:color w:val="4A4A49"/>
+          <w:sz w:val="22"/>
+        </w:rPr>
+        <w:t>QUÉ ES (dilo así): La columna paso admite dos lecturas legítimas. Si significa «coincidió con lo esperado», con el procedimiento correcto las cuatro filas quedan en t. Si significa «la operación se completó», los tres casos de error quedan en f aunque el procedimiento esté perfecto. Las dos valen; lo que no vale es no decir cuál.</w:t>
+      </w:r>
+    </w:p>
+    <w:p>
+      <w:r>
+        <w:rPr>
+          <w:b w:val="0"/>
+          <w:color w:val="4A4A49"/>
+          <w:sz w:val="22"/>
+        </w:rPr>
+        <w:t>CÓMO DARLA (≈2 min):</w:t>
+      </w:r>
+    </w:p>
+    <w:p>
+      <w:pPr>
+        <w:pStyle w:val="ListBullet"/>
+      </w:pPr>
+      <w:r>
+        <w:rPr>
+          <w:b w:val="0"/>
+          <w:color w:val="4A4A49"/>
+          <w:sz w:val="22"/>
+        </w:rPr>
+        <w:t>Al entrar: Recorre la imagen: arriba, paso := TRUE (mal) contra SQLERRM ILIKE (bien); en el medio, la misma tabla con la lectura A (t, t, t, t) y la B (t, f, f, f); abajo, la regla: una lectura para las cuatro filas, declarada.</w:t>
+      </w:r>
+    </w:p>
+    <w:p>
+      <w:r>
+        <w:rPr>
+          <w:b w:val="0"/>
+          <w:color w:val="4A4A49"/>
+          <w:sz w:val="22"/>
+        </w:rPr>
+        <w:t>EJEMPLO: Salida de una batería sana con la lectura A: 4 filas, el caso válido con paso t y los tres inválidos con paso t y su SQLERRM literal.</w:t>
+      </w:r>
+    </w:p>
+    <w:p>
+      <w:r>
+        <w:rPr>
+          <w:b w:val="0"/>
+          <w:color w:val="4A4A49"/>
+          <w:sz w:val="22"/>
+        </w:rPr>
+        <w:t>SI PREGUNTAN:</w:t>
+      </w:r>
+    </w:p>
+    <w:p>
+      <w:pPr>
+        <w:pStyle w:val="ListBullet"/>
+      </w:pPr>
+      <w:r>
+        <w:rPr>
+          <w:b w:val="0"/>
+          <w:color w:val="4A4A49"/>
+          <w:sz w:val="22"/>
+        </w:rPr>
+        <w:t>«¿Qué hago si un caso de error sale con paso f en la lectura A?» → Es un hallazgo: el procedimiento dejó pasar algo que debía rechazar. Se corrige el procedimiento, no la prueba.</w:t>
+      </w:r>
+    </w:p>
+    <w:p>
+      <w:r>
+        <w:rPr>
+          <w:b w:val="0"/>
+          <w:color w:val="4A4A49"/>
+          <w:sz w:val="22"/>
+        </w:rPr>
+        <w:t>PASA A LA SIGUIENTE: Probado el procedimiento, falta documentarlo para quien lo va a llamar.</w:t>
+      </w:r>
+    </w:p>
+    <w:p>
+      <w:pPr>
+        <w:spacing w:before="200" w:after="60"/>
+      </w:pPr>
       <w:r>
         <w:rPr>
           <w:b/>
-          <w:color w:val="4A4A49"/>
-          <w:sz w:val="22"/>
+          <w:color w:val="1A1C1D"/>
+          <w:sz w:val="32"/>
         </w:rPr>
         <w:t>[Slide 19] El contrato del procedimiento: los 6 bloques que consume la app</w:t>
       </w:r>
-      <w:r>
-        <w:rPr>
-          <w:b w:val="0"/>
-          <w:color w:val="4A4A49"/>
-          <w:sz w:val="22"/>
-        </w:rPr>
-        <w:t xml:space="preserve"> — 4 vinetas.</w:t>
-      </w:r>
-    </w:p>
-    <w:p>
-      <w:pPr>
-        <w:pStyle w:val="ListBullet2"/>
-      </w:pPr>
-      <w:r>
-        <w:rPr>
-          <w:b w:val="0"/>
-          <w:color w:val="4A4A49"/>
-          <w:sz w:val="22"/>
-        </w:rPr>
-        <w:t>DESARROLLO (para explicarlo, no se proyecta):</w:t>
-      </w:r>
-    </w:p>
-    <w:p>
-      <w:pPr>
-        <w:pStyle w:val="ListBullet2"/>
-      </w:pPr>
-      <w:r>
-        <w:rPr>
-          <w:b w:val="0"/>
-          <w:color w:val="4A4A49"/>
-          <w:sz w:val="22"/>
-        </w:rPr>
-        <w:t>Se escribe para quien va a LLAMAR al procedimiento sin abrirlo, y en este curso esa persona existe con nombre: es el mismo estudiante en la Clase 12, o su companero de Programacion II, construyendo la aplicacion de la clínica.</w:t>
-      </w:r>
-    </w:p>
-    <w:p>
-      <w:pPr>
-        <w:pStyle w:val="ListBullet2"/>
-      </w:pPr>
-      <w:r>
-        <w:rPr>
-          <w:b w:val="0"/>
-          <w:color w:val="4A4A49"/>
-          <w:sz w:val="22"/>
-        </w:rPr>
-        <w:t>Son seis bloques y cada uno responde una pregunta.</w:t>
-      </w:r>
-    </w:p>
-    <w:p>
-      <w:pPr>
-        <w:pStyle w:val="ListBullet2"/>
-      </w:pPr>
-      <w:r>
-        <w:rPr>
-          <w:b w:val="0"/>
-          <w:color w:val="4A4A49"/>
-          <w:sz w:val="22"/>
-        </w:rPr>
-        <w:t>La firma exacta, con los tipos y en el orden real, responde como se declara.</w:t>
-      </w:r>
-    </w:p>
-    <w:p>
-      <w:pPr>
-        <w:pStyle w:val="ListBullet2"/>
-      </w:pPr>
-      <w:r>
-        <w:rPr>
-          <w:b w:val="0"/>
-          <w:color w:val="4A4A49"/>
-          <w:sz w:val="22"/>
-        </w:rPr>
-        <w:t>El ejemplo de llamada, con valores concretos que funcionan, responde como se invoca; y conviene exigirlo porque es lo que convierte el contrato en algo copiable.</w:t>
-      </w:r>
-    </w:p>
-    <w:p>
-      <w:pPr>
-        <w:pStyle w:val="ListBullet2"/>
-      </w:pPr>
-      <w:r>
-        <w:rPr>
-          <w:b w:val="0"/>
-          <w:color w:val="4A4A49"/>
-          <w:sz w:val="22"/>
-        </w:rPr>
-        <w:t>Las precondiciones responden que tiene que ser verdad antes: la mascota existe y esta activa, la franja del veterinario esta libre.</w:t>
-      </w:r>
-    </w:p>
-    <w:p>
-      <w:pPr>
-        <w:pStyle w:val="ListBullet2"/>
-      </w:pPr>
-      <w:r>
-        <w:rPr>
-          <w:b w:val="0"/>
-          <w:color w:val="4A4A49"/>
-          <w:sz w:val="22"/>
-        </w:rPr>
-        <w:t>Las postcondiciones responden que queda despues, y aqui la frase importante es la del caso malo: si falla, no queda NADA.</w:t>
-      </w:r>
-    </w:p>
-    <w:p>
-      <w:pPr>
-        <w:pStyle w:val="ListBullet2"/>
-      </w:pPr>
-      <w:r>
-        <w:rPr>
-          <w:b w:val="0"/>
-          <w:color w:val="4A4A49"/>
-          <w:sz w:val="22"/>
-        </w:rPr>
-        <w:t>La tabla de errores lleva el mensaje LITERAL, no una parafrasis, porque quien llama va a comparar contra ese texto —y porque es el mismo texto que la bateria de pruebas verifica.</w:t>
-      </w:r>
-    </w:p>
-    <w:p>
-      <w:pPr>
-        <w:pStyle w:val="ListBullet2"/>
-      </w:pPr>
-      <w:r>
-        <w:rPr>
-          <w:b w:val="0"/>
-          <w:color w:val="4A4A49"/>
-          <w:sz w:val="22"/>
-        </w:rPr>
-        <w:t>Y el sexto bloque es la decision de diseno: por que se aborta en vez de devolver un codigo.</w:t>
-      </w:r>
-    </w:p>
-    <w:p>
-      <w:pPr>
-        <w:pStyle w:val="ListBullet2"/>
-      </w:pPr>
-      <w:r>
-        <w:rPr>
-          <w:b w:val="0"/>
-          <w:color w:val="4A4A49"/>
-          <w:sz w:val="22"/>
-        </w:rPr>
-        <w:t>Ese bloque es el que distingue documentar de pensar, y es el que la solucion docente lee primero.</w:t>
-      </w:r>
-    </w:p>
-    <w:p>
-      <w:pPr>
-        <w:pStyle w:val="ListBullet2"/>
-      </w:pPr>
-      <w:r>
-        <w:rPr>
-          <w:b w:val="0"/>
-          <w:color w:val="4A4A49"/>
-          <w:sz w:val="22"/>
-        </w:rPr>
-        <w:t>NOTAS:</w:t>
-      </w:r>
-    </w:p>
-    <w:p>
-      <w:pPr>
-        <w:pStyle w:val="ListBullet2"/>
-      </w:pPr>
-      <w:r>
-        <w:rPr>
-          <w:b w:val="0"/>
-          <w:color w:val="4A4A49"/>
-          <w:sz w:val="22"/>
-        </w:rPr>
-        <w:t>El contrato no es codigo, y hay que explicar para quien se escribe, porque si no el estudiante lo redacta como un resumen del codigo.</w:t>
-      </w:r>
-    </w:p>
-    <w:p>
-      <w:pPr>
-        <w:pStyle w:val="ListBullet2"/>
-      </w:pPr>
-      <w:r>
-        <w:rPr>
-          <w:b w:val="0"/>
-          <w:color w:val="4A4A49"/>
-          <w:sz w:val="22"/>
-        </w:rPr>
-        <w:t>Un contrato sirve si permite escribir la llamada y manejar los errores sin leer el cuerpo.</w:t>
-      </w:r>
-    </w:p>
-    <w:p>
-      <w:pPr>
-        <w:pStyle w:val="ListBullet2"/>
-      </w:pPr>
-      <w:r>
-        <w:rPr>
-          <w:b w:val="0"/>
-          <w:color w:val="4A4A49"/>
-          <w:sz w:val="22"/>
-        </w:rPr>
-        <w:t>Sin ella, quien llama no sabe si tiene que limpiar algo.</w:t>
-      </w:r>
-    </w:p>
-    <w:p>
-      <w:pPr>
-        <w:pStyle w:val="ListBullet2"/>
-      </w:pPr>
-      <w:r>
-        <w:rPr>
-          <w:b w:val="0"/>
-          <w:color w:val="4A4A49"/>
-          <w:sz w:val="22"/>
-        </w:rPr>
-        <w:t>Fuera de la lamina (habla de la practica): La tabla de errores lleva el mensaje LITERAL, no una parafrasis, porque quien llama va a comparar contra ese texto —y porque es el mismo texto que la bateria de pruebas verifica, de modo que los dos entregables tienen que coincidir palabra por palabra.</w:t>
-      </w:r>
-    </w:p>
-    <w:p>
+    </w:p>
+    <w:p>
+      <w:r>
+        <w:rPr>
+          <w:b w:val="0"/>
+          <w:color w:val="4A4A49"/>
+          <w:sz w:val="22"/>
+        </w:rPr>
+        <w:t>QUÉ ES (dilo así): El contrato no es código: es lo que necesita quien va a llamar al procedimiento sin abrirlo, por ejemplo quien construya la aplicación. Sirve si permite escribir la llamada y manejar los errores sin leer el cuerpo. Son seis bloques y cada uno responde una pregunta.</w:t>
+      </w:r>
+    </w:p>
+    <w:p>
+      <w:r>
+        <w:rPr>
+          <w:b w:val="0"/>
+          <w:color w:val="4A4A49"/>
+          <w:sz w:val="22"/>
+        </w:rPr>
+        <w:t>CÓMO DARLA (≈2 min):</w:t>
+      </w:r>
+    </w:p>
+    <w:p>
+      <w:pPr>
+        <w:pStyle w:val="ListBullet"/>
+      </w:pPr>
+      <w:r>
+        <w:rPr>
+          <w:b w:val="0"/>
+          <w:color w:val="4A4A49"/>
+          <w:sz w:val="22"/>
+        </w:rPr>
+        <w:t>Al entrar: Bloques 1 y 2: firma exacta (¿cómo se declara?) y ejemplo de llamada (¿cómo se invoca?).</w:t>
+      </w:r>
+    </w:p>
+    <w:p>
+      <w:pPr>
+        <w:pStyle w:val="ListBullet"/>
+      </w:pPr>
+      <w:r>
+        <w:rPr>
+          <w:b w:val="0"/>
+          <w:color w:val="4A4A49"/>
+          <w:sz w:val="22"/>
+        </w:rPr>
+        <w:t>Clic 1: Bloques 3 y 4: precondiciones (¿qué debe ser verdad antes?) y postcondiciones (¿qué queda?, y si falla, nada).</w:t>
+      </w:r>
+    </w:p>
+    <w:p>
+      <w:pPr>
+        <w:pStyle w:val="ListBullet"/>
+      </w:pPr>
+      <w:r>
+        <w:rPr>
+          <w:b w:val="0"/>
+          <w:color w:val="4A4A49"/>
+          <w:sz w:val="22"/>
+        </w:rPr>
+        <w:t>Clic 2: Bloques 5 y 6: tabla de errores con el mensaje literal, y la decisión de diseño (¿por qué aborta?). La frase final: errores del contrato y de la batería, palabra por palabra.</w:t>
+      </w:r>
+    </w:p>
+    <w:p>
+      <w:r>
+        <w:rPr>
+          <w:b w:val="0"/>
+          <w:color w:val="4A4A49"/>
+          <w:sz w:val="22"/>
+        </w:rPr>
+        <w:t>EJEMPLO: Sin la postcondición del caso malo («si falla, no queda nada»), quien llama no sabe si tiene que limpiar algo después de un error.</w:t>
+      </w:r>
+    </w:p>
+    <w:p>
+      <w:r>
+        <w:rPr>
+          <w:b w:val="0"/>
+          <w:color w:val="4A4A49"/>
+          <w:sz w:val="22"/>
+        </w:rPr>
+        <w:t>CUIDADO: El contrato no es un resumen del código: si para escribir la llamada hay que leer el cuerpo, el contrato no sirve.</w:t>
+      </w:r>
+    </w:p>
+    <w:p>
+      <w:r>
+        <w:rPr>
+          <w:b w:val="0"/>
+          <w:color w:val="4A4A49"/>
+          <w:sz w:val="22"/>
+        </w:rPr>
+        <w:t>PASA A LA SIGUIENTE: Los seis bloques, llenos para sp_agendar_cita.</w:t>
+      </w:r>
+    </w:p>
+    <w:p>
+      <w:pPr>
+        <w:spacing w:before="200" w:after="60"/>
+      </w:pPr>
       <w:r>
         <w:rPr>
           <w:b/>
-          <w:color w:val="4A4A49"/>
-          <w:sz w:val="22"/>
+          <w:color w:val="1A1C1D"/>
+          <w:sz w:val="32"/>
         </w:rPr>
         <w:t>[Slide 20] Los 6 bloques del contrato, uno por uno</w:t>
       </w:r>
-      <w:r>
-        <w:rPr>
-          <w:b w:val="0"/>
-          <w:color w:val="4A4A49"/>
-          <w:sz w:val="22"/>
-        </w:rPr>
-        <w:t xml:space="preserve"> — 5 vinetas.</w:t>
-      </w:r>
-    </w:p>
-    <w:p>
+    </w:p>
+    <w:p>
+      <w:r>
+        <w:rPr>
+          <w:b w:val="0"/>
+          <w:color w:val="4A4A49"/>
+          <w:sz w:val="22"/>
+        </w:rPr>
+        <w:t>QUÉ ES (dilo así): El contrato de sp_agendar_cita, lleno. Lo que lo vuelve útil es que se puede copiar la llamada y programar la respuesta a cada error sin abrir el procedimiento.</w:t>
+      </w:r>
+    </w:p>
+    <w:p>
+      <w:r>
+        <w:rPr>
+          <w:b w:val="0"/>
+          <w:color w:val="4A4A49"/>
+          <w:sz w:val="22"/>
+        </w:rPr>
+        <w:t>CÓMO DARLA (≈2 min):</w:t>
+      </w:r>
+    </w:p>
+    <w:p>
+      <w:pPr>
+        <w:pStyle w:val="ListBullet"/>
+      </w:pPr>
+      <w:r>
+        <w:rPr>
+          <w:b w:val="0"/>
+          <w:color w:val="4A4A49"/>
+          <w:sz w:val="22"/>
+        </w:rPr>
+        <w:t>Al entrar: Recorre la tarjeta de arriba abajo: la firma con tipos; el CALL de ejemplo con la mascota 1, el veterinario 2 y el 15 de septiembre a las 10:00; las precondiciones; la postcondición con su «NADA cambia»; la tabla de errores (mensaje literal y qué hace la aplicación); y la decisión de diseño.</w:t>
+      </w:r>
+    </w:p>
+    <w:p>
+      <w:r>
+        <w:rPr>
+          <w:b w:val="0"/>
+          <w:color w:val="4A4A49"/>
+          <w:sz w:val="22"/>
+        </w:rPr>
+        <w:t>EJEMPLO: Fila de la tabla de errores: «ERROR: la mascota 3 esta inactiva» → la aplicación avisa que hay que reactivar la mascota antes de agendar.</w:t>
+      </w:r>
+    </w:p>
+    <w:p>
+      <w:r>
+        <w:rPr>
+          <w:b w:val="0"/>
+          <w:color w:val="4A4A49"/>
+          <w:sz w:val="22"/>
+        </w:rPr>
+        <w:t>SI PREGUNTAN:</w:t>
+      </w:r>
+    </w:p>
+    <w:p>
+      <w:pPr>
+        <w:pStyle w:val="ListBullet"/>
+      </w:pPr>
+      <w:r>
+        <w:rPr>
+          <w:b w:val="0"/>
+          <w:color w:val="4A4A49"/>
+          <w:sz w:val="22"/>
+        </w:rPr>
+        <w:t>«¿El mensaje del tercer error tiene que ser ese?» → No: es el que cada uno escriba en su RAISE EXCEPTION. Lo que se exige es que el contrato y la batería usen exactamente el mismo texto.</w:t>
+      </w:r>
+    </w:p>
+    <w:p>
+      <w:r>
+        <w:rPr>
+          <w:b w:val="0"/>
+          <w:color w:val="4A4A49"/>
+          <w:sz w:val="22"/>
+        </w:rPr>
+        <w:t>CUIDADO: Una paráfrasis en la tabla de errores rompe el contrato: la aplicación compara contra el texto exacto.</w:t>
+      </w:r>
+    </w:p>
+    <w:p>
+      <w:r>
+        <w:rPr>
+          <w:b w:val="0"/>
+          <w:color w:val="4A4A49"/>
+          <w:sz w:val="22"/>
+        </w:rPr>
+        <w:t>PASA A LA SIGUIENTE: Una distinción que se dice hoy y no en la Clase 4: procedimiento y función.</w:t>
+      </w:r>
+    </w:p>
+    <w:p>
+      <w:pPr>
+        <w:spacing w:before="200" w:after="60"/>
+      </w:pPr>
       <w:r>
         <w:rPr>
           <w:b/>
-          <w:color w:val="4A4A49"/>
-          <w:sz w:val="22"/>
+          <w:color w:val="1A1C1D"/>
+          <w:sz w:val="32"/>
         </w:rPr>
         <w:t>[Slide 21] Procedimiento y funcion: la diferencia se dice hoy, no en la Clase 4</w:t>
       </w:r>
-      <w:r>
-        <w:rPr>
-          <w:b w:val="0"/>
-          <w:color w:val="4A4A49"/>
-          <w:sz w:val="22"/>
-        </w:rPr>
-        <w:t xml:space="preserve"> — 3 vinetas.</w:t>
-      </w:r>
-    </w:p>
-    <w:p>
-      <w:pPr>
-        <w:pStyle w:val="ListBullet2"/>
-      </w:pPr>
-      <w:r>
-        <w:rPr>
-          <w:b w:val="0"/>
-          <w:color w:val="4A4A49"/>
-          <w:sz w:val="22"/>
-        </w:rPr>
-        <w:t>DESARROLLO (para explicarlo, no se proyecta):</w:t>
-      </w:r>
-    </w:p>
-    <w:p>
-      <w:pPr>
-        <w:pStyle w:val="ListBullet2"/>
-      </w:pPr>
-      <w:r>
-        <w:rPr>
-          <w:b w:val="0"/>
-          <w:color w:val="4A4A49"/>
-          <w:sz w:val="22"/>
-        </w:rPr>
-        <w:t>Un procedimiento se invoca para que HAGA algo y se llama con CALL sp_x(...); una funcion se invoca para que DEVUELVA un valor y se llama dentro de una expresion, SELECT fn_x(...).</w:t>
-      </w:r>
-    </w:p>
-    <w:p>
-      <w:pPr>
-        <w:pStyle w:val="ListBullet2"/>
-      </w:pPr>
-      <w:r>
-        <w:rPr>
-          <w:b w:val="0"/>
-          <w:color w:val="4A4A49"/>
-          <w:sz w:val="22"/>
-        </w:rPr>
-        <w:t>No son dos sabores del mismo objeto: en PostgreSQL una funcion no puede hacer COMMIT ni ROLLBACK y un procedimiento si, y esa es la razon tecnica por la que el objeto de hoy es un procedimiento.</w:t>
-      </w:r>
-    </w:p>
-    <w:p>
-      <w:pPr>
-        <w:pStyle w:val="ListBullet2"/>
-      </w:pPr>
-      <w:r>
-        <w:rPr>
-          <w:b w:val="0"/>
-          <w:color w:val="4A4A49"/>
-          <w:sz w:val="22"/>
-        </w:rPr>
-        <w:t>Otra diferencia que se nota en la practica: llamar a un procedimiento con SELECT sp_agendar_cita(...) devuelve un error explicito de PostgreSQL, que dice que sp_agendar_cita es un procedimiento y sugiere usar CALL.</w:t>
-      </w:r>
-    </w:p>
-    <w:p>
-      <w:pPr>
-        <w:pStyle w:val="ListBullet2"/>
-      </w:pPr>
-      <w:r>
-        <w:rPr>
-          <w:b w:val="0"/>
-          <w:color w:val="4A4A49"/>
-          <w:sz w:val="22"/>
-        </w:rPr>
-        <w:t>Vale mostrarlo a proposito, porque es un mensaje que el estudiante va a encontrar y conviene que lo reconozca en vez de asustarse.</w:t>
-      </w:r>
-    </w:p>
-    <w:p>
-      <w:pPr>
-        <w:pStyle w:val="ListBullet2"/>
-      </w:pPr>
-      <w:r>
-        <w:rPr>
-          <w:b w:val="0"/>
-          <w:color w:val="4A4A49"/>
-          <w:sz w:val="22"/>
-        </w:rPr>
-        <w:t>La funcion llega en la Clase 4 con fn_precio_consulta, y ahi la comparacion ya estara hecha.</w:t>
-      </w:r>
-    </w:p>
-    <w:p>
-      <w:pPr>
-        <w:pStyle w:val="ListBullet2"/>
-      </w:pPr>
-      <w:r>
-        <w:rPr>
-          <w:b w:val="0"/>
-          <w:color w:val="4A4A49"/>
-          <w:sz w:val="22"/>
-        </w:rPr>
-        <w:t>Una FUNCTION devuelve un valor y se usa dentro de una consulta: FROM....</w:t>
-      </w:r>
-    </w:p>
-    <w:p>
-      <w:pPr>
-        <w:pStyle w:val="ListBullet2"/>
-      </w:pPr>
-      <w:r>
-        <w:rPr>
-          <w:b w:val="0"/>
-          <w:color w:val="4A4A49"/>
-          <w:sz w:val="22"/>
-        </w:rPr>
-        <w:t>Un PROCEDURE no devuelve valor y se invoca como sentencia suelta:.</w:t>
-      </w:r>
-    </w:p>
-    <w:p>
-      <w:pPr>
-        <w:pStyle w:val="ListBullet2"/>
-      </w:pPr>
-      <w:r>
-        <w:rPr>
-          <w:b w:val="0"/>
-          <w:color w:val="4A4A49"/>
-          <w:sz w:val="22"/>
-        </w:rPr>
-        <w:t>Llamar un procedimiento con SELECT es un error de PostgreSQL, no una variante.</w:t>
-      </w:r>
-    </w:p>
-    <w:p>
-      <w:pPr>
-        <w:pStyle w:val="ListBullet2"/>
-      </w:pPr>
-      <w:r>
-        <w:rPr>
-          <w:b w:val="0"/>
-          <w:color w:val="4A4A49"/>
-          <w:sz w:val="22"/>
-        </w:rPr>
-        <w:t>NOTAS:</w:t>
-      </w:r>
-    </w:p>
-    <w:p>
-      <w:pPr>
-        <w:pStyle w:val="ListBullet2"/>
-      </w:pPr>
-      <w:r>
-        <w:rPr>
-          <w:b w:val="0"/>
-          <w:color w:val="4A4A49"/>
-          <w:sz w:val="22"/>
-        </w:rPr>
-        <w:t>Conviene cerrar la teoria con esta distincion, y decirla HOY.</w:t>
-      </w:r>
-    </w:p>
-    <w:p>
-      <w:pPr>
-        <w:pStyle w:val="ListBullet2"/>
-      </w:pPr>
-      <w:r>
-        <w:rPr>
-          <w:b w:val="0"/>
-          <w:color w:val="4A4A49"/>
-          <w:sz w:val="22"/>
-        </w:rPr>
-        <w:t>CÓDIGO CITADO (referencia):</w:t>
-      </w:r>
-    </w:p>
-    <w:p>
-      <w:pPr>
-        <w:pStyle w:val="ListBullet2"/>
-      </w:pPr>
-      <w:r>
-        <w:rPr>
-          <w:b w:val="0"/>
-          <w:color w:val="4A4A49"/>
-          <w:sz w:val="22"/>
-        </w:rPr>
-        <w:t>SELECT nombre, fn_precio_consulta(...)</w:t>
-      </w:r>
-    </w:p>
-    <w:p>
-      <w:pPr>
-        <w:pStyle w:val="ListBullet2"/>
-      </w:pPr>
-      <w:r>
-        <w:rPr>
-          <w:b w:val="0"/>
-          <w:color w:val="4A4A49"/>
-          <w:sz w:val="22"/>
-        </w:rPr>
-        <w:t>CALL sp_agendar_cita(3, 1, TIMESTAMP '2026-09-01 09:00')</w:t>
-      </w:r>
-    </w:p>
-    <w:p>
-      <w:pPr>
-        <w:pStyle w:val="ListBullet2"/>
-      </w:pPr>
-      <w:r>
-        <w:rPr>
-          <w:b w:val="0"/>
-          <w:color w:val="4A4A49"/>
-          <w:sz w:val="22"/>
-        </w:rPr>
-        <w:t>Fuera de la lamina (habla de la practica): Conviene cerrar la teoria con esta distincion, y decirla HOY, porque el estudiante la va a necesitar en el taller de hoy y no la semana entrante.</w:t>
-      </w:r>
-    </w:p>
-    <w:p>
+    </w:p>
+    <w:p>
+      <w:r>
+        <w:rPr>
+          <w:b w:val="0"/>
+          <w:color w:val="4A4A49"/>
+          <w:sz w:val="22"/>
+        </w:rPr>
+        <w:t>QUÉ ES (dilo así): Un procedimiento se invoca para que haga algo, con CALL; una función se invoca para que devuelva un valor, dentro de una expresión. No son dos sabores del mismo objeto: solo el procedimiento puede confirmar o deshacer la transacción, y el motor no deja usar uno donde va el otro.</w:t>
+      </w:r>
+    </w:p>
+    <w:p>
+      <w:r>
+        <w:rPr>
+          <w:b w:val="0"/>
+          <w:color w:val="4A4A49"/>
+          <w:sz w:val="22"/>
+        </w:rPr>
+        <w:t>CÓMO DARLA (≈2 min):</w:t>
+      </w:r>
+    </w:p>
+    <w:p>
+      <w:pPr>
+        <w:pStyle w:val="ListBullet"/>
+      </w:pPr>
+      <w:r>
+        <w:rPr>
+          <w:b w:val="0"/>
+          <w:color w:val="4A4A49"/>
+          <w:sz w:val="22"/>
+        </w:rPr>
+        <w:t>Al entrar: PROCEDIMIENTO · hace: CALL sp_agendar_cita(…) cambia los datos y puede hacer COMMIT o ROLLBACK.</w:t>
+      </w:r>
+    </w:p>
+    <w:p>
+      <w:pPr>
+        <w:pStyle w:val="ListBullet"/>
+      </w:pPr>
+      <w:r>
+        <w:rPr>
+          <w:b w:val="0"/>
+          <w:color w:val="4A4A49"/>
+          <w:sz w:val="22"/>
+        </w:rPr>
+        <w:t>Clic 1: FUNCIÓN · devuelve: SELECT fn_x(…) entrega un valor a la consulta y no puede hacer COMMIT ni ROLLBACK. «No son dos sabores del mismo objeto».</w:t>
+      </w:r>
+    </w:p>
+    <w:p>
+      <w:pPr>
+        <w:pStyle w:val="ListBullet"/>
+      </w:pPr>
+      <w:r>
+        <w:rPr>
+          <w:b w:val="0"/>
+          <w:color w:val="4A4A49"/>
+          <w:sz w:val="22"/>
+        </w:rPr>
+        <w:t>Clic 2: La prueba: SELECT sp_agendar_cita(…) responde «is a procedure» con la pista «To call a procedure, use CALL». El motor no deja confundirlos.</w:t>
+      </w:r>
+    </w:p>
+    <w:p>
+      <w:r>
+        <w:rPr>
+          <w:b w:val="0"/>
+          <w:color w:val="4A4A49"/>
+          <w:sz w:val="22"/>
+        </w:rPr>
+        <w:t>EJEMPLO: Al revés también falla: CALL de una función responde «is not a procedure» y sugiere usar SELECT.</w:t>
+      </w:r>
+    </w:p>
+    <w:p>
+      <w:r>
+        <w:rPr>
+          <w:b w:val="0"/>
+          <w:color w:val="4A4A49"/>
+          <w:sz w:val="22"/>
+        </w:rPr>
+        <w:t>SI PREGUNTAN:</w:t>
+      </w:r>
+    </w:p>
+    <w:p>
+      <w:pPr>
+        <w:pStyle w:val="ListBullet"/>
+      </w:pPr>
+      <w:r>
+        <w:rPr>
+          <w:b w:val="0"/>
+          <w:color w:val="4A4A49"/>
+          <w:sz w:val="22"/>
+        </w:rPr>
+        <w:t>«¿Por qué el objeto de hoy es procedimiento?» → Porque agendar es una acción que cambia datos. La tarifa de una consulta, que es un valor, será una función en la Clase 4.</w:t>
+      </w:r>
+    </w:p>
+    <w:p>
+      <w:r>
+        <w:rPr>
+          <w:b w:val="0"/>
+          <w:color w:val="4A4A49"/>
+          <w:sz w:val="22"/>
+        </w:rPr>
+        <w:t>PASA A LA SIGUIENTE: Una función real, y el error al revés, en código.</w:t>
+      </w:r>
+    </w:p>
+    <w:p>
+      <w:pPr>
+        <w:spacing w:before="200" w:after="60"/>
+      </w:pPr>
       <w:r>
         <w:rPr>
           <w:b/>
-          <w:color w:val="4A4A49"/>
-          <w:sz w:val="22"/>
+          <w:color w:val="1A1C1D"/>
+          <w:sz w:val="32"/>
         </w:rPr>
         <w:t>[Slide 22] PROCEDURE o FUNCTION: la diferencia es donde se puede usar</w:t>
       </w:r>
-      <w:r>
-        <w:rPr>
-          <w:b w:val="0"/>
-          <w:color w:val="4A4A49"/>
-          <w:sz w:val="22"/>
-        </w:rPr>
-        <w:t xml:space="preserve"> — 13 vinetas.</w:t>
-      </w:r>
-    </w:p>
-    <w:p>
+    </w:p>
+    <w:p>
+      <w:r>
+        <w:rPr>
+          <w:b w:val="0"/>
+          <w:color w:val="4A4A49"/>
+          <w:sz w:val="22"/>
+        </w:rPr>
+        <w:t>QUÉ ES (dilo así): Una función de una línea que cuenta las citas de un día y se usa dentro de un SELECT, y el error que da intentar lo mismo con un procedimiento.</w:t>
+      </w:r>
+    </w:p>
+    <w:p>
+      <w:r>
+        <w:rPr>
+          <w:b w:val="0"/>
+          <w:color w:val="4A4A49"/>
+          <w:sz w:val="22"/>
+        </w:rPr>
+        <w:t>CÓMO DARLA (≈2 min):</w:t>
+      </w:r>
+    </w:p>
+    <w:p>
+      <w:pPr>
+        <w:pStyle w:val="ListBullet"/>
+      </w:pPr>
+      <w:r>
+        <w:rPr>
+          <w:b w:val="0"/>
+          <w:color w:val="4A4A49"/>
+          <w:sz w:val="22"/>
+        </w:rPr>
+        <w:t>Líneas 2-8: CREATE FUNCTION con RETURNS INT y LANGUAGE sql: el cuerpo es una sola consulta. p_dia + 1 es el día siguiente, así que el rango es medio abierto: desde las 00:00 hasta antes de la medianoche.</w:t>
+      </w:r>
+    </w:p>
+    <w:p>
+      <w:pPr>
+        <w:pStyle w:val="ListBullet"/>
+      </w:pPr>
+      <w:r>
+        <w:rPr>
+          <w:b w:val="0"/>
+          <w:color w:val="4A4A49"/>
+          <w:sz w:val="22"/>
+        </w:rPr>
+        <w:t>Línea 10: SELECT fn_citas_del_dia(DATE '2026-09-01'): con los datos de práctica devuelve 3.</w:t>
+      </w:r>
+    </w:p>
+    <w:p>
+      <w:pPr>
+        <w:pStyle w:val="ListBullet"/>
+      </w:pPr>
+      <w:r>
+        <w:rPr>
+          <w:b w:val="0"/>
+          <w:color w:val="4A4A49"/>
+          <w:sz w:val="22"/>
+        </w:rPr>
+        <w:t>Líneas 12-14: SELECT de un procedimiento: «sp_dar_de_baja_insumo(integer, unknown) is a procedure».</w:t>
+      </w:r>
+    </w:p>
+    <w:p>
+      <w:r>
+        <w:rPr>
+          <w:b w:val="0"/>
+          <w:color w:val="4A4A49"/>
+          <w:sz w:val="22"/>
+        </w:rPr>
+        <w:t>EJEMPLO: La función se puede usar en una lista de columnas: SELECT d::date, fn_citas_del_dia(d::date) FROM generate_series(DATE '2026-09-01', DATE '2026-09-03', INTERVAL '1 day') d;</w:t>
+      </w:r>
+    </w:p>
+    <w:p>
+      <w:r>
+        <w:rPr>
+          <w:b w:val="0"/>
+          <w:color w:val="4A4A49"/>
+          <w:sz w:val="22"/>
+        </w:rPr>
+        <w:t>SI PREGUNTAN:</w:t>
+      </w:r>
+    </w:p>
+    <w:p>
+      <w:pPr>
+        <w:pStyle w:val="ListBullet"/>
+      </w:pPr>
+      <w:r>
+        <w:rPr>
+          <w:b w:val="0"/>
+          <w:color w:val="4A4A49"/>
+          <w:sz w:val="22"/>
+        </w:rPr>
+        <w:t>«¿Una función tiene que ser LANGUAGE sql?» → No: puede ser plpgsql igual que un procedimiento. Esta es sql porque su cuerpo es una sola consulta.</w:t>
+      </w:r>
+    </w:p>
+    <w:p>
+      <w:r>
+        <w:rPr>
+          <w:b w:val="0"/>
+          <w:color w:val="4A4A49"/>
+          <w:sz w:val="22"/>
+        </w:rPr>
+        <w:t>CUIDADO: «unknown» en el mensaje es el tipo del literal 'x' sin conversión: no es un error aparte.</w:t>
+      </w:r>
+    </w:p>
+    <w:p>
+      <w:r>
+        <w:rPr>
+          <w:b w:val="0"/>
+          <w:color w:val="4A4A49"/>
+          <w:sz w:val="22"/>
+        </w:rPr>
+        <w:t>PASA A LA SIGUIENTE: La regla para decidir, en una sola pregunta.</w:t>
+      </w:r>
+    </w:p>
+    <w:p>
+      <w:pPr>
+        <w:spacing w:before="200" w:after="60"/>
+      </w:pPr>
       <w:r>
         <w:rPr>
           <w:b/>
-          <w:color w:val="4A4A49"/>
-          <w:sz w:val="22"/>
+          <w:color w:val="1A1C1D"/>
+          <w:sz w:val="32"/>
         </w:rPr>
         <w:t>[Slide 23] PROCEDURE o FUNCTION: cual se puede usar dentro de un SELECT</w:t>
       </w:r>
-      <w:r>
-        <w:rPr>
-          <w:b w:val="0"/>
-          <w:color w:val="4A4A49"/>
-          <w:sz w:val="22"/>
-        </w:rPr>
-        <w:t xml:space="preserve"> — 5 vinetas.</w:t>
-      </w:r>
-    </w:p>
-    <w:p>
+    </w:p>
+    <w:p>
+      <w:r>
+        <w:rPr>
+          <w:b w:val="0"/>
+          <w:color w:val="4A4A49"/>
+          <w:sz w:val="22"/>
+        </w:rPr>
+        <w:t>QUÉ ES (dilo así): La decisión se toma con una sola pregunta: ¿el resultado tiene que entrar en una consulta? Si sí, es función. Si lo que se necesita es ejecutar pasos o manejar la transacción, es procedimiento.</w:t>
+      </w:r>
+    </w:p>
+    <w:p>
+      <w:r>
+        <w:rPr>
+          <w:b w:val="0"/>
+          <w:color w:val="4A4A49"/>
+          <w:sz w:val="22"/>
+        </w:rPr>
+        <w:t>CÓMO DARLA (≈1 min):</w:t>
+      </w:r>
+    </w:p>
+    <w:p>
+      <w:pPr>
+        <w:pStyle w:val="ListBullet"/>
+      </w:pPr>
+      <w:r>
+        <w:rPr>
+          <w:b w:val="0"/>
+          <w:color w:val="4A4A49"/>
+          <w:sz w:val="22"/>
+        </w:rPr>
+        <w:t>Al entrar: Recorre el árbol: la pregunta arriba, FUNCTION a la izquierda (RETURNS, SELECT nombre, fn_precio(especie) FROM mascota) y PROCEDURE a la derecha (CALL; el SELECT se rechaza). Abajo, los tres mitos tachados.</w:t>
+      </w:r>
+    </w:p>
+    <w:p>
+      <w:r>
+        <w:rPr>
+          <w:b w:val="0"/>
+          <w:color w:val="4A4A49"/>
+          <w:sz w:val="22"/>
+        </w:rPr>
+        <w:t>EJEMPLO: Calcular el precio sugerido de una consulta según la especie, para mostrarlo en un listado: función que devuelve NUMERIC.</w:t>
+      </w:r>
+    </w:p>
+    <w:p>
+      <w:r>
+        <w:rPr>
+          <w:b w:val="0"/>
+          <w:color w:val="4A4A49"/>
+          <w:sz w:val="22"/>
+        </w:rPr>
+        <w:t>SI PREGUNTAN:</w:t>
+      </w:r>
+    </w:p>
+    <w:p>
+      <w:pPr>
+        <w:pStyle w:val="ListBullet"/>
+      </w:pPr>
+      <w:r>
+        <w:rPr>
+          <w:b w:val="0"/>
+          <w:color w:val="4A4A49"/>
+          <w:sz w:val="22"/>
+        </w:rPr>
+        <w:t>«¿Un OUT no hace que el procedimiento «devuelva» un valor?» → Devuelve valores a quien hace el CALL, pero sigue sin poder ir dentro de un SELECT. Devolver por OUT no es lo mismo que ser invocable en una consulta.</w:t>
+      </w:r>
+    </w:p>
+    <w:p>
+      <w:r>
+        <w:rPr>
+          <w:b w:val="0"/>
+          <w:color w:val="4A4A49"/>
+          <w:sz w:val="22"/>
+        </w:rPr>
+        <w:t>PASA A LA SIGUIENTE: Cuando algo no funciona: depurar sin depurador.</w:t>
+      </w:r>
+    </w:p>
+    <w:p>
+      <w:pPr>
+        <w:spacing w:before="200" w:after="60"/>
+      </w:pPr>
       <w:r>
         <w:rPr>
           <w:b/>
-          <w:color w:val="4A4A49"/>
-          <w:sz w:val="22"/>
+          <w:color w:val="1A1C1D"/>
+          <w:sz w:val="32"/>
         </w:rPr>
         <w:t>[Slide 24] Depurar sin depurador: los cuatro movimientos, en PostgreSQL</w:t>
       </w:r>
-      <w:r>
-        <w:rPr>
-          <w:b w:val="0"/>
-          <w:color w:val="4A4A49"/>
-          <w:sz w:val="22"/>
-        </w:rPr>
-        <w:t xml:space="preserve"> — 4 vinetas.</w:t>
-      </w:r>
-    </w:p>
-    <w:p>
-      <w:pPr>
-        <w:pStyle w:val="ListBullet2"/>
-      </w:pPr>
-      <w:r>
-        <w:rPr>
-          <w:b w:val="0"/>
-          <w:color w:val="4A4A49"/>
-          <w:sz w:val="22"/>
-        </w:rPr>
-        <w:t>DESARROLLO (para explicarlo, no se proyecta):</w:t>
-      </w:r>
-    </w:p>
-    <w:p>
-      <w:pPr>
-        <w:pStyle w:val="ListBullet2"/>
-      </w:pPr>
-      <w:r>
-        <w:rPr>
-          <w:b w:val="0"/>
-          <w:color w:val="4A4A49"/>
-          <w:sz w:val="22"/>
-        </w:rPr>
-        <w:t>Depurar sin depurador es una habilidad concreta y se ensena en cuatro movimientos.</w:t>
-      </w:r>
-    </w:p>
-    <w:p>
-      <w:pPr>
-        <w:pStyle w:val="ListBullet2"/>
-      </w:pPr>
-      <w:r>
-        <w:rPr>
-          <w:b w:val="0"/>
-          <w:color w:val="4A4A49"/>
-          <w:sz w:val="22"/>
-        </w:rPr>
-        <w:t>Primero, entender que error se esta leyendo, porque hay dos momentos distintos: el error de creacion, que es de sintaxis y lo devuelve el CREATE PROCEDURE senalando linea y posicion</w:t>
-      </w:r>
-    </w:p>
-    <w:p>
-      <w:pPr>
-        <w:pStyle w:val="ListBullet2"/>
-      </w:pPr>
-      <w:r>
-        <w:rPr>
-          <w:b w:val="0"/>
-          <w:color w:val="4A4A49"/>
-          <w:sz w:val="22"/>
-        </w:rPr>
-        <w:t>Y el error de ejecucion, que es el que aparece con el CALL y es donde salen los nombres de tabla o columna equivocados.</w:t>
-      </w:r>
-    </w:p>
-    <w:p>
-      <w:pPr>
-        <w:pStyle w:val="ListBullet2"/>
-      </w:pPr>
-      <w:r>
-        <w:rPr>
-          <w:b w:val="0"/>
-          <w:color w:val="4A4A49"/>
-          <w:sz w:val="22"/>
-        </w:rPr>
-        <w:t>A diferencia de Oracle no hay que consultar ninguna vista de errores ni verificar si el objeto quedo invalido: si el CREATE no protesto, el objeto esta creado; lo que no significa que funcione.</w:t>
-      </w:r>
-    </w:p>
-    <w:p>
-      <w:pPr>
-        <w:pStyle w:val="ListBullet2"/>
-      </w:pPr>
-      <w:r>
-        <w:rPr>
-          <w:b w:val="0"/>
-          <w:color w:val="4A4A49"/>
-          <w:sz w:val="22"/>
-        </w:rPr>
-        <w:t>Segundo, dejar trazas con RAISE NOTICE 'llegue al paso 2, v_activa = %', v_activa; que imprime en la salida de mensajes sin abortar nada, y es el equivalente directo de lo que en Oracle se hace con la salida de servidor.</w:t>
-      </w:r>
-    </w:p>
-    <w:p>
-      <w:pPr>
-        <w:pStyle w:val="ListBullet2"/>
-      </w:pPr>
-      <w:r>
-        <w:rPr>
-          <w:b w:val="0"/>
-          <w:color w:val="4A4A49"/>
-          <w:sz w:val="22"/>
-        </w:rPr>
-        <w:t>Tercero, aislar: tomar el SELECT activa INTO v_activa FROM mascota WHERE id_mascota = 3 y ejecutarlo suelto con el valor que fallo, para saber si el problema esta en la consulta o en la logica que la rodea.</w:t>
-      </w:r>
-    </w:p>
-    <w:p>
-      <w:pPr>
-        <w:pStyle w:val="ListBullet2"/>
-      </w:pPr>
-      <w:r>
-        <w:rPr>
-          <w:b w:val="0"/>
-          <w:color w:val="4A4A49"/>
-          <w:sz w:val="22"/>
-        </w:rPr>
-        <w:t>Cuarto, probar con casos deliberados: un caso correcto y tres de error, cada uno en su bloque, escritos en resultado_prueba.</w:t>
-      </w:r>
-    </w:p>
-    <w:p>
-      <w:pPr>
-        <w:pStyle w:val="ListBullet2"/>
-      </w:pPr>
-      <w:r>
-        <w:rPr>
-          <w:b w:val="0"/>
-          <w:color w:val="4A4A49"/>
-          <w:sz w:val="22"/>
-        </w:rPr>
-        <w:t>Un procedimiento con solo la captura del caso feliz no demuestra manejo de errores, y el Parcial 1 lo pregunta de frente.</w:t>
-      </w:r>
-    </w:p>
-    <w:p>
-      <w:pPr>
-        <w:pStyle w:val="ListBullet2"/>
-      </w:pPr>
-      <w:r>
-        <w:rPr>
-          <w:b w:val="0"/>
-          <w:color w:val="4A4A49"/>
-          <w:sz w:val="22"/>
-        </w:rPr>
-        <w:t>NOTAS:</w:t>
-      </w:r>
-    </w:p>
-    <w:p>
-      <w:pPr>
-        <w:pStyle w:val="ListBullet2"/>
-      </w:pPr>
-      <w:r>
-        <w:rPr>
-          <w:b w:val="0"/>
-          <w:color w:val="4A4A49"/>
-          <w:sz w:val="22"/>
-        </w:rPr>
-        <w:t>Conviene mencionar que RAISE tiene niveles —NOTICE, WARNING, EXCEPTION— y que solo el ultimo aborta.</w:t>
-      </w:r>
-    </w:p>
-    <w:p>
+    </w:p>
+    <w:p>
+      <w:r>
+        <w:rPr>
+          <w:b w:val="0"/>
+          <w:color w:val="4A4A49"/>
+          <w:sz w:val="22"/>
+        </w:rPr>
+        <w:t>QUÉ ES (dilo así): Sin depurador también se depura, con cuatro movimientos: saber qué error se está leyendo, dejar trazas, aislar la consulta sospechosa y probar con casos hechos a propósito.</w:t>
+      </w:r>
+    </w:p>
+    <w:p>
+      <w:r>
+        <w:rPr>
+          <w:b w:val="0"/>
+          <w:color w:val="4A4A49"/>
+          <w:sz w:val="22"/>
+        </w:rPr>
+        <w:t>CÓMO DARLA (≈2 min):</w:t>
+      </w:r>
+    </w:p>
+    <w:p>
+      <w:pPr>
+        <w:pStyle w:val="ListBullet"/>
+      </w:pPr>
+      <w:r>
+        <w:rPr>
+          <w:b w:val="0"/>
+          <w:color w:val="4A4A49"/>
+          <w:sz w:val="22"/>
+        </w:rPr>
+        <w:t>Al entrar: ¿Qué error leo? El del CREATE PROCEDURE es de sintaxis y señala línea y posición. El del CALL es de ejecución: ahí salen las tablas y columnas mal escritas.</w:t>
+      </w:r>
+    </w:p>
+    <w:p>
+      <w:pPr>
+        <w:pStyle w:val="ListBullet"/>
+      </w:pPr>
+      <w:r>
+        <w:rPr>
+          <w:b w:val="0"/>
+          <w:color w:val="4A4A49"/>
+          <w:sz w:val="22"/>
+        </w:rPr>
+        <w:t>Clic 1: Trazas: RAISE NOTICE 'paso 2, v_activa = %', v_activa; imprime sin abortar. RAISE tiene niveles (NOTICE, WARNING, EXCEPTION) y solo el último aborta.</w:t>
+      </w:r>
+    </w:p>
+    <w:p>
+      <w:pPr>
+        <w:pStyle w:val="ListBullet"/>
+      </w:pPr>
+      <w:r>
+        <w:rPr>
+          <w:b w:val="0"/>
+          <w:color w:val="4A4A49"/>
+          <w:sz w:val="22"/>
+        </w:rPr>
+        <w:t>Clic 2: Aislar: SELECT activa FROM mascota WHERE id_mascota = 3, suelto, con el valor que falló. Así se sabe si falla la consulta o la lógica que la rodea.</w:t>
+      </w:r>
+    </w:p>
+    <w:p>
+      <w:pPr>
+        <w:pStyle w:val="ListBullet"/>
+      </w:pPr>
+      <w:r>
+        <w:rPr>
+          <w:b w:val="0"/>
+          <w:color w:val="4A4A49"/>
+          <w:sz w:val="22"/>
+        </w:rPr>
+        <w:t>Clic 3: Casos deliberados: uno correcto y tres de error, cada uno en su bloque DO.</w:t>
+      </w:r>
+    </w:p>
+    <w:p>
+      <w:r>
+        <w:rPr>
+          <w:b w:val="0"/>
+          <w:color w:val="4A4A49"/>
+          <w:sz w:val="22"/>
+        </w:rPr>
+        <w:t>EJEMPLO: Un procedimiento con INSERT INTO citas (con s) se crea sin error; el CALL responde «relation "citas" does not exist». Es un error de ejecución, no de creación.</w:t>
+      </w:r>
+    </w:p>
+    <w:p>
+      <w:r>
+        <w:rPr>
+          <w:b w:val="0"/>
+          <w:color w:val="4A4A49"/>
+          <w:sz w:val="22"/>
+        </w:rPr>
+        <w:t>CUIDADO: A diferencia de Oracle, no hay vista de errores que consultar ni objetos inválidos: si el CREATE no protestó, el objeto existe.</w:t>
+      </w:r>
+    </w:p>
+    <w:p>
+      <w:r>
+        <w:rPr>
+          <w:b w:val="0"/>
+          <w:color w:val="4A4A49"/>
+          <w:sz w:val="22"/>
+        </w:rPr>
+        <w:t>PASA A LA SIGUIENTE: El motor de hoy y lo que no hay que copiar de Oracle.</w:t>
+      </w:r>
+    </w:p>
+    <w:p>
+      <w:pPr>
+        <w:spacing w:before="200" w:after="60"/>
+      </w:pPr>
       <w:r>
         <w:rPr>
           <w:b/>
-          <w:color w:val="4A4A49"/>
-          <w:sz w:val="22"/>
+          <w:color w:val="1A1C1D"/>
+          <w:sz w:val="32"/>
         </w:rPr>
         <w:t>[Slide 25] El motor de hoy es PostgreSQL, y eso decide que se puede demostrar</w:t>
       </w:r>
-      <w:r>
-        <w:rPr>
-          <w:b w:val="0"/>
-          <w:color w:val="4A4A49"/>
-          <w:sz w:val="22"/>
-        </w:rPr>
-        <w:t xml:space="preserve"> — 4 vinetas.</w:t>
-      </w:r>
-    </w:p>
-    <w:p>
-      <w:pPr>
-        <w:pStyle w:val="ListBullet2"/>
-      </w:pPr>
-      <w:r>
-        <w:rPr>
-          <w:b w:val="0"/>
-          <w:color w:val="4A4A49"/>
-          <w:sz w:val="22"/>
-        </w:rPr>
-        <w:t>DESARROLLO (para explicarlo, no se proyecta):</w:t>
-      </w:r>
-    </w:p>
-    <w:p>
-      <w:pPr>
-        <w:pStyle w:val="ListBullet2"/>
-      </w:pPr>
-      <w:r>
-        <w:rPr>
-          <w:b w:val="0"/>
-          <w:color w:val="4A4A49"/>
-          <w:sz w:val="22"/>
-        </w:rPr>
-        <w:t>El motor de la clase es PostgreSQL, que corre dentro del navegador, y por lo tanto todo el codigo de hoy es PL/pgSQL.</w:t>
-      </w:r>
-    </w:p>
-    <w:p>
-      <w:pPr>
-        <w:pStyle w:val="ListBullet2"/>
-      </w:pPr>
-      <w:r>
-        <w:rPr>
-          <w:b w:val="0"/>
-          <w:color w:val="4A4A49"/>
-          <w:sz w:val="22"/>
-        </w:rPr>
-        <w:t>Vale un minuto de clase senalar las cuatro diferencias que mas cuestan —IS en lugar de AS, VARCHAR2 y NUMBER en lugar de TEXT e INT, RAISE_APPLICATION_ERROR en lugar de RAISE EXCEPTION</w:t>
-      </w:r>
-    </w:p>
-    <w:p>
-      <w:pPr>
-        <w:pStyle w:val="ListBullet2"/>
-      </w:pPr>
-      <w:r>
-        <w:rPr>
-          <w:b w:val="0"/>
-          <w:color w:val="4A4A49"/>
-          <w:sz w:val="22"/>
-        </w:rPr>
-        <w:t>Y la barra final que aqui es un error— y no vale mas, porque cada minuto invertido en sintaxis del otro motor es un minuto que el estudiante no dedica a lo que se le va a evaluar.</w:t>
-      </w:r>
-    </w:p>
-    <w:p>
-      <w:pPr>
-        <w:pStyle w:val="ListBullet2"/>
-      </w:pPr>
-      <w:r>
-        <w:rPr>
-          <w:b w:val="0"/>
-          <w:color w:val="4A4A49"/>
-          <w:sz w:val="22"/>
-        </w:rPr>
-        <w:t>La regla operativa del curso se mantiene: la fuente de verdad es el archivo sql en la carpeta del proyecto, nunca la pestana del navegador, y el estudiante va bien si reconstruye procedimiento, pruebas y datos pegando su propio guion.</w:t>
-      </w:r>
-    </w:p>
-    <w:p>
-      <w:pPr>
-        <w:pStyle w:val="ListBullet2"/>
-      </w:pPr>
-      <w:r>
-        <w:rPr>
-          <w:b w:val="0"/>
-          <w:color w:val="4A4A49"/>
-          <w:sz w:val="22"/>
-        </w:rPr>
-        <w:t>NOTAS:</w:t>
-      </w:r>
-    </w:p>
-    <w:p>
-      <w:pPr>
-        <w:pStyle w:val="ListBullet2"/>
-      </w:pPr>
-      <w:r>
-        <w:rPr>
-          <w:b w:val="0"/>
-          <w:color w:val="4A4A49"/>
-          <w:sz w:val="22"/>
-        </w:rPr>
-        <w:t>Ahi funcionan CREATE PROCEDURE, el dollar-quoting, RAISE EXCEPTION, los bloques DO, SQLERRM y SQLSTATE, y la tabla resultado_prueba: la evidencia de la clase es la salida del motor y no una promesa.</w:t>
-      </w:r>
-    </w:p>
-    <w:p>
-      <w:pPr>
-        <w:pStyle w:val="ListBullet2"/>
-      </w:pPr>
-      <w:r>
-        <w:rPr>
-          <w:b w:val="0"/>
-          <w:color w:val="4A4A49"/>
-          <w:sz w:val="22"/>
-        </w:rPr>
-        <w:t>Oracle Live SQL sigue en el kit, pero cambia de papel y hay que decirlo sin ambiguedad: sirve como CONTRASTE de sintaxis para quien se vaya a encontrar Oracle en el trabajo.</w:t>
-      </w:r>
-    </w:p>
-    <w:p>
-      <w:pPr>
-        <w:pStyle w:val="ListBullet2"/>
-      </w:pPr>
-      <w:r>
-        <w:rPr>
-          <w:b w:val="0"/>
-          <w:color w:val="4A4A49"/>
-          <w:sz w:val="22"/>
-        </w:rPr>
-        <w:t>Fuera de la lamina (habla de la practica): Este punto hay que decirlo con precision porque una version anterior de esta guia decia lo contrario y costaria puntos repetirla.</w:t>
-      </w:r>
-    </w:p>
-    <w:p>
-      <w:pPr>
-        <w:pStyle w:val="ListBullet2"/>
-      </w:pPr>
-      <w:r>
-        <w:rPr>
-          <w:b w:val="0"/>
-          <w:color w:val="4A4A49"/>
-          <w:sz w:val="22"/>
-        </w:rPr>
-        <w:t>Fuera de la lamina (habla de la practica): Oracle Live SQL sigue en el kit, pero cambia de papel y hay que decirlo sin ambiguedad: sirve como CONTRASTE de sintaxis para quien se vaya a encontrar Oracle en el trabajo, no como sitio donde se hace el taller.</w:t>
-      </w:r>
-    </w:p>
-    <w:p>
+    </w:p>
+    <w:p>
+      <w:r>
+        <w:rPr>
+          <w:b w:val="0"/>
+          <w:color w:val="4A4A49"/>
+          <w:sz w:val="22"/>
+        </w:rPr>
+        <w:t>QUÉ ES (dilo así): Todo lo de hoy corre en PostgreSQL dentro del navegador: CREATE PROCEDURE, el dólar, RAISE EXCEPTION, los bloques DO y SQLERRM. Oracle queda como contraste para quien lo encuentre en el trabajo, con cuatro diferencias que vale la pena nombrar y no más.</w:t>
+      </w:r>
+    </w:p>
+    <w:p>
+      <w:r>
+        <w:rPr>
+          <w:b w:val="0"/>
+          <w:color w:val="4A4A49"/>
+          <w:sz w:val="22"/>
+        </w:rPr>
+        <w:t>CÓMO DARLA (≈1 min):</w:t>
+      </w:r>
+    </w:p>
+    <w:p>
+      <w:pPr>
+        <w:pStyle w:val="ListBullet"/>
+      </w:pPr>
+      <w:r>
+        <w:rPr>
+          <w:b w:val="0"/>
+          <w:color w:val="4A4A49"/>
+          <w:sz w:val="22"/>
+        </w:rPr>
+        <w:t>Al entrar: Las cuatro parejas: IS → AS; VARCHAR2 y NUMBER → TEXT e INT; RAISE_APPLICATION_ERROR → RAISE EXCEPTION; la barra final → error de sintaxis.</w:t>
+      </w:r>
+    </w:p>
+    <w:p>
+      <w:pPr>
+        <w:pStyle w:val="ListBullet"/>
+      </w:pPr>
+      <w:r>
+        <w:rPr>
+          <w:b w:val="0"/>
+          <w:color w:val="4A4A49"/>
+          <w:sz w:val="22"/>
+        </w:rPr>
+        <w:t>Clic 1: La regla operativa: la fuente de verdad es el archivo .sql de la carpeta. Quien reconstruye procedimiento, pruebas y datos pegando su archivo, va bien.</w:t>
+      </w:r>
+    </w:p>
+    <w:p>
+      <w:r>
+        <w:rPr>
+          <w:b w:val="0"/>
+          <w:color w:val="4A4A49"/>
+          <w:sz w:val="22"/>
+        </w:rPr>
+        <w:t>CUIDADO: No dediques más de un minuto a Oracle: cada minuto en la sintaxis del otro motor es un minuto que no se dedica al tema.</w:t>
+      </w:r>
+    </w:p>
+    <w:p>
+      <w:r>
+        <w:rPr>
+          <w:b w:val="0"/>
+          <w:color w:val="4A4A49"/>
+          <w:sz w:val="22"/>
+        </w:rPr>
+        <w:t>PASA A LA SIGUIENTE: Un segundo procedimiento, donde se practica otra decisión.</w:t>
+      </w:r>
+    </w:p>
+    <w:p>
+      <w:pPr>
+        <w:spacing w:before="200" w:after="60"/>
+      </w:pPr>
       <w:r>
         <w:rPr>
           <w:b/>
-          <w:color w:val="4A4A49"/>
-          <w:sz w:val="22"/>
+          <w:color w:val="1A1C1D"/>
+          <w:sz w:val="32"/>
         </w:rPr>
         <w:t>[Slide 26] El segundo procedimiento: sp_registrar_consulta y el EXISTS</w:t>
       </w:r>
-      <w:r>
-        <w:rPr>
-          <w:b w:val="0"/>
-          <w:color w:val="4A4A49"/>
-          <w:sz w:val="22"/>
-        </w:rPr>
-        <w:t xml:space="preserve"> — 3 vinetas.</w:t>
-      </w:r>
-    </w:p>
-    <w:p>
-      <w:pPr>
-        <w:pStyle w:val="ListBullet2"/>
-      </w:pPr>
-      <w:r>
-        <w:rPr>
-          <w:b w:val="0"/>
-          <w:color w:val="4A4A49"/>
-          <w:sz w:val="22"/>
-        </w:rPr>
-        <w:t>DESARROLLO (para explicarlo, no se proyecta):</w:t>
-      </w:r>
-    </w:p>
-    <w:p>
-      <w:pPr>
-        <w:pStyle w:val="ListBullet2"/>
-      </w:pPr>
-      <w:r>
-        <w:rPr>
-          <w:b w:val="0"/>
-          <w:color w:val="4A4A49"/>
-          <w:sz w:val="22"/>
-        </w:rPr>
-        <w:t>Un segundo procedimiento no es relleno: es donde se practica una decision distinta. sp_registrar_consulta escribe en consulta</w:t>
-      </w:r>
-    </w:p>
-    <w:p>
-      <w:pPr>
-        <w:pStyle w:val="ListBullet2"/>
-      </w:pPr>
-      <w:r>
-        <w:rPr>
-          <w:b w:val="0"/>
-          <w:color w:val="4A4A49"/>
-          <w:sz w:val="22"/>
-        </w:rPr>
-        <w:t>Y la Clase 1 dejo esa tabla con id_cita NOT NULL UNIQUE, porque una consulta pertenece a una cita y una cita tiene a lo sumo una consulta.</w:t>
-      </w:r>
-    </w:p>
-    <w:p>
-      <w:pPr>
-        <w:pStyle w:val="ListBullet2"/>
-      </w:pPr>
-      <w:r>
-        <w:rPr>
-          <w:b w:val="0"/>
-          <w:color w:val="4A4A49"/>
-          <w:sz w:val="22"/>
-        </w:rPr>
-        <w:t>La pregunta interesante es entonces para que escribir la validacion, si el motor ya defiende el dato.</w:t>
-      </w:r>
-    </w:p>
-    <w:p>
-      <w:pPr>
-        <w:pStyle w:val="ListBullet2"/>
-      </w:pPr>
-      <w:r>
-        <w:rPr>
-          <w:b w:val="0"/>
-          <w:color w:val="4A4A49"/>
-          <w:sz w:val="22"/>
-        </w:rPr>
-        <w:t>La primera es el mensaje: la restriccion produce un error tecnico que menciona el nombre del indice, y un IF EXISTS () THEN RAISE EXCEPTION 'ERROR: la cita % ya tiene consulta registrada', p_id_cita; produce el mensaje que la recepcionista puede entender.</w:t>
-      </w:r>
-    </w:p>
-    <w:p>
-      <w:pPr>
-        <w:pStyle w:val="ListBullet2"/>
-      </w:pPr>
-      <w:r>
-        <w:rPr>
-          <w:b w:val="0"/>
-          <w:color w:val="4A4A49"/>
-          <w:sz w:val="22"/>
-        </w:rPr>
-        <w:t>La segunda es que el procedimiento puede validar lo que la restriccion no ve: que la cita exista, y que su estado no sea 'CANCELADA', porque no se documenta la atencion de una cita que se cancelo.</w:t>
-      </w:r>
-    </w:p>
-    <w:p>
-      <w:pPr>
-        <w:pStyle w:val="ListBullet2"/>
-      </w:pPr>
-      <w:r>
-        <w:rPr>
-          <w:b w:val="0"/>
-          <w:color w:val="4A4A49"/>
-          <w:sz w:val="22"/>
-        </w:rPr>
-        <w:t>La restriccion es la ultima linea de defensa y sigue actuando cuando alguien entra por fuera; el procedimiento mejora el mensaje, no reemplaza la garantia.</w:t>
-      </w:r>
-    </w:p>
-    <w:p>
-      <w:pPr>
-        <w:pStyle w:val="ListBullet2"/>
-      </w:pPr>
-      <w:r>
-        <w:rPr>
-          <w:b w:val="0"/>
-          <w:color w:val="4A4A49"/>
-          <w:sz w:val="22"/>
-        </w:rPr>
-        <w:t>El orden importa: comprobar con IF EXISTS () antes de insertar permite responder con un mensaje de negocio claro; dejar que choque contra el UNIQUE produce un error del motor que la aplicacion no sabe traducir.</w:t>
-      </w:r>
-    </w:p>
-    <w:p>
-      <w:pPr>
-        <w:pStyle w:val="ListBullet2"/>
-      </w:pPr>
-      <w:r>
-        <w:rPr>
-          <w:b w:val="0"/>
-          <w:color w:val="4A4A49"/>
-          <w:sz w:val="22"/>
-        </w:rPr>
-        <w:t>NOTAS:</w:t>
-      </w:r>
-    </w:p>
-    <w:p>
-      <w:pPr>
-        <w:pStyle w:val="ListBullet2"/>
-      </w:pPr>
-      <w:r>
-        <w:rPr>
-          <w:b w:val="0"/>
-          <w:color w:val="4A4A49"/>
-          <w:sz w:val="22"/>
-        </w:rPr>
-        <w:t>Eso significa que registrar dos veces la consulta de la misma cita ya esta impedido por el motor: el segundo INSERT choca contra la restriccion de unicidad y falla.</w:t>
-      </w:r>
-    </w:p>
-    <w:p>
-      <w:pPr>
-        <w:pStyle w:val="ListBullet2"/>
-      </w:pPr>
-      <w:r>
-        <w:rPr>
-          <w:b w:val="0"/>
-          <w:color w:val="4A4A49"/>
-          <w:sz w:val="22"/>
-        </w:rPr>
-        <w:t>La respuesta tiene dos partes y las dos valen.</w:t>
-      </w:r>
-    </w:p>
-    <w:p>
-      <w:pPr>
-        <w:pStyle w:val="ListBullet2"/>
-      </w:pPr>
-      <w:r>
-        <w:rPr>
-          <w:b w:val="0"/>
-          <w:color w:val="4A4A49"/>
-          <w:sz w:val="22"/>
-        </w:rPr>
-        <w:t>Conviene decir tambien lo que NO hay que hacer: quitar la restriccion porque ya esta el procedimiento.</w:t>
-      </w:r>
-    </w:p>
-    <w:p>
-      <w:pPr>
-        <w:pStyle w:val="ListBullet2"/>
-      </w:pPr>
-      <w:r>
-        <w:rPr>
-          <w:b w:val="0"/>
-          <w:color w:val="4A4A49"/>
-          <w:sz w:val="22"/>
-        </w:rPr>
-        <w:t>Esa jerarquia —declarativo primero, procedimiento encima— es exactamente lo que la Clase 4 va a formalizar.</w:t>
-      </w:r>
-    </w:p>
-    <w:p>
-      <w:pPr>
-        <w:pStyle w:val="ListBullet2"/>
-      </w:pPr>
-      <w:r>
-        <w:rPr>
-          <w:b w:val="0"/>
-          <w:color w:val="4A4A49"/>
-          <w:sz w:val="22"/>
-        </w:rPr>
-        <w:t>CÓDIGO CITADO (referencia):</w:t>
-      </w:r>
-    </w:p>
-    <w:p>
-      <w:pPr>
-        <w:pStyle w:val="ListBullet2"/>
-      </w:pPr>
-      <w:r>
-        <w:rPr>
-          <w:b w:val="0"/>
-          <w:color w:val="4A4A49"/>
-          <w:sz w:val="22"/>
-        </w:rPr>
-        <w:t>SELECT 1 FROM consulta WHERE id_cita = p_id_cita</w:t>
-      </w:r>
-    </w:p>
-    <w:p>
-      <w:pPr>
-        <w:pStyle w:val="ListBullet2"/>
-      </w:pPr>
-      <w:r>
-        <w:rPr>
-          <w:b w:val="0"/>
-          <w:color w:val="4A4A49"/>
-          <w:sz w:val="22"/>
-        </w:rPr>
-        <w:t>SELECT 1 FROM consulta WHERE id_cita = p_id_cita</w:t>
-      </w:r>
-    </w:p>
-    <w:p>
+    </w:p>
+    <w:p>
+      <w:r>
+        <w:rPr>
+          <w:b w:val="0"/>
+          <w:color w:val="4A4A49"/>
+          <w:sz w:val="22"/>
+        </w:rPr>
+        <w:t>QUÉ ES (dilo así): El segundo procedimiento registra la consulta de una cita. La tabla ya tiene UNIQUE en id_cita, así que el motor impide dos consultas para la misma cita. Entonces, ¿para qué validar? Por el mensaje, y porque hay reglas que la restricción no ve.</w:t>
+      </w:r>
+    </w:p>
+    <w:p>
+      <w:r>
+        <w:rPr>
+          <w:b w:val="0"/>
+          <w:color w:val="4A4A49"/>
+          <w:sz w:val="22"/>
+        </w:rPr>
+        <w:t>CÓMO DARLA (≈3 min):</w:t>
+      </w:r>
+    </w:p>
+    <w:p>
+      <w:pPr>
+        <w:pStyle w:val="ListBullet"/>
+      </w:pPr>
+      <w:r>
+        <w:rPr>
+          <w:b w:val="0"/>
+          <w:color w:val="4A4A49"/>
+          <w:sz w:val="22"/>
+        </w:rPr>
+        <w:t>Al entrar: Solo con UNIQUE, la segunda consulta para la cita 7 falla con «duplicate key value violates unique constraint "consulta_id_cita_key"»: técnico, nombra el índice.</w:t>
+      </w:r>
+    </w:p>
+    <w:p>
+      <w:pPr>
+        <w:pStyle w:val="ListBullet"/>
+      </w:pPr>
+      <w:r>
+        <w:rPr>
+          <w:b w:val="0"/>
+          <w:color w:val="4A4A49"/>
+          <w:sz w:val="22"/>
+        </w:rPr>
+        <w:t>Clic 1: Con IF EXISTS (SELECT 1 FROM consulta WHERE id_cita = p_id_cita) THEN RAISE: «ERROR: la cita 7 ya tiene consulta registrada». Lo entiende la recepcionista.</w:t>
+      </w:r>
+    </w:p>
+    <w:p>
+      <w:pPr>
+        <w:pStyle w:val="ListBullet"/>
+      </w:pPr>
+      <w:r>
+        <w:rPr>
+          <w:b w:val="0"/>
+          <w:color w:val="4A4A49"/>
+          <w:sz w:val="22"/>
+        </w:rPr>
+        <w:t>Clic 2: Lo que el UNIQUE no ve: si la cita existe y si no está CANCELADA. La frase: la restricción es la última línea de defensa; el procedimiento, la primera.</w:t>
+      </w:r>
+    </w:p>
+    <w:p>
+      <w:r>
+        <w:rPr>
+          <w:b w:val="0"/>
+          <w:color w:val="4A4A49"/>
+          <w:sz w:val="22"/>
+        </w:rPr>
+        <w:t>EJEMPLO: Con los datos de práctica: la cita 1 está PROGRAMADA y no tiene consulta (debe funcionar), la cita 4 está CANCELADA (debe fallar) y la cita 2 ya tiene consulta (debe fallar).</w:t>
+      </w:r>
+    </w:p>
+    <w:p>
+      <w:r>
+        <w:rPr>
+          <w:b w:val="0"/>
+          <w:color w:val="4A4A49"/>
+          <w:sz w:val="22"/>
+        </w:rPr>
+        <w:t>SI PREGUNTAN:</w:t>
+      </w:r>
+    </w:p>
+    <w:p>
+      <w:pPr>
+        <w:pStyle w:val="ListBullet"/>
+      </w:pPr>
+      <w:r>
+        <w:rPr>
+          <w:b w:val="0"/>
+          <w:color w:val="4A4A49"/>
+          <w:sz w:val="22"/>
+        </w:rPr>
+        <w:t>«Si ya está el procedimiento, ¿quito el UNIQUE?» → No. El procedimiento mejora el mensaje; la restricción sigue protegiendo cuando alguien entra por fuera. Primero lo declarativo, encima el procedimiento.</w:t>
+      </w:r>
+    </w:p>
+    <w:p>
+      <w:r>
+        <w:rPr>
+          <w:b w:val="0"/>
+          <w:color w:val="4A4A49"/>
+          <w:sz w:val="22"/>
+        </w:rPr>
+        <w:t>CUIDADO: El orden importa: el IF EXISTS va antes del INSERT; si se deja chocar contra el UNIQUE, la aplicación recibe un error que no sabe traducir.</w:t>
+      </w:r>
+    </w:p>
+    <w:p>
+      <w:r>
+        <w:rPr>
+          <w:b w:val="0"/>
+          <w:color w:val="4A4A49"/>
+          <w:sz w:val="22"/>
+        </w:rPr>
+        <w:t>PASA A LA SIGUIENTE: Cómo se conecta todo esto con las clases vecinas.</w:t>
+      </w:r>
+    </w:p>
+    <w:p>
+      <w:pPr>
+        <w:spacing w:before="200" w:after="60"/>
+      </w:pPr>
       <w:r>
         <w:rPr>
           <w:b/>
-          <w:color w:val="4A4A49"/>
-          <w:sz w:val="22"/>
-        </w:rPr>
-        <w:t>[Slide 27] Como amarra con las clases vecinas y con la rubrica del PI</w:t>
-      </w:r>
-      <w:r>
-        <w:rPr>
-          <w:b w:val="0"/>
-          <w:color w:val="4A4A49"/>
-          <w:sz w:val="22"/>
-        </w:rPr>
-        <w:t xml:space="preserve"> — 4 vinetas.</w:t>
-      </w:r>
-    </w:p>
-    <w:p>
-      <w:pPr>
-        <w:pStyle w:val="ListBullet2"/>
-      </w:pPr>
-      <w:r>
-        <w:rPr>
-          <w:b w:val="0"/>
-          <w:color w:val="4A4A49"/>
-          <w:sz w:val="22"/>
-        </w:rPr>
-        <w:t>DESARROLLO (para explicarlo, no se proyecta):</w:t>
-      </w:r>
-    </w:p>
-    <w:p>
-      <w:pPr>
-        <w:pStyle w:val="ListBullet2"/>
-      </w:pPr>
-      <w:r>
-        <w:rPr>
-          <w:b w:val="0"/>
-          <w:color w:val="4A4A49"/>
-          <w:sz w:val="22"/>
-        </w:rPr>
-        <w:t>Lo de hoy no es una isla.</w:t>
-      </w:r>
-    </w:p>
-    <w:p>
-      <w:pPr>
-        <w:pStyle w:val="ListBullet2"/>
-      </w:pPr>
-      <w:r>
-        <w:rPr>
-          <w:b w:val="0"/>
-          <w:color w:val="4A4A49"/>
-          <w:sz w:val="22"/>
-        </w:rPr>
-        <w:t>La Clase 1 dejo el esquema, la baja logica con activa igual a 'S' o 'N' y la restriccion de unicidad sobre la franja del veterinario, que son justamente las tres cosas que las validaciones de hoy usan.</w:t>
-      </w:r>
-    </w:p>
-    <w:p>
-      <w:pPr>
-        <w:pStyle w:val="ListBullet2"/>
-      </w:pPr>
-      <w:r>
-        <w:rPr>
-          <w:b w:val="0"/>
-          <w:color w:val="4A4A49"/>
-          <w:sz w:val="22"/>
-        </w:rPr>
-        <w:t>La Clase 2 dejo los cuatro roles y hoy aparece el patron mas fino de todos: no dar INSERT sobre cita al rol recepcion, sino EXECUTE sobre sp_agendar_cita, de modo que el usuario solo pueda escribir a traves de la regla de negocio.</w:t>
-      </w:r>
-    </w:p>
-    <w:p>
-      <w:pPr>
-        <w:pStyle w:val="ListBullet2"/>
-      </w:pPr>
-      <w:r>
-        <w:rPr>
-          <w:b w:val="0"/>
-          <w:color w:val="4A4A49"/>
-          <w:sz w:val="22"/>
-        </w:rPr>
-        <w:t>La Clase 4 cuelga de este procedimiento la funcion y los dos triggers, y ahi se decide, para cada regla, si vive en un CHECK, en un trigger o en la aplicacion.</w:t>
-      </w:r>
-    </w:p>
-    <w:p>
-      <w:pPr>
-        <w:pStyle w:val="ListBullet2"/>
-      </w:pPr>
-      <w:r>
-        <w:rPr>
-          <w:b w:val="0"/>
-          <w:color w:val="4A4A49"/>
-          <w:sz w:val="22"/>
-        </w:rPr>
-        <w:t>La Clase 8 retoma el punto que hoy se siembra: quien confirma la transaccion.</w:t>
-      </w:r>
-    </w:p>
-    <w:p>
-      <w:pPr>
-        <w:pStyle w:val="ListBullet2"/>
-      </w:pPr>
-      <w:r>
-        <w:rPr>
-          <w:b w:val="0"/>
-          <w:color w:val="4A4A49"/>
-          <w:sz w:val="22"/>
-        </w:rPr>
-        <w:t>Y la Clase 12 consume estos procedimientos desde la aplicacion.</w:t>
-      </w:r>
-    </w:p>
-    <w:p>
-      <w:pPr>
-        <w:pStyle w:val="ListBullet2"/>
-      </w:pPr>
-      <w:r>
-        <w:rPr>
-          <w:b w:val="0"/>
-          <w:color w:val="4A4A49"/>
-          <w:sz w:val="22"/>
-        </w:rPr>
-        <w:t>PREGUNTAS FRECUENTES DEL GRUPO</w:t>
-      </w:r>
-    </w:p>
-    <w:p>
-      <w:pPr>
-        <w:pStyle w:val="ListBullet2"/>
-      </w:pPr>
-      <w:r>
-        <w:rPr>
-          <w:b w:val="0"/>
-          <w:color w:val="4A4A49"/>
-          <w:sz w:val="22"/>
-        </w:rPr>
-        <w:t>«Ejecute el CREATE y no dio error, entonces esta bien»: no necesariamente, y es la pregunta mas importante del dia.</w:t>
-      </w:r>
-    </w:p>
-    <w:p>
-      <w:pPr>
-        <w:pStyle w:val="ListBullet2"/>
-      </w:pPr>
-      <w:r>
-        <w:rPr>
-          <w:b w:val="0"/>
-          <w:color w:val="4A4A49"/>
-          <w:sz w:val="22"/>
-        </w:rPr>
-        <w:t>PostgreSQL valida la sintaxis del cuerpo pero no resuelve los nombres de tabla y columna hasta la primera ejecucion, asi que el CALL es la unica evidencia.</w:t>
-      </w:r>
-    </w:p>
-    <w:p>
-      <w:pPr>
-        <w:pStyle w:val="ListBullet2"/>
-      </w:pPr>
-      <w:r>
-        <w:rPr>
-          <w:b w:val="0"/>
-          <w:color w:val="4A4A49"/>
-          <w:sz w:val="22"/>
-        </w:rPr>
-        <w:t>«Por que no resolver la regla con un CHECK y ahorrarse el procedimiento»: porque un CHECK solo puede mirar columnas de la misma fila que se esta insertando</w:t>
-      </w:r>
-    </w:p>
-    <w:p>
-      <w:pPr>
-        <w:pStyle w:val="ListBullet2"/>
-      </w:pPr>
-      <w:r>
-        <w:rPr>
-          <w:b w:val="0"/>
-          <w:color w:val="4A4A49"/>
-          <w:sz w:val="22"/>
-        </w:rPr>
-        <w:t>Y la regla del proyecto necesita consultar otra tabla, ya que activa vive en mascota y la fila que se inserta esta en cita.</w:t>
-      </w:r>
-    </w:p>
-    <w:p>
-      <w:pPr>
-        <w:pStyle w:val="ListBullet2"/>
-      </w:pPr>
-      <w:r>
-        <w:rPr>
-          <w:b w:val="0"/>
-          <w:color w:val="4A4A49"/>
-          <w:sz w:val="22"/>
-        </w:rPr>
-        <w:t>«Por que mi procedimiento inserta la cita de una mascota que no existe»: porque en PL/pgSQL un SELECT INTO sin resultado no lanza excepcion, deja la variable en nulo</w:t>
-      </w:r>
-    </w:p>
-    <w:p>
-      <w:pPr>
-        <w:pStyle w:val="ListBullet2"/>
-      </w:pPr>
-      <w:r>
-        <w:rPr>
-          <w:b w:val="0"/>
-          <w:color w:val="4A4A49"/>
-          <w:sz w:val="22"/>
-        </w:rPr>
-        <w:t>Y comparar nulo con 'S' da nulo, que no es verdadero pero tampoco entra por el IF; falta el IF NOT FOUND.</w:t>
-      </w:r>
-    </w:p>
-    <w:p>
-      <w:pPr>
-        <w:pStyle w:val="ListBullet2"/>
-      </w:pPr>
-      <w:r>
-        <w:rPr>
-          <w:b w:val="0"/>
-          <w:color w:val="4A4A49"/>
-          <w:sz w:val="22"/>
-        </w:rPr>
-        <w:t>«Un procedimiento es mas rapido»: ahorra viajes de red y analisis repetido, y cada viaje cuesta del orden de uno a cincuenta milisegundos segun la latencia, pero no arregla una consulta mal escrita; eso se ataca en las Clases 6 y 7</w:t>
-      </w:r>
-    </w:p>
-    <w:p>
-      <w:pPr>
-        <w:pStyle w:val="ListBullet2"/>
-      </w:pPr>
-      <w:r>
-        <w:rPr>
-          <w:b w:val="0"/>
-          <w:color w:val="4A4A49"/>
-          <w:sz w:val="22"/>
-        </w:rPr>
-        <w:t>Y en un motor que corre dentro del navegador la mejora de red no se puede medir, asi que se documenta como argumento y no como cronometraje.</w:t>
-      </w:r>
-    </w:p>
-    <w:p>
-      <w:pPr>
-        <w:pStyle w:val="ListBullet2"/>
-      </w:pPr>
-      <w:r>
-        <w:rPr>
-          <w:b w:val="0"/>
-          <w:color w:val="4A4A49"/>
-          <w:sz w:val="22"/>
-        </w:rPr>
-        <w:t>«Puedo devolver el mensaje en lugar de abortar»: se puede, y es exactamente lo que el sexto bloque del contrato tiene que justificar; la respuesta corta es que un mensaje que nadie revisa deja la cita creada igual.</w:t>
-      </w:r>
-    </w:p>
-    <w:p>
-      <w:pPr>
-        <w:pStyle w:val="ListBullet2"/>
-      </w:pPr>
-      <w:r>
-        <w:rPr>
-          <w:b w:val="0"/>
-          <w:color w:val="4A4A49"/>
-          <w:sz w:val="22"/>
-        </w:rPr>
-        <w:t>«Y si el procedimiento queda mal y la aplicacion ya lo llama»: CREATE OR REPLACE reemplaza el cuerpo conservando los privilegios otorgados, asi que no hay que repetir el GRANT EXECUTE mientras la firma no cambie; si cambia la firma hay que ajustar tambien a quien llama, y ahi conviene advertir algo de PostgreSQL: como admite sobrecarga, cambiar los tipos de los parametros no reemplaza el procedimiento anterior, crea uno nuevo al lado, y quedan dos.</w:t>
-      </w:r>
-    </w:p>
-    <w:p>
-      <w:pPr>
-        <w:pStyle w:val="ListBullet2"/>
-      </w:pPr>
-      <w:r>
-        <w:rPr>
-          <w:b w:val="0"/>
-          <w:color w:val="4A4A49"/>
-          <w:sz w:val="22"/>
-        </w:rPr>
-        <w:t>Se limpia con DROP PROCEDURE nombrando los tipos.</w:t>
-      </w:r>
-    </w:p>
-    <w:p>
-      <w:pPr>
-        <w:pStyle w:val="ListBullet2"/>
-      </w:pPr>
-      <w:r>
-        <w:rPr>
-          <w:b w:val="0"/>
-          <w:color w:val="4A4A49"/>
-          <w:sz w:val="22"/>
-        </w:rPr>
-        <w:t>Fuera de la lamina (habla de la practica): Lo de hoy no es una isla, y decirlo en voz alta le da sentido al entregable.</w:t>
-      </w:r>
-    </w:p>
-    <w:p>
-      <w:pPr>
-        <w:pStyle w:val="ListBullet2"/>
-      </w:pPr>
-      <w:r>
-        <w:rPr>
-          <w:b w:val="0"/>
-          <w:color w:val="4A4A49"/>
-          <w:sz w:val="22"/>
-        </w:rPr>
-        <w:t>Fuera de la lamina (habla de la practica): Y la Clase 12 consume estos procedimientos desde la aplicacion, que es cuando el contrato de la pregunta 5 deja de ser un documento y se vuelve la especificacion que alguien lee.</w:t>
+          <w:color w:val="1A1C1D"/>
+          <w:sz w:val="32"/>
+        </w:rPr>
+        <w:t>[Slide 27] Como amarra con las clases vecinas</w:t>
+      </w:r>
+    </w:p>
+    <w:p>
+      <w:r>
+        <w:rPr>
+          <w:b w:val="0"/>
+          <w:color w:val="4A4A49"/>
+          <w:sz w:val="22"/>
+        </w:rPr>
+        <w:t>QUÉ ES (dilo así): Lo de hoy usa lo que dejaron las clases anteriores y lo retoman las siguientes.</w:t>
+      </w:r>
+    </w:p>
+    <w:p>
+      <w:r>
+        <w:rPr>
+          <w:b w:val="0"/>
+          <w:color w:val="4A4A49"/>
+          <w:sz w:val="22"/>
+        </w:rPr>
+        <w:t>CÓMO DARLA (≈1 min):</w:t>
+      </w:r>
+    </w:p>
+    <w:p>
+      <w:pPr>
+        <w:pStyle w:val="ListBullet"/>
+      </w:pPr>
+      <w:r>
+        <w:rPr>
+          <w:b w:val="0"/>
+          <w:color w:val="4A4A49"/>
+          <w:sz w:val="22"/>
+        </w:rPr>
+        <w:t>Al entrar: Antes: la Clase 1 dejó el esquema y la baja lógica; la Clase 2, los roles y la idea de EXECUTE en vez de INSERT; hoy, los procedimientos.</w:t>
+      </w:r>
+    </w:p>
+    <w:p>
+      <w:pPr>
+        <w:pStyle w:val="ListBullet"/>
+      </w:pPr>
+      <w:r>
+        <w:rPr>
+          <w:b w:val="0"/>
+          <w:color w:val="4A4A49"/>
+          <w:sz w:val="22"/>
+        </w:rPr>
+        <w:t>Clic 1: Después: la Clase 4 decide para cada regla si va en CHECK, trigger o aplicación; la 8 retoma quién confirma la transacción; la 12 consume estos procedimientos desde la aplicación.</w:t>
+      </w:r>
+    </w:p>
+    <w:p>
+      <w:r>
+        <w:rPr>
+          <w:b w:val="0"/>
+          <w:color w:val="4A4A49"/>
+          <w:sz w:val="22"/>
+        </w:rPr>
+        <w:t>PASA A LA SIGUIENTE: Vamos a la demo.</w:t>
+      </w:r>
+    </w:p>
+    <w:p>
+      <w:pPr>
+        <w:spacing w:before="200" w:after="60"/>
+      </w:pPr>
+      <w:r>
+        <w:rPr>
+          <w:b/>
+          <w:color w:val="1A1C1D"/>
+          <w:sz w:val="32"/>
+        </w:rPr>
+        <w:t>[Slide 28] Demo del dia</w:t>
+      </w:r>
+    </w:p>
+    <w:p>
+      <w:r>
+        <w:rPr>
+          <w:b w:val="0"/>
+          <w:color w:val="4A4A49"/>
+          <w:sz w:val="22"/>
+        </w:rPr>
+        <w:t>QUÉ ES (dilo así): La demo junta lo de hoy: el procedimiento con sus validaciones, los CALL que abortan con su mensaje literal, la batería de pruebas en resultado_prueba y el conteo que demuestra que los errores no dejaron nada.</w:t>
+      </w:r>
+    </w:p>
+    <w:p>
+      <w:r>
+        <w:rPr>
+          <w:b w:val="0"/>
+          <w:color w:val="4A4A49"/>
+          <w:sz w:val="22"/>
+        </w:rPr>
+        <w:t>CÓMO DARLA (≈15 min):</w:t>
+      </w:r>
+    </w:p>
+    <w:p>
+      <w:pPr>
+        <w:pStyle w:val="ListBullet"/>
+      </w:pPr>
+      <w:r>
+        <w:rPr>
+          <w:b w:val="0"/>
+          <w:color w:val="4A4A49"/>
+          <w:sz w:val="22"/>
+        </w:rPr>
+        <w:t>Al entrar: 1) CREATE de sp_agendar_cita con las tres validaciones (4 min). 2) CALL con la mascota 1: cita creada; con la 3 y con la 99: lee cada mensaje en voz alta (3 min). 3) La batería: cuatro bloques DO y SELECT * FROM resultado_prueba ORDER BY id_prueba (5 min). 4) SELECT COUNT(*) FROM cita: de 10 a 11; y pg_get_functiondef para mostrar que quedó guardado (3 min).</w:t>
+      </w:r>
+    </w:p>
+    <w:p>
+      <w:r>
+        <w:rPr>
+          <w:b w:val="0"/>
+          <w:color w:val="4A4A49"/>
+          <w:sz w:val="22"/>
+        </w:rPr>
+        <w:t>CUIDADO: Recrea los datos antes de la demo si ya hiciste pruebas: el conteo de 10 a 11 solo vale sobre la base recién sembrada.</w:t>
+      </w:r>
+    </w:p>
+    <w:p>
+      <w:r>
+        <w:rPr>
+          <w:b w:val="0"/>
+          <w:color w:val="4A4A49"/>
+          <w:sz w:val="22"/>
+        </w:rPr>
+        <w:t>PASA A LA SIGUIENTE: Cierre de la clase.</w:t>
       </w:r>
     </w:p>
     <w:p>

--- a/Bases de Datos II/Kit docente/Clase 3/Guion Docente Clase 3 - Procedimientos almacenados.docx
+++ b/Bases de Datos II/Kit docente/Clase 3/Guion Docente Clase 3 - Procedimientos almacenados.docx
@@ -4388,7 +4388,7 @@
           <w:color w:val="4A4A49"/>
           <w:sz w:val="22"/>
         </w:rPr>
-        <w:t>Circular por estudiantes (o salas). Empujar evidencia, no perfectionismo.</w:t>
+        <w:t>Circular por estudiantes (o salas). Empujar evidencia, no perfeccionismo.</w:t>
       </w:r>
     </w:p>
     <w:p>
@@ -4664,7 +4664,7 @@
           <w:color w:val="4A4A49"/>
           <w:sz w:val="22"/>
         </w:rPr>
-        <w:t>tomelo, guardelo con ese nombre y vuelva a generar el guion — la imagen se embebe sola.</w:t>
+        <w:t>tomelo, guardelo con ese nombre y vuelva a generar el guion — la imagen se inserta sola.</w:t>
       </w:r>
     </w:p>
     <w:p>
